--- a/docs/marketing/clearai-dsh-知乎稿.docx
+++ b/docs/marketing/clearai-dsh-知乎稿.docx
@@ -117,1860 +117,15 @@
     </w:p>
     <w:p>
       <w:pPr>
-        <w:spacing w:after="100" w:before="200"/>
-        <w:jc w:val="center"/>
-      </w:pPr>
-      <w:r>
-        <w:rPr>
-          <w:rFonts w:ascii="PingFang SC" w:cs="PingFang SC" w:eastAsia="PingFang SC" w:hAnsi="PingFang SC"/>
-          <w:color w:val="6B6862"/>
-          <w:sz w:val="20"/>
-          <w:szCs w:val="20"/>
-        </w:rPr>
-        <w:t xml:space="preserve">15 套件 1372 条断言 · 29 个意图工具 · 6694 行内核 · Apache-2.0</w:t>
-      </w:r>
-    </w:p>
-    <w:p>
-      <w:pPr>
-        <w:jc w:val="center"/>
-      </w:pPr>
-      <w:r>
-        <w:rPr>
-          <w:rFonts w:ascii="PingFang SC" w:cs="PingFang SC" w:eastAsia="PingFang SC" w:hAnsi="PingFang SC"/>
-          <w:b/>
-          <w:bCs/>
-          <w:color w:val="2E75B6"/>
-          <w:sz w:val="22"/>
-          <w:szCs w:val="22"/>
-        </w:rPr>
-        <w:t xml:space="preserve">npx clearai-dsh install</w:t>
-      </w:r>
-    </w:p>
-    <w:p>
-      <w:r>
-        <w:br w:type="page"/>
-      </w:r>
-    </w:p>
-    <w:p>
-      <w:pPr>
-        <w:pStyle w:val="Heading2"/>
-        <w:pBdr>
-          <w:bottom w:val="single" w:color="2E75B6" w:sz="4" w:space="4"/>
-        </w:pBdr>
-        <w:spacing w:after="200" w:before="400"/>
-      </w:pPr>
-      <w:r>
-        <w:rPr>
-          <w:rFonts w:ascii="PingFang SC" w:cs="PingFang SC" w:eastAsia="PingFang SC" w:hAnsi="PingFang SC"/>
-          <w:b/>
-          <w:bCs/>
-          <w:color w:val="1C1A18"/>
-          <w:sz w:val="30"/>
-          <w:szCs w:val="30"/>
-        </w:rPr>
-        <w:t xml:space="preserve">1、我们在解决什么问题</w:t>
-      </w:r>
-    </w:p>
-    <w:p>
-      <w:pPr>
-        <w:spacing w:after="160" w:line="340"/>
-      </w:pPr>
-      <w:r>
-        <w:rPr>
-          <w:rFonts w:ascii="PingFang SC" w:cs="PingFang SC" w:eastAsia="PingFang SC" w:hAnsi="PingFang SC"/>
-          <w:color w:val="1C1A18"/>
-          <w:sz w:val="22"/>
-          <w:szCs w:val="22"/>
-        </w:rPr>
-        <w:t xml:space="preserve">用 AI Agent 做过正经研究的人大概都撞过这堵墙。</w:t>
-      </w:r>
-    </w:p>
-    <w:p>
-      <w:pPr>
-        <w:spacing w:after="160" w:line="340"/>
-      </w:pPr>
-      <w:r>
-        <w:rPr>
-          <w:rFonts w:ascii="PingFang SC" w:cs="PingFang SC" w:eastAsia="PingFang SC" w:hAnsi="PingFang SC"/>
-          <w:color w:val="1C1A18"/>
-          <w:sz w:val="22"/>
-          <w:szCs w:val="22"/>
-        </w:rPr>
-        <w:t xml:space="preserve">你让模型调研一个技术选型，它给你一份漂亮的分析。有结构、有数据、有结论。你读完觉得有道理，准备拿去汇报。</w:t>
-      </w:r>
-    </w:p>
-    <w:p>
-      <w:pPr>
-        <w:spacing w:after="160" w:line="340"/>
-      </w:pPr>
-      <w:r>
-        <w:rPr>
-          <w:rFonts w:ascii="PingFang SC" w:cs="PingFang SC" w:eastAsia="PingFang SC" w:hAnsi="PingFang SC"/>
-          <w:color w:val="1C1A18"/>
-          <w:sz w:val="22"/>
-          <w:szCs w:val="22"/>
-        </w:rPr>
-        <w:t xml:space="preserve">然后有人问：</w:t>
-      </w:r>
-      <w:r>
-        <w:rPr>
-          <w:rFonts w:ascii="PingFang SC" w:cs="PingFang SC" w:eastAsia="PingFang SC" w:hAnsi="PingFang SC"/>
-          <w:b/>
-          <w:bCs/>
-          <w:color w:val="1C1A18"/>
-          <w:sz w:val="22"/>
-          <w:szCs w:val="22"/>
-        </w:rPr>
-        <w:t xml:space="preserve">"这个结论怎么验证的？证据在哪？"</w:t>
-      </w:r>
-    </w:p>
-    <w:p>
-      <w:pPr>
-        <w:spacing w:after="160" w:line="340"/>
-      </w:pPr>
-      <w:r>
-        <w:rPr>
-          <w:rFonts w:ascii="PingFang SC" w:cs="PingFang SC" w:eastAsia="PingFang SC" w:hAnsi="PingFang SC"/>
-          <w:color w:val="1C1A18"/>
-          <w:sz w:val="22"/>
-          <w:szCs w:val="22"/>
-        </w:rPr>
-        <w:t xml:space="preserve">你翻聊天记录。证据散落在十几轮对话里，有的在工具输出里，有的在模型自己的推理链里，有的根本没有。你甚至不确定模型是推理出来的还是编出来的。</w:t>
-      </w:r>
-    </w:p>
-    <w:p>
-      <w:pPr>
-        <w:spacing w:after="160" w:line="340"/>
-      </w:pPr>
-      <w:r>
-        <w:rPr>
-          <w:rFonts w:ascii="PingFang SC" w:cs="PingFang SC" w:eastAsia="PingFang SC" w:hAnsi="PingFang SC"/>
-          <w:color w:val="1C1A18"/>
-          <w:sz w:val="22"/>
-          <w:szCs w:val="22"/>
-        </w:rPr>
-        <w:t xml:space="preserve">这件事的本质：</w:t>
-      </w:r>
-      <w:r>
-        <w:rPr>
-          <w:rFonts w:ascii="PingFang SC" w:cs="PingFang SC" w:eastAsia="PingFang SC" w:hAnsi="PingFang SC"/>
-          <w:b/>
-          <w:bCs/>
-          <w:color w:val="1C1A18"/>
-          <w:sz w:val="22"/>
-          <w:szCs w:val="22"/>
-        </w:rPr>
-        <w:t xml:space="preserve">Agent 架构里没有一个地方存放"这个结论凭什么成立"。</w:t>
-      </w:r>
-      <w:r>
-        <w:rPr>
-          <w:rFonts w:ascii="PingFang SC" w:cs="PingFang SC" w:eastAsia="PingFang SC" w:hAnsi="PingFang SC"/>
-          <w:color w:val="1C1A18"/>
-          <w:sz w:val="22"/>
-          <w:szCs w:val="22"/>
-        </w:rPr>
-        <w:t xml:space="preserve">聊天记录不存这个，向量数据库不存这个，LangGraph 的 state graph 也不存这个。</w:t>
-      </w:r>
-    </w:p>
-    <w:p>
-      <w:pPr>
-        <w:spacing w:after="160" w:line="340"/>
-      </w:pPr>
-      <w:r>
-        <w:rPr>
-          <w:rFonts w:ascii="PingFang SC" w:cs="PingFang SC" w:eastAsia="PingFang SC" w:hAnsi="PingFang SC"/>
-          <w:color w:val="1C1A18"/>
-          <w:sz w:val="22"/>
-          <w:szCs w:val="22"/>
-        </w:rPr>
-        <w:t xml:space="preserve">同时，你希望研究产出能</w:t>
-      </w:r>
-      <w:r>
-        <w:rPr>
-          <w:rFonts w:ascii="PingFang SC" w:cs="PingFang SC" w:eastAsia="PingFang SC" w:hAnsi="PingFang SC"/>
-          <w:b/>
-          <w:bCs/>
-          <w:color w:val="1C1A18"/>
-          <w:sz w:val="22"/>
-          <w:szCs w:val="22"/>
-        </w:rPr>
-        <w:t xml:space="preserve">积累</w:t>
-      </w:r>
-      <w:r>
-        <w:rPr>
-          <w:rFonts w:ascii="PingFang SC" w:cs="PingFang SC" w:eastAsia="PingFang SC" w:hAnsi="PingFang SC"/>
-          <w:color w:val="1C1A18"/>
-          <w:sz w:val="22"/>
-          <w:szCs w:val="22"/>
-        </w:rPr>
-        <w:t xml:space="preserve">——今天做完的调研，明天换一个人还能接着用。积累需要一个结构化的形态。</w:t>
-      </w:r>
-    </w:p>
-    <w:p>
-      <w:pPr>
-        <w:spacing w:after="160" w:line="340"/>
-      </w:pPr>
-      <w:r>
-        <w:rPr>
-          <w:rFonts w:ascii="PingFang SC" w:cs="PingFang SC" w:eastAsia="PingFang SC" w:hAnsi="PingFang SC"/>
-          <w:color w:val="1C1A18"/>
-          <w:sz w:val="22"/>
-          <w:szCs w:val="22"/>
-        </w:rPr>
-        <w:t xml:space="preserve">我们的判断：这个形态是</w:t>
-      </w:r>
-      <w:r>
-        <w:rPr>
-          <w:rFonts w:ascii="PingFang SC" w:cs="PingFang SC" w:eastAsia="PingFang SC" w:hAnsi="PingFang SC"/>
-          <w:b/>
-          <w:bCs/>
-          <w:color w:val="1C1A18"/>
-          <w:sz w:val="22"/>
-          <w:szCs w:val="22"/>
-        </w:rPr>
-        <w:t xml:space="preserve">领域本体</w:t>
-      </w:r>
-      <w:r>
-        <w:rPr>
-          <w:rFonts w:ascii="PingFang SC" w:cs="PingFang SC" w:eastAsia="PingFang SC" w:hAnsi="PingFang SC"/>
-          <w:color w:val="1C1A18"/>
-          <w:sz w:val="22"/>
-          <w:szCs w:val="22"/>
-        </w:rPr>
-        <w:t xml:space="preserve">（domain ontology），而让本体里的每条边都可信的那套工艺是</w:t>
-      </w:r>
-      <w:r>
-        <w:rPr>
-          <w:rFonts w:ascii="PingFang SC" w:cs="PingFang SC" w:eastAsia="PingFang SC" w:hAnsi="PingFang SC"/>
-          <w:b/>
-          <w:bCs/>
-          <w:color w:val="1C1A18"/>
-          <w:sz w:val="22"/>
-          <w:szCs w:val="22"/>
-        </w:rPr>
-        <w:t xml:space="preserve">认识论循环</w:t>
-      </w:r>
-      <w:r>
-        <w:rPr>
-          <w:rFonts w:ascii="PingFang SC" w:cs="PingFang SC" w:eastAsia="PingFang SC" w:hAnsi="PingFang SC"/>
-          <w:color w:val="1C1A18"/>
-          <w:sz w:val="22"/>
-          <w:szCs w:val="22"/>
-        </w:rPr>
-        <w:t xml:space="preserve">（epistemic loop）。ClearAI 把两者做成了一个 DSH 插件：</w:t>
-      </w:r>
-    </w:p>
-    <w:p>
-      <w:pPr>
-        <w:pBdr>
-          <w:left w:val="single" w:color="2E75B6" w:sz="12" w:space="8"/>
-        </w:pBdr>
-        <w:spacing w:after="160" w:before="120"/>
-        <w:ind w:left="480"/>
-      </w:pPr>
-      <w:r>
-        <w:rPr>
-          <w:rFonts w:ascii="PingFang SC" w:cs="PingFang SC" w:eastAsia="PingFang SC" w:hAnsi="PingFang SC"/>
-          <w:b/>
-          <w:bCs/>
-          <w:color w:val="1C1A18"/>
-          <w:sz w:val="22"/>
-          <w:szCs w:val="22"/>
-        </w:rPr>
-        <w:t xml:space="preserve">AI 在你的项目里长出一个活的领域本体，每条边都通过验证循环挣得它的位置。</w:t>
-      </w:r>
-    </w:p>
-    <w:p>
-      <w:pPr>
-        <w:pStyle w:val="Heading2"/>
-        <w:pBdr>
-          <w:bottom w:val="single" w:color="2E75B6" w:sz="4" w:space="4"/>
-        </w:pBdr>
-        <w:spacing w:after="200" w:before="400"/>
-      </w:pPr>
-      <w:r>
-        <w:rPr>
-          <w:rFonts w:ascii="PingFang SC" w:cs="PingFang SC" w:eastAsia="PingFang SC" w:hAnsi="PingFang SC"/>
-          <w:b/>
-          <w:bCs/>
-          <w:color w:val="1C1A18"/>
-          <w:sz w:val="30"/>
-          <w:szCs w:val="30"/>
-        </w:rPr>
-        <w:t xml:space="preserve">2、本体是终点，认识论是到达终点的路</w:t>
-      </w:r>
-    </w:p>
-    <w:p>
-      <w:pPr>
-        <w:spacing w:after="160" w:line="340"/>
-      </w:pPr>
-      <w:r>
-        <w:rPr>
-          <w:rFonts w:ascii="PingFang SC" w:cs="PingFang SC" w:eastAsia="PingFang SC" w:hAnsi="PingFang SC"/>
-          <w:color w:val="1C1A18"/>
-          <w:sz w:val="22"/>
-          <w:szCs w:val="22"/>
-        </w:rPr>
-        <w:t xml:space="preserve">两个词经常被混着用，先把关系说清楚。</w:t>
-      </w:r>
-    </w:p>
-    <w:p>
-      <w:pPr>
-        <w:spacing w:after="160" w:line="340"/>
-      </w:pPr>
-      <w:r>
-        <w:rPr>
-          <w:rFonts w:ascii="PingFang SC" w:cs="PingFang SC" w:eastAsia="PingFang SC" w:hAnsi="PingFang SC"/>
-          <w:b/>
-          <w:bCs/>
-          <w:color w:val="1C1A18"/>
-          <w:sz w:val="22"/>
-          <w:szCs w:val="22"/>
-        </w:rPr>
-        <w:t xml:space="preserve">本体论</w:t>
-      </w:r>
-      <w:r>
-        <w:rPr>
-          <w:rFonts w:ascii="PingFang SC" w:cs="PingFang SC" w:eastAsia="PingFang SC" w:hAnsi="PingFang SC"/>
-          <w:color w:val="1C1A18"/>
-          <w:sz w:val="22"/>
-          <w:szCs w:val="22"/>
-        </w:rPr>
-        <w:t xml:space="preserve">（ontology）回答的问题是：这个世界有哪些类的东西？它们之间有什么关系？在工程语境里，本体的产出是</w:t>
-      </w:r>
-      <w:r>
-        <w:rPr>
-          <w:rFonts w:ascii="PingFang SC" w:cs="PingFang SC" w:eastAsia="PingFang SC" w:hAnsi="PingFang SC"/>
-          <w:b/>
-          <w:bCs/>
-          <w:color w:val="1C1A18"/>
-          <w:sz w:val="22"/>
-          <w:szCs w:val="22"/>
-        </w:rPr>
-        <w:t xml:space="preserve">一组概念、一组谓词、一组实例和它们之间的关系</w:t>
-      </w:r>
-      <w:r>
-        <w:rPr>
-          <w:rFonts w:ascii="PingFang SC" w:cs="PingFang SC" w:eastAsia="PingFang SC" w:hAnsi="PingFang SC"/>
-          <w:color w:val="1C1A18"/>
-          <w:sz w:val="22"/>
-          <w:szCs w:val="22"/>
-        </w:rPr>
-        <w:t xml:space="preserve">——一个结构化的知识库。</w:t>
-      </w:r>
-    </w:p>
-    <w:p>
-      <w:pPr>
-        <w:spacing w:after="160" w:line="340"/>
-      </w:pPr>
-      <w:r>
-        <w:rPr>
-          <w:rFonts w:ascii="PingFang SC" w:cs="PingFang SC" w:eastAsia="PingFang SC" w:hAnsi="PingFang SC"/>
-          <w:b/>
-          <w:bCs/>
-          <w:color w:val="1C1A18"/>
-          <w:sz w:val="22"/>
-          <w:szCs w:val="22"/>
-        </w:rPr>
-        <w:t xml:space="preserve">认识论</w:t>
-      </w:r>
-      <w:r>
-        <w:rPr>
-          <w:rFonts w:ascii="PingFang SC" w:cs="PingFang SC" w:eastAsia="PingFang SC" w:hAnsi="PingFang SC"/>
-          <w:color w:val="1C1A18"/>
-          <w:sz w:val="22"/>
-          <w:szCs w:val="22"/>
-        </w:rPr>
-        <w:t xml:space="preserve">（epistemology）回答的问题是：一个信念凭什么算知识？证据怎么支持结论？在工程语境里，认识论的产出是</w:t>
-      </w:r>
-      <w:r>
-        <w:rPr>
-          <w:rFonts w:ascii="PingFang SC" w:cs="PingFang SC" w:eastAsia="PingFang SC" w:hAnsi="PingFang SC"/>
-          <w:b/>
-          <w:bCs/>
-          <w:color w:val="1C1A18"/>
-          <w:sz w:val="22"/>
-          <w:szCs w:val="22"/>
-        </w:rPr>
-        <w:t xml:space="preserve">一套验证机制</w:t>
-      </w:r>
-      <w:r>
-        <w:rPr>
-          <w:rFonts w:ascii="PingFang SC" w:cs="PingFang SC" w:eastAsia="PingFang SC" w:hAnsi="PingFang SC"/>
-          <w:color w:val="1C1A18"/>
-          <w:sz w:val="22"/>
-          <w:szCs w:val="22"/>
-        </w:rPr>
-        <w:t xml:space="preserve">——判据怎么登记、证据怎么分级、结论怎么裁决。</w:t>
-      </w:r>
-    </w:p>
-    <w:p>
-      <w:pPr>
-        <w:spacing w:after="160" w:line="340"/>
-      </w:pPr>
-      <w:r>
-        <w:rPr>
-          <w:rFonts w:ascii="PingFang SC" w:cs="PingFang SC" w:eastAsia="PingFang SC" w:hAnsi="PingFang SC"/>
-          <w:color w:val="1C1A18"/>
-          <w:sz w:val="22"/>
-          <w:szCs w:val="22"/>
-        </w:rPr>
-        <w:t xml:space="preserve">两者的关系用一个比喻：</w:t>
-      </w:r>
-    </w:p>
-    <w:p>
-      <w:pPr>
-        <w:pStyle w:val="ListParagraph"/>
-        <w:numPr>
-          <w:ilvl w:val="0"/>
-          <w:numId w:val="1"/>
-        </w:numPr>
-        <w:spacing w:after="100" w:line="320"/>
-      </w:pPr>
-      <w:r>
-        <w:rPr>
-          <w:rFonts w:ascii="PingFang SC" w:cs="PingFang SC" w:eastAsia="PingFang SC" w:hAnsi="PingFang SC"/>
-          <w:b/>
-          <w:bCs/>
-          <w:color w:val="1C1A18"/>
-          <w:sz w:val="22"/>
-          <w:szCs w:val="22"/>
-        </w:rPr>
-        <w:t xml:space="preserve">本体是房子</w:t>
-      </w:r>
-      <w:r>
-        <w:rPr>
-          <w:rFonts w:ascii="PingFang SC" w:cs="PingFang SC" w:eastAsia="PingFang SC" w:hAnsi="PingFang SC"/>
-          <w:color w:val="1C1A18"/>
-          <w:sz w:val="22"/>
-          <w:szCs w:val="22"/>
-        </w:rPr>
-        <w:t xml:space="preserve">——你要住的地方，最终交付的东西。</w:t>
-      </w:r>
-    </w:p>
-    <w:p>
-      <w:pPr>
-        <w:pStyle w:val="ListParagraph"/>
-        <w:numPr>
-          <w:ilvl w:val="0"/>
-          <w:numId w:val="1"/>
-        </w:numPr>
-        <w:spacing w:after="100" w:line="320"/>
-      </w:pPr>
-      <w:r>
-        <w:rPr>
-          <w:rFonts w:ascii="PingFang SC" w:cs="PingFang SC" w:eastAsia="PingFang SC" w:hAnsi="PingFang SC"/>
-          <w:b/>
-          <w:bCs/>
-          <w:color w:val="1C1A18"/>
-          <w:sz w:val="22"/>
-          <w:szCs w:val="22"/>
-        </w:rPr>
-        <w:t xml:space="preserve">认识论是施工规范</w:t>
-      </w:r>
-      <w:r>
-        <w:rPr>
-          <w:rFonts w:ascii="PingFang SC" w:cs="PingFang SC" w:eastAsia="PingFang SC" w:hAnsi="PingFang SC"/>
-          <w:color w:val="1C1A18"/>
-          <w:sz w:val="22"/>
-          <w:szCs w:val="22"/>
-        </w:rPr>
-        <w:t xml:space="preserve">——地基怎么打、钢筋怎么焊、验收怎么做。</w:t>
-      </w:r>
-    </w:p>
-    <w:p>
-      <w:pPr>
-        <w:spacing w:after="160" w:line="340"/>
-      </w:pPr>
-      <w:r>
-        <w:rPr>
-          <w:rFonts w:ascii="PingFang SC" w:cs="PingFang SC" w:eastAsia="PingFang SC" w:hAnsi="PingFang SC"/>
-          <w:color w:val="1C1A18"/>
-          <w:sz w:val="22"/>
-          <w:szCs w:val="22"/>
-        </w:rPr>
-        <w:t xml:space="preserve">没有施工规范的房子也能盖起来，看起来像模像样。但你敢住吗？</w:t>
-      </w:r>
-    </w:p>
-    <w:p>
-      <w:pPr>
-        <w:spacing w:after="160" w:line="340"/>
-      </w:pPr>
-      <w:r>
-        <w:rPr>
-          <w:rFonts w:ascii="PingFang SC" w:cs="PingFang SC" w:eastAsia="PingFang SC" w:hAnsi="PingFang SC"/>
-          <w:color w:val="1C1A18"/>
-          <w:sz w:val="22"/>
-          <w:szCs w:val="22"/>
-        </w:rPr>
-        <w:t xml:space="preserve">市面上绝大多数"AI + 知识图谱"的做法是：让 LLM 从文本里抽取实体和关系，直接画到图上。这相当于</w:t>
-      </w:r>
-      <w:r>
-        <w:rPr>
-          <w:rFonts w:ascii="PingFang SC" w:cs="PingFang SC" w:eastAsia="PingFang SC" w:hAnsi="PingFang SC"/>
-          <w:b/>
-          <w:bCs/>
-          <w:color w:val="1C1A18"/>
-          <w:sz w:val="22"/>
-          <w:szCs w:val="22"/>
-        </w:rPr>
-        <w:t xml:space="preserve">让一个没有资质的承包商凭感觉盖房子</w:t>
-      </w:r>
-      <w:r>
-        <w:rPr>
-          <w:rFonts w:ascii="PingFang SC" w:cs="PingFang SC" w:eastAsia="PingFang SC" w:hAnsi="PingFang SC"/>
-          <w:color w:val="1C1A18"/>
-          <w:sz w:val="22"/>
-          <w:szCs w:val="22"/>
-        </w:rPr>
-        <w:t xml:space="preserve">。速度很快，外观很漂亮，但你不知道墙里有没有钢筋。</w:t>
-      </w:r>
-    </w:p>
-    <w:p>
-      <w:pPr>
-        <w:spacing w:after="160" w:line="340"/>
-      </w:pPr>
-      <w:r>
-        <w:rPr>
-          <w:rFonts w:ascii="PingFang SC" w:cs="PingFang SC" w:eastAsia="PingFang SC" w:hAnsi="PingFang SC"/>
-          <w:color w:val="1C1A18"/>
-          <w:sz w:val="22"/>
-          <w:szCs w:val="22"/>
-        </w:rPr>
-        <w:t xml:space="preserve">ClearAI 的做法：每一块砖（每一条断言）都要过验收（验证循环），验收记录（证据链）跟着砖走，房子盖完时每面墙都可以追溯到验收单。</w:t>
-      </w:r>
-    </w:p>
-    <w:p>
-      <w:pPr>
-        <w:spacing w:after="160" w:line="340"/>
-      </w:pPr>
-      <w:r>
-        <w:rPr>
-          <w:rFonts w:ascii="PingFang SC" w:cs="PingFang SC" w:eastAsia="PingFang SC" w:hAnsi="PingFang SC"/>
-          <w:b/>
-          <w:bCs/>
-          <w:color w:val="1C1A18"/>
-          <w:sz w:val="22"/>
-          <w:szCs w:val="22"/>
-        </w:rPr>
-        <w:t xml:space="preserve">本体是交付物，认识论是质量体系。缺了质量体系的交付物，不敢用。</w:t>
-      </w:r>
-    </w:p>
-    <w:p>
-      <w:pPr>
-        <w:pStyle w:val="Heading2"/>
-        <w:pBdr>
-          <w:bottom w:val="single" w:color="2E75B6" w:sz="4" w:space="4"/>
-        </w:pBdr>
-        <w:spacing w:after="200" w:before="400"/>
-      </w:pPr>
-      <w:r>
-        <w:rPr>
-          <w:rFonts w:ascii="PingFang SC" w:cs="PingFang SC" w:eastAsia="PingFang SC" w:hAnsi="PingFang SC"/>
-          <w:b/>
-          <w:bCs/>
-          <w:color w:val="1C1A18"/>
-          <w:sz w:val="30"/>
-          <w:szCs w:val="30"/>
-        </w:rPr>
-        <w:t xml:space="preserve">3、可信本体的三条判据</w:t>
-      </w:r>
-    </w:p>
-    <w:p>
-      <w:pPr>
-        <w:spacing w:after="160" w:line="340"/>
-      </w:pPr>
-      <w:r>
-        <w:rPr>
-          <w:rFonts w:ascii="PingFang SC" w:cs="PingFang SC" w:eastAsia="PingFang SC" w:hAnsi="PingFang SC"/>
-          <w:color w:val="1C1A18"/>
-          <w:sz w:val="22"/>
-          <w:szCs w:val="22"/>
-        </w:rPr>
-        <w:t xml:space="preserve">一个本体要配得上"可信"这两个字，至少满足三条：</w:t>
-      </w:r>
-    </w:p>
-    <w:p>
-      <w:pPr>
-        <w:spacing w:after="160" w:line="340"/>
-      </w:pPr>
-      <w:r>
-        <w:rPr>
-          <w:rFonts w:ascii="PingFang SC" w:cs="PingFang SC" w:eastAsia="PingFang SC" w:hAnsi="PingFang SC"/>
-          <w:b/>
-          <w:bCs/>
-          <w:color w:val="1C1A18"/>
-          <w:sz w:val="22"/>
-          <w:szCs w:val="22"/>
-        </w:rPr>
-        <w:t xml:space="preserve">① 每条边有出处。</w:t>
-      </w:r>
-      <w:r>
-        <w:rPr>
-          <w:rFonts w:ascii="PingFang SC" w:cs="PingFang SC" w:eastAsia="PingFang SC" w:hAnsi="PingFang SC"/>
-          <w:color w:val="1C1A18"/>
-          <w:sz w:val="22"/>
-          <w:szCs w:val="22"/>
-        </w:rPr>
-        <w:t xml:space="preserve"> 这条断言"铸锭的氧含量是 10 ppm"——谁测的？怎么测的？在哪条证据链上？没有出处的边和编造的边没有区别。</w:t>
-      </w:r>
-    </w:p>
-    <w:p>
-      <w:pPr>
-        <w:spacing w:after="160" w:line="340"/>
-      </w:pPr>
-      <w:r>
-        <w:rPr>
-          <w:rFonts w:ascii="PingFang SC" w:cs="PingFang SC" w:eastAsia="PingFang SC" w:hAnsi="PingFang SC"/>
-          <w:b/>
-          <w:bCs/>
-          <w:color w:val="1C1A18"/>
-          <w:sz w:val="22"/>
-          <w:szCs w:val="22"/>
-        </w:rPr>
-        <w:t xml:space="preserve">② 矛盾能被自动发现。</w:t>
-      </w:r>
-      <w:r>
-        <w:rPr>
-          <w:rFonts w:ascii="PingFang SC" w:cs="PingFang SC" w:eastAsia="PingFang SC" w:hAnsi="PingFang SC"/>
-          <w:color w:val="1C1A18"/>
-          <w:sz w:val="22"/>
-          <w:szCs w:val="22"/>
-        </w:rPr>
-        <w:t xml:space="preserve"> 两条已确认的事实挂在同一个单值谓词、同一个主体、不同取值上——数学上不可能同时为真——系统必须自动报出来。</w:t>
-      </w:r>
-    </w:p>
-    <w:p>
-      <w:pPr>
-        <w:spacing w:after="160" w:line="340"/>
-      </w:pPr>
-      <w:r>
-        <w:rPr>
-          <w:rFonts w:ascii="PingFang SC" w:cs="PingFang SC" w:eastAsia="PingFang SC" w:hAnsi="PingFang SC"/>
-          <w:b/>
-          <w:bCs/>
-          <w:color w:val="1C1A18"/>
-          <w:sz w:val="22"/>
-          <w:szCs w:val="22"/>
-        </w:rPr>
-        <w:t xml:space="preserve">③ 状态可以回放到零。</w:t>
-      </w:r>
-      <w:r>
-        <w:rPr>
-          <w:rFonts w:ascii="PingFang SC" w:cs="PingFang SC" w:eastAsia="PingFang SC" w:hAnsi="PingFang SC"/>
-          <w:color w:val="1C1A18"/>
-          <w:sz w:val="22"/>
-          <w:szCs w:val="22"/>
-        </w:rPr>
-        <w:t xml:space="preserve"> 从当前的完整状态出发，能一步步还原回最初的事件流。每一条边的诞生过程都可审计。</w:t>
-      </w:r>
-    </w:p>
-    <w:p>
-      <w:pPr>
-        <w:spacing w:after="160" w:line="340"/>
-      </w:pPr>
-      <w:r>
-        <w:rPr>
-          <w:rFonts w:ascii="PingFang SC" w:cs="PingFang SC" w:eastAsia="PingFang SC" w:hAnsi="PingFang SC"/>
-          <w:color w:val="1C1A18"/>
-          <w:sz w:val="22"/>
-          <w:szCs w:val="22"/>
-        </w:rPr>
-        <w:t xml:space="preserve">ClearAI 的全部架构都在为这三条服务。</w:t>
-      </w:r>
-    </w:p>
-    <w:p>
-      <w:pPr>
-        <w:pStyle w:val="Heading2"/>
-        <w:pBdr>
-          <w:bottom w:val="single" w:color="2E75B6" w:sz="4" w:space="4"/>
-        </w:pBdr>
-        <w:spacing w:after="200" w:before="400"/>
-      </w:pPr>
-      <w:r>
-        <w:rPr>
-          <w:rFonts w:ascii="PingFang SC" w:cs="PingFang SC" w:eastAsia="PingFang SC" w:hAnsi="PingFang SC"/>
-          <w:b/>
-          <w:bCs/>
-          <w:color w:val="1C1A18"/>
-          <w:sz w:val="30"/>
-          <w:szCs w:val="30"/>
-        </w:rPr>
-        <w:t xml:space="preserve">4、本体的形态：词汇先于句子</w:t>
-      </w:r>
-    </w:p>
-    <w:p>
-      <w:pPr>
-        <w:spacing w:after="160" w:line="340"/>
-      </w:pPr>
-      <w:r>
-        <w:rPr>
-          <w:rFonts w:ascii="PingFang SC" w:cs="PingFang SC" w:eastAsia="PingFang SC" w:hAnsi="PingFang SC"/>
-          <w:color w:val="1C1A18"/>
-          <w:sz w:val="22"/>
-          <w:szCs w:val="22"/>
-        </w:rPr>
-        <w:t xml:space="preserve">一个可信本体的地基是</w:t>
-      </w:r>
-      <w:r>
-        <w:rPr>
-          <w:rFonts w:ascii="PingFang SC" w:cs="PingFang SC" w:eastAsia="PingFang SC" w:hAnsi="PingFang SC"/>
-          <w:b/>
-          <w:bCs/>
-          <w:color w:val="1C1A18"/>
-          <w:sz w:val="22"/>
-          <w:szCs w:val="22"/>
-        </w:rPr>
-        <w:t xml:space="preserve">领域语言</w:t>
-      </w:r>
-      <w:r>
-        <w:rPr>
-          <w:rFonts w:ascii="PingFang SC" w:cs="PingFang SC" w:eastAsia="PingFang SC" w:hAnsi="PingFang SC"/>
-          <w:color w:val="1C1A18"/>
-          <w:sz w:val="22"/>
-          <w:szCs w:val="22"/>
-        </w:rPr>
-        <w:t xml:space="preserve">——先定好用什么词，再用这些词说话。</w:t>
-      </w:r>
-    </w:p>
-    <w:p>
-      <w:pPr>
-        <w:pStyle w:val="Heading3"/>
-        <w:spacing w:after="140" w:before="300"/>
-      </w:pPr>
-      <w:r>
-        <w:rPr>
-          <w:rFonts w:ascii="PingFang SC" w:cs="PingFang SC" w:eastAsia="PingFang SC" w:hAnsi="PingFang SC"/>
-          <w:b/>
-          <w:bCs/>
-          <w:color w:val="1C1A18"/>
-          <w:sz w:val="25"/>
-          <w:szCs w:val="25"/>
-        </w:rPr>
-        <w:t xml:space="preserve">概念与谓词</w:t>
-      </w:r>
-    </w:p>
-    <w:p>
-      <w:pPr>
-        <w:shd w:fill="F5F4F0" w:val="clear"/>
-        <w:spacing w:after="60"/>
-        <w:ind w:left="360" w:right="360"/>
-      </w:pPr>
-    </w:p>
-    <w:p>
-      <w:pPr>
-        <w:shd w:fill="F5F4F0" w:val="clear"/>
-        <w:spacing w:after="0" w:line="280"/>
-        <w:ind w:left="360" w:right="360"/>
-      </w:pPr>
-      <w:r>
-        <w:rPr>
-          <w:rFonts w:ascii="SF Mono" w:cs="SF Mono" w:eastAsia="SF Mono" w:hAnsi="SF Mono"/>
-          <w:color w:val="333333"/>
-          <w:sz w:val="18"/>
-          <w:szCs w:val="18"/>
-        </w:rPr>
-        <w:t xml:space="preserve">RegisterTerm({</w:t>
-      </w:r>
-    </w:p>
-    <w:p>
-      <w:pPr>
-        <w:shd w:fill="F5F4F0" w:val="clear"/>
-        <w:spacing w:after="0" w:line="280"/>
-        <w:ind w:left="360" w:right="360"/>
-      </w:pPr>
-      <w:r>
-        <w:rPr>
-          <w:rFonts w:ascii="SF Mono" w:cs="SF Mono" w:eastAsia="SF Mono" w:hAnsi="SF Mono"/>
-          <w:color w:val="333333"/>
-          <w:sz w:val="18"/>
-          <w:szCs w:val="18"/>
-        </w:rPr>
-        <w:t xml:space="preserve">  id: "ingot",</w:t>
-      </w:r>
-    </w:p>
-    <w:p>
-      <w:pPr>
-        <w:shd w:fill="F5F4F0" w:val="clear"/>
-        <w:spacing w:after="0" w:line="280"/>
-        <w:ind w:left="360" w:right="360"/>
-      </w:pPr>
-      <w:r>
-        <w:rPr>
-          <w:rFonts w:ascii="SF Mono" w:cs="SF Mono" w:eastAsia="SF Mono" w:hAnsi="SF Mono"/>
-          <w:color w:val="333333"/>
-          <w:sz w:val="18"/>
-          <w:szCs w:val="18"/>
-        </w:rPr>
-        <w:t xml:space="preserve">  label: "铸锭",</w:t>
-      </w:r>
-    </w:p>
-    <w:p>
-      <w:pPr>
-        <w:shd w:fill="F5F4F0" w:val="clear"/>
-        <w:spacing w:after="0" w:line="280"/>
-        <w:ind w:left="360" w:right="360"/>
-      </w:pPr>
-      <w:r>
-        <w:rPr>
-          <w:rFonts w:ascii="SF Mono" w:cs="SF Mono" w:eastAsia="SF Mono" w:hAnsi="SF Mono"/>
-          <w:color w:val="333333"/>
-          <w:sz w:val="18"/>
-          <w:szCs w:val="18"/>
-        </w:rPr>
-        <w:t xml:space="preserve">  gloss: "立式半连续铸造产出的单根金属锭",</w:t>
-      </w:r>
-    </w:p>
-    <w:p>
-      <w:pPr>
-        <w:shd w:fill="F5F4F0" w:val="clear"/>
-        <w:spacing w:after="0" w:line="280"/>
-        <w:ind w:left="360" w:right="360"/>
-      </w:pPr>
-      <w:r>
-        <w:rPr>
-          <w:rFonts w:ascii="SF Mono" w:cs="SF Mono" w:eastAsia="SF Mono" w:hAnsi="SF Mono"/>
-          <w:color w:val="333333"/>
-          <w:sz w:val="18"/>
-          <w:szCs w:val="18"/>
-        </w:rPr>
-        <w:t xml:space="preserve">  basis: "工艺手册第 6.1 节"       // ← 必填：这个词的出处</w:t>
-      </w:r>
-    </w:p>
-    <w:p>
-      <w:pPr>
-        <w:shd w:fill="F5F4F0" w:val="clear"/>
-        <w:spacing w:after="0" w:line="280"/>
-        <w:ind w:left="360" w:right="360"/>
-      </w:pPr>
-      <w:r>
-        <w:rPr>
-          <w:rFonts w:ascii="SF Mono" w:cs="SF Mono" w:eastAsia="SF Mono" w:hAnsi="SF Mono"/>
-          <w:color w:val="333333"/>
-          <w:sz w:val="18"/>
-          <w:szCs w:val="18"/>
-        </w:rPr>
-        <w:t xml:space="preserve">})</w:t>
-      </w:r>
-    </w:p>
-    <w:p>
-      <w:pPr>
-        <w:shd w:fill="F5F4F0" w:val="clear"/>
-        <w:spacing w:after="0" w:line="280"/>
-        <w:ind w:left="360" w:right="360"/>
-      </w:pPr>
-      <w:r>
-        <w:rPr>
-          <w:rFonts w:ascii="SF Mono" w:cs="SF Mono" w:eastAsia="SF Mono" w:hAnsi="SF Mono"/>
-          <w:color w:val="333333"/>
-          <w:sz w:val="18"/>
-          <w:szCs w:val="18"/>
-        </w:rPr>
-        <w:t xml:space="preserve"/>
-      </w:r>
-    </w:p>
-    <w:p>
-      <w:pPr>
-        <w:shd w:fill="F5F4F0" w:val="clear"/>
-        <w:spacing w:after="0" w:line="280"/>
-        <w:ind w:left="360" w:right="360"/>
-      </w:pPr>
-      <w:r>
-        <w:rPr>
-          <w:rFonts w:ascii="SF Mono" w:cs="SF Mono" w:eastAsia="SF Mono" w:hAnsi="SF Mono"/>
-          <w:color w:val="333333"/>
-          <w:sz w:val="18"/>
-          <w:szCs w:val="18"/>
-        </w:rPr>
-        <w:t xml:space="preserve">RegisterPredicate({</w:t>
-      </w:r>
-    </w:p>
-    <w:p>
-      <w:pPr>
-        <w:shd w:fill="F5F4F0" w:val="clear"/>
-        <w:spacing w:after="0" w:line="280"/>
-        <w:ind w:left="360" w:right="360"/>
-      </w:pPr>
-      <w:r>
-        <w:rPr>
-          <w:rFonts w:ascii="SF Mono" w:cs="SF Mono" w:eastAsia="SF Mono" w:hAnsi="SF Mono"/>
-          <w:color w:val="333333"/>
-          <w:sz w:val="18"/>
-          <w:szCs w:val="18"/>
-        </w:rPr>
-        <w:t xml:space="preserve">  id: "oxygen_ppm",</w:t>
-      </w:r>
-    </w:p>
-    <w:p>
-      <w:pPr>
-        <w:shd w:fill="F5F4F0" w:val="clear"/>
-        <w:spacing w:after="0" w:line="280"/>
-        <w:ind w:left="360" w:right="360"/>
-      </w:pPr>
-      <w:r>
-        <w:rPr>
-          <w:rFonts w:ascii="SF Mono" w:cs="SF Mono" w:eastAsia="SF Mono" w:hAnsi="SF Mono"/>
-          <w:color w:val="333333"/>
-          <w:sz w:val="18"/>
-          <w:szCs w:val="18"/>
-        </w:rPr>
-        <w:t xml:space="preserve">  label: "氧含量检测值",</w:t>
-      </w:r>
-    </w:p>
-    <w:p>
-      <w:pPr>
-        <w:shd w:fill="F5F4F0" w:val="clear"/>
-        <w:spacing w:after="0" w:line="280"/>
-        <w:ind w:left="360" w:right="360"/>
-      </w:pPr>
-      <w:r>
-        <w:rPr>
-          <w:rFonts w:ascii="SF Mono" w:cs="SF Mono" w:eastAsia="SF Mono" w:hAnsi="SF Mono"/>
-          <w:color w:val="333333"/>
-          <w:sz w:val="18"/>
-          <w:szCs w:val="18"/>
-        </w:rPr>
-        <w:t xml:space="preserve">  domain: "ingot",                  // 主词域</w:t>
-      </w:r>
-    </w:p>
-    <w:p>
-      <w:pPr>
-        <w:shd w:fill="F5F4F0" w:val="clear"/>
-        <w:spacing w:after="0" w:line="280"/>
-        <w:ind w:left="360" w:right="360"/>
-      </w:pPr>
-      <w:r>
-        <w:rPr>
-          <w:rFonts w:ascii="SF Mono" w:cs="SF Mono" w:eastAsia="SF Mono" w:hAnsi="SF Mono"/>
-          <w:color w:val="333333"/>
-          <w:sz w:val="18"/>
-          <w:szCs w:val="18"/>
-        </w:rPr>
-        <w:t xml:space="preserve">  range: { form: "quantity", unit: "ppm" },</w:t>
-      </w:r>
-    </w:p>
-    <w:p>
-      <w:pPr>
-        <w:shd w:fill="F5F4F0" w:val="clear"/>
-        <w:spacing w:after="0" w:line="280"/>
-        <w:ind w:left="360" w:right="360"/>
-      </w:pPr>
-      <w:r>
-        <w:rPr>
-          <w:rFonts w:ascii="SF Mono" w:cs="SF Mono" w:eastAsia="SF Mono" w:hAnsi="SF Mono"/>
-          <w:color w:val="333333"/>
-          <w:sz w:val="18"/>
-          <w:szCs w:val="18"/>
-        </w:rPr>
-        <w:t xml:space="preserve">  functional: true,                 // ← 单值：同一铸锭只有一个读数</w:t>
-      </w:r>
-    </w:p>
-    <w:p>
-      <w:pPr>
-        <w:shd w:fill="F5F4F0" w:val="clear"/>
-        <w:spacing w:after="0" w:line="280"/>
-        <w:ind w:left="360" w:right="360"/>
-      </w:pPr>
-      <w:r>
-        <w:rPr>
-          <w:rFonts w:ascii="SF Mono" w:cs="SF Mono" w:eastAsia="SF Mono" w:hAnsi="SF Mono"/>
-          <w:color w:val="333333"/>
-          <w:sz w:val="18"/>
-          <w:szCs w:val="18"/>
-        </w:rPr>
-        <w:t xml:space="preserve">  basis: "ASTM E2575"</w:t>
-      </w:r>
-    </w:p>
-    <w:p>
-      <w:pPr>
-        <w:shd w:fill="F5F4F0" w:val="clear"/>
-        <w:spacing w:after="0" w:line="280"/>
-        <w:ind w:left="360" w:right="360"/>
-      </w:pPr>
-      <w:r>
-        <w:rPr>
-          <w:rFonts w:ascii="SF Mono" w:cs="SF Mono" w:eastAsia="SF Mono" w:hAnsi="SF Mono"/>
-          <w:color w:val="333333"/>
-          <w:sz w:val="18"/>
-          <w:szCs w:val="18"/>
-        </w:rPr>
-        <w:t xml:space="preserve">})</w:t>
-      </w:r>
-    </w:p>
-    <w:p>
-      <w:pPr>
-        <w:shd w:fill="F5F4F0" w:val="clear"/>
-        <w:spacing w:after="160"/>
-        <w:ind w:left="360" w:right="360"/>
-      </w:pPr>
-    </w:p>
-    <w:p>
-      <w:pPr>
-        <w:spacing w:after="160" w:line="340"/>
-      </w:pPr>
-      <w:r>
-        <w:rPr>
-          <w:rFonts w:ascii="PingFang SC" w:cs="PingFang SC" w:eastAsia="PingFang SC" w:hAnsi="PingFang SC"/>
-          <w:color w:val="1C1A18"/>
-          <w:sz w:val="22"/>
-          <w:szCs w:val="22"/>
-        </w:rPr>
-        <w:t xml:space="preserve">注意 </w:t>
-      </w:r>
-      <w:r>
-        <w:rPr>
-          <w:rFonts w:ascii="PingFang SC" w:cs="PingFang SC" w:eastAsia="PingFang SC" w:hAnsi="PingFang SC"/>
-          <w:b/>
-          <w:bCs/>
-          <w:color w:val="2E75B6"/>
-          <w:sz w:val="22"/>
-          <w:szCs w:val="22"/>
-        </w:rPr>
-        <w:t xml:space="preserve">functional: true</w:t>
-      </w:r>
-      <w:r>
-        <w:rPr>
-          <w:rFonts w:ascii="PingFang SC" w:cs="PingFang SC" w:eastAsia="PingFang SC" w:hAnsi="PingFang SC"/>
-          <w:color w:val="1C1A18"/>
-          <w:sz w:val="22"/>
-          <w:szCs w:val="22"/>
-        </w:rPr>
-        <w:t xml:space="preserve">。这是本体工程里的经典约束（描述逻辑里叫 functional property）：</w:t>
-      </w:r>
-      <w:r>
-        <w:rPr>
-          <w:rFonts w:ascii="PingFang SC" w:cs="PingFang SC" w:eastAsia="PingFang SC" w:hAnsi="PingFang SC"/>
-          <w:b/>
-          <w:bCs/>
-          <w:color w:val="1C1A18"/>
-          <w:sz w:val="22"/>
-          <w:szCs w:val="22"/>
-        </w:rPr>
-        <w:t xml:space="preserve">同一主体只能有一个取值</w:t>
-      </w:r>
-      <w:r>
-        <w:rPr>
-          <w:rFonts w:ascii="PingFang SC" w:cs="PingFang SC" w:eastAsia="PingFang SC" w:hAnsi="PingFang SC"/>
-          <w:color w:val="1C1A18"/>
-          <w:sz w:val="22"/>
-          <w:szCs w:val="22"/>
-        </w:rPr>
-        <w:t xml:space="preserve">。它的作用马上会看到——冲突检测靠它。</w:t>
-      </w:r>
-    </w:p>
-    <w:p>
-      <w:pPr>
-        <w:spacing w:after="160" w:line="340"/>
-      </w:pPr>
-      <w:r>
-        <w:rPr>
-          <w:rFonts w:ascii="PingFang SC" w:cs="PingFang SC" w:eastAsia="PingFang SC" w:hAnsi="PingFang SC"/>
-          <w:color w:val="1C1A18"/>
-          <w:sz w:val="22"/>
-          <w:szCs w:val="22"/>
-        </w:rPr>
-        <w:t xml:space="preserve">每条词汇带 basis 登记。没有依据不收。修订留版本（旧值不删）。废止写原因（黏性废止，没有删除操作）。语义变化必须换 id。</w:t>
-      </w:r>
-    </w:p>
-    <w:p>
-      <w:pPr>
-        <w:spacing w:after="160" w:line="340"/>
-      </w:pPr>
-      <w:r>
-        <w:rPr>
-          <w:rFonts w:ascii="PingFang SC" w:cs="PingFang SC" w:eastAsia="PingFang SC" w:hAnsi="PingFang SC"/>
-          <w:color w:val="1C1A18"/>
-          <w:sz w:val="22"/>
-          <w:szCs w:val="22"/>
-        </w:rPr>
-        <w:t xml:space="preserve">这是本体工程的底线：</w:t>
-      </w:r>
-      <w:r>
-        <w:rPr>
-          <w:rFonts w:ascii="PingFang SC" w:cs="PingFang SC" w:eastAsia="PingFang SC" w:hAnsi="PingFang SC"/>
-          <w:b/>
-          <w:bCs/>
-          <w:color w:val="1C1A18"/>
-          <w:sz w:val="22"/>
-          <w:szCs w:val="22"/>
-        </w:rPr>
-        <w:t xml:space="preserve">如果一个词的含义可以随时变，建立在它之上的所有断言都是沙上城堡。</w:t>
-      </w:r>
-    </w:p>
-    <w:p>
-      <w:pPr>
-        <w:pStyle w:val="Heading3"/>
-        <w:spacing w:after="140" w:before="300"/>
-      </w:pPr>
-      <w:r>
-        <w:rPr>
-          <w:rFonts w:ascii="PingFang SC" w:cs="PingFang SC" w:eastAsia="PingFang SC" w:hAnsi="PingFang SC"/>
-          <w:b/>
-          <w:bCs/>
-          <w:color w:val="1C1A18"/>
-          <w:sz w:val="25"/>
-          <w:szCs w:val="25"/>
-        </w:rPr>
-        <w:t xml:space="preserve">类型化断言</w:t>
-      </w:r>
-    </w:p>
-    <w:p>
-      <w:pPr>
-        <w:shd w:fill="F5F4F0" w:val="clear"/>
-        <w:spacing w:after="60"/>
-        <w:ind w:left="360" w:right="360"/>
-      </w:pPr>
-    </w:p>
-    <w:p>
-      <w:pPr>
-        <w:shd w:fill="F5F4F0" w:val="clear"/>
-        <w:spacing w:after="0" w:line="280"/>
-        <w:ind w:left="360" w:right="360"/>
-      </w:pPr>
-      <w:r>
-        <w:rPr>
-          <w:rFonts w:ascii="SF Mono" w:cs="SF Mono" w:eastAsia="SF Mono" w:hAnsi="SF Mono"/>
-          <w:color w:val="333333"/>
-          <w:sz w:val="18"/>
-          <w:szCs w:val="18"/>
-        </w:rPr>
-        <w:t xml:space="preserve">{</w:t>
-      </w:r>
-    </w:p>
-    <w:p>
-      <w:pPr>
-        <w:shd w:fill="F5F4F0" w:val="clear"/>
-        <w:spacing w:after="0" w:line="280"/>
-        <w:ind w:left="360" w:right="360"/>
-      </w:pPr>
-      <w:r>
-        <w:rPr>
-          <w:rFonts w:ascii="SF Mono" w:cs="SF Mono" w:eastAsia="SF Mono" w:hAnsi="SF Mono"/>
-          <w:color w:val="333333"/>
-          <w:sz w:val="18"/>
-          <w:szCs w:val="18"/>
-        </w:rPr>
-        <w:t xml:space="preserve">  predicate: "oxygen_ppm",</w:t>
-      </w:r>
-    </w:p>
-    <w:p>
-      <w:pPr>
-        <w:shd w:fill="F5F4F0" w:val="clear"/>
-        <w:spacing w:after="0" w:line="280"/>
-        <w:ind w:left="360" w:right="360"/>
-      </w:pPr>
-      <w:r>
-        <w:rPr>
-          <w:rFonts w:ascii="SF Mono" w:cs="SF Mono" w:eastAsia="SF Mono" w:hAnsi="SF Mono"/>
-          <w:color w:val="333333"/>
-          <w:sz w:val="18"/>
-          <w:szCs w:val="18"/>
-        </w:rPr>
-        <w:t xml:space="preserve">  subject:   { id: "INGOT-3", type: "ingot" },</w:t>
-      </w:r>
-    </w:p>
-    <w:p>
-      <w:pPr>
-        <w:shd w:fill="F5F4F0" w:val="clear"/>
-        <w:spacing w:after="0" w:line="280"/>
-        <w:ind w:left="360" w:right="360"/>
-      </w:pPr>
-      <w:r>
-        <w:rPr>
-          <w:rFonts w:ascii="SF Mono" w:cs="SF Mono" w:eastAsia="SF Mono" w:hAnsi="SF Mono"/>
-          <w:color w:val="333333"/>
-          <w:sz w:val="18"/>
-          <w:szCs w:val="18"/>
-        </w:rPr>
-        <w:t xml:space="preserve">  object:    { kind: "quantity", value: 10, unit: "ppm" }</w:t>
-      </w:r>
-    </w:p>
-    <w:p>
-      <w:pPr>
-        <w:shd w:fill="F5F4F0" w:val="clear"/>
-        <w:spacing w:after="0" w:line="280"/>
-        <w:ind w:left="360" w:right="360"/>
-      </w:pPr>
-      <w:r>
-        <w:rPr>
-          <w:rFonts w:ascii="SF Mono" w:cs="SF Mono" w:eastAsia="SF Mono" w:hAnsi="SF Mono"/>
-          <w:color w:val="333333"/>
-          <w:sz w:val="18"/>
-          <w:szCs w:val="18"/>
-        </w:rPr>
-        <w:t xml:space="preserve">}</w:t>
-      </w:r>
-    </w:p>
-    <w:p>
-      <w:pPr>
-        <w:shd w:fill="F5F4F0" w:val="clear"/>
-        <w:spacing w:after="160"/>
-        <w:ind w:left="360" w:right="360"/>
-      </w:pPr>
-    </w:p>
-    <w:p>
-      <w:pPr>
-        <w:spacing w:after="160" w:line="340"/>
-      </w:pPr>
-      <w:r>
-        <w:rPr>
-          <w:rFonts w:ascii="PingFang SC" w:cs="PingFang SC" w:eastAsia="PingFang SC" w:hAnsi="PingFang SC"/>
-          <w:color w:val="1C1A18"/>
-          <w:sz w:val="22"/>
-          <w:szCs w:val="22"/>
-        </w:rPr>
-        <w:t xml:space="preserve">值形态有五种，每种有明确的工程语义：</w:t>
-      </w:r>
-    </w:p>
-    <w:tbl>
-      <w:tblPr>
-        <w:tblW w:type="dxa" w:w="9936"/>
-        <w:tblBorders>
-          <w:top w:val="single" w:color="auto" w:sz="4"/>
-          <w:left w:val="single" w:color="auto" w:sz="4"/>
-          <w:bottom w:val="single" w:color="auto" w:sz="4"/>
-          <w:right w:val="single" w:color="auto" w:sz="4"/>
-          <w:insideH w:val="single" w:color="auto" w:sz="4"/>
-          <w:insideV w:val="single" w:color="auto" w:sz="4"/>
-        </w:tblBorders>
-      </w:tblPr>
-      <w:tblGrid>
-        <w:gridCol w:w="1800"/>
-        <w:gridCol w:w="3600"/>
-        <w:gridCol w:w="4536"/>
-      </w:tblGrid>
-      <w:tr>
-        <w:tc>
-          <w:tcPr>
-            <w:tcW w:type="dxa" w:w="1800"/>
-            <w:tcBorders>
-              <w:top w:val="single" w:color="DDD9D3" w:sz="1"/>
-              <w:left w:val="single" w:color="DDD9D3" w:sz="1"/>
-              <w:bottom w:val="single" w:color="DDD9D3" w:sz="1"/>
-              <w:right w:val="single" w:color="DDD9D3" w:sz="1"/>
-            </w:tcBorders>
-            <w:shd w:fill="EAF1F8" w:val="clear"/>
-            <w:tcMar>
-              <w:top w:type="dxa" w:w="60"/>
-              <w:left w:type="dxa" w:w="100"/>
-              <w:bottom w:type="dxa" w:w="60"/>
-              <w:right w:type="dxa" w:w="100"/>
-            </w:tcMar>
-          </w:tcPr>
-          <w:p>
-            <w:r>
-              <w:rPr>
-                <w:rFonts w:ascii="PingFang SC" w:cs="PingFang SC" w:eastAsia="PingFang SC" w:hAnsi="PingFang SC"/>
-                <w:b/>
-                <w:bCs/>
-                <w:color w:val="1C1A18"/>
-                <w:sz w:val="22"/>
-                <w:szCs w:val="22"/>
-              </w:rPr>
-              <w:t xml:space="preserve">形态</w:t>
-            </w:r>
-          </w:p>
-        </w:tc>
-        <w:tc>
-          <w:tcPr>
-            <w:tcW w:type="dxa" w:w="3600"/>
-            <w:tcBorders>
-              <w:top w:val="single" w:color="DDD9D3" w:sz="1"/>
-              <w:left w:val="single" w:color="DDD9D3" w:sz="1"/>
-              <w:bottom w:val="single" w:color="DDD9D3" w:sz="1"/>
-              <w:right w:val="single" w:color="DDD9D3" w:sz="1"/>
-            </w:tcBorders>
-            <w:shd w:fill="EAF1F8" w:val="clear"/>
-            <w:tcMar>
-              <w:top w:type="dxa" w:w="60"/>
-              <w:left w:type="dxa" w:w="100"/>
-              <w:bottom w:type="dxa" w:w="60"/>
-              <w:right w:type="dxa" w:w="100"/>
-            </w:tcMar>
-          </w:tcPr>
-          <w:p>
-            <w:r>
-              <w:rPr>
-                <w:rFonts w:ascii="PingFang SC" w:cs="PingFang SC" w:eastAsia="PingFang SC" w:hAnsi="PingFang SC"/>
-                <w:b/>
-                <w:bCs/>
-                <w:color w:val="1C1A18"/>
-                <w:sz w:val="22"/>
-                <w:szCs w:val="22"/>
-              </w:rPr>
-              <w:t xml:space="preserve">含义</w:t>
-            </w:r>
-          </w:p>
-        </w:tc>
-        <w:tc>
-          <w:tcPr>
-            <w:tcW w:type="dxa" w:w="4536"/>
-            <w:tcBorders>
-              <w:top w:val="single" w:color="DDD9D3" w:sz="1"/>
-              <w:left w:val="single" w:color="DDD9D3" w:sz="1"/>
-              <w:bottom w:val="single" w:color="DDD9D3" w:sz="1"/>
-              <w:right w:val="single" w:color="DDD9D3" w:sz="1"/>
-            </w:tcBorders>
-            <w:shd w:fill="EAF1F8" w:val="clear"/>
-            <w:tcMar>
-              <w:top w:type="dxa" w:w="60"/>
-              <w:left w:type="dxa" w:w="100"/>
-              <w:bottom w:type="dxa" w:w="60"/>
-              <w:right w:type="dxa" w:w="100"/>
-            </w:tcMar>
-          </w:tcPr>
-          <w:p>
-            <w:r>
-              <w:rPr>
-                <w:rFonts w:ascii="PingFang SC" w:cs="PingFang SC" w:eastAsia="PingFang SC" w:hAnsi="PingFang SC"/>
-                <w:b/>
-                <w:bCs/>
-                <w:color w:val="1C1A18"/>
-                <w:sz w:val="22"/>
-                <w:szCs w:val="22"/>
-              </w:rPr>
-              <w:t xml:space="preserve">工程价值</w:t>
-            </w:r>
-          </w:p>
-        </w:tc>
-      </w:tr>
-      <w:tr>
-        <w:tc>
-          <w:tcPr>
-            <w:tcW w:type="dxa" w:w="1800"/>
-            <w:tcBorders>
-              <w:top w:val="single" w:color="DDD9D3" w:sz="1"/>
-              <w:left w:val="single" w:color="DDD9D3" w:sz="1"/>
-              <w:bottom w:val="single" w:color="DDD9D3" w:sz="1"/>
-              <w:right w:val="single" w:color="DDD9D3" w:sz="1"/>
-            </w:tcBorders>
-            <w:tcMar>
-              <w:top w:type="dxa" w:w="60"/>
-              <w:left w:type="dxa" w:w="100"/>
-              <w:bottom w:type="dxa" w:w="60"/>
-              <w:right w:type="dxa" w:w="100"/>
-            </w:tcMar>
-          </w:tcPr>
-          <w:p>
-            <w:r>
-              <w:rPr>
-                <w:rFonts w:ascii="PingFang SC" w:cs="PingFang SC" w:eastAsia="PingFang SC" w:hAnsi="PingFang SC"/>
-                <w:color w:val="1C1A18"/>
-                <w:sz w:val="22"/>
-                <w:szCs w:val="22"/>
-              </w:rPr>
-              <w:t xml:space="preserve">statement</w:t>
-            </w:r>
-          </w:p>
-        </w:tc>
-        <w:tc>
-          <w:tcPr>
-            <w:tcW w:type="dxa" w:w="3600"/>
-            <w:tcBorders>
-              <w:top w:val="single" w:color="DDD9D3" w:sz="1"/>
-              <w:left w:val="single" w:color="DDD9D3" w:sz="1"/>
-              <w:bottom w:val="single" w:color="DDD9D3" w:sz="1"/>
-              <w:right w:val="single" w:color="DDD9D3" w:sz="1"/>
-            </w:tcBorders>
-            <w:tcMar>
-              <w:top w:type="dxa" w:w="60"/>
-              <w:left w:type="dxa" w:w="100"/>
-              <w:bottom w:type="dxa" w:w="60"/>
-              <w:right w:type="dxa" w:w="100"/>
-            </w:tcMar>
-          </w:tcPr>
-          <w:p>
-            <w:r>
-              <w:rPr>
-                <w:rFonts w:ascii="PingFang SC" w:cs="PingFang SC" w:eastAsia="PingFang SC" w:hAnsi="PingFang SC"/>
-                <w:color w:val="1C1A18"/>
-                <w:sz w:val="22"/>
-                <w:szCs w:val="22"/>
-              </w:rPr>
-              <w:t xml:space="preserve">一句可验证的陈述</w:t>
-            </w:r>
-          </w:p>
-        </w:tc>
-        <w:tc>
-          <w:tcPr>
-            <w:tcW w:type="dxa" w:w="4536"/>
-            <w:tcBorders>
-              <w:top w:val="single" w:color="DDD9D3" w:sz="1"/>
-              <w:left w:val="single" w:color="DDD9D3" w:sz="1"/>
-              <w:bottom w:val="single" w:color="DDD9D3" w:sz="1"/>
-              <w:right w:val="single" w:color="DDD9D3" w:sz="1"/>
-            </w:tcBorders>
-            <w:tcMar>
-              <w:top w:type="dxa" w:w="60"/>
-              <w:left w:type="dxa" w:w="100"/>
-              <w:bottom w:type="dxa" w:w="60"/>
-              <w:right w:type="dxa" w:w="100"/>
-            </w:tcMar>
-          </w:tcPr>
-          <w:p>
-            <w:r>
-              <w:rPr>
-                <w:rFonts w:ascii="PingFang SC" w:cs="PingFang SC" w:eastAsia="PingFang SC" w:hAnsi="PingFang SC"/>
-                <w:color w:val="1C1A18"/>
-                <w:sz w:val="22"/>
-                <w:szCs w:val="22"/>
-              </w:rPr>
-              <w:t xml:space="preserve">最低门槛的结构化</w:t>
-            </w:r>
-          </w:p>
-        </w:tc>
-      </w:tr>
-      <w:tr>
-        <w:tc>
-          <w:tcPr>
-            <w:tcW w:type="dxa" w:w="1800"/>
-            <w:tcBorders>
-              <w:top w:val="single" w:color="DDD9D3" w:sz="1"/>
-              <w:left w:val="single" w:color="DDD9D3" w:sz="1"/>
-              <w:bottom w:val="single" w:color="DDD9D3" w:sz="1"/>
-              <w:right w:val="single" w:color="DDD9D3" w:sz="1"/>
-            </w:tcBorders>
-            <w:tcMar>
-              <w:top w:type="dxa" w:w="60"/>
-              <w:left w:type="dxa" w:w="100"/>
-              <w:bottom w:type="dxa" w:w="60"/>
-              <w:right w:type="dxa" w:w="100"/>
-            </w:tcMar>
-          </w:tcPr>
-          <w:p>
-            <w:r>
-              <w:rPr>
-                <w:rFonts w:ascii="PingFang SC" w:cs="PingFang SC" w:eastAsia="PingFang SC" w:hAnsi="PingFang SC"/>
-                <w:color w:val="1C1A18"/>
-                <w:sz w:val="22"/>
-                <w:szCs w:val="22"/>
-              </w:rPr>
-              <w:t xml:space="preserve">quantity</w:t>
-            </w:r>
-          </w:p>
-        </w:tc>
-        <w:tc>
-          <w:tcPr>
-            <w:tcW w:type="dxa" w:w="3600"/>
-            <w:tcBorders>
-              <w:top w:val="single" w:color="DDD9D3" w:sz="1"/>
-              <w:left w:val="single" w:color="DDD9D3" w:sz="1"/>
-              <w:bottom w:val="single" w:color="DDD9D3" w:sz="1"/>
-              <w:right w:val="single" w:color="DDD9D3" w:sz="1"/>
-            </w:tcBorders>
-            <w:tcMar>
-              <w:top w:type="dxa" w:w="60"/>
-              <w:left w:type="dxa" w:w="100"/>
-              <w:bottom w:type="dxa" w:w="60"/>
-              <w:right w:type="dxa" w:w="100"/>
-            </w:tcMar>
-          </w:tcPr>
-          <w:p>
-            <w:r>
-              <w:rPr>
-                <w:rFonts w:ascii="PingFang SC" w:cs="PingFang SC" w:eastAsia="PingFang SC" w:hAnsi="PingFang SC"/>
-                <w:color w:val="1C1A18"/>
-                <w:sz w:val="22"/>
-                <w:szCs w:val="22"/>
-              </w:rPr>
-              <w:t xml:space="preserve">数值 + 单位</w:t>
-            </w:r>
-          </w:p>
-        </w:tc>
-        <w:tc>
-          <w:tcPr>
-            <w:tcW w:type="dxa" w:w="4536"/>
-            <w:tcBorders>
-              <w:top w:val="single" w:color="DDD9D3" w:sz="1"/>
-              <w:left w:val="single" w:color="DDD9D3" w:sz="1"/>
-              <w:bottom w:val="single" w:color="DDD9D3" w:sz="1"/>
-              <w:right w:val="single" w:color="DDD9D3" w:sz="1"/>
-            </w:tcBorders>
-            <w:tcMar>
-              <w:top w:type="dxa" w:w="60"/>
-              <w:left w:type="dxa" w:w="100"/>
-              <w:bottom w:type="dxa" w:w="60"/>
-              <w:right w:type="dxa" w:w="100"/>
-            </w:tcMar>
-          </w:tcPr>
-          <w:p>
-            <w:r>
-              <w:rPr>
-                <w:rFonts w:ascii="PingFang SC" w:cs="PingFang SC" w:eastAsia="PingFang SC" w:hAnsi="PingFang SC"/>
-                <w:color w:val="1C1A18"/>
-                <w:sz w:val="22"/>
-                <w:szCs w:val="22"/>
-              </w:rPr>
-              <w:t xml:space="preserve">可比较、可检冲突</w:t>
-            </w:r>
-          </w:p>
-        </w:tc>
-      </w:tr>
-      <w:tr>
-        <w:tc>
-          <w:tcPr>
-            <w:tcW w:type="dxa" w:w="1800"/>
-            <w:tcBorders>
-              <w:top w:val="single" w:color="DDD9D3" w:sz="1"/>
-              <w:left w:val="single" w:color="DDD9D3" w:sz="1"/>
-              <w:bottom w:val="single" w:color="DDD9D3" w:sz="1"/>
-              <w:right w:val="single" w:color="DDD9D3" w:sz="1"/>
-            </w:tcBorders>
-            <w:tcMar>
-              <w:top w:type="dxa" w:w="60"/>
-              <w:left w:type="dxa" w:w="100"/>
-              <w:bottom w:type="dxa" w:w="60"/>
-              <w:right w:type="dxa" w:w="100"/>
-            </w:tcMar>
-          </w:tcPr>
-          <w:p>
-            <w:r>
-              <w:rPr>
-                <w:rFonts w:ascii="PingFang SC" w:cs="PingFang SC" w:eastAsia="PingFang SC" w:hAnsi="PingFang SC"/>
-                <w:color w:val="1C1A18"/>
-                <w:sz w:val="22"/>
-                <w:szCs w:val="22"/>
-              </w:rPr>
-              <w:t xml:space="preserve">formula</w:t>
-            </w:r>
-          </w:p>
-        </w:tc>
-        <w:tc>
-          <w:tcPr>
-            <w:tcW w:type="dxa" w:w="3600"/>
-            <w:tcBorders>
-              <w:top w:val="single" w:color="DDD9D3" w:sz="1"/>
-              <w:left w:val="single" w:color="DDD9D3" w:sz="1"/>
-              <w:bottom w:val="single" w:color="DDD9D3" w:sz="1"/>
-              <w:right w:val="single" w:color="DDD9D3" w:sz="1"/>
-            </w:tcBorders>
-            <w:tcMar>
-              <w:top w:type="dxa" w:w="60"/>
-              <w:left w:type="dxa" w:w="100"/>
-              <w:bottom w:type="dxa" w:w="60"/>
-              <w:right w:type="dxa" w:w="100"/>
-            </w:tcMar>
-          </w:tcPr>
-          <w:p>
-            <w:r>
-              <w:rPr>
-                <w:rFonts w:ascii="PingFang SC" w:cs="PingFang SC" w:eastAsia="PingFang SC" w:hAnsi="PingFang SC"/>
-                <w:color w:val="1C1A18"/>
-                <w:sz w:val="22"/>
-                <w:szCs w:val="22"/>
-              </w:rPr>
-              <w:t xml:space="preserve">指向可重跑的公式文件</w:t>
-            </w:r>
-          </w:p>
-        </w:tc>
-        <w:tc>
-          <w:tcPr>
-            <w:tcW w:type="dxa" w:w="4536"/>
-            <w:tcBorders>
-              <w:top w:val="single" w:color="DDD9D3" w:sz="1"/>
-              <w:left w:val="single" w:color="DDD9D3" w:sz="1"/>
-              <w:bottom w:val="single" w:color="DDD9D3" w:sz="1"/>
-              <w:right w:val="single" w:color="DDD9D3" w:sz="1"/>
-            </w:tcBorders>
-            <w:tcMar>
-              <w:top w:type="dxa" w:w="60"/>
-              <w:left w:type="dxa" w:w="100"/>
-              <w:bottom w:type="dxa" w:w="60"/>
-              <w:right w:type="dxa" w:w="100"/>
-            </w:tcMar>
-          </w:tcPr>
-          <w:p>
-            <w:r>
-              <w:rPr>
-                <w:rFonts w:ascii="PingFang SC" w:cs="PingFang SC" w:eastAsia="PingFang SC" w:hAnsi="PingFang SC"/>
-                <w:color w:val="1C1A18"/>
-                <w:sz w:val="22"/>
-                <w:szCs w:val="22"/>
-              </w:rPr>
-              <w:t xml:space="preserve">可复现</w:t>
-            </w:r>
-          </w:p>
-        </w:tc>
-      </w:tr>
-      <w:tr>
-        <w:tc>
-          <w:tcPr>
-            <w:tcW w:type="dxa" w:w="1800"/>
-            <w:tcBorders>
-              <w:top w:val="single" w:color="DDD9D3" w:sz="1"/>
-              <w:left w:val="single" w:color="DDD9D3" w:sz="1"/>
-              <w:bottom w:val="single" w:color="DDD9D3" w:sz="1"/>
-              <w:right w:val="single" w:color="DDD9D3" w:sz="1"/>
-            </w:tcBorders>
-            <w:tcMar>
-              <w:top w:type="dxa" w:w="60"/>
-              <w:left w:type="dxa" w:w="100"/>
-              <w:bottom w:type="dxa" w:w="60"/>
-              <w:right w:type="dxa" w:w="100"/>
-            </w:tcMar>
-          </w:tcPr>
-          <w:p>
-            <w:r>
-              <w:rPr>
-                <w:rFonts w:ascii="PingFang SC" w:cs="PingFang SC" w:eastAsia="PingFang SC" w:hAnsi="PingFang SC"/>
-                <w:color w:val="1C1A18"/>
-                <w:sz w:val="22"/>
-                <w:szCs w:val="22"/>
-              </w:rPr>
-              <w:t xml:space="preserve">code</w:t>
-            </w:r>
-          </w:p>
-        </w:tc>
-        <w:tc>
-          <w:tcPr>
-            <w:tcW w:type="dxa" w:w="3600"/>
-            <w:tcBorders>
-              <w:top w:val="single" w:color="DDD9D3" w:sz="1"/>
-              <w:left w:val="single" w:color="DDD9D3" w:sz="1"/>
-              <w:bottom w:val="single" w:color="DDD9D3" w:sz="1"/>
-              <w:right w:val="single" w:color="DDD9D3" w:sz="1"/>
-            </w:tcBorders>
-            <w:tcMar>
-              <w:top w:type="dxa" w:w="60"/>
-              <w:left w:type="dxa" w:w="100"/>
-              <w:bottom w:type="dxa" w:w="60"/>
-              <w:right w:type="dxa" w:w="100"/>
-            </w:tcMar>
-          </w:tcPr>
-          <w:p>
-            <w:r>
-              <w:rPr>
-                <w:rFonts w:ascii="PingFang SC" w:cs="PingFang SC" w:eastAsia="PingFang SC" w:hAnsi="PingFang SC"/>
-                <w:color w:val="1C1A18"/>
-                <w:sz w:val="22"/>
-                <w:szCs w:val="22"/>
-              </w:rPr>
-              <w:t xml:space="preserve">指向可执行的代码</w:t>
-            </w:r>
-          </w:p>
-        </w:tc>
-        <w:tc>
-          <w:tcPr>
-            <w:tcW w:type="dxa" w:w="4536"/>
-            <w:tcBorders>
-              <w:top w:val="single" w:color="DDD9D3" w:sz="1"/>
-              <w:left w:val="single" w:color="DDD9D3" w:sz="1"/>
-              <w:bottom w:val="single" w:color="DDD9D3" w:sz="1"/>
-              <w:right w:val="single" w:color="DDD9D3" w:sz="1"/>
-            </w:tcBorders>
-            <w:tcMar>
-              <w:top w:type="dxa" w:w="60"/>
-              <w:left w:type="dxa" w:w="100"/>
-              <w:bottom w:type="dxa" w:w="60"/>
-              <w:right w:type="dxa" w:w="100"/>
-            </w:tcMar>
-          </w:tcPr>
-          <w:p>
-            <w:r>
-              <w:rPr>
-                <w:rFonts w:ascii="PingFang SC" w:cs="PingFang SC" w:eastAsia="PingFang SC" w:hAnsi="PingFang SC"/>
-                <w:color w:val="1C1A18"/>
-                <w:sz w:val="22"/>
-                <w:szCs w:val="22"/>
-              </w:rPr>
-              <w:t xml:space="preserve">可执行验证</w:t>
-            </w:r>
-          </w:p>
-        </w:tc>
-      </w:tr>
-      <w:tr>
-        <w:tc>
-          <w:tcPr>
-            <w:tcW w:type="dxa" w:w="1800"/>
-            <w:tcBorders>
-              <w:top w:val="single" w:color="DDD9D3" w:sz="1"/>
-              <w:left w:val="single" w:color="DDD9D3" w:sz="1"/>
-              <w:bottom w:val="single" w:color="DDD9D3" w:sz="1"/>
-              <w:right w:val="single" w:color="DDD9D3" w:sz="1"/>
-            </w:tcBorders>
-            <w:tcMar>
-              <w:top w:type="dxa" w:w="60"/>
-              <w:left w:type="dxa" w:w="100"/>
-              <w:bottom w:type="dxa" w:w="60"/>
-              <w:right w:type="dxa" w:w="100"/>
-            </w:tcMar>
-          </w:tcPr>
-          <w:p>
-            <w:r>
-              <w:rPr>
-                <w:rFonts w:ascii="PingFang SC" w:cs="PingFang SC" w:eastAsia="PingFang SC" w:hAnsi="PingFang SC"/>
-                <w:color w:val="1C1A18"/>
-                <w:sz w:val="22"/>
-                <w:szCs w:val="22"/>
-              </w:rPr>
-              <w:t xml:space="preserve">reference</w:t>
-            </w:r>
-          </w:p>
-        </w:tc>
-        <w:tc>
-          <w:tcPr>
-            <w:tcW w:type="dxa" w:w="3600"/>
-            <w:tcBorders>
-              <w:top w:val="single" w:color="DDD9D3" w:sz="1"/>
-              <w:left w:val="single" w:color="DDD9D3" w:sz="1"/>
-              <w:bottom w:val="single" w:color="DDD9D3" w:sz="1"/>
-              <w:right w:val="single" w:color="DDD9D3" w:sz="1"/>
-            </w:tcBorders>
-            <w:tcMar>
-              <w:top w:type="dxa" w:w="60"/>
-              <w:left w:type="dxa" w:w="100"/>
-              <w:bottom w:type="dxa" w:w="60"/>
-              <w:right w:type="dxa" w:w="100"/>
-            </w:tcMar>
-          </w:tcPr>
-          <w:p>
-            <w:r>
-              <w:rPr>
-                <w:rFonts w:ascii="PingFang SC" w:cs="PingFang SC" w:eastAsia="PingFang SC" w:hAnsi="PingFang SC"/>
-                <w:color w:val="1C1A18"/>
-                <w:sz w:val="22"/>
-                <w:szCs w:val="22"/>
-              </w:rPr>
-              <w:t xml:space="preserve">指向外部来源（DOI / 标准号）</w:t>
-            </w:r>
-          </w:p>
-        </w:tc>
-        <w:tc>
-          <w:tcPr>
-            <w:tcW w:type="dxa" w:w="4536"/>
-            <w:tcBorders>
-              <w:top w:val="single" w:color="DDD9D3" w:sz="1"/>
-              <w:left w:val="single" w:color="DDD9D3" w:sz="1"/>
-              <w:bottom w:val="single" w:color="DDD9D3" w:sz="1"/>
-              <w:right w:val="single" w:color="DDD9D3" w:sz="1"/>
-            </w:tcBorders>
-            <w:tcMar>
-              <w:top w:type="dxa" w:w="60"/>
-              <w:left w:type="dxa" w:w="100"/>
-              <w:bottom w:type="dxa" w:w="60"/>
-              <w:right w:type="dxa" w:w="100"/>
-            </w:tcMar>
-          </w:tcPr>
-          <w:p>
-            <w:r>
-              <w:rPr>
-                <w:rFonts w:ascii="PingFang SC" w:cs="PingFang SC" w:eastAsia="PingFang SC" w:hAnsi="PingFang SC"/>
-                <w:color w:val="1C1A18"/>
-                <w:sz w:val="22"/>
-                <w:szCs w:val="22"/>
-              </w:rPr>
-              <w:t xml:space="preserve">可追溯</w:t>
-            </w:r>
-          </w:p>
-        </w:tc>
-      </w:tr>
-    </w:tbl>
-    <w:p>
-      <w:pPr>
-        <w:spacing w:after="160" w:line="340"/>
-      </w:pPr>
-      <w:r>
-        <w:rPr>
-          <w:rFonts w:ascii="PingFang SC" w:cs="PingFang SC" w:eastAsia="PingFang SC" w:hAnsi="PingFang SC"/>
-          <w:color w:val="1C1A18"/>
-          <w:sz w:val="22"/>
-          <w:szCs w:val="22"/>
-        </w:rPr>
-        <w:t xml:space="preserve"/>
-      </w:r>
-    </w:p>
-    <w:p>
-      <w:pPr>
-        <w:pStyle w:val="Heading3"/>
-        <w:spacing w:after="140" w:before="300"/>
-      </w:pPr>
-      <w:r>
-        <w:rPr>
-          <w:rFonts w:ascii="PingFang SC" w:cs="PingFang SC" w:eastAsia="PingFang SC" w:hAnsi="PingFang SC"/>
-          <w:b/>
-          <w:bCs/>
-          <w:color w:val="1C1A18"/>
-          <w:sz w:val="25"/>
-          <w:szCs w:val="25"/>
-        </w:rPr>
-        <w:t xml:space="preserve">两张图</w:t>
-      </w:r>
-    </w:p>
-    <w:p>
-      <w:pPr>
-        <w:spacing w:after="160" w:line="340"/>
-      </w:pPr>
-      <w:r>
-        <w:rPr>
-          <w:rFonts w:ascii="PingFang SC" w:cs="PingFang SC" w:eastAsia="PingFang SC" w:hAnsi="PingFang SC"/>
-          <w:b/>
-          <w:bCs/>
-          <w:color w:val="1C1A18"/>
-          <w:sz w:val="22"/>
-          <w:szCs w:val="22"/>
-        </w:rPr>
-        <w:t xml:space="preserve">本体图</w:t>
-      </w:r>
-      <w:r>
-        <w:rPr>
-          <w:rFonts w:ascii="PingFang SC" w:cs="PingFang SC" w:eastAsia="PingFang SC" w:hAnsi="PingFang SC"/>
-          <w:color w:val="1C1A18"/>
-          <w:sz w:val="22"/>
-          <w:szCs w:val="22"/>
-        </w:rPr>
-        <w:t xml:space="preserve">：概念是节点，is_a 和谓词是边。回答"这个领域允许表达什么"。它可以在零事实的状态下存在——先立词，再提假设。语言先于句子。</w:t>
-      </w:r>
-    </w:p>
-    <w:p>
-      <w:pPr>
-        <w:spacing w:after="160" w:line="340"/>
-      </w:pPr>
-      <w:r>
-        <w:rPr>
-          <w:rFonts w:ascii="PingFang SC" w:cs="PingFang SC" w:eastAsia="PingFang SC" w:hAnsi="PingFang SC"/>
-          <w:b/>
-          <w:bCs/>
-          <w:color w:val="1C1A18"/>
-          <w:sz w:val="22"/>
-          <w:szCs w:val="22"/>
-        </w:rPr>
-        <w:t xml:space="preserve">实体图</w:t>
-      </w:r>
-      <w:r>
-        <w:rPr>
-          <w:rFonts w:ascii="PingFang SC" w:cs="PingFang SC" w:eastAsia="PingFang SC" w:hAnsi="PingFang SC"/>
-          <w:color w:val="1C1A18"/>
-          <w:sz w:val="22"/>
-          <w:szCs w:val="22"/>
-        </w:rPr>
-        <w:t xml:space="preserve">：实例是节点，断言是边，每条边带支持等级。回答"已经验证出了什么"。它只在事实升格后才有内容。挣得多少，画多少。</w:t>
-      </w:r>
-    </w:p>
-    <w:p>
-      <w:pPr>
-        <w:spacing w:after="160" w:line="340"/>
-      </w:pPr>
-      <w:r>
-        <w:rPr>
-          <w:rFonts w:ascii="PingFang SC" w:cs="PingFang SC" w:eastAsia="PingFang SC" w:hAnsi="PingFang SC"/>
-          <w:color w:val="1C1A18"/>
-          <w:sz w:val="22"/>
-          <w:szCs w:val="22"/>
-        </w:rPr>
-        <w:t xml:space="preserve">两张图都是纯函数投影——从事件流算出来的。改不了，也不用同步。</w:t>
-      </w:r>
-    </w:p>
-    <w:p>
-      <w:pPr>
         <w:spacing w:after="80" w:before="200"/>
         <w:jc w:val="center"/>
       </w:pPr>
       <w:r>
         <w:drawing>
           <wp:inline distT="0" distB="0" distL="0" distR="0">
-            <wp:extent cx="880" cy="495"/>
+            <wp:extent cx="320" cy="71"/>
             <wp:effectExtent t="0" r="0" b="0" l="0"/>
-            <wp:docPr id="1" name="docs/diagrams/epistemic-loop-hero.zh-CN.png" descr="docs/diagrams/epistemic-loop-hero.zh-CN.png" title="docs/diagrams/epistemic-loop-hero.zh-CN.png"/>
+            <wp:docPr id="1" name="brand/logo-lockup.png" descr="brand/logo-lockup.png" title="brand/logo-lockup.png"/>
             <wp:cNvGraphicFramePr>
               <a:graphicFrameLocks xmlns:a="http://schemas.openxmlformats.org/drawingml/2006/main" noChangeAspect="1"/>
             </wp:cNvGraphicFramePr>
@@ -1993,6 +148,1958 @@
                   <pic:spPr bwMode="auto">
                     <a:xfrm>
                       <a:off x="0" y="0"/>
+                      <a:ext cx="320" cy="71"/>
+                    </a:xfrm>
+                    <a:prstGeom prst="rect">
+                      <a:avLst/>
+                    </a:prstGeom>
+                  </pic:spPr>
+                </pic:pic>
+              </a:graphicData>
+            </a:graphic>
+          </wp:inline>
+        </w:drawing>
+      </w:r>
+    </w:p>
+    <w:p>
+      <w:pPr>
+        <w:spacing w:after="100" w:before="200"/>
+        <w:jc w:val="center"/>
+      </w:pPr>
+      <w:r>
+        <w:rPr>
+          <w:rFonts w:ascii="PingFang SC" w:cs="PingFang SC" w:eastAsia="PingFang SC" w:hAnsi="PingFang SC"/>
+          <w:color w:val="6B6862"/>
+          <w:sz w:val="20"/>
+          <w:szCs w:val="20"/>
+        </w:rPr>
+        <w:t xml:space="preserve">15 套件 1372 条断言 · 29 个意图工具 · 6694 行内核 · Apache-2.0</w:t>
+      </w:r>
+    </w:p>
+    <w:p>
+      <w:pPr>
+        <w:jc w:val="center"/>
+      </w:pPr>
+      <w:r>
+        <w:rPr>
+          <w:rFonts w:ascii="PingFang SC" w:cs="PingFang SC" w:eastAsia="PingFang SC" w:hAnsi="PingFang SC"/>
+          <w:b/>
+          <w:bCs/>
+          <w:color w:val="2E75B6"/>
+          <w:sz w:val="22"/>
+          <w:szCs w:val="22"/>
+        </w:rPr>
+        <w:t xml:space="preserve">npx clearai-dsh install</w:t>
+      </w:r>
+    </w:p>
+    <w:p>
+      <w:r>
+        <w:br w:type="page"/>
+      </w:r>
+    </w:p>
+    <w:p>
+      <w:pPr>
+        <w:pStyle w:val="Heading2"/>
+        <w:pBdr>
+          <w:bottom w:val="single" w:color="2E75B6" w:sz="4" w:space="4"/>
+        </w:pBdr>
+        <w:spacing w:after="200" w:before="400"/>
+      </w:pPr>
+      <w:r>
+        <w:rPr>
+          <w:rFonts w:ascii="PingFang SC" w:cs="PingFang SC" w:eastAsia="PingFang SC" w:hAnsi="PingFang SC"/>
+          <w:b/>
+          <w:bCs/>
+          <w:color w:val="1C1A18"/>
+          <w:sz w:val="30"/>
+          <w:szCs w:val="30"/>
+        </w:rPr>
+        <w:t xml:space="preserve">1、我们在解决什么问题</w:t>
+      </w:r>
+    </w:p>
+    <w:p>
+      <w:pPr>
+        <w:spacing w:after="160" w:line="340"/>
+      </w:pPr>
+      <w:r>
+        <w:rPr>
+          <w:rFonts w:ascii="PingFang SC" w:cs="PingFang SC" w:eastAsia="PingFang SC" w:hAnsi="PingFang SC"/>
+          <w:color w:val="1C1A18"/>
+          <w:sz w:val="22"/>
+          <w:szCs w:val="22"/>
+        </w:rPr>
+        <w:t xml:space="preserve">用 AI Agent 做过正经研究的人大概都撞过这堵墙。</w:t>
+      </w:r>
+    </w:p>
+    <w:p>
+      <w:pPr>
+        <w:spacing w:after="160" w:line="340"/>
+      </w:pPr>
+      <w:r>
+        <w:rPr>
+          <w:rFonts w:ascii="PingFang SC" w:cs="PingFang SC" w:eastAsia="PingFang SC" w:hAnsi="PingFang SC"/>
+          <w:color w:val="1C1A18"/>
+          <w:sz w:val="22"/>
+          <w:szCs w:val="22"/>
+        </w:rPr>
+        <w:t xml:space="preserve">你让模型调研一个技术选型，它给你一份漂亮的分析。有结构、有数据、有结论。你读完觉得有道理，准备拿去汇报。</w:t>
+      </w:r>
+    </w:p>
+    <w:p>
+      <w:pPr>
+        <w:spacing w:after="160" w:line="340"/>
+      </w:pPr>
+      <w:r>
+        <w:rPr>
+          <w:rFonts w:ascii="PingFang SC" w:cs="PingFang SC" w:eastAsia="PingFang SC" w:hAnsi="PingFang SC"/>
+          <w:color w:val="1C1A18"/>
+          <w:sz w:val="22"/>
+          <w:szCs w:val="22"/>
+        </w:rPr>
+        <w:t xml:space="preserve">然后有人问：</w:t>
+      </w:r>
+      <w:r>
+        <w:rPr>
+          <w:rFonts w:ascii="PingFang SC" w:cs="PingFang SC" w:eastAsia="PingFang SC" w:hAnsi="PingFang SC"/>
+          <w:b/>
+          <w:bCs/>
+          <w:color w:val="1C1A18"/>
+          <w:sz w:val="22"/>
+          <w:szCs w:val="22"/>
+        </w:rPr>
+        <w:t xml:space="preserve">"这个结论怎么验证的？证据在哪？"</w:t>
+      </w:r>
+    </w:p>
+    <w:p>
+      <w:pPr>
+        <w:spacing w:after="160" w:line="340"/>
+      </w:pPr>
+      <w:r>
+        <w:rPr>
+          <w:rFonts w:ascii="PingFang SC" w:cs="PingFang SC" w:eastAsia="PingFang SC" w:hAnsi="PingFang SC"/>
+          <w:color w:val="1C1A18"/>
+          <w:sz w:val="22"/>
+          <w:szCs w:val="22"/>
+        </w:rPr>
+        <w:t xml:space="preserve">你翻聊天记录。证据散落在十几轮对话里，有的在工具输出里，有的在模型自己的推理链里，有的根本没有。你甚至不确定模型是推理出来的还是编出来的。</w:t>
+      </w:r>
+    </w:p>
+    <w:p>
+      <w:pPr>
+        <w:spacing w:after="160" w:line="340"/>
+      </w:pPr>
+      <w:r>
+        <w:rPr>
+          <w:rFonts w:ascii="PingFang SC" w:cs="PingFang SC" w:eastAsia="PingFang SC" w:hAnsi="PingFang SC"/>
+          <w:color w:val="1C1A18"/>
+          <w:sz w:val="22"/>
+          <w:szCs w:val="22"/>
+        </w:rPr>
+        <w:t xml:space="preserve">这件事的本质：</w:t>
+      </w:r>
+      <w:r>
+        <w:rPr>
+          <w:rFonts w:ascii="PingFang SC" w:cs="PingFang SC" w:eastAsia="PingFang SC" w:hAnsi="PingFang SC"/>
+          <w:b/>
+          <w:bCs/>
+          <w:color w:val="1C1A18"/>
+          <w:sz w:val="22"/>
+          <w:szCs w:val="22"/>
+        </w:rPr>
+        <w:t xml:space="preserve">Agent 架构里没有一个地方存放"这个结论凭什么成立"。</w:t>
+      </w:r>
+      <w:r>
+        <w:rPr>
+          <w:rFonts w:ascii="PingFang SC" w:cs="PingFang SC" w:eastAsia="PingFang SC" w:hAnsi="PingFang SC"/>
+          <w:color w:val="1C1A18"/>
+          <w:sz w:val="22"/>
+          <w:szCs w:val="22"/>
+        </w:rPr>
+        <w:t xml:space="preserve">聊天记录不存这个，向量数据库不存这个，LangGraph 的 state graph 也不存这个。</w:t>
+      </w:r>
+    </w:p>
+    <w:p>
+      <w:pPr>
+        <w:spacing w:after="160" w:line="340"/>
+      </w:pPr>
+      <w:r>
+        <w:rPr>
+          <w:rFonts w:ascii="PingFang SC" w:cs="PingFang SC" w:eastAsia="PingFang SC" w:hAnsi="PingFang SC"/>
+          <w:color w:val="1C1A18"/>
+          <w:sz w:val="22"/>
+          <w:szCs w:val="22"/>
+        </w:rPr>
+        <w:t xml:space="preserve">同时，你希望研究产出能</w:t>
+      </w:r>
+      <w:r>
+        <w:rPr>
+          <w:rFonts w:ascii="PingFang SC" w:cs="PingFang SC" w:eastAsia="PingFang SC" w:hAnsi="PingFang SC"/>
+          <w:b/>
+          <w:bCs/>
+          <w:color w:val="1C1A18"/>
+          <w:sz w:val="22"/>
+          <w:szCs w:val="22"/>
+        </w:rPr>
+        <w:t xml:space="preserve">积累</w:t>
+      </w:r>
+      <w:r>
+        <w:rPr>
+          <w:rFonts w:ascii="PingFang SC" w:cs="PingFang SC" w:eastAsia="PingFang SC" w:hAnsi="PingFang SC"/>
+          <w:color w:val="1C1A18"/>
+          <w:sz w:val="22"/>
+          <w:szCs w:val="22"/>
+        </w:rPr>
+        <w:t xml:space="preserve">——今天做完的调研，明天换一个人还能接着用。积累需要一个结构化的形态。</w:t>
+      </w:r>
+    </w:p>
+    <w:p>
+      <w:pPr>
+        <w:spacing w:after="160" w:line="340"/>
+      </w:pPr>
+      <w:r>
+        <w:rPr>
+          <w:rFonts w:ascii="PingFang SC" w:cs="PingFang SC" w:eastAsia="PingFang SC" w:hAnsi="PingFang SC"/>
+          <w:color w:val="1C1A18"/>
+          <w:sz w:val="22"/>
+          <w:szCs w:val="22"/>
+        </w:rPr>
+        <w:t xml:space="preserve">我们的判断：这个形态是</w:t>
+      </w:r>
+      <w:r>
+        <w:rPr>
+          <w:rFonts w:ascii="PingFang SC" w:cs="PingFang SC" w:eastAsia="PingFang SC" w:hAnsi="PingFang SC"/>
+          <w:b/>
+          <w:bCs/>
+          <w:color w:val="1C1A18"/>
+          <w:sz w:val="22"/>
+          <w:szCs w:val="22"/>
+        </w:rPr>
+        <w:t xml:space="preserve">领域本体</w:t>
+      </w:r>
+      <w:r>
+        <w:rPr>
+          <w:rFonts w:ascii="PingFang SC" w:cs="PingFang SC" w:eastAsia="PingFang SC" w:hAnsi="PingFang SC"/>
+          <w:color w:val="1C1A18"/>
+          <w:sz w:val="22"/>
+          <w:szCs w:val="22"/>
+        </w:rPr>
+        <w:t xml:space="preserve">（domain ontology），而让本体里的每条边都可信的那套工艺是</w:t>
+      </w:r>
+      <w:r>
+        <w:rPr>
+          <w:rFonts w:ascii="PingFang SC" w:cs="PingFang SC" w:eastAsia="PingFang SC" w:hAnsi="PingFang SC"/>
+          <w:b/>
+          <w:bCs/>
+          <w:color w:val="1C1A18"/>
+          <w:sz w:val="22"/>
+          <w:szCs w:val="22"/>
+        </w:rPr>
+        <w:t xml:space="preserve">认识论循环</w:t>
+      </w:r>
+      <w:r>
+        <w:rPr>
+          <w:rFonts w:ascii="PingFang SC" w:cs="PingFang SC" w:eastAsia="PingFang SC" w:hAnsi="PingFang SC"/>
+          <w:color w:val="1C1A18"/>
+          <w:sz w:val="22"/>
+          <w:szCs w:val="22"/>
+        </w:rPr>
+        <w:t xml:space="preserve">（epistemic loop）。ClearAI 把两者做成了一个 DSH 插件：</w:t>
+      </w:r>
+    </w:p>
+    <w:p>
+      <w:pPr>
+        <w:pBdr>
+          <w:left w:val="single" w:color="2E75B6" w:sz="12" w:space="8"/>
+        </w:pBdr>
+        <w:spacing w:after="160" w:before="120"/>
+        <w:ind w:left="480"/>
+      </w:pPr>
+      <w:r>
+        <w:rPr>
+          <w:rFonts w:ascii="PingFang SC" w:cs="PingFang SC" w:eastAsia="PingFang SC" w:hAnsi="PingFang SC"/>
+          <w:b/>
+          <w:bCs/>
+          <w:color w:val="1C1A18"/>
+          <w:sz w:val="22"/>
+          <w:szCs w:val="22"/>
+        </w:rPr>
+        <w:t xml:space="preserve">AI 在你的项目里长出一个活的领域本体，每条边都通过验证循环挣得它的位置。</w:t>
+      </w:r>
+    </w:p>
+    <w:p>
+      <w:pPr>
+        <w:pStyle w:val="Heading2"/>
+        <w:pBdr>
+          <w:bottom w:val="single" w:color="2E75B6" w:sz="4" w:space="4"/>
+        </w:pBdr>
+        <w:spacing w:after="200" w:before="400"/>
+      </w:pPr>
+      <w:r>
+        <w:rPr>
+          <w:rFonts w:ascii="PingFang SC" w:cs="PingFang SC" w:eastAsia="PingFang SC" w:hAnsi="PingFang SC"/>
+          <w:b/>
+          <w:bCs/>
+          <w:color w:val="1C1A18"/>
+          <w:sz w:val="30"/>
+          <w:szCs w:val="30"/>
+        </w:rPr>
+        <w:t xml:space="preserve">2、本体是终点，认识论是到达终点的路</w:t>
+      </w:r>
+    </w:p>
+    <w:p>
+      <w:pPr>
+        <w:spacing w:after="160" w:line="340"/>
+      </w:pPr>
+      <w:r>
+        <w:rPr>
+          <w:rFonts w:ascii="PingFang SC" w:cs="PingFang SC" w:eastAsia="PingFang SC" w:hAnsi="PingFang SC"/>
+          <w:color w:val="1C1A18"/>
+          <w:sz w:val="22"/>
+          <w:szCs w:val="22"/>
+        </w:rPr>
+        <w:t xml:space="preserve">两个词经常被混着用，先把关系说清楚。</w:t>
+      </w:r>
+    </w:p>
+    <w:p>
+      <w:pPr>
+        <w:spacing w:after="160" w:line="340"/>
+      </w:pPr>
+      <w:r>
+        <w:rPr>
+          <w:rFonts w:ascii="PingFang SC" w:cs="PingFang SC" w:eastAsia="PingFang SC" w:hAnsi="PingFang SC"/>
+          <w:b/>
+          <w:bCs/>
+          <w:color w:val="1C1A18"/>
+          <w:sz w:val="22"/>
+          <w:szCs w:val="22"/>
+        </w:rPr>
+        <w:t xml:space="preserve">本体论</w:t>
+      </w:r>
+      <w:r>
+        <w:rPr>
+          <w:rFonts w:ascii="PingFang SC" w:cs="PingFang SC" w:eastAsia="PingFang SC" w:hAnsi="PingFang SC"/>
+          <w:color w:val="1C1A18"/>
+          <w:sz w:val="22"/>
+          <w:szCs w:val="22"/>
+        </w:rPr>
+        <w:t xml:space="preserve">（ontology）回答的问题是：这个世界有哪些类的东西？它们之间有什么关系？在工程语境里，本体的产出是</w:t>
+      </w:r>
+      <w:r>
+        <w:rPr>
+          <w:rFonts w:ascii="PingFang SC" w:cs="PingFang SC" w:eastAsia="PingFang SC" w:hAnsi="PingFang SC"/>
+          <w:b/>
+          <w:bCs/>
+          <w:color w:val="1C1A18"/>
+          <w:sz w:val="22"/>
+          <w:szCs w:val="22"/>
+        </w:rPr>
+        <w:t xml:space="preserve">一组概念、一组谓词、一组实例和它们之间的关系</w:t>
+      </w:r>
+      <w:r>
+        <w:rPr>
+          <w:rFonts w:ascii="PingFang SC" w:cs="PingFang SC" w:eastAsia="PingFang SC" w:hAnsi="PingFang SC"/>
+          <w:color w:val="1C1A18"/>
+          <w:sz w:val="22"/>
+          <w:szCs w:val="22"/>
+        </w:rPr>
+        <w:t xml:space="preserve">——一个结构化的知识库。</w:t>
+      </w:r>
+    </w:p>
+    <w:p>
+      <w:pPr>
+        <w:spacing w:after="160" w:line="340"/>
+      </w:pPr>
+      <w:r>
+        <w:rPr>
+          <w:rFonts w:ascii="PingFang SC" w:cs="PingFang SC" w:eastAsia="PingFang SC" w:hAnsi="PingFang SC"/>
+          <w:b/>
+          <w:bCs/>
+          <w:color w:val="1C1A18"/>
+          <w:sz w:val="22"/>
+          <w:szCs w:val="22"/>
+        </w:rPr>
+        <w:t xml:space="preserve">认识论</w:t>
+      </w:r>
+      <w:r>
+        <w:rPr>
+          <w:rFonts w:ascii="PingFang SC" w:cs="PingFang SC" w:eastAsia="PingFang SC" w:hAnsi="PingFang SC"/>
+          <w:color w:val="1C1A18"/>
+          <w:sz w:val="22"/>
+          <w:szCs w:val="22"/>
+        </w:rPr>
+        <w:t xml:space="preserve">（epistemology）回答的问题是：一个信念凭什么算知识？证据怎么支持结论？在工程语境里，认识论的产出是</w:t>
+      </w:r>
+      <w:r>
+        <w:rPr>
+          <w:rFonts w:ascii="PingFang SC" w:cs="PingFang SC" w:eastAsia="PingFang SC" w:hAnsi="PingFang SC"/>
+          <w:b/>
+          <w:bCs/>
+          <w:color w:val="1C1A18"/>
+          <w:sz w:val="22"/>
+          <w:szCs w:val="22"/>
+        </w:rPr>
+        <w:t xml:space="preserve">一套验证机制</w:t>
+      </w:r>
+      <w:r>
+        <w:rPr>
+          <w:rFonts w:ascii="PingFang SC" w:cs="PingFang SC" w:eastAsia="PingFang SC" w:hAnsi="PingFang SC"/>
+          <w:color w:val="1C1A18"/>
+          <w:sz w:val="22"/>
+          <w:szCs w:val="22"/>
+        </w:rPr>
+        <w:t xml:space="preserve">——判据怎么登记、证据怎么分级、结论怎么裁决。</w:t>
+      </w:r>
+    </w:p>
+    <w:p>
+      <w:pPr>
+        <w:spacing w:after="160" w:line="340"/>
+      </w:pPr>
+      <w:r>
+        <w:rPr>
+          <w:rFonts w:ascii="PingFang SC" w:cs="PingFang SC" w:eastAsia="PingFang SC" w:hAnsi="PingFang SC"/>
+          <w:color w:val="1C1A18"/>
+          <w:sz w:val="22"/>
+          <w:szCs w:val="22"/>
+        </w:rPr>
+        <w:t xml:space="preserve">两者的关系用一个比喻：</w:t>
+      </w:r>
+    </w:p>
+    <w:p>
+      <w:pPr>
+        <w:pStyle w:val="ListParagraph"/>
+        <w:numPr>
+          <w:ilvl w:val="0"/>
+          <w:numId w:val="1"/>
+        </w:numPr>
+        <w:spacing w:after="100" w:line="320"/>
+      </w:pPr>
+      <w:r>
+        <w:rPr>
+          <w:rFonts w:ascii="PingFang SC" w:cs="PingFang SC" w:eastAsia="PingFang SC" w:hAnsi="PingFang SC"/>
+          <w:b/>
+          <w:bCs/>
+          <w:color w:val="1C1A18"/>
+          <w:sz w:val="22"/>
+          <w:szCs w:val="22"/>
+        </w:rPr>
+        <w:t xml:space="preserve">本体是房子</w:t>
+      </w:r>
+      <w:r>
+        <w:rPr>
+          <w:rFonts w:ascii="PingFang SC" w:cs="PingFang SC" w:eastAsia="PingFang SC" w:hAnsi="PingFang SC"/>
+          <w:color w:val="1C1A18"/>
+          <w:sz w:val="22"/>
+          <w:szCs w:val="22"/>
+        </w:rPr>
+        <w:t xml:space="preserve">——你要住的地方，最终交付的东西。</w:t>
+      </w:r>
+    </w:p>
+    <w:p>
+      <w:pPr>
+        <w:pStyle w:val="ListParagraph"/>
+        <w:numPr>
+          <w:ilvl w:val="0"/>
+          <w:numId w:val="1"/>
+        </w:numPr>
+        <w:spacing w:after="100" w:line="320"/>
+      </w:pPr>
+      <w:r>
+        <w:rPr>
+          <w:rFonts w:ascii="PingFang SC" w:cs="PingFang SC" w:eastAsia="PingFang SC" w:hAnsi="PingFang SC"/>
+          <w:b/>
+          <w:bCs/>
+          <w:color w:val="1C1A18"/>
+          <w:sz w:val="22"/>
+          <w:szCs w:val="22"/>
+        </w:rPr>
+        <w:t xml:space="preserve">认识论是施工规范</w:t>
+      </w:r>
+      <w:r>
+        <w:rPr>
+          <w:rFonts w:ascii="PingFang SC" w:cs="PingFang SC" w:eastAsia="PingFang SC" w:hAnsi="PingFang SC"/>
+          <w:color w:val="1C1A18"/>
+          <w:sz w:val="22"/>
+          <w:szCs w:val="22"/>
+        </w:rPr>
+        <w:t xml:space="preserve">——地基怎么打、钢筋怎么焊、验收怎么做。</w:t>
+      </w:r>
+    </w:p>
+    <w:p>
+      <w:pPr>
+        <w:spacing w:after="160" w:line="340"/>
+      </w:pPr>
+      <w:r>
+        <w:rPr>
+          <w:rFonts w:ascii="PingFang SC" w:cs="PingFang SC" w:eastAsia="PingFang SC" w:hAnsi="PingFang SC"/>
+          <w:color w:val="1C1A18"/>
+          <w:sz w:val="22"/>
+          <w:szCs w:val="22"/>
+        </w:rPr>
+        <w:t xml:space="preserve">没有施工规范的房子也能盖起来，看起来像模像样。但你敢住吗？</w:t>
+      </w:r>
+    </w:p>
+    <w:p>
+      <w:pPr>
+        <w:spacing w:after="160" w:line="340"/>
+      </w:pPr>
+      <w:r>
+        <w:rPr>
+          <w:rFonts w:ascii="PingFang SC" w:cs="PingFang SC" w:eastAsia="PingFang SC" w:hAnsi="PingFang SC"/>
+          <w:color w:val="1C1A18"/>
+          <w:sz w:val="22"/>
+          <w:szCs w:val="22"/>
+        </w:rPr>
+        <w:t xml:space="preserve">市面上绝大多数"AI + 知识图谱"的做法是：让 LLM 从文本里抽取实体和关系，直接画到图上。这相当于</w:t>
+      </w:r>
+      <w:r>
+        <w:rPr>
+          <w:rFonts w:ascii="PingFang SC" w:cs="PingFang SC" w:eastAsia="PingFang SC" w:hAnsi="PingFang SC"/>
+          <w:b/>
+          <w:bCs/>
+          <w:color w:val="1C1A18"/>
+          <w:sz w:val="22"/>
+          <w:szCs w:val="22"/>
+        </w:rPr>
+        <w:t xml:space="preserve">让一个没有资质的承包商凭感觉盖房子</w:t>
+      </w:r>
+      <w:r>
+        <w:rPr>
+          <w:rFonts w:ascii="PingFang SC" w:cs="PingFang SC" w:eastAsia="PingFang SC" w:hAnsi="PingFang SC"/>
+          <w:color w:val="1C1A18"/>
+          <w:sz w:val="22"/>
+          <w:szCs w:val="22"/>
+        </w:rPr>
+        <w:t xml:space="preserve">。速度很快，外观很漂亮，但你不知道墙里有没有钢筋。</w:t>
+      </w:r>
+    </w:p>
+    <w:p>
+      <w:pPr>
+        <w:spacing w:after="160" w:line="340"/>
+      </w:pPr>
+      <w:r>
+        <w:rPr>
+          <w:rFonts w:ascii="PingFang SC" w:cs="PingFang SC" w:eastAsia="PingFang SC" w:hAnsi="PingFang SC"/>
+          <w:color w:val="1C1A18"/>
+          <w:sz w:val="22"/>
+          <w:szCs w:val="22"/>
+        </w:rPr>
+        <w:t xml:space="preserve">ClearAI 的做法：每一块砖（每一条断言）都要过验收（验证循环），验收记录（证据链）跟着砖走，房子盖完时每面墙都可以追溯到验收单。</w:t>
+      </w:r>
+    </w:p>
+    <w:p>
+      <w:pPr>
+        <w:spacing w:after="160" w:line="340"/>
+      </w:pPr>
+      <w:r>
+        <w:rPr>
+          <w:rFonts w:ascii="PingFang SC" w:cs="PingFang SC" w:eastAsia="PingFang SC" w:hAnsi="PingFang SC"/>
+          <w:b/>
+          <w:bCs/>
+          <w:color w:val="1C1A18"/>
+          <w:sz w:val="22"/>
+          <w:szCs w:val="22"/>
+        </w:rPr>
+        <w:t xml:space="preserve">本体是交付物，认识论是质量体系。缺了质量体系的交付物，不敢用。</w:t>
+      </w:r>
+    </w:p>
+    <w:p>
+      <w:pPr>
+        <w:pStyle w:val="Heading2"/>
+        <w:pBdr>
+          <w:bottom w:val="single" w:color="2E75B6" w:sz="4" w:space="4"/>
+        </w:pBdr>
+        <w:spacing w:after="200" w:before="400"/>
+      </w:pPr>
+      <w:r>
+        <w:rPr>
+          <w:rFonts w:ascii="PingFang SC" w:cs="PingFang SC" w:eastAsia="PingFang SC" w:hAnsi="PingFang SC"/>
+          <w:b/>
+          <w:bCs/>
+          <w:color w:val="1C1A18"/>
+          <w:sz w:val="30"/>
+          <w:szCs w:val="30"/>
+        </w:rPr>
+        <w:t xml:space="preserve">3、可信本体的三条判据</w:t>
+      </w:r>
+    </w:p>
+    <w:p>
+      <w:pPr>
+        <w:spacing w:after="160" w:line="340"/>
+      </w:pPr>
+      <w:r>
+        <w:rPr>
+          <w:rFonts w:ascii="PingFang SC" w:cs="PingFang SC" w:eastAsia="PingFang SC" w:hAnsi="PingFang SC"/>
+          <w:color w:val="1C1A18"/>
+          <w:sz w:val="22"/>
+          <w:szCs w:val="22"/>
+        </w:rPr>
+        <w:t xml:space="preserve">一个本体要配得上"可信"这两个字，至少满足三条：</w:t>
+      </w:r>
+    </w:p>
+    <w:p>
+      <w:pPr>
+        <w:spacing w:after="160" w:line="340"/>
+      </w:pPr>
+      <w:r>
+        <w:rPr>
+          <w:rFonts w:ascii="PingFang SC" w:cs="PingFang SC" w:eastAsia="PingFang SC" w:hAnsi="PingFang SC"/>
+          <w:b/>
+          <w:bCs/>
+          <w:color w:val="1C1A18"/>
+          <w:sz w:val="22"/>
+          <w:szCs w:val="22"/>
+        </w:rPr>
+        <w:t xml:space="preserve">① 每条边有出处。</w:t>
+      </w:r>
+      <w:r>
+        <w:rPr>
+          <w:rFonts w:ascii="PingFang SC" w:cs="PingFang SC" w:eastAsia="PingFang SC" w:hAnsi="PingFang SC"/>
+          <w:color w:val="1C1A18"/>
+          <w:sz w:val="22"/>
+          <w:szCs w:val="22"/>
+        </w:rPr>
+        <w:t xml:space="preserve"> 这条断言"铸锭的氧含量是 10 ppm"——谁测的？怎么测的？在哪条证据链上？没有出处的边和编造的边没有区别。</w:t>
+      </w:r>
+    </w:p>
+    <w:p>
+      <w:pPr>
+        <w:spacing w:after="160" w:line="340"/>
+      </w:pPr>
+      <w:r>
+        <w:rPr>
+          <w:rFonts w:ascii="PingFang SC" w:cs="PingFang SC" w:eastAsia="PingFang SC" w:hAnsi="PingFang SC"/>
+          <w:b/>
+          <w:bCs/>
+          <w:color w:val="1C1A18"/>
+          <w:sz w:val="22"/>
+          <w:szCs w:val="22"/>
+        </w:rPr>
+        <w:t xml:space="preserve">② 矛盾能被自动发现。</w:t>
+      </w:r>
+      <w:r>
+        <w:rPr>
+          <w:rFonts w:ascii="PingFang SC" w:cs="PingFang SC" w:eastAsia="PingFang SC" w:hAnsi="PingFang SC"/>
+          <w:color w:val="1C1A18"/>
+          <w:sz w:val="22"/>
+          <w:szCs w:val="22"/>
+        </w:rPr>
+        <w:t xml:space="preserve"> 两条已确认的事实挂在同一个单值谓词、同一个主体、不同取值上——数学上不可能同时为真——系统必须自动报出来。</w:t>
+      </w:r>
+    </w:p>
+    <w:p>
+      <w:pPr>
+        <w:spacing w:after="160" w:line="340"/>
+      </w:pPr>
+      <w:r>
+        <w:rPr>
+          <w:rFonts w:ascii="PingFang SC" w:cs="PingFang SC" w:eastAsia="PingFang SC" w:hAnsi="PingFang SC"/>
+          <w:b/>
+          <w:bCs/>
+          <w:color w:val="1C1A18"/>
+          <w:sz w:val="22"/>
+          <w:szCs w:val="22"/>
+        </w:rPr>
+        <w:t xml:space="preserve">③ 状态可以回放到零。</w:t>
+      </w:r>
+      <w:r>
+        <w:rPr>
+          <w:rFonts w:ascii="PingFang SC" w:cs="PingFang SC" w:eastAsia="PingFang SC" w:hAnsi="PingFang SC"/>
+          <w:color w:val="1C1A18"/>
+          <w:sz w:val="22"/>
+          <w:szCs w:val="22"/>
+        </w:rPr>
+        <w:t xml:space="preserve"> 从当前的完整状态出发，能一步步还原回最初的事件流。每一条边的诞生过程都可审计。</w:t>
+      </w:r>
+    </w:p>
+    <w:p>
+      <w:pPr>
+        <w:spacing w:after="160" w:line="340"/>
+      </w:pPr>
+      <w:r>
+        <w:rPr>
+          <w:rFonts w:ascii="PingFang SC" w:cs="PingFang SC" w:eastAsia="PingFang SC" w:hAnsi="PingFang SC"/>
+          <w:color w:val="1C1A18"/>
+          <w:sz w:val="22"/>
+          <w:szCs w:val="22"/>
+        </w:rPr>
+        <w:t xml:space="preserve">ClearAI 的全部架构都在为这三条服务。</w:t>
+      </w:r>
+    </w:p>
+    <w:p>
+      <w:pPr>
+        <w:pStyle w:val="Heading2"/>
+        <w:pBdr>
+          <w:bottom w:val="single" w:color="2E75B6" w:sz="4" w:space="4"/>
+        </w:pBdr>
+        <w:spacing w:after="200" w:before="400"/>
+      </w:pPr>
+      <w:r>
+        <w:rPr>
+          <w:rFonts w:ascii="PingFang SC" w:cs="PingFang SC" w:eastAsia="PingFang SC" w:hAnsi="PingFang SC"/>
+          <w:b/>
+          <w:bCs/>
+          <w:color w:val="1C1A18"/>
+          <w:sz w:val="30"/>
+          <w:szCs w:val="30"/>
+        </w:rPr>
+        <w:t xml:space="preserve">4、本体的形态：词汇先于句子</w:t>
+      </w:r>
+    </w:p>
+    <w:p>
+      <w:pPr>
+        <w:spacing w:after="160" w:line="340"/>
+      </w:pPr>
+      <w:r>
+        <w:rPr>
+          <w:rFonts w:ascii="PingFang SC" w:cs="PingFang SC" w:eastAsia="PingFang SC" w:hAnsi="PingFang SC"/>
+          <w:color w:val="1C1A18"/>
+          <w:sz w:val="22"/>
+          <w:szCs w:val="22"/>
+        </w:rPr>
+        <w:t xml:space="preserve">一个可信本体的地基是</w:t>
+      </w:r>
+      <w:r>
+        <w:rPr>
+          <w:rFonts w:ascii="PingFang SC" w:cs="PingFang SC" w:eastAsia="PingFang SC" w:hAnsi="PingFang SC"/>
+          <w:b/>
+          <w:bCs/>
+          <w:color w:val="1C1A18"/>
+          <w:sz w:val="22"/>
+          <w:szCs w:val="22"/>
+        </w:rPr>
+        <w:t xml:space="preserve">领域语言</w:t>
+      </w:r>
+      <w:r>
+        <w:rPr>
+          <w:rFonts w:ascii="PingFang SC" w:cs="PingFang SC" w:eastAsia="PingFang SC" w:hAnsi="PingFang SC"/>
+          <w:color w:val="1C1A18"/>
+          <w:sz w:val="22"/>
+          <w:szCs w:val="22"/>
+        </w:rPr>
+        <w:t xml:space="preserve">——先定好用什么词，再用这些词说话。</w:t>
+      </w:r>
+    </w:p>
+    <w:p>
+      <w:pPr>
+        <w:pStyle w:val="Heading3"/>
+        <w:spacing w:after="140" w:before="300"/>
+      </w:pPr>
+      <w:r>
+        <w:rPr>
+          <w:rFonts w:ascii="PingFang SC" w:cs="PingFang SC" w:eastAsia="PingFang SC" w:hAnsi="PingFang SC"/>
+          <w:b/>
+          <w:bCs/>
+          <w:color w:val="1C1A18"/>
+          <w:sz w:val="25"/>
+          <w:szCs w:val="25"/>
+        </w:rPr>
+        <w:t xml:space="preserve">概念与谓词</w:t>
+      </w:r>
+    </w:p>
+    <w:p>
+      <w:pPr>
+        <w:shd w:fill="F5F4F0" w:val="clear"/>
+        <w:spacing w:after="60"/>
+        <w:ind w:left="360" w:right="360"/>
+      </w:pPr>
+    </w:p>
+    <w:p>
+      <w:pPr>
+        <w:shd w:fill="F5F4F0" w:val="clear"/>
+        <w:spacing w:after="0" w:line="280"/>
+        <w:ind w:left="360" w:right="360"/>
+      </w:pPr>
+      <w:r>
+        <w:rPr>
+          <w:rFonts w:ascii="SF Mono" w:cs="SF Mono" w:eastAsia="SF Mono" w:hAnsi="SF Mono"/>
+          <w:color w:val="333333"/>
+          <w:sz w:val="18"/>
+          <w:szCs w:val="18"/>
+        </w:rPr>
+        <w:t xml:space="preserve">RegisterTerm({</w:t>
+      </w:r>
+    </w:p>
+    <w:p>
+      <w:pPr>
+        <w:shd w:fill="F5F4F0" w:val="clear"/>
+        <w:spacing w:after="0" w:line="280"/>
+        <w:ind w:left="360" w:right="360"/>
+      </w:pPr>
+      <w:r>
+        <w:rPr>
+          <w:rFonts w:ascii="SF Mono" w:cs="SF Mono" w:eastAsia="SF Mono" w:hAnsi="SF Mono"/>
+          <w:color w:val="333333"/>
+          <w:sz w:val="18"/>
+          <w:szCs w:val="18"/>
+        </w:rPr>
+        <w:t xml:space="preserve">  id: "ingot",</w:t>
+      </w:r>
+    </w:p>
+    <w:p>
+      <w:pPr>
+        <w:shd w:fill="F5F4F0" w:val="clear"/>
+        <w:spacing w:after="0" w:line="280"/>
+        <w:ind w:left="360" w:right="360"/>
+      </w:pPr>
+      <w:r>
+        <w:rPr>
+          <w:rFonts w:ascii="SF Mono" w:cs="SF Mono" w:eastAsia="SF Mono" w:hAnsi="SF Mono"/>
+          <w:color w:val="333333"/>
+          <w:sz w:val="18"/>
+          <w:szCs w:val="18"/>
+        </w:rPr>
+        <w:t xml:space="preserve">  label: "铸锭",</w:t>
+      </w:r>
+    </w:p>
+    <w:p>
+      <w:pPr>
+        <w:shd w:fill="F5F4F0" w:val="clear"/>
+        <w:spacing w:after="0" w:line="280"/>
+        <w:ind w:left="360" w:right="360"/>
+      </w:pPr>
+      <w:r>
+        <w:rPr>
+          <w:rFonts w:ascii="SF Mono" w:cs="SF Mono" w:eastAsia="SF Mono" w:hAnsi="SF Mono"/>
+          <w:color w:val="333333"/>
+          <w:sz w:val="18"/>
+          <w:szCs w:val="18"/>
+        </w:rPr>
+        <w:t xml:space="preserve">  gloss: "立式半连续铸造产出的单根金属锭",</w:t>
+      </w:r>
+    </w:p>
+    <w:p>
+      <w:pPr>
+        <w:shd w:fill="F5F4F0" w:val="clear"/>
+        <w:spacing w:after="0" w:line="280"/>
+        <w:ind w:left="360" w:right="360"/>
+      </w:pPr>
+      <w:r>
+        <w:rPr>
+          <w:rFonts w:ascii="SF Mono" w:cs="SF Mono" w:eastAsia="SF Mono" w:hAnsi="SF Mono"/>
+          <w:color w:val="333333"/>
+          <w:sz w:val="18"/>
+          <w:szCs w:val="18"/>
+        </w:rPr>
+        <w:t xml:space="preserve">  basis: "工艺手册第 6.1 节"       // ← 必填：这个词的出处</w:t>
+      </w:r>
+    </w:p>
+    <w:p>
+      <w:pPr>
+        <w:shd w:fill="F5F4F0" w:val="clear"/>
+        <w:spacing w:after="0" w:line="280"/>
+        <w:ind w:left="360" w:right="360"/>
+      </w:pPr>
+      <w:r>
+        <w:rPr>
+          <w:rFonts w:ascii="SF Mono" w:cs="SF Mono" w:eastAsia="SF Mono" w:hAnsi="SF Mono"/>
+          <w:color w:val="333333"/>
+          <w:sz w:val="18"/>
+          <w:szCs w:val="18"/>
+        </w:rPr>
+        <w:t xml:space="preserve">})</w:t>
+      </w:r>
+    </w:p>
+    <w:p>
+      <w:pPr>
+        <w:shd w:fill="F5F4F0" w:val="clear"/>
+        <w:spacing w:after="0" w:line="280"/>
+        <w:ind w:left="360" w:right="360"/>
+      </w:pPr>
+      <w:r>
+        <w:rPr>
+          <w:rFonts w:ascii="SF Mono" w:cs="SF Mono" w:eastAsia="SF Mono" w:hAnsi="SF Mono"/>
+          <w:color w:val="333333"/>
+          <w:sz w:val="18"/>
+          <w:szCs w:val="18"/>
+        </w:rPr>
+        <w:t xml:space="preserve"/>
+      </w:r>
+    </w:p>
+    <w:p>
+      <w:pPr>
+        <w:shd w:fill="F5F4F0" w:val="clear"/>
+        <w:spacing w:after="0" w:line="280"/>
+        <w:ind w:left="360" w:right="360"/>
+      </w:pPr>
+      <w:r>
+        <w:rPr>
+          <w:rFonts w:ascii="SF Mono" w:cs="SF Mono" w:eastAsia="SF Mono" w:hAnsi="SF Mono"/>
+          <w:color w:val="333333"/>
+          <w:sz w:val="18"/>
+          <w:szCs w:val="18"/>
+        </w:rPr>
+        <w:t xml:space="preserve">RegisterPredicate({</w:t>
+      </w:r>
+    </w:p>
+    <w:p>
+      <w:pPr>
+        <w:shd w:fill="F5F4F0" w:val="clear"/>
+        <w:spacing w:after="0" w:line="280"/>
+        <w:ind w:left="360" w:right="360"/>
+      </w:pPr>
+      <w:r>
+        <w:rPr>
+          <w:rFonts w:ascii="SF Mono" w:cs="SF Mono" w:eastAsia="SF Mono" w:hAnsi="SF Mono"/>
+          <w:color w:val="333333"/>
+          <w:sz w:val="18"/>
+          <w:szCs w:val="18"/>
+        </w:rPr>
+        <w:t xml:space="preserve">  id: "oxygen_ppm",</w:t>
+      </w:r>
+    </w:p>
+    <w:p>
+      <w:pPr>
+        <w:shd w:fill="F5F4F0" w:val="clear"/>
+        <w:spacing w:after="0" w:line="280"/>
+        <w:ind w:left="360" w:right="360"/>
+      </w:pPr>
+      <w:r>
+        <w:rPr>
+          <w:rFonts w:ascii="SF Mono" w:cs="SF Mono" w:eastAsia="SF Mono" w:hAnsi="SF Mono"/>
+          <w:color w:val="333333"/>
+          <w:sz w:val="18"/>
+          <w:szCs w:val="18"/>
+        </w:rPr>
+        <w:t xml:space="preserve">  label: "氧含量检测值",</w:t>
+      </w:r>
+    </w:p>
+    <w:p>
+      <w:pPr>
+        <w:shd w:fill="F5F4F0" w:val="clear"/>
+        <w:spacing w:after="0" w:line="280"/>
+        <w:ind w:left="360" w:right="360"/>
+      </w:pPr>
+      <w:r>
+        <w:rPr>
+          <w:rFonts w:ascii="SF Mono" w:cs="SF Mono" w:eastAsia="SF Mono" w:hAnsi="SF Mono"/>
+          <w:color w:val="333333"/>
+          <w:sz w:val="18"/>
+          <w:szCs w:val="18"/>
+        </w:rPr>
+        <w:t xml:space="preserve">  domain: "ingot",                  // 主词域</w:t>
+      </w:r>
+    </w:p>
+    <w:p>
+      <w:pPr>
+        <w:shd w:fill="F5F4F0" w:val="clear"/>
+        <w:spacing w:after="0" w:line="280"/>
+        <w:ind w:left="360" w:right="360"/>
+      </w:pPr>
+      <w:r>
+        <w:rPr>
+          <w:rFonts w:ascii="SF Mono" w:cs="SF Mono" w:eastAsia="SF Mono" w:hAnsi="SF Mono"/>
+          <w:color w:val="333333"/>
+          <w:sz w:val="18"/>
+          <w:szCs w:val="18"/>
+        </w:rPr>
+        <w:t xml:space="preserve">  range: { form: "quantity", unit: "ppm" },</w:t>
+      </w:r>
+    </w:p>
+    <w:p>
+      <w:pPr>
+        <w:shd w:fill="F5F4F0" w:val="clear"/>
+        <w:spacing w:after="0" w:line="280"/>
+        <w:ind w:left="360" w:right="360"/>
+      </w:pPr>
+      <w:r>
+        <w:rPr>
+          <w:rFonts w:ascii="SF Mono" w:cs="SF Mono" w:eastAsia="SF Mono" w:hAnsi="SF Mono"/>
+          <w:color w:val="333333"/>
+          <w:sz w:val="18"/>
+          <w:szCs w:val="18"/>
+        </w:rPr>
+        <w:t xml:space="preserve">  functional: true,                 // ← 单值：同一铸锭只有一个读数</w:t>
+      </w:r>
+    </w:p>
+    <w:p>
+      <w:pPr>
+        <w:shd w:fill="F5F4F0" w:val="clear"/>
+        <w:spacing w:after="0" w:line="280"/>
+        <w:ind w:left="360" w:right="360"/>
+      </w:pPr>
+      <w:r>
+        <w:rPr>
+          <w:rFonts w:ascii="SF Mono" w:cs="SF Mono" w:eastAsia="SF Mono" w:hAnsi="SF Mono"/>
+          <w:color w:val="333333"/>
+          <w:sz w:val="18"/>
+          <w:szCs w:val="18"/>
+        </w:rPr>
+        <w:t xml:space="preserve">  basis: "ASTM E2575"</w:t>
+      </w:r>
+    </w:p>
+    <w:p>
+      <w:pPr>
+        <w:shd w:fill="F5F4F0" w:val="clear"/>
+        <w:spacing w:after="0" w:line="280"/>
+        <w:ind w:left="360" w:right="360"/>
+      </w:pPr>
+      <w:r>
+        <w:rPr>
+          <w:rFonts w:ascii="SF Mono" w:cs="SF Mono" w:eastAsia="SF Mono" w:hAnsi="SF Mono"/>
+          <w:color w:val="333333"/>
+          <w:sz w:val="18"/>
+          <w:szCs w:val="18"/>
+        </w:rPr>
+        <w:t xml:space="preserve">})</w:t>
+      </w:r>
+    </w:p>
+    <w:p>
+      <w:pPr>
+        <w:shd w:fill="F5F4F0" w:val="clear"/>
+        <w:spacing w:after="160"/>
+        <w:ind w:left="360" w:right="360"/>
+      </w:pPr>
+    </w:p>
+    <w:p>
+      <w:pPr>
+        <w:spacing w:after="160" w:line="340"/>
+      </w:pPr>
+      <w:r>
+        <w:rPr>
+          <w:rFonts w:ascii="PingFang SC" w:cs="PingFang SC" w:eastAsia="PingFang SC" w:hAnsi="PingFang SC"/>
+          <w:color w:val="1C1A18"/>
+          <w:sz w:val="22"/>
+          <w:szCs w:val="22"/>
+        </w:rPr>
+        <w:t xml:space="preserve">注意 </w:t>
+      </w:r>
+      <w:r>
+        <w:rPr>
+          <w:rFonts w:ascii="PingFang SC" w:cs="PingFang SC" w:eastAsia="PingFang SC" w:hAnsi="PingFang SC"/>
+          <w:b/>
+          <w:bCs/>
+          <w:color w:val="2E75B6"/>
+          <w:sz w:val="22"/>
+          <w:szCs w:val="22"/>
+        </w:rPr>
+        <w:t xml:space="preserve">functional: true</w:t>
+      </w:r>
+      <w:r>
+        <w:rPr>
+          <w:rFonts w:ascii="PingFang SC" w:cs="PingFang SC" w:eastAsia="PingFang SC" w:hAnsi="PingFang SC"/>
+          <w:color w:val="1C1A18"/>
+          <w:sz w:val="22"/>
+          <w:szCs w:val="22"/>
+        </w:rPr>
+        <w:t xml:space="preserve">。这是本体工程里的经典约束（描述逻辑里叫 functional property）：</w:t>
+      </w:r>
+      <w:r>
+        <w:rPr>
+          <w:rFonts w:ascii="PingFang SC" w:cs="PingFang SC" w:eastAsia="PingFang SC" w:hAnsi="PingFang SC"/>
+          <w:b/>
+          <w:bCs/>
+          <w:color w:val="1C1A18"/>
+          <w:sz w:val="22"/>
+          <w:szCs w:val="22"/>
+        </w:rPr>
+        <w:t xml:space="preserve">同一主体只能有一个取值</w:t>
+      </w:r>
+      <w:r>
+        <w:rPr>
+          <w:rFonts w:ascii="PingFang SC" w:cs="PingFang SC" w:eastAsia="PingFang SC" w:hAnsi="PingFang SC"/>
+          <w:color w:val="1C1A18"/>
+          <w:sz w:val="22"/>
+          <w:szCs w:val="22"/>
+        </w:rPr>
+        <w:t xml:space="preserve">。它的作用马上会看到——冲突检测靠它。</w:t>
+      </w:r>
+    </w:p>
+    <w:p>
+      <w:pPr>
+        <w:spacing w:after="160" w:line="340"/>
+      </w:pPr>
+      <w:r>
+        <w:rPr>
+          <w:rFonts w:ascii="PingFang SC" w:cs="PingFang SC" w:eastAsia="PingFang SC" w:hAnsi="PingFang SC"/>
+          <w:color w:val="1C1A18"/>
+          <w:sz w:val="22"/>
+          <w:szCs w:val="22"/>
+        </w:rPr>
+        <w:t xml:space="preserve">每条词汇带 basis 登记。没有依据不收。修订留版本（旧值不删）。废止写原因（黏性废止，没有删除操作）。语义变化必须换 id。</w:t>
+      </w:r>
+    </w:p>
+    <w:p>
+      <w:pPr>
+        <w:spacing w:after="160" w:line="340"/>
+      </w:pPr>
+      <w:r>
+        <w:rPr>
+          <w:rFonts w:ascii="PingFang SC" w:cs="PingFang SC" w:eastAsia="PingFang SC" w:hAnsi="PingFang SC"/>
+          <w:color w:val="1C1A18"/>
+          <w:sz w:val="22"/>
+          <w:szCs w:val="22"/>
+        </w:rPr>
+        <w:t xml:space="preserve">这是本体工程的底线：</w:t>
+      </w:r>
+      <w:r>
+        <w:rPr>
+          <w:rFonts w:ascii="PingFang SC" w:cs="PingFang SC" w:eastAsia="PingFang SC" w:hAnsi="PingFang SC"/>
+          <w:b/>
+          <w:bCs/>
+          <w:color w:val="1C1A18"/>
+          <w:sz w:val="22"/>
+          <w:szCs w:val="22"/>
+        </w:rPr>
+        <w:t xml:space="preserve">如果一个词的含义可以随时变，建立在它之上的所有断言都是沙上城堡。</w:t>
+      </w:r>
+    </w:p>
+    <w:p>
+      <w:pPr>
+        <w:pStyle w:val="Heading3"/>
+        <w:spacing w:after="140" w:before="300"/>
+      </w:pPr>
+      <w:r>
+        <w:rPr>
+          <w:rFonts w:ascii="PingFang SC" w:cs="PingFang SC" w:eastAsia="PingFang SC" w:hAnsi="PingFang SC"/>
+          <w:b/>
+          <w:bCs/>
+          <w:color w:val="1C1A18"/>
+          <w:sz w:val="25"/>
+          <w:szCs w:val="25"/>
+        </w:rPr>
+        <w:t xml:space="preserve">类型化断言</w:t>
+      </w:r>
+    </w:p>
+    <w:p>
+      <w:pPr>
+        <w:shd w:fill="F5F4F0" w:val="clear"/>
+        <w:spacing w:after="60"/>
+        <w:ind w:left="360" w:right="360"/>
+      </w:pPr>
+    </w:p>
+    <w:p>
+      <w:pPr>
+        <w:shd w:fill="F5F4F0" w:val="clear"/>
+        <w:spacing w:after="0" w:line="280"/>
+        <w:ind w:left="360" w:right="360"/>
+      </w:pPr>
+      <w:r>
+        <w:rPr>
+          <w:rFonts w:ascii="SF Mono" w:cs="SF Mono" w:eastAsia="SF Mono" w:hAnsi="SF Mono"/>
+          <w:color w:val="333333"/>
+          <w:sz w:val="18"/>
+          <w:szCs w:val="18"/>
+        </w:rPr>
+        <w:t xml:space="preserve">{</w:t>
+      </w:r>
+    </w:p>
+    <w:p>
+      <w:pPr>
+        <w:shd w:fill="F5F4F0" w:val="clear"/>
+        <w:spacing w:after="0" w:line="280"/>
+        <w:ind w:left="360" w:right="360"/>
+      </w:pPr>
+      <w:r>
+        <w:rPr>
+          <w:rFonts w:ascii="SF Mono" w:cs="SF Mono" w:eastAsia="SF Mono" w:hAnsi="SF Mono"/>
+          <w:color w:val="333333"/>
+          <w:sz w:val="18"/>
+          <w:szCs w:val="18"/>
+        </w:rPr>
+        <w:t xml:space="preserve">  predicate: "oxygen_ppm",</w:t>
+      </w:r>
+    </w:p>
+    <w:p>
+      <w:pPr>
+        <w:shd w:fill="F5F4F0" w:val="clear"/>
+        <w:spacing w:after="0" w:line="280"/>
+        <w:ind w:left="360" w:right="360"/>
+      </w:pPr>
+      <w:r>
+        <w:rPr>
+          <w:rFonts w:ascii="SF Mono" w:cs="SF Mono" w:eastAsia="SF Mono" w:hAnsi="SF Mono"/>
+          <w:color w:val="333333"/>
+          <w:sz w:val="18"/>
+          <w:szCs w:val="18"/>
+        </w:rPr>
+        <w:t xml:space="preserve">  subject:   { id: "INGOT-3", type: "ingot" },</w:t>
+      </w:r>
+    </w:p>
+    <w:p>
+      <w:pPr>
+        <w:shd w:fill="F5F4F0" w:val="clear"/>
+        <w:spacing w:after="0" w:line="280"/>
+        <w:ind w:left="360" w:right="360"/>
+      </w:pPr>
+      <w:r>
+        <w:rPr>
+          <w:rFonts w:ascii="SF Mono" w:cs="SF Mono" w:eastAsia="SF Mono" w:hAnsi="SF Mono"/>
+          <w:color w:val="333333"/>
+          <w:sz w:val="18"/>
+          <w:szCs w:val="18"/>
+        </w:rPr>
+        <w:t xml:space="preserve">  object:    { kind: "quantity", value: 10, unit: "ppm" }</w:t>
+      </w:r>
+    </w:p>
+    <w:p>
+      <w:pPr>
+        <w:shd w:fill="F5F4F0" w:val="clear"/>
+        <w:spacing w:after="0" w:line="280"/>
+        <w:ind w:left="360" w:right="360"/>
+      </w:pPr>
+      <w:r>
+        <w:rPr>
+          <w:rFonts w:ascii="SF Mono" w:cs="SF Mono" w:eastAsia="SF Mono" w:hAnsi="SF Mono"/>
+          <w:color w:val="333333"/>
+          <w:sz w:val="18"/>
+          <w:szCs w:val="18"/>
+        </w:rPr>
+        <w:t xml:space="preserve">}</w:t>
+      </w:r>
+    </w:p>
+    <w:p>
+      <w:pPr>
+        <w:shd w:fill="F5F4F0" w:val="clear"/>
+        <w:spacing w:after="160"/>
+        <w:ind w:left="360" w:right="360"/>
+      </w:pPr>
+    </w:p>
+    <w:p>
+      <w:pPr>
+        <w:spacing w:after="160" w:line="340"/>
+      </w:pPr>
+      <w:r>
+        <w:rPr>
+          <w:rFonts w:ascii="PingFang SC" w:cs="PingFang SC" w:eastAsia="PingFang SC" w:hAnsi="PingFang SC"/>
+          <w:color w:val="1C1A18"/>
+          <w:sz w:val="22"/>
+          <w:szCs w:val="22"/>
+        </w:rPr>
+        <w:t xml:space="preserve">值形态有五种，每种有明确的工程语义：</w:t>
+      </w:r>
+    </w:p>
+    <w:tbl>
+      <w:tblPr>
+        <w:tblW w:type="dxa" w:w="9936"/>
+        <w:tblBorders>
+          <w:top w:val="single" w:color="auto" w:sz="4"/>
+          <w:left w:val="single" w:color="auto" w:sz="4"/>
+          <w:bottom w:val="single" w:color="auto" w:sz="4"/>
+          <w:right w:val="single" w:color="auto" w:sz="4"/>
+          <w:insideH w:val="single" w:color="auto" w:sz="4"/>
+          <w:insideV w:val="single" w:color="auto" w:sz="4"/>
+        </w:tblBorders>
+      </w:tblPr>
+      <w:tblGrid>
+        <w:gridCol w:w="1800"/>
+        <w:gridCol w:w="3600"/>
+        <w:gridCol w:w="4536"/>
+      </w:tblGrid>
+      <w:tr>
+        <w:tc>
+          <w:tcPr>
+            <w:tcW w:type="dxa" w:w="1800"/>
+            <w:tcBorders>
+              <w:top w:val="single" w:color="DDD9D3" w:sz="1"/>
+              <w:left w:val="single" w:color="DDD9D3" w:sz="1"/>
+              <w:bottom w:val="single" w:color="DDD9D3" w:sz="1"/>
+              <w:right w:val="single" w:color="DDD9D3" w:sz="1"/>
+            </w:tcBorders>
+            <w:shd w:fill="EAF1F8" w:val="clear"/>
+            <w:tcMar>
+              <w:top w:type="dxa" w:w="60"/>
+              <w:left w:type="dxa" w:w="100"/>
+              <w:bottom w:type="dxa" w:w="60"/>
+              <w:right w:type="dxa" w:w="100"/>
+            </w:tcMar>
+          </w:tcPr>
+          <w:p>
+            <w:r>
+              <w:rPr>
+                <w:rFonts w:ascii="PingFang SC" w:cs="PingFang SC" w:eastAsia="PingFang SC" w:hAnsi="PingFang SC"/>
+                <w:b/>
+                <w:bCs/>
+                <w:color w:val="1C1A18"/>
+                <w:sz w:val="22"/>
+                <w:szCs w:val="22"/>
+              </w:rPr>
+              <w:t xml:space="preserve">形态</w:t>
+            </w:r>
+          </w:p>
+        </w:tc>
+        <w:tc>
+          <w:tcPr>
+            <w:tcW w:type="dxa" w:w="3600"/>
+            <w:tcBorders>
+              <w:top w:val="single" w:color="DDD9D3" w:sz="1"/>
+              <w:left w:val="single" w:color="DDD9D3" w:sz="1"/>
+              <w:bottom w:val="single" w:color="DDD9D3" w:sz="1"/>
+              <w:right w:val="single" w:color="DDD9D3" w:sz="1"/>
+            </w:tcBorders>
+            <w:shd w:fill="EAF1F8" w:val="clear"/>
+            <w:tcMar>
+              <w:top w:type="dxa" w:w="60"/>
+              <w:left w:type="dxa" w:w="100"/>
+              <w:bottom w:type="dxa" w:w="60"/>
+              <w:right w:type="dxa" w:w="100"/>
+            </w:tcMar>
+          </w:tcPr>
+          <w:p>
+            <w:r>
+              <w:rPr>
+                <w:rFonts w:ascii="PingFang SC" w:cs="PingFang SC" w:eastAsia="PingFang SC" w:hAnsi="PingFang SC"/>
+                <w:b/>
+                <w:bCs/>
+                <w:color w:val="1C1A18"/>
+                <w:sz w:val="22"/>
+                <w:szCs w:val="22"/>
+              </w:rPr>
+              <w:t xml:space="preserve">含义</w:t>
+            </w:r>
+          </w:p>
+        </w:tc>
+        <w:tc>
+          <w:tcPr>
+            <w:tcW w:type="dxa" w:w="4536"/>
+            <w:tcBorders>
+              <w:top w:val="single" w:color="DDD9D3" w:sz="1"/>
+              <w:left w:val="single" w:color="DDD9D3" w:sz="1"/>
+              <w:bottom w:val="single" w:color="DDD9D3" w:sz="1"/>
+              <w:right w:val="single" w:color="DDD9D3" w:sz="1"/>
+            </w:tcBorders>
+            <w:shd w:fill="EAF1F8" w:val="clear"/>
+            <w:tcMar>
+              <w:top w:type="dxa" w:w="60"/>
+              <w:left w:type="dxa" w:w="100"/>
+              <w:bottom w:type="dxa" w:w="60"/>
+              <w:right w:type="dxa" w:w="100"/>
+            </w:tcMar>
+          </w:tcPr>
+          <w:p>
+            <w:r>
+              <w:rPr>
+                <w:rFonts w:ascii="PingFang SC" w:cs="PingFang SC" w:eastAsia="PingFang SC" w:hAnsi="PingFang SC"/>
+                <w:b/>
+                <w:bCs/>
+                <w:color w:val="1C1A18"/>
+                <w:sz w:val="22"/>
+                <w:szCs w:val="22"/>
+              </w:rPr>
+              <w:t xml:space="preserve">工程价值</w:t>
+            </w:r>
+          </w:p>
+        </w:tc>
+      </w:tr>
+      <w:tr>
+        <w:tc>
+          <w:tcPr>
+            <w:tcW w:type="dxa" w:w="1800"/>
+            <w:tcBorders>
+              <w:top w:val="single" w:color="DDD9D3" w:sz="1"/>
+              <w:left w:val="single" w:color="DDD9D3" w:sz="1"/>
+              <w:bottom w:val="single" w:color="DDD9D3" w:sz="1"/>
+              <w:right w:val="single" w:color="DDD9D3" w:sz="1"/>
+            </w:tcBorders>
+            <w:tcMar>
+              <w:top w:type="dxa" w:w="60"/>
+              <w:left w:type="dxa" w:w="100"/>
+              <w:bottom w:type="dxa" w:w="60"/>
+              <w:right w:type="dxa" w:w="100"/>
+            </w:tcMar>
+          </w:tcPr>
+          <w:p>
+            <w:r>
+              <w:rPr>
+                <w:rFonts w:ascii="PingFang SC" w:cs="PingFang SC" w:eastAsia="PingFang SC" w:hAnsi="PingFang SC"/>
+                <w:color w:val="1C1A18"/>
+                <w:sz w:val="22"/>
+                <w:szCs w:val="22"/>
+              </w:rPr>
+              <w:t xml:space="preserve">statement</w:t>
+            </w:r>
+          </w:p>
+        </w:tc>
+        <w:tc>
+          <w:tcPr>
+            <w:tcW w:type="dxa" w:w="3600"/>
+            <w:tcBorders>
+              <w:top w:val="single" w:color="DDD9D3" w:sz="1"/>
+              <w:left w:val="single" w:color="DDD9D3" w:sz="1"/>
+              <w:bottom w:val="single" w:color="DDD9D3" w:sz="1"/>
+              <w:right w:val="single" w:color="DDD9D3" w:sz="1"/>
+            </w:tcBorders>
+            <w:tcMar>
+              <w:top w:type="dxa" w:w="60"/>
+              <w:left w:type="dxa" w:w="100"/>
+              <w:bottom w:type="dxa" w:w="60"/>
+              <w:right w:type="dxa" w:w="100"/>
+            </w:tcMar>
+          </w:tcPr>
+          <w:p>
+            <w:r>
+              <w:rPr>
+                <w:rFonts w:ascii="PingFang SC" w:cs="PingFang SC" w:eastAsia="PingFang SC" w:hAnsi="PingFang SC"/>
+                <w:color w:val="1C1A18"/>
+                <w:sz w:val="22"/>
+                <w:szCs w:val="22"/>
+              </w:rPr>
+              <w:t xml:space="preserve">一句可验证的陈述</w:t>
+            </w:r>
+          </w:p>
+        </w:tc>
+        <w:tc>
+          <w:tcPr>
+            <w:tcW w:type="dxa" w:w="4536"/>
+            <w:tcBorders>
+              <w:top w:val="single" w:color="DDD9D3" w:sz="1"/>
+              <w:left w:val="single" w:color="DDD9D3" w:sz="1"/>
+              <w:bottom w:val="single" w:color="DDD9D3" w:sz="1"/>
+              <w:right w:val="single" w:color="DDD9D3" w:sz="1"/>
+            </w:tcBorders>
+            <w:tcMar>
+              <w:top w:type="dxa" w:w="60"/>
+              <w:left w:type="dxa" w:w="100"/>
+              <w:bottom w:type="dxa" w:w="60"/>
+              <w:right w:type="dxa" w:w="100"/>
+            </w:tcMar>
+          </w:tcPr>
+          <w:p>
+            <w:r>
+              <w:rPr>
+                <w:rFonts w:ascii="PingFang SC" w:cs="PingFang SC" w:eastAsia="PingFang SC" w:hAnsi="PingFang SC"/>
+                <w:color w:val="1C1A18"/>
+                <w:sz w:val="22"/>
+                <w:szCs w:val="22"/>
+              </w:rPr>
+              <w:t xml:space="preserve">最低门槛的结构化</w:t>
+            </w:r>
+          </w:p>
+        </w:tc>
+      </w:tr>
+      <w:tr>
+        <w:tc>
+          <w:tcPr>
+            <w:tcW w:type="dxa" w:w="1800"/>
+            <w:tcBorders>
+              <w:top w:val="single" w:color="DDD9D3" w:sz="1"/>
+              <w:left w:val="single" w:color="DDD9D3" w:sz="1"/>
+              <w:bottom w:val="single" w:color="DDD9D3" w:sz="1"/>
+              <w:right w:val="single" w:color="DDD9D3" w:sz="1"/>
+            </w:tcBorders>
+            <w:tcMar>
+              <w:top w:type="dxa" w:w="60"/>
+              <w:left w:type="dxa" w:w="100"/>
+              <w:bottom w:type="dxa" w:w="60"/>
+              <w:right w:type="dxa" w:w="100"/>
+            </w:tcMar>
+          </w:tcPr>
+          <w:p>
+            <w:r>
+              <w:rPr>
+                <w:rFonts w:ascii="PingFang SC" w:cs="PingFang SC" w:eastAsia="PingFang SC" w:hAnsi="PingFang SC"/>
+                <w:color w:val="1C1A18"/>
+                <w:sz w:val="22"/>
+                <w:szCs w:val="22"/>
+              </w:rPr>
+              <w:t xml:space="preserve">quantity</w:t>
+            </w:r>
+          </w:p>
+        </w:tc>
+        <w:tc>
+          <w:tcPr>
+            <w:tcW w:type="dxa" w:w="3600"/>
+            <w:tcBorders>
+              <w:top w:val="single" w:color="DDD9D3" w:sz="1"/>
+              <w:left w:val="single" w:color="DDD9D3" w:sz="1"/>
+              <w:bottom w:val="single" w:color="DDD9D3" w:sz="1"/>
+              <w:right w:val="single" w:color="DDD9D3" w:sz="1"/>
+            </w:tcBorders>
+            <w:tcMar>
+              <w:top w:type="dxa" w:w="60"/>
+              <w:left w:type="dxa" w:w="100"/>
+              <w:bottom w:type="dxa" w:w="60"/>
+              <w:right w:type="dxa" w:w="100"/>
+            </w:tcMar>
+          </w:tcPr>
+          <w:p>
+            <w:r>
+              <w:rPr>
+                <w:rFonts w:ascii="PingFang SC" w:cs="PingFang SC" w:eastAsia="PingFang SC" w:hAnsi="PingFang SC"/>
+                <w:color w:val="1C1A18"/>
+                <w:sz w:val="22"/>
+                <w:szCs w:val="22"/>
+              </w:rPr>
+              <w:t xml:space="preserve">数值 + 单位</w:t>
+            </w:r>
+          </w:p>
+        </w:tc>
+        <w:tc>
+          <w:tcPr>
+            <w:tcW w:type="dxa" w:w="4536"/>
+            <w:tcBorders>
+              <w:top w:val="single" w:color="DDD9D3" w:sz="1"/>
+              <w:left w:val="single" w:color="DDD9D3" w:sz="1"/>
+              <w:bottom w:val="single" w:color="DDD9D3" w:sz="1"/>
+              <w:right w:val="single" w:color="DDD9D3" w:sz="1"/>
+            </w:tcBorders>
+            <w:tcMar>
+              <w:top w:type="dxa" w:w="60"/>
+              <w:left w:type="dxa" w:w="100"/>
+              <w:bottom w:type="dxa" w:w="60"/>
+              <w:right w:type="dxa" w:w="100"/>
+            </w:tcMar>
+          </w:tcPr>
+          <w:p>
+            <w:r>
+              <w:rPr>
+                <w:rFonts w:ascii="PingFang SC" w:cs="PingFang SC" w:eastAsia="PingFang SC" w:hAnsi="PingFang SC"/>
+                <w:color w:val="1C1A18"/>
+                <w:sz w:val="22"/>
+                <w:szCs w:val="22"/>
+              </w:rPr>
+              <w:t xml:space="preserve">可比较、可检冲突</w:t>
+            </w:r>
+          </w:p>
+        </w:tc>
+      </w:tr>
+      <w:tr>
+        <w:tc>
+          <w:tcPr>
+            <w:tcW w:type="dxa" w:w="1800"/>
+            <w:tcBorders>
+              <w:top w:val="single" w:color="DDD9D3" w:sz="1"/>
+              <w:left w:val="single" w:color="DDD9D3" w:sz="1"/>
+              <w:bottom w:val="single" w:color="DDD9D3" w:sz="1"/>
+              <w:right w:val="single" w:color="DDD9D3" w:sz="1"/>
+            </w:tcBorders>
+            <w:tcMar>
+              <w:top w:type="dxa" w:w="60"/>
+              <w:left w:type="dxa" w:w="100"/>
+              <w:bottom w:type="dxa" w:w="60"/>
+              <w:right w:type="dxa" w:w="100"/>
+            </w:tcMar>
+          </w:tcPr>
+          <w:p>
+            <w:r>
+              <w:rPr>
+                <w:rFonts w:ascii="PingFang SC" w:cs="PingFang SC" w:eastAsia="PingFang SC" w:hAnsi="PingFang SC"/>
+                <w:color w:val="1C1A18"/>
+                <w:sz w:val="22"/>
+                <w:szCs w:val="22"/>
+              </w:rPr>
+              <w:t xml:space="preserve">formula</w:t>
+            </w:r>
+          </w:p>
+        </w:tc>
+        <w:tc>
+          <w:tcPr>
+            <w:tcW w:type="dxa" w:w="3600"/>
+            <w:tcBorders>
+              <w:top w:val="single" w:color="DDD9D3" w:sz="1"/>
+              <w:left w:val="single" w:color="DDD9D3" w:sz="1"/>
+              <w:bottom w:val="single" w:color="DDD9D3" w:sz="1"/>
+              <w:right w:val="single" w:color="DDD9D3" w:sz="1"/>
+            </w:tcBorders>
+            <w:tcMar>
+              <w:top w:type="dxa" w:w="60"/>
+              <w:left w:type="dxa" w:w="100"/>
+              <w:bottom w:type="dxa" w:w="60"/>
+              <w:right w:type="dxa" w:w="100"/>
+            </w:tcMar>
+          </w:tcPr>
+          <w:p>
+            <w:r>
+              <w:rPr>
+                <w:rFonts w:ascii="PingFang SC" w:cs="PingFang SC" w:eastAsia="PingFang SC" w:hAnsi="PingFang SC"/>
+                <w:color w:val="1C1A18"/>
+                <w:sz w:val="22"/>
+                <w:szCs w:val="22"/>
+              </w:rPr>
+              <w:t xml:space="preserve">指向可重跑的公式文件</w:t>
+            </w:r>
+          </w:p>
+        </w:tc>
+        <w:tc>
+          <w:tcPr>
+            <w:tcW w:type="dxa" w:w="4536"/>
+            <w:tcBorders>
+              <w:top w:val="single" w:color="DDD9D3" w:sz="1"/>
+              <w:left w:val="single" w:color="DDD9D3" w:sz="1"/>
+              <w:bottom w:val="single" w:color="DDD9D3" w:sz="1"/>
+              <w:right w:val="single" w:color="DDD9D3" w:sz="1"/>
+            </w:tcBorders>
+            <w:tcMar>
+              <w:top w:type="dxa" w:w="60"/>
+              <w:left w:type="dxa" w:w="100"/>
+              <w:bottom w:type="dxa" w:w="60"/>
+              <w:right w:type="dxa" w:w="100"/>
+            </w:tcMar>
+          </w:tcPr>
+          <w:p>
+            <w:r>
+              <w:rPr>
+                <w:rFonts w:ascii="PingFang SC" w:cs="PingFang SC" w:eastAsia="PingFang SC" w:hAnsi="PingFang SC"/>
+                <w:color w:val="1C1A18"/>
+                <w:sz w:val="22"/>
+                <w:szCs w:val="22"/>
+              </w:rPr>
+              <w:t xml:space="preserve">可复现</w:t>
+            </w:r>
+          </w:p>
+        </w:tc>
+      </w:tr>
+      <w:tr>
+        <w:tc>
+          <w:tcPr>
+            <w:tcW w:type="dxa" w:w="1800"/>
+            <w:tcBorders>
+              <w:top w:val="single" w:color="DDD9D3" w:sz="1"/>
+              <w:left w:val="single" w:color="DDD9D3" w:sz="1"/>
+              <w:bottom w:val="single" w:color="DDD9D3" w:sz="1"/>
+              <w:right w:val="single" w:color="DDD9D3" w:sz="1"/>
+            </w:tcBorders>
+            <w:tcMar>
+              <w:top w:type="dxa" w:w="60"/>
+              <w:left w:type="dxa" w:w="100"/>
+              <w:bottom w:type="dxa" w:w="60"/>
+              <w:right w:type="dxa" w:w="100"/>
+            </w:tcMar>
+          </w:tcPr>
+          <w:p>
+            <w:r>
+              <w:rPr>
+                <w:rFonts w:ascii="PingFang SC" w:cs="PingFang SC" w:eastAsia="PingFang SC" w:hAnsi="PingFang SC"/>
+                <w:color w:val="1C1A18"/>
+                <w:sz w:val="22"/>
+                <w:szCs w:val="22"/>
+              </w:rPr>
+              <w:t xml:space="preserve">code</w:t>
+            </w:r>
+          </w:p>
+        </w:tc>
+        <w:tc>
+          <w:tcPr>
+            <w:tcW w:type="dxa" w:w="3600"/>
+            <w:tcBorders>
+              <w:top w:val="single" w:color="DDD9D3" w:sz="1"/>
+              <w:left w:val="single" w:color="DDD9D3" w:sz="1"/>
+              <w:bottom w:val="single" w:color="DDD9D3" w:sz="1"/>
+              <w:right w:val="single" w:color="DDD9D3" w:sz="1"/>
+            </w:tcBorders>
+            <w:tcMar>
+              <w:top w:type="dxa" w:w="60"/>
+              <w:left w:type="dxa" w:w="100"/>
+              <w:bottom w:type="dxa" w:w="60"/>
+              <w:right w:type="dxa" w:w="100"/>
+            </w:tcMar>
+          </w:tcPr>
+          <w:p>
+            <w:r>
+              <w:rPr>
+                <w:rFonts w:ascii="PingFang SC" w:cs="PingFang SC" w:eastAsia="PingFang SC" w:hAnsi="PingFang SC"/>
+                <w:color w:val="1C1A18"/>
+                <w:sz w:val="22"/>
+                <w:szCs w:val="22"/>
+              </w:rPr>
+              <w:t xml:space="preserve">指向可执行的代码</w:t>
+            </w:r>
+          </w:p>
+        </w:tc>
+        <w:tc>
+          <w:tcPr>
+            <w:tcW w:type="dxa" w:w="4536"/>
+            <w:tcBorders>
+              <w:top w:val="single" w:color="DDD9D3" w:sz="1"/>
+              <w:left w:val="single" w:color="DDD9D3" w:sz="1"/>
+              <w:bottom w:val="single" w:color="DDD9D3" w:sz="1"/>
+              <w:right w:val="single" w:color="DDD9D3" w:sz="1"/>
+            </w:tcBorders>
+            <w:tcMar>
+              <w:top w:type="dxa" w:w="60"/>
+              <w:left w:type="dxa" w:w="100"/>
+              <w:bottom w:type="dxa" w:w="60"/>
+              <w:right w:type="dxa" w:w="100"/>
+            </w:tcMar>
+          </w:tcPr>
+          <w:p>
+            <w:r>
+              <w:rPr>
+                <w:rFonts w:ascii="PingFang SC" w:cs="PingFang SC" w:eastAsia="PingFang SC" w:hAnsi="PingFang SC"/>
+                <w:color w:val="1C1A18"/>
+                <w:sz w:val="22"/>
+                <w:szCs w:val="22"/>
+              </w:rPr>
+              <w:t xml:space="preserve">可执行验证</w:t>
+            </w:r>
+          </w:p>
+        </w:tc>
+      </w:tr>
+      <w:tr>
+        <w:tc>
+          <w:tcPr>
+            <w:tcW w:type="dxa" w:w="1800"/>
+            <w:tcBorders>
+              <w:top w:val="single" w:color="DDD9D3" w:sz="1"/>
+              <w:left w:val="single" w:color="DDD9D3" w:sz="1"/>
+              <w:bottom w:val="single" w:color="DDD9D3" w:sz="1"/>
+              <w:right w:val="single" w:color="DDD9D3" w:sz="1"/>
+            </w:tcBorders>
+            <w:tcMar>
+              <w:top w:type="dxa" w:w="60"/>
+              <w:left w:type="dxa" w:w="100"/>
+              <w:bottom w:type="dxa" w:w="60"/>
+              <w:right w:type="dxa" w:w="100"/>
+            </w:tcMar>
+          </w:tcPr>
+          <w:p>
+            <w:r>
+              <w:rPr>
+                <w:rFonts w:ascii="PingFang SC" w:cs="PingFang SC" w:eastAsia="PingFang SC" w:hAnsi="PingFang SC"/>
+                <w:color w:val="1C1A18"/>
+                <w:sz w:val="22"/>
+                <w:szCs w:val="22"/>
+              </w:rPr>
+              <w:t xml:space="preserve">reference</w:t>
+            </w:r>
+          </w:p>
+        </w:tc>
+        <w:tc>
+          <w:tcPr>
+            <w:tcW w:type="dxa" w:w="3600"/>
+            <w:tcBorders>
+              <w:top w:val="single" w:color="DDD9D3" w:sz="1"/>
+              <w:left w:val="single" w:color="DDD9D3" w:sz="1"/>
+              <w:bottom w:val="single" w:color="DDD9D3" w:sz="1"/>
+              <w:right w:val="single" w:color="DDD9D3" w:sz="1"/>
+            </w:tcBorders>
+            <w:tcMar>
+              <w:top w:type="dxa" w:w="60"/>
+              <w:left w:type="dxa" w:w="100"/>
+              <w:bottom w:type="dxa" w:w="60"/>
+              <w:right w:type="dxa" w:w="100"/>
+            </w:tcMar>
+          </w:tcPr>
+          <w:p>
+            <w:r>
+              <w:rPr>
+                <w:rFonts w:ascii="PingFang SC" w:cs="PingFang SC" w:eastAsia="PingFang SC" w:hAnsi="PingFang SC"/>
+                <w:color w:val="1C1A18"/>
+                <w:sz w:val="22"/>
+                <w:szCs w:val="22"/>
+              </w:rPr>
+              <w:t xml:space="preserve">指向外部来源（DOI / 标准号）</w:t>
+            </w:r>
+          </w:p>
+        </w:tc>
+        <w:tc>
+          <w:tcPr>
+            <w:tcW w:type="dxa" w:w="4536"/>
+            <w:tcBorders>
+              <w:top w:val="single" w:color="DDD9D3" w:sz="1"/>
+              <w:left w:val="single" w:color="DDD9D3" w:sz="1"/>
+              <w:bottom w:val="single" w:color="DDD9D3" w:sz="1"/>
+              <w:right w:val="single" w:color="DDD9D3" w:sz="1"/>
+            </w:tcBorders>
+            <w:tcMar>
+              <w:top w:type="dxa" w:w="60"/>
+              <w:left w:type="dxa" w:w="100"/>
+              <w:bottom w:type="dxa" w:w="60"/>
+              <w:right w:type="dxa" w:w="100"/>
+            </w:tcMar>
+          </w:tcPr>
+          <w:p>
+            <w:r>
+              <w:rPr>
+                <w:rFonts w:ascii="PingFang SC" w:cs="PingFang SC" w:eastAsia="PingFang SC" w:hAnsi="PingFang SC"/>
+                <w:color w:val="1C1A18"/>
+                <w:sz w:val="22"/>
+                <w:szCs w:val="22"/>
+              </w:rPr>
+              <w:t xml:space="preserve">可追溯</w:t>
+            </w:r>
+          </w:p>
+        </w:tc>
+      </w:tr>
+    </w:tbl>
+    <w:p>
+      <w:pPr>
+        <w:spacing w:after="160" w:line="340"/>
+      </w:pPr>
+      <w:r>
+        <w:rPr>
+          <w:rFonts w:ascii="PingFang SC" w:cs="PingFang SC" w:eastAsia="PingFang SC" w:hAnsi="PingFang SC"/>
+          <w:color w:val="1C1A18"/>
+          <w:sz w:val="22"/>
+          <w:szCs w:val="22"/>
+        </w:rPr>
+        <w:t xml:space="preserve"/>
+      </w:r>
+    </w:p>
+    <w:p>
+      <w:pPr>
+        <w:pStyle w:val="Heading3"/>
+        <w:spacing w:after="140" w:before="300"/>
+      </w:pPr>
+      <w:r>
+        <w:rPr>
+          <w:rFonts w:ascii="PingFang SC" w:cs="PingFang SC" w:eastAsia="PingFang SC" w:hAnsi="PingFang SC"/>
+          <w:b/>
+          <w:bCs/>
+          <w:color w:val="1C1A18"/>
+          <w:sz w:val="25"/>
+          <w:szCs w:val="25"/>
+        </w:rPr>
+        <w:t xml:space="preserve">两张图</w:t>
+      </w:r>
+    </w:p>
+    <w:p>
+      <w:pPr>
+        <w:spacing w:after="160" w:line="340"/>
+      </w:pPr>
+      <w:r>
+        <w:rPr>
+          <w:rFonts w:ascii="PingFang SC" w:cs="PingFang SC" w:eastAsia="PingFang SC" w:hAnsi="PingFang SC"/>
+          <w:b/>
+          <w:bCs/>
+          <w:color w:val="1C1A18"/>
+          <w:sz w:val="22"/>
+          <w:szCs w:val="22"/>
+        </w:rPr>
+        <w:t xml:space="preserve">本体图</w:t>
+      </w:r>
+      <w:r>
+        <w:rPr>
+          <w:rFonts w:ascii="PingFang SC" w:cs="PingFang SC" w:eastAsia="PingFang SC" w:hAnsi="PingFang SC"/>
+          <w:color w:val="1C1A18"/>
+          <w:sz w:val="22"/>
+          <w:szCs w:val="22"/>
+        </w:rPr>
+        <w:t xml:space="preserve">：概念是节点，is_a 和谓词是边。回答"这个领域允许表达什么"。它可以在零事实的状态下存在——先立词，再提假设。语言先于句子。</w:t>
+      </w:r>
+    </w:p>
+    <w:p>
+      <w:pPr>
+        <w:spacing w:after="160" w:line="340"/>
+      </w:pPr>
+      <w:r>
+        <w:rPr>
+          <w:rFonts w:ascii="PingFang SC" w:cs="PingFang SC" w:eastAsia="PingFang SC" w:hAnsi="PingFang SC"/>
+          <w:b/>
+          <w:bCs/>
+          <w:color w:val="1C1A18"/>
+          <w:sz w:val="22"/>
+          <w:szCs w:val="22"/>
+        </w:rPr>
+        <w:t xml:space="preserve">实体图</w:t>
+      </w:r>
+      <w:r>
+        <w:rPr>
+          <w:rFonts w:ascii="PingFang SC" w:cs="PingFang SC" w:eastAsia="PingFang SC" w:hAnsi="PingFang SC"/>
+          <w:color w:val="1C1A18"/>
+          <w:sz w:val="22"/>
+          <w:szCs w:val="22"/>
+        </w:rPr>
+        <w:t xml:space="preserve">：实例是节点，断言是边，每条边带支持等级。回答"已经验证出了什么"。它只在事实升格后才有内容。挣得多少，画多少。</w:t>
+      </w:r>
+    </w:p>
+    <w:p>
+      <w:pPr>
+        <w:spacing w:after="160" w:line="340"/>
+      </w:pPr>
+      <w:r>
+        <w:rPr>
+          <w:rFonts w:ascii="PingFang SC" w:cs="PingFang SC" w:eastAsia="PingFang SC" w:hAnsi="PingFang SC"/>
+          <w:color w:val="1C1A18"/>
+          <w:sz w:val="22"/>
+          <w:szCs w:val="22"/>
+        </w:rPr>
+        <w:t xml:space="preserve">两张图都是纯函数投影——从事件流算出来的。改不了，也不用同步。</w:t>
+      </w:r>
+    </w:p>
+    <w:p>
+      <w:pPr>
+        <w:spacing w:after="80" w:before="200"/>
+        <w:jc w:val="center"/>
+      </w:pPr>
+      <w:r>
+        <w:drawing>
+          <wp:inline distT="0" distB="0" distL="0" distR="0">
+            <wp:extent cx="660" cy="520"/>
+            <wp:effectExtent t="0" r="0" b="0" l="0"/>
+            <wp:docPr id="1" name="docs/shots/zh/facts.png" descr="docs/shots/zh/facts.png" title="docs/shots/zh/facts.png"/>
+            <wp:cNvGraphicFramePr>
+              <a:graphicFrameLocks xmlns:a="http://schemas.openxmlformats.org/drawingml/2006/main" noChangeAspect="1"/>
+            </wp:cNvGraphicFramePr>
+            <a:graphic xmlns:a="http://schemas.openxmlformats.org/drawingml/2006/main">
+              <a:graphicData uri="http://schemas.openxmlformats.org/drawingml/2006/picture">
+                <pic:pic xmlns:pic="http://schemas.openxmlformats.org/drawingml/2006/picture">
+                  <pic:nvPicPr>
+                    <pic:cNvPr id="0" name="" descr=""/>
+                    <pic:cNvPicPr>
+                      <a:picLocks noChangeAspect="1" noChangeArrowheads="1"/>
+                    </pic:cNvPicPr>
+                  </pic:nvPicPr>
+                  <pic:blipFill>
+                    <a:blip r:embed="rId11" cstate="none"/>
+                    <a:srcRect/>
+                    <a:stretch>
+                      <a:fillRect/>
+                    </a:stretch>
+                  </pic:blipFill>
+                  <pic:spPr bwMode="auto">
+                    <a:xfrm>
+                      <a:off x="0" y="0"/>
+                      <a:ext cx="660" cy="520"/>
+                    </a:xfrm>
+                    <a:prstGeom prst="rect">
+                      <a:avLst/>
+                    </a:prstGeom>
+                  </pic:spPr>
+                </pic:pic>
+              </a:graphicData>
+            </a:graphic>
+          </wp:inline>
+        </w:drawing>
+      </w:r>
+    </w:p>
+    <w:p>
+      <w:pPr>
+        <w:spacing w:after="240"/>
+        <w:jc w:val="center"/>
+      </w:pPr>
+      <w:r>
+        <w:rPr>
+          <w:rFonts w:ascii="PingFang SC" w:cs="PingFang SC" w:eastAsia="PingFang SC" w:hAnsi="PingFang SC"/>
+          <w:color w:val="6B6862"/>
+          <w:sz w:val="20"/>
+          <w:szCs w:val="20"/>
+        </w:rPr>
+        <w:t xml:space="preserve">本体格：图带（本体图|实体图切换）+ 本体货架（已确立条目，每条带断言芯片与冲突标记）+ 命题</w:t>
+      </w:r>
+    </w:p>
+    <w:p>
+      <w:pPr>
+        <w:spacing w:after="80" w:before="200"/>
+        <w:jc w:val="center"/>
+      </w:pPr>
+      <w:r>
+        <w:drawing>
+          <wp:inline distT="0" distB="0" distL="0" distR="0">
+            <wp:extent cx="880" cy="495"/>
+            <wp:effectExtent t="0" r="0" b="0" l="0"/>
+            <wp:docPr id="1" name="docs/diagrams/epistemic-loop-hero.zh-CN.png" descr="docs/diagrams/epistemic-loop-hero.zh-CN.png" title="docs/diagrams/epistemic-loop-hero.zh-CN.png"/>
+            <wp:cNvGraphicFramePr>
+              <a:graphicFrameLocks xmlns:a="http://schemas.openxmlformats.org/drawingml/2006/main" noChangeAspect="1"/>
+            </wp:cNvGraphicFramePr>
+            <a:graphic xmlns:a="http://schemas.openxmlformats.org/drawingml/2006/main">
+              <a:graphicData uri="http://schemas.openxmlformats.org/drawingml/2006/picture">
+                <pic:pic xmlns:pic="http://schemas.openxmlformats.org/drawingml/2006/picture">
+                  <pic:nvPicPr>
+                    <pic:cNvPr id="0" name="" descr=""/>
+                    <pic:cNvPicPr>
+                      <a:picLocks noChangeAspect="1" noChangeArrowheads="1"/>
+                    </pic:cNvPicPr>
+                  </pic:nvPicPr>
+                  <pic:blipFill>
+                    <a:blip r:embed="rId12" cstate="none"/>
+                    <a:srcRect/>
+                    <a:stretch>
+                      <a:fillRect/>
+                    </a:stretch>
+                  </pic:blipFill>
+                  <pic:spPr bwMode="auto">
+                    <a:xfrm>
+                      <a:off x="0" y="0"/>
                       <a:ext cx="880" cy="495"/>
                     </a:xfrm>
                     <a:prstGeom prst="rect">
@@ -2043,6 +2150,67 @@
     </w:p>
     <w:p>
       <w:pPr>
+        <w:spacing w:after="80" w:before="200"/>
+        <w:jc w:val="center"/>
+      </w:pPr>
+      <w:r>
+        <w:drawing>
+          <wp:inline distT="0" distB="0" distL="0" distR="0">
+            <wp:extent cx="620" cy="633"/>
+            <wp:effectExtent t="0" r="0" b="0" l="0"/>
+            <wp:docPr id="1" name="docs/shots/zh/worldlines.png" descr="docs/shots/zh/worldlines.png" title="docs/shots/zh/worldlines.png"/>
+            <wp:cNvGraphicFramePr>
+              <a:graphicFrameLocks xmlns:a="http://schemas.openxmlformats.org/drawingml/2006/main" noChangeAspect="1"/>
+            </wp:cNvGraphicFramePr>
+            <a:graphic xmlns:a="http://schemas.openxmlformats.org/drawingml/2006/main">
+              <a:graphicData uri="http://schemas.openxmlformats.org/drawingml/2006/picture">
+                <pic:pic xmlns:pic="http://schemas.openxmlformats.org/drawingml/2006/picture">
+                  <pic:nvPicPr>
+                    <pic:cNvPr id="0" name="" descr=""/>
+                    <pic:cNvPicPr>
+                      <a:picLocks noChangeAspect="1" noChangeArrowheads="1"/>
+                    </pic:cNvPicPr>
+                  </pic:nvPicPr>
+                  <pic:blipFill>
+                    <a:blip r:embed="rId13" cstate="none"/>
+                    <a:srcRect/>
+                    <a:stretch>
+                      <a:fillRect/>
+                    </a:stretch>
+                  </pic:blipFill>
+                  <pic:spPr bwMode="auto">
+                    <a:xfrm>
+                      <a:off x="0" y="0"/>
+                      <a:ext cx="620" cy="633"/>
+                    </a:xfrm>
+                    <a:prstGeom prst="rect">
+                      <a:avLst/>
+                    </a:prstGeom>
+                  </pic:spPr>
+                </pic:pic>
+              </a:graphicData>
+            </a:graphic>
+          </wp:inline>
+        </w:drawing>
+      </w:r>
+    </w:p>
+    <w:p>
+      <w:pPr>
+        <w:spacing w:after="240"/>
+        <w:jc w:val="center"/>
+      </w:pPr>
+      <w:r>
+        <w:rPr>
+          <w:rFonts w:ascii="PingFang SC" w:cs="PingFang SC" w:eastAsia="PingFang SC" w:hAnsi="PingFang SC"/>
+          <w:color w:val="6B6862"/>
+          <w:sz w:val="20"/>
+          <w:szCs w:val="20"/>
+        </w:rPr>
+        <w:t xml:space="preserve">世界树：计划的拓扑与闸门——脊柱步、叉开的车道、收敛点、要你拍板的那一下</w:t>
+      </w:r>
+    </w:p>
+    <w:p>
+      <w:pPr>
         <w:spacing w:after="160" w:line="340"/>
       </w:pPr>
       <w:r>
@@ -2848,6 +3016,67 @@
         <w:spacing w:after="160"/>
         <w:ind w:left="360" w:right="360"/>
       </w:pPr>
+    </w:p>
+    <w:p>
+      <w:pPr>
+        <w:spacing w:after="80" w:before="200"/>
+        <w:jc w:val="center"/>
+      </w:pPr>
+      <w:r>
+        <w:drawing>
+          <wp:inline distT="0" distB="0" distL="0" distR="0">
+            <wp:extent cx="800" cy="533"/>
+            <wp:effectExtent t="0" r="0" b="0" l="0"/>
+            <wp:docPr id="1" name="docs/diagrams/loop-to-dsh-planes.zh-CN.png" descr="docs/diagrams/loop-to-dsh-planes.zh-CN.png" title="docs/diagrams/loop-to-dsh-planes.zh-CN.png"/>
+            <wp:cNvGraphicFramePr>
+              <a:graphicFrameLocks xmlns:a="http://schemas.openxmlformats.org/drawingml/2006/main" noChangeAspect="1"/>
+            </wp:cNvGraphicFramePr>
+            <a:graphic xmlns:a="http://schemas.openxmlformats.org/drawingml/2006/main">
+              <a:graphicData uri="http://schemas.openxmlformats.org/drawingml/2006/picture">
+                <pic:pic xmlns:pic="http://schemas.openxmlformats.org/drawingml/2006/picture">
+                  <pic:nvPicPr>
+                    <pic:cNvPr id="0" name="" descr=""/>
+                    <pic:cNvPicPr>
+                      <a:picLocks noChangeAspect="1" noChangeArrowheads="1"/>
+                    </pic:cNvPicPr>
+                  </pic:nvPicPr>
+                  <pic:blipFill>
+                    <a:blip r:embed="rId14" cstate="none"/>
+                    <a:srcRect/>
+                    <a:stretch>
+                      <a:fillRect/>
+                    </a:stretch>
+                  </pic:blipFill>
+                  <pic:spPr bwMode="auto">
+                    <a:xfrm>
+                      <a:off x="0" y="0"/>
+                      <a:ext cx="800" cy="533"/>
+                    </a:xfrm>
+                    <a:prstGeom prst="rect">
+                      <a:avLst/>
+                    </a:prstGeom>
+                  </pic:spPr>
+                </pic:pic>
+              </a:graphicData>
+            </a:graphic>
+          </wp:inline>
+        </w:drawing>
+      </w:r>
+    </w:p>
+    <w:p>
+      <w:pPr>
+        <w:spacing w:after="240"/>
+        <w:jc w:val="center"/>
+      </w:pPr>
+      <w:r>
+        <w:rPr>
+          <w:rFonts w:ascii="PingFang SC" w:cs="PingFang SC" w:eastAsia="PingFang SC" w:hAnsi="PingFang SC"/>
+          <w:color w:val="6B6862"/>
+          <w:sz w:val="20"/>
+          <w:szCs w:val="20"/>
+        </w:rPr>
+        <w:t xml:space="preserve">ClearAI 在 DSH 中的位置：认识论层加在组合面上——宿主包 + agent 预设 + 客户端模块</w:t>
+      </w:r>
     </w:p>
     <w:p>
       <w:pPr>
@@ -4342,6 +4571,67 @@
           <w:szCs w:val="22"/>
         </w:rPr>
         <w:t xml:space="preserve"/>
+      </w:r>
+    </w:p>
+    <w:p>
+      <w:pPr>
+        <w:spacing w:after="80" w:before="200"/>
+        <w:jc w:val="center"/>
+      </w:pPr>
+      <w:r>
+        <w:drawing>
+          <wp:inline distT="0" distB="0" distL="0" distR="0">
+            <wp:extent cx="660" cy="520"/>
+            <wp:effectExtent t="0" r="0" b="0" l="0"/>
+            <wp:docPr id="1" name="docs/shots/zh/deliverables.png" descr="docs/shots/zh/deliverables.png" title="docs/shots/zh/deliverables.png"/>
+            <wp:cNvGraphicFramePr>
+              <a:graphicFrameLocks xmlns:a="http://schemas.openxmlformats.org/drawingml/2006/main" noChangeAspect="1"/>
+            </wp:cNvGraphicFramePr>
+            <a:graphic xmlns:a="http://schemas.openxmlformats.org/drawingml/2006/main">
+              <a:graphicData uri="http://schemas.openxmlformats.org/drawingml/2006/picture">
+                <pic:pic xmlns:pic="http://schemas.openxmlformats.org/drawingml/2006/picture">
+                  <pic:nvPicPr>
+                    <pic:cNvPr id="0" name="" descr=""/>
+                    <pic:cNvPicPr>
+                      <a:picLocks noChangeAspect="1" noChangeArrowheads="1"/>
+                    </pic:cNvPicPr>
+                  </pic:nvPicPr>
+                  <pic:blipFill>
+                    <a:blip r:embed="rId15" cstate="none"/>
+                    <a:srcRect/>
+                    <a:stretch>
+                      <a:fillRect/>
+                    </a:stretch>
+                  </pic:blipFill>
+                  <pic:spPr bwMode="auto">
+                    <a:xfrm>
+                      <a:off x="0" y="0"/>
+                      <a:ext cx="660" cy="520"/>
+                    </a:xfrm>
+                    <a:prstGeom prst="rect">
+                      <a:avLst/>
+                    </a:prstGeom>
+                  </pic:spPr>
+                </pic:pic>
+              </a:graphicData>
+            </a:graphic>
+          </wp:inline>
+        </w:drawing>
+      </w:r>
+    </w:p>
+    <w:p>
+      <w:pPr>
+        <w:spacing w:after="240"/>
+        <w:jc w:val="center"/>
+      </w:pPr>
+      <w:r>
+        <w:rPr>
+          <w:rFonts w:ascii="PingFang SC" w:cs="PingFang SC" w:eastAsia="PingFang SC" w:hAnsi="PingFang SC"/>
+          <w:color w:val="6B6862"/>
+          <w:sz w:val="20"/>
+          <w:szCs w:val="20"/>
+        </w:rPr>
+        <w:t xml:space="preserve">产物格：计划的声明交付与盘上真有的分开摆——按阶段排开，每步带判据</w:t>
       </w:r>
     </w:p>
     <w:p>

--- a/docs/marketing/clearai-dsh-知乎稿.docx
+++ b/docs/marketing/clearai-dsh-知乎稿.docx
@@ -36,7 +36,7 @@
           <w:sz w:val="32"/>
           <w:szCs w:val="32"/>
         </w:rPr>
-        <w:t xml:space="preserve">在 DeepSeek Harness 上走通可信本体的构建路径</w:t>
+        <w:t xml:space="preserve">在 DeepSeek Harness 上构建可信本体</w:t>
       </w:r>
     </w:p>
     <w:p>
@@ -51,7 +51,7 @@
           <w:sz w:val="20"/>
           <w:szCs w:val="20"/>
         </w:rPr>
-        <w:t xml:space="preserve">认识论是路径 · 本体是终点 · 每条边都要挣得它的位置</w:t>
+        <w:t xml:space="preserve">认识论是路径 · 本体是结果 · 每条边都带来源与验证记录</w:t>
       </w:r>
     </w:p>
     <w:p>
@@ -173,7 +173,7 @@
           <w:sz w:val="20"/>
           <w:szCs w:val="20"/>
         </w:rPr>
-        <w:t xml:space="preserve">15 套件 1372 条断言 · 29 个意图工具 · 6694 行内核 · Apache-2.0</w:t>
+        <w:t xml:space="preserve">15 套件 1618 条断言 · 29 个意图工具 · 6808 行内核 · Apache-2.0</w:t>
       </w:r>
     </w:p>
     <w:p>
@@ -423,7 +423,7 @@
           <w:sz w:val="22"/>
           <w:szCs w:val="22"/>
         </w:rPr>
-        <w:t xml:space="preserve">AI 在你的项目里长出一个活的领域本体，每条边都通过验证循环挣得它的位置。</w:t>
+        <w:t xml:space="preserve">AI 在你的项目中逐步建立领域本体。概念、关系和事实都带有来源，经过验证后才进入知识结构。</w:t>
       </w:r>
     </w:p>
     <w:p>
@@ -1989,21 +1989,21 @@
           <w:sz w:val="22"/>
           <w:szCs w:val="22"/>
         </w:rPr>
-        <w:t xml:space="preserve">：实例是节点，断言是边，每条边带支持等级。回答"已经验证出了什么"。它只在事实升格后才有内容。挣得多少，画多少。</w:t>
-      </w:r>
-    </w:p>
-    <w:p>
-      <w:pPr>
-        <w:spacing w:after="160" w:line="340"/>
-      </w:pPr>
-      <w:r>
-        <w:rPr>
-          <w:rFonts w:ascii="PingFang SC" w:cs="PingFang SC" w:eastAsia="PingFang SC" w:hAnsi="PingFang SC"/>
-          <w:color w:val="1C1A18"/>
-          <w:sz w:val="22"/>
-          <w:szCs w:val="22"/>
-        </w:rPr>
-        <w:t xml:space="preserve">两张图都是纯函数投影——从事件流算出来的。改不了，也不用同步。</w:t>
+        <w:t xml:space="preserve">：实例是节点，断言是边，每条边带支持等级。回答"已经验证出了什么"。只有经过验证的实例和关系才会出现在实体图中。</w:t>
+      </w:r>
+    </w:p>
+    <w:p>
+      <w:pPr>
+        <w:spacing w:after="160" w:line="340"/>
+      </w:pPr>
+      <w:r>
+        <w:rPr>
+          <w:rFonts w:ascii="PingFang SC" w:cs="PingFang SC" w:eastAsia="PingFang SC" w:hAnsi="PingFang SC"/>
+          <w:color w:val="1C1A18"/>
+          <w:sz w:val="22"/>
+          <w:szCs w:val="22"/>
+        </w:rPr>
+        <w:t xml:space="preserve">两张图都是纯函数投影——从事件流算出来的。改不了，也不用同步。点节点或边，右侧打开知识 Inspector。</w:t>
       </w:r>
     </w:p>
     <w:p>
@@ -2014,9 +2014,9 @@
       <w:r>
         <w:drawing>
           <wp:inline distT="0" distB="0" distL="0" distR="0">
-            <wp:extent cx="660" cy="520"/>
+            <wp:extent cx="880" cy="550"/>
             <wp:effectExtent t="0" r="0" b="0" l="0"/>
-            <wp:docPr id="1" name="docs/shots/zh/facts.png" descr="docs/shots/zh/facts.png" title="docs/shots/zh/facts.png"/>
+            <wp:docPr id="1" name="docs/marketing/zhihu/images/jepa-ontology.png" descr="docs/marketing/zhihu/images/jepa-ontology.png" title="docs/marketing/zhihu/images/jepa-ontology.png"/>
             <wp:cNvGraphicFramePr>
               <a:graphicFrameLocks xmlns:a="http://schemas.openxmlformats.org/drawingml/2006/main" noChangeAspect="1"/>
             </wp:cNvGraphicFramePr>
@@ -2039,7 +2039,7 @@
                   <pic:spPr bwMode="auto">
                     <a:xfrm>
                       <a:off x="0" y="0"/>
-                      <a:ext cx="660" cy="520"/>
+                      <a:ext cx="880" cy="550"/>
                     </a:xfrm>
                     <a:prstGeom prst="rect">
                       <a:avLst/>
@@ -2064,7 +2064,7 @@
           <w:sz w:val="20"/>
           <w:szCs w:val="20"/>
         </w:rPr>
-        <w:t xml:space="preserve">本体格：图带（本体图|实体图切换）+ 本体货架（已确立条目，每条带断言芯片与冲突标记）+ 命题</w:t>
+        <w:t xml:space="preserve">产品里真实的一张本体图——素材来自一场真会话的投影：23 个节点、18 条边，左上角「本体图 / 实体图」一键切换</w:t>
       </w:r>
     </w:p>
     <w:p>
@@ -2075,9 +2075,9 @@
       <w:r>
         <w:drawing>
           <wp:inline distT="0" distB="0" distL="0" distR="0">
-            <wp:extent cx="880" cy="495"/>
+            <wp:extent cx="880" cy="550"/>
             <wp:effectExtent t="0" r="0" b="0" l="0"/>
-            <wp:docPr id="1" name="docs/diagrams/epistemic-loop-hero.zh-CN.png" descr="docs/diagrams/epistemic-loop-hero.zh-CN.png" title="docs/diagrams/epistemic-loop-hero.zh-CN.png"/>
+            <wp:docPr id="1" name="docs/marketing/zhihu/images/jepa-inspector.png" descr="docs/marketing/zhihu/images/jepa-inspector.png" title="docs/marketing/zhihu/images/jepa-inspector.png"/>
             <wp:cNvGraphicFramePr>
               <a:graphicFrameLocks xmlns:a="http://schemas.openxmlformats.org/drawingml/2006/main" noChangeAspect="1"/>
             </wp:cNvGraphicFramePr>
@@ -2100,7 +2100,7 @@
                   <pic:spPr bwMode="auto">
                     <a:xfrm>
                       <a:off x="0" y="0"/>
-                      <a:ext cx="880" cy="495"/>
+                      <a:ext cx="880" cy="550"/>
                     </a:xfrm>
                     <a:prstGeom prst="rect">
                       <a:avLst/>
@@ -2125,27 +2125,7 @@
           <w:sz w:val="20"/>
           <w:szCs w:val="20"/>
         </w:rPr>
-        <w:t xml:space="preserve">认识论循环的读数面：L0–L4 等级轴、事先登记的阈值虚线、五个带误差棒的观测——被支持的填实、被推翻的留在原位打斜杠</w:t>
-      </w:r>
-    </w:p>
-    <w:p>
-      <w:pPr>
-        <w:pStyle w:val="Heading2"/>
-        <w:pBdr>
-          <w:bottom w:val="single" w:color="2E75B6" w:sz="4" w:space="4"/>
-        </w:pBdr>
-        <w:spacing w:after="200" w:before="400"/>
-      </w:pPr>
-      <w:r>
-        <w:rPr>
-          <w:rFonts w:ascii="PingFang SC" w:cs="PingFang SC" w:eastAsia="PingFang SC" w:hAnsi="PingFang SC"/>
-          <w:b/>
-          <w:bCs/>
-          <w:color w:val="1C1A18"/>
-          <w:sz w:val="30"/>
-          <w:szCs w:val="30"/>
-        </w:rPr>
-        <w:t xml:space="preserve">5、认识论：让每条边"挣"到位置的那套工艺</w:t>
+        <w:t xml:space="preserve">点节点或边：知识 Inspector 给出释义、依据、状态、子概念、相关谓词与登记 / 修订史</w:t>
       </w:r>
     </w:p>
     <w:p>
@@ -2156,9 +2136,9 @@
       <w:r>
         <w:drawing>
           <wp:inline distT="0" distB="0" distL="0" distR="0">
-            <wp:extent cx="620" cy="633"/>
+            <wp:extent cx="620" cy="747"/>
             <wp:effectExtent t="0" r="0" b="0" l="0"/>
-            <wp:docPr id="1" name="docs/shots/zh/worldlines.png" descr="docs/shots/zh/worldlines.png" title="docs/shots/zh/worldlines.png"/>
+            <wp:docPr id="1" name="docs/marketing/zhihu/images/panel-ontology.png" descr="docs/marketing/zhihu/images/panel-ontology.png" title="docs/marketing/zhihu/images/panel-ontology.png"/>
             <wp:cNvGraphicFramePr>
               <a:graphicFrameLocks xmlns:a="http://schemas.openxmlformats.org/drawingml/2006/main" noChangeAspect="1"/>
             </wp:cNvGraphicFramePr>
@@ -2181,7 +2161,7 @@
                   <pic:spPr bwMode="auto">
                     <a:xfrm>
                       <a:off x="0" y="0"/>
-                      <a:ext cx="620" cy="633"/>
+                      <a:ext cx="620" cy="747"/>
                     </a:xfrm>
                     <a:prstGeom prst="rect">
                       <a:avLst/>
@@ -2206,816 +2186,8 @@
           <w:sz w:val="20"/>
           <w:szCs w:val="20"/>
         </w:rPr>
-        <w:t xml:space="preserve">世界树：计划的拓扑与闸门——脊柱步、叉开的车道、收敛点、要你拍板的那一下</w:t>
-      </w:r>
-    </w:p>
-    <w:p>
-      <w:pPr>
-        <w:spacing w:after="160" w:line="340"/>
-      </w:pPr>
-      <w:r>
-        <w:rPr>
-          <w:rFonts w:ascii="PingFang SC" w:cs="PingFang SC" w:eastAsia="PingFang SC" w:hAnsi="PingFang SC"/>
-          <w:color w:val="1C1A18"/>
-          <w:sz w:val="22"/>
-          <w:szCs w:val="22"/>
-        </w:rPr>
-        <w:t xml:space="preserve">认识论循环在 ClearAI 里</w:t>
-      </w:r>
-      <w:r>
-        <w:rPr>
-          <w:rFonts w:ascii="PingFang SC" w:cs="PingFang SC" w:eastAsia="PingFang SC" w:hAnsi="PingFang SC"/>
-          <w:b/>
-          <w:bCs/>
-          <w:color w:val="1C1A18"/>
-          <w:sz w:val="22"/>
-          <w:szCs w:val="22"/>
-        </w:rPr>
-        <w:t xml:space="preserve">不是流程图，是写进工具 schema 的强制约束</w:t>
-      </w:r>
-      <w:r>
-        <w:rPr>
-          <w:rFonts w:ascii="PingFang SC" w:cs="PingFang SC" w:eastAsia="PingFang SC" w:hAnsi="PingFang SC"/>
-          <w:color w:val="1C1A18"/>
-          <w:sz w:val="22"/>
-          <w:szCs w:val="22"/>
-        </w:rPr>
-        <w:t xml:space="preserve">。</w:t>
-      </w:r>
-    </w:p>
-    <w:p>
-      <w:pPr>
-        <w:pStyle w:val="Heading3"/>
-        <w:spacing w:after="140" w:before="300"/>
-      </w:pPr>
-      <w:r>
-        <w:rPr>
-          <w:rFonts w:ascii="PingFang SC" w:cs="PingFang SC" w:eastAsia="PingFang SC" w:hAnsi="PingFang SC"/>
-          <w:b/>
-          <w:bCs/>
-          <w:color w:val="1C1A18"/>
-          <w:sz w:val="25"/>
-          <w:szCs w:val="25"/>
-        </w:rPr>
-        <w:t xml:space="preserve">判据先行（Pre-registration）</w:t>
-      </w:r>
-    </w:p>
-    <w:p>
-      <w:pPr>
-        <w:shd w:fill="F5F4F0" w:val="clear"/>
-        <w:spacing w:after="60"/>
-        <w:ind w:left="360" w:right="360"/>
-      </w:pPr>
-    </w:p>
-    <w:p>
-      <w:pPr>
-        <w:shd w:fill="F5F4F0" w:val="clear"/>
-        <w:spacing w:after="0" w:line="280"/>
-        <w:ind w:left="360" w:right="360"/>
-      </w:pPr>
-      <w:r>
-        <w:rPr>
-          <w:rFonts w:ascii="SF Mono" w:cs="SF Mono" w:eastAsia="SF Mono" w:hAnsi="SF Mono"/>
-          <w:color w:val="333333"/>
-          <w:sz w:val="18"/>
-          <w:szCs w:val="18"/>
-        </w:rPr>
-        <w:t xml:space="preserve">SetGoal({</w:t>
-      </w:r>
-    </w:p>
-    <w:p>
-      <w:pPr>
-        <w:shd w:fill="F5F4F0" w:val="clear"/>
-        <w:spacing w:after="0" w:line="280"/>
-        <w:ind w:left="360" w:right="360"/>
-      </w:pPr>
-      <w:r>
-        <w:rPr>
-          <w:rFonts w:ascii="SF Mono" w:cs="SF Mono" w:eastAsia="SF Mono" w:hAnsi="SF Mono"/>
-          <w:color w:val="333333"/>
-          <w:sz w:val="18"/>
-          <w:szCs w:val="18"/>
-        </w:rPr>
-        <w:t xml:space="preserve">  claim: "催化剂 A 的转化率优于 B",</w:t>
-      </w:r>
-    </w:p>
-    <w:p>
-      <w:pPr>
-        <w:shd w:fill="F5F4F0" w:val="clear"/>
-        <w:spacing w:after="0" w:line="280"/>
-        <w:ind w:left="360" w:right="360"/>
-      </w:pPr>
-      <w:r>
-        <w:rPr>
-          <w:rFonts w:ascii="SF Mono" w:cs="SF Mono" w:eastAsia="SF Mono" w:hAnsi="SF Mono"/>
-          <w:color w:val="333333"/>
-          <w:sz w:val="18"/>
-          <w:szCs w:val="18"/>
-        </w:rPr>
-        <w:t xml:space="preserve">  refute_when: "复测显示 A 的转化率低于 B",    // ← 必填</w:t>
-      </w:r>
-    </w:p>
-    <w:p>
-      <w:pPr>
-        <w:shd w:fill="F5F4F0" w:val="clear"/>
-        <w:spacing w:after="0" w:line="280"/>
-        <w:ind w:left="360" w:right="360"/>
-      </w:pPr>
-      <w:r>
-        <w:rPr>
-          <w:rFonts w:ascii="SF Mono" w:cs="SF Mono" w:eastAsia="SF Mono" w:hAnsi="SF Mono"/>
-          <w:color w:val="333333"/>
-          <w:sz w:val="18"/>
-          <w:szCs w:val="18"/>
-        </w:rPr>
-        <w:t xml:space="preserve">  done_criteria: "三次独立实验的均值差 &gt; 5%",   // ← 必填</w:t>
-      </w:r>
-    </w:p>
-    <w:p>
-      <w:pPr>
-        <w:shd w:fill="F5F4F0" w:val="clear"/>
-        <w:spacing w:after="0" w:line="280"/>
-        <w:ind w:left="360" w:right="360"/>
-      </w:pPr>
-      <w:r>
-        <w:rPr>
-          <w:rFonts w:ascii="SF Mono" w:cs="SF Mono" w:eastAsia="SF Mono" w:hAnsi="SF Mono"/>
-          <w:color w:val="333333"/>
-          <w:sz w:val="18"/>
-          <w:szCs w:val="18"/>
-        </w:rPr>
-        <w:t xml:space="preserve">  promote_at_level: "L3"                        // ← 至少过独立评估</w:t>
-      </w:r>
-    </w:p>
-    <w:p>
-      <w:pPr>
-        <w:shd w:fill="F5F4F0" w:val="clear"/>
-        <w:spacing w:after="0" w:line="280"/>
-        <w:ind w:left="360" w:right="360"/>
-      </w:pPr>
-      <w:r>
-        <w:rPr>
-          <w:rFonts w:ascii="SF Mono" w:cs="SF Mono" w:eastAsia="SF Mono" w:hAnsi="SF Mono"/>
-          <w:color w:val="333333"/>
-          <w:sz w:val="18"/>
-          <w:szCs w:val="18"/>
-        </w:rPr>
-        <w:t xml:space="preserve">})</w:t>
-      </w:r>
-    </w:p>
-    <w:p>
-      <w:pPr>
-        <w:shd w:fill="F5F4F0" w:val="clear"/>
-        <w:spacing w:after="160"/>
-        <w:ind w:left="360" w:right="360"/>
-      </w:pPr>
-    </w:p>
-    <w:p>
-      <w:pPr>
-        <w:spacing w:after="160" w:line="340"/>
-      </w:pPr>
-      <w:r>
-        <w:rPr>
-          <w:rFonts w:ascii="PingFang SC" w:cs="PingFang SC" w:eastAsia="PingFang SC" w:hAnsi="PingFang SC"/>
-          <w:color w:val="1C1A18"/>
-          <w:sz w:val="22"/>
-          <w:szCs w:val="22"/>
-        </w:rPr>
-        <w:t xml:space="preserve">refute_when 不填，schema 拒绝。你无法在看到结果之后再编一个恰好命中的判据。</w:t>
-      </w:r>
-    </w:p>
-    <w:p>
-      <w:pPr>
-        <w:spacing w:after="160" w:line="340"/>
-      </w:pPr>
-      <w:r>
-        <w:rPr>
-          <w:rFonts w:ascii="PingFang SC" w:cs="PingFang SC" w:eastAsia="PingFang SC" w:hAnsi="PingFang SC"/>
-          <w:color w:val="1C1A18"/>
-          <w:sz w:val="22"/>
-          <w:szCs w:val="22"/>
-        </w:rPr>
-        <w:t xml:space="preserve">在科学方法论里这叫 pre-registration，是防 HARKing 的金标准。临床试验、心理学预注册——凡是出过"可重复性危机"的领域，最后都走到这一步。</w:t>
-      </w:r>
-    </w:p>
-    <w:p>
-      <w:pPr>
-        <w:pStyle w:val="Heading3"/>
-        <w:spacing w:after="140" w:before="300"/>
-      </w:pPr>
-      <w:r>
-        <w:rPr>
-          <w:rFonts w:ascii="PingFang SC" w:cs="PingFang SC" w:eastAsia="PingFang SC" w:hAnsi="PingFang SC"/>
-          <w:b/>
-          <w:bCs/>
-          <w:color w:val="1C1A18"/>
-          <w:sz w:val="25"/>
-          <w:szCs w:val="25"/>
-        </w:rPr>
-        <w:t xml:space="preserve">模型没有"宣告完成"的字段</w:t>
-      </w:r>
-    </w:p>
-    <w:p>
-      <w:pPr>
-        <w:spacing w:after="160" w:line="340"/>
-      </w:pPr>
-      <w:r>
-        <w:rPr>
-          <w:rFonts w:ascii="PingFang SC" w:cs="PingFang SC" w:eastAsia="PingFang SC" w:hAnsi="PingFang SC"/>
-          <w:color w:val="1C1A18"/>
-          <w:sz w:val="22"/>
-          <w:szCs w:val="22"/>
-        </w:rPr>
-        <w:t xml:space="preserve">29 个意图工具里，没有任何一个接受 status: "done" 之类的参数。推进只经 AdvancePlan，它需要 evidenceId——指向一条已落盘的证据。</w:t>
-      </w:r>
-    </w:p>
-    <w:p>
-      <w:pPr>
-        <w:spacing w:after="160" w:line="340"/>
-      </w:pPr>
-      <w:r>
-        <w:rPr>
-          <w:rFonts w:ascii="PingFang SC" w:cs="PingFang SC" w:eastAsia="PingFang SC" w:hAnsi="PingFang SC"/>
-          <w:color w:val="1C1A18"/>
-          <w:sz w:val="22"/>
-          <w:szCs w:val="22"/>
-        </w:rPr>
-        <w:t xml:space="preserve">效果：</w:t>
-      </w:r>
-      <w:r>
-        <w:rPr>
-          <w:rFonts w:ascii="PingFang SC" w:cs="PingFang SC" w:eastAsia="PingFang SC" w:hAnsi="PingFang SC"/>
-          <w:b/>
-          <w:bCs/>
-          <w:color w:val="1C1A18"/>
-          <w:sz w:val="22"/>
-          <w:szCs w:val="22"/>
-        </w:rPr>
-        <w:t xml:space="preserve">模型没法"说它做完了"</w:t>
-      </w:r>
-      <w:r>
-        <w:rPr>
-          <w:rFonts w:ascii="PingFang SC" w:cs="PingFang SC" w:eastAsia="PingFang SC" w:hAnsi="PingFang SC"/>
-          <w:color w:val="1C1A18"/>
-          <w:sz w:val="22"/>
-          <w:szCs w:val="22"/>
-        </w:rPr>
-        <w:t xml:space="preserve">。要么交出证据，要么那步就还开着。</w:t>
-      </w:r>
-    </w:p>
-    <w:p>
-      <w:pPr>
-        <w:pStyle w:val="Heading3"/>
-        <w:spacing w:after="140" w:before="300"/>
-      </w:pPr>
-      <w:r>
-        <w:rPr>
-          <w:rFonts w:ascii="PingFang SC" w:cs="PingFang SC" w:eastAsia="PingFang SC" w:hAnsi="PingFang SC"/>
-          <w:b/>
-          <w:bCs/>
-          <w:color w:val="1C1A18"/>
-          <w:sz w:val="25"/>
-          <w:szCs w:val="25"/>
-        </w:rPr>
-        <w:t xml:space="preserve">高等级不能自判</w:t>
-      </w:r>
-    </w:p>
-    <w:p>
-      <w:pPr>
-        <w:spacing w:after="160" w:line="340"/>
-      </w:pPr>
-      <w:r>
-        <w:rPr>
-          <w:rFonts w:ascii="PingFang SC" w:cs="PingFang SC" w:eastAsia="PingFang SC" w:hAnsi="PingFang SC"/>
-          <w:color w:val="1C1A18"/>
-          <w:sz w:val="22"/>
-          <w:szCs w:val="22"/>
-        </w:rPr>
-        <w:t xml:space="preserve">结论分五级（L0–L4）。</w:t>
-      </w:r>
-      <w:r>
-        <w:rPr>
-          <w:rFonts w:ascii="PingFang SC" w:cs="PingFang SC" w:eastAsia="PingFang SC" w:hAnsi="PingFang SC"/>
-          <w:b/>
-          <w:bCs/>
-          <w:color w:val="1C1A18"/>
-          <w:sz w:val="22"/>
-          <w:szCs w:val="22"/>
-        </w:rPr>
-        <w:t xml:space="preserve">L3 以上必须有独立评估者</w:t>
-      </w:r>
-      <w:r>
-        <w:rPr>
-          <w:rFonts w:ascii="PingFang SC" w:cs="PingFang SC" w:eastAsia="PingFang SC" w:hAnsi="PingFang SC"/>
-          <w:color w:val="1C1A18"/>
-          <w:sz w:val="22"/>
-          <w:szCs w:val="22"/>
-        </w:rPr>
-        <w:t xml:space="preserve">——一个 fresh-context 子会话，只有只读工具面，看不到做这件事的模型的推理过程。做的人不判自己。</w:t>
-      </w:r>
-    </w:p>
-    <w:p>
-      <w:pPr>
-        <w:spacing w:after="160" w:line="340"/>
-      </w:pPr>
-      <w:r>
-        <w:rPr>
-          <w:rFonts w:ascii="PingFang SC" w:cs="PingFang SC" w:eastAsia="PingFang SC" w:hAnsi="PingFang SC"/>
-          <w:color w:val="1C1A18"/>
-          <w:sz w:val="22"/>
-          <w:szCs w:val="22"/>
-        </w:rPr>
-        <w:t xml:space="preserve">这在认识论里叫 inter-rater reliability。ClearAI 的实现：每个 L3+ 步骤自动派遣评估者子代理，它的裁决落在自己的证据链上。</w:t>
-      </w:r>
-    </w:p>
-    <w:p>
-      <w:pPr>
-        <w:pStyle w:val="Heading3"/>
-        <w:spacing w:after="140" w:before="300"/>
-      </w:pPr>
-      <w:r>
-        <w:rPr>
-          <w:rFonts w:ascii="PingFang SC" w:cs="PingFang SC" w:eastAsia="PingFang SC" w:hAnsi="PingFang SC"/>
-          <w:b/>
-          <w:bCs/>
-          <w:color w:val="1C1A18"/>
-          <w:sz w:val="25"/>
-          <w:szCs w:val="25"/>
-        </w:rPr>
-        <w:t xml:space="preserve">证伪保留</w:t>
-      </w:r>
-    </w:p>
-    <w:p>
-      <w:pPr>
-        <w:spacing w:after="160" w:line="340"/>
-      </w:pPr>
-      <w:r>
-        <w:rPr>
-          <w:rFonts w:ascii="PingFang SC" w:cs="PingFang SC" w:eastAsia="PingFang SC" w:hAnsi="PingFang SC"/>
-          <w:color w:val="1C1A18"/>
-          <w:sz w:val="22"/>
-          <w:szCs w:val="22"/>
-        </w:rPr>
-        <w:t xml:space="preserve">推翻 ≠ 删除。被推翻的假设留在原位，标"已推翻"，连同推翻它的证据一起展示。</w:t>
-      </w:r>
-    </w:p>
-    <w:p>
-      <w:pPr>
-        <w:spacing w:after="160" w:line="340"/>
-      </w:pPr>
-      <w:r>
-        <w:rPr>
-          <w:rFonts w:ascii="PingFang SC" w:cs="PingFang SC" w:eastAsia="PingFang SC" w:hAnsi="PingFang SC"/>
-          <w:color w:val="1C1A18"/>
-          <w:sz w:val="22"/>
-          <w:szCs w:val="22"/>
-        </w:rPr>
-        <w:t xml:space="preserve">波普尔说一个理论的价值在于它能被证伪。ClearAI 的实现：</w:t>
-      </w:r>
-      <w:r>
-        <w:rPr>
-          <w:rFonts w:ascii="PingFang SC" w:cs="PingFang SC" w:eastAsia="PingFang SC" w:hAnsi="PingFang SC"/>
-          <w:b/>
-          <w:bCs/>
-          <w:color w:val="1C1A18"/>
-          <w:sz w:val="22"/>
-          <w:szCs w:val="22"/>
-        </w:rPr>
-        <w:t xml:space="preserve">证伪了的结论也是知识</w:t>
-      </w:r>
-      <w:r>
-        <w:rPr>
-          <w:rFonts w:ascii="PingFang SC" w:cs="PingFang SC" w:eastAsia="PingFang SC" w:hAnsi="PingFang SC"/>
-          <w:color w:val="1C1A18"/>
-          <w:sz w:val="22"/>
-          <w:szCs w:val="22"/>
-        </w:rPr>
-        <w:t xml:space="preserve">——"哪条路不通"和"哪条路通"同样有价值。它们都留在本体里。</w:t>
-      </w:r>
-    </w:p>
-    <w:p>
-      <w:pPr>
-        <w:pStyle w:val="Heading2"/>
-        <w:pBdr>
-          <w:bottom w:val="single" w:color="2E75B6" w:sz="4" w:space="4"/>
-        </w:pBdr>
-        <w:spacing w:after="200" w:before="400"/>
-      </w:pPr>
-      <w:r>
-        <w:rPr>
-          <w:rFonts w:ascii="PingFang SC" w:cs="PingFang SC" w:eastAsia="PingFang SC" w:hAnsi="PingFang SC"/>
-          <w:b/>
-          <w:bCs/>
-          <w:color w:val="1C1A18"/>
-          <w:sz w:val="30"/>
-          <w:szCs w:val="30"/>
-        </w:rPr>
-        <w:t xml:space="preserve">6、冲突：可信本体的试金石</w:t>
-      </w:r>
-    </w:p>
-    <w:p>
-      <w:pPr>
-        <w:spacing w:after="160" w:line="340"/>
-      </w:pPr>
-      <w:r>
-        <w:rPr>
-          <w:rFonts w:ascii="PingFang SC" w:cs="PingFang SC" w:eastAsia="PingFang SC" w:hAnsi="PingFang SC"/>
-          <w:color w:val="1C1A18"/>
-          <w:sz w:val="22"/>
-          <w:szCs w:val="22"/>
-        </w:rPr>
-        <w:t xml:space="preserve">说一个具体场景（虚构，机制输出是真实的）。</w:t>
-      </w:r>
-    </w:p>
-    <w:p>
-      <w:pPr>
-        <w:spacing w:after="160" w:line="340"/>
-      </w:pPr>
-      <w:r>
-        <w:rPr>
-          <w:rFonts w:ascii="PingFang SC" w:cs="PingFang SC" w:eastAsia="PingFang SC" w:hAnsi="PingFang SC"/>
-          <w:color w:val="1C1A18"/>
-          <w:sz w:val="22"/>
-          <w:szCs w:val="22"/>
-        </w:rPr>
-        <w:t xml:space="preserve">一个材料实验室在研究某个合金的热处理工艺。两个假设分别验证后升格成了事实：</w:t>
-      </w:r>
-    </w:p>
-    <w:p>
-      <w:pPr>
-        <w:pStyle w:val="ListParagraph"/>
-        <w:numPr>
-          <w:ilvl w:val="0"/>
-          <w:numId w:val="1"/>
-        </w:numPr>
-        <w:spacing w:after="100" w:line="320"/>
-      </w:pPr>
-      <w:r>
-        <w:rPr>
-          <w:rFonts w:ascii="PingFang SC" w:cs="PingFang SC" w:eastAsia="PingFang SC" w:hAnsi="PingFang SC"/>
-          <w:color w:val="1C1A18"/>
-          <w:sz w:val="22"/>
-          <w:szCs w:val="22"/>
-        </w:rPr>
-        <w:t xml:space="preserve">事实 f-001：quench_rate(specimen-3) = 45 °C/s（L2，两条证据）</w:t>
-      </w:r>
-    </w:p>
-    <w:p>
-      <w:pPr>
-        <w:pStyle w:val="ListParagraph"/>
-        <w:numPr>
-          <w:ilvl w:val="0"/>
-          <w:numId w:val="1"/>
-        </w:numPr>
-        <w:spacing w:after="100" w:line="320"/>
-      </w:pPr>
-      <w:r>
-        <w:rPr>
-          <w:rFonts w:ascii="PingFang SC" w:cs="PingFang SC" w:eastAsia="PingFang SC" w:hAnsi="PingFang SC"/>
-          <w:color w:val="1C1A18"/>
-          <w:sz w:val="22"/>
-          <w:szCs w:val="22"/>
-        </w:rPr>
-        <w:t xml:space="preserve">事实 f-002：quench_rate(specimen-3) = 62 °C/s（L3，独立评估者确认）</w:t>
-      </w:r>
-    </w:p>
-    <w:p>
-      <w:pPr>
-        <w:spacing w:after="160" w:line="340"/>
-      </w:pPr>
-      <w:r>
-        <w:rPr>
-          <w:rFonts w:ascii="PingFang SC" w:cs="PingFang SC" w:eastAsia="PingFang SC" w:hAnsi="PingFang SC"/>
-          <w:color w:val="1C1A18"/>
-          <w:sz w:val="22"/>
-          <w:szCs w:val="22"/>
-        </w:rPr>
-        <w:t xml:space="preserve">quench_rate 被登记为单值谓词——同一试样只有一个淬冷速率。两条事实同主体、同谓词、不同取值。</w:t>
-      </w:r>
-    </w:p>
-    <w:p>
-      <w:pPr>
-        <w:spacing w:after="160" w:line="340"/>
-      </w:pPr>
-      <w:r>
-        <w:rPr>
-          <w:rFonts w:ascii="PingFang SC" w:cs="PingFang SC" w:eastAsia="PingFang SC" w:hAnsi="PingFang SC"/>
-          <w:color w:val="1C1A18"/>
-          <w:sz w:val="22"/>
-          <w:szCs w:val="22"/>
-        </w:rPr>
-        <w:t xml:space="preserve">系统自动报出：</w:t>
-      </w:r>
-    </w:p>
-    <w:p>
-      <w:pPr>
-        <w:shd w:fill="F5F4F0" w:val="clear"/>
-        <w:spacing w:after="60"/>
-        <w:ind w:left="360" w:right="360"/>
-      </w:pPr>
-    </w:p>
-    <w:p>
-      <w:pPr>
-        <w:shd w:fill="F5F4F0" w:val="clear"/>
-        <w:spacing w:after="0" w:line="280"/>
-        <w:ind w:left="360" w:right="360"/>
-      </w:pPr>
-      <w:r>
-        <w:rPr>
-          <w:rFonts w:ascii="SF Mono" w:cs="SF Mono" w:eastAsia="SF Mono" w:hAnsi="SF Mono"/>
-          <w:color w:val="333333"/>
-          <w:sz w:val="18"/>
-          <w:szCs w:val="18"/>
-        </w:rPr>
-        <w:t xml:space="preserve">冲突 1 对</w:t>
-      </w:r>
-    </w:p>
-    <w:p>
-      <w:pPr>
-        <w:shd w:fill="F5F4F0" w:val="clear"/>
-        <w:spacing w:after="0" w:line="280"/>
-        <w:ind w:left="360" w:right="360"/>
-      </w:pPr>
-      <w:r>
-        <w:rPr>
-          <w:rFonts w:ascii="SF Mono" w:cs="SF Mono" w:eastAsia="SF Mono" w:hAnsi="SF Mono"/>
-          <w:color w:val="333333"/>
-          <w:sz w:val="18"/>
-          <w:szCs w:val="18"/>
-        </w:rPr>
-        <w:t xml:space="preserve">quench_rate · specimen-3:</w:t>
-      </w:r>
-    </w:p>
-    <w:p>
-      <w:pPr>
-        <w:shd w:fill="F5F4F0" w:val="clear"/>
-        <w:spacing w:after="0" w:line="280"/>
-        <w:ind w:left="360" w:right="360"/>
-      </w:pPr>
-      <w:r>
-        <w:rPr>
-          <w:rFonts w:ascii="SF Mono" w:cs="SF Mono" w:eastAsia="SF Mono" w:hAnsi="SF Mono"/>
-          <w:color w:val="333333"/>
-          <w:sz w:val="18"/>
-          <w:szCs w:val="18"/>
-        </w:rPr>
-        <w:t xml:space="preserve">  f-001 (quantity:45:°C/s)  L2</w:t>
-      </w:r>
-    </w:p>
-    <w:p>
-      <w:pPr>
-        <w:shd w:fill="F5F4F0" w:val="clear"/>
-        <w:spacing w:after="0" w:line="280"/>
-        <w:ind w:left="360" w:right="360"/>
-      </w:pPr>
-      <w:r>
-        <w:rPr>
-          <w:rFonts w:ascii="SF Mono" w:cs="SF Mono" w:eastAsia="SF Mono" w:hAnsi="SF Mono"/>
-          <w:color w:val="333333"/>
-          <w:sz w:val="18"/>
-          <w:szCs w:val="18"/>
-        </w:rPr>
-        <w:t xml:space="preserve">  f-002 (quantity:62:°C/s)  L3</w:t>
-      </w:r>
-    </w:p>
-    <w:p>
-      <w:pPr>
-        <w:shd w:fill="F5F4F0" w:val="clear"/>
-        <w:spacing w:after="0" w:line="280"/>
-        <w:ind w:left="360" w:right="360"/>
-      </w:pPr>
-      <w:r>
-        <w:rPr>
-          <w:rFonts w:ascii="SF Mono" w:cs="SF Mono" w:eastAsia="SF Mono" w:hAnsi="SF Mono"/>
-          <w:color w:val="333333"/>
-          <w:sz w:val="18"/>
-          <w:szCs w:val="18"/>
-        </w:rPr>
-        <w:t xml:space="preserve">—— 只暴露，不裁决；撤回或维持由人决定</w:t>
-      </w:r>
-    </w:p>
-    <w:p>
-      <w:pPr>
-        <w:shd w:fill="F5F4F0" w:val="clear"/>
-        <w:spacing w:after="160"/>
-        <w:ind w:left="360" w:right="360"/>
-      </w:pPr>
-    </w:p>
-    <w:p>
-      <w:pPr>
-        <w:spacing w:after="160" w:line="340"/>
-      </w:pPr>
-      <w:r>
-        <w:rPr>
-          <w:rFonts w:ascii="PingFang SC" w:cs="PingFang SC" w:eastAsia="PingFang SC" w:hAnsi="PingFang SC"/>
-          <w:color w:val="1C1A18"/>
-          <w:sz w:val="22"/>
-          <w:szCs w:val="22"/>
-        </w:rPr>
-        <w:t xml:space="preserve">系统</w:t>
-      </w:r>
-      <w:r>
-        <w:rPr>
-          <w:rFonts w:ascii="PingFang SC" w:cs="PingFang SC" w:eastAsia="PingFang SC" w:hAnsi="PingFang SC"/>
-          <w:b/>
-          <w:bCs/>
-          <w:color w:val="1C1A18"/>
-          <w:sz w:val="22"/>
-          <w:szCs w:val="22"/>
-        </w:rPr>
-        <w:t xml:space="preserve">不动任何一侧</w:t>
-      </w:r>
-      <w:r>
-        <w:rPr>
-          <w:rFonts w:ascii="PingFang SC" w:cs="PingFang SC" w:eastAsia="PingFang SC" w:hAnsi="PingFang SC"/>
-          <w:color w:val="1C1A18"/>
-          <w:sz w:val="22"/>
-          <w:szCs w:val="22"/>
-        </w:rPr>
-        <w:t xml:space="preserve">。因为系统没有能力裁决真值。也许 f-001 的测量方法有系统误差，也许 f-002 的试样其实不是同一块。判断需要人来做——但</w:t>
-      </w:r>
-      <w:r>
-        <w:rPr>
-          <w:rFonts w:ascii="PingFang SC" w:cs="PingFang SC" w:eastAsia="PingFang SC" w:hAnsi="PingFang SC"/>
-          <w:b/>
-          <w:bCs/>
-          <w:color w:val="1C1A18"/>
-          <w:sz w:val="22"/>
-          <w:szCs w:val="22"/>
-        </w:rPr>
-        <w:t xml:space="preserve">发现冲突不需要人来做，数学就够了</w:t>
-      </w:r>
-      <w:r>
-        <w:rPr>
-          <w:rFonts w:ascii="PingFang SC" w:cs="PingFang SC" w:eastAsia="PingFang SC" w:hAnsi="PingFang SC"/>
-          <w:color w:val="1C1A18"/>
-          <w:sz w:val="22"/>
-          <w:szCs w:val="22"/>
-        </w:rPr>
-        <w:t xml:space="preserve">。</w:t>
-      </w:r>
-    </w:p>
-    <w:p>
-      <w:pPr>
-        <w:spacing w:after="160" w:line="340"/>
-      </w:pPr>
-      <w:r>
-        <w:rPr>
-          <w:rFonts w:ascii="PingFang SC" w:cs="PingFang SC" w:eastAsia="PingFang SC" w:hAnsi="PingFang SC"/>
-          <w:color w:val="1C1A18"/>
-          <w:sz w:val="22"/>
-          <w:szCs w:val="22"/>
-        </w:rPr>
-        <w:t xml:space="preserve">注意：这件事的前提是谓词有 functional: true 的 schema 声明。</w:t>
-      </w:r>
-      <w:r>
-        <w:rPr>
-          <w:rFonts w:ascii="PingFang SC" w:cs="PingFang SC" w:eastAsia="PingFang SC" w:hAnsi="PingFang SC"/>
-          <w:b/>
-          <w:bCs/>
-          <w:color w:val="1C1A18"/>
-          <w:sz w:val="22"/>
-          <w:szCs w:val="22"/>
-        </w:rPr>
-        <w:t xml:space="preserve">抽取出来的图没有 schema</w:t>
-      </w:r>
-      <w:r>
-        <w:rPr>
-          <w:rFonts w:ascii="PingFang SC" w:cs="PingFang SC" w:eastAsia="PingFang SC" w:hAnsi="PingFang SC"/>
-          <w:color w:val="1C1A18"/>
-          <w:sz w:val="22"/>
-          <w:szCs w:val="22"/>
-        </w:rPr>
-        <w:t xml:space="preserve">——所以抽取式的知识图谱工具做不了这件事。这是"登记本体"和"抽取本体"的根本区别。</w:t>
-      </w:r>
-    </w:p>
-    <w:p>
-      <w:pPr>
-        <w:pStyle w:val="Heading2"/>
-        <w:pBdr>
-          <w:bottom w:val="single" w:color="2E75B6" w:sz="4" w:space="4"/>
-        </w:pBdr>
-        <w:spacing w:after="200" w:before="400"/>
-      </w:pPr>
-      <w:r>
-        <w:rPr>
-          <w:rFonts w:ascii="PingFang SC" w:cs="PingFang SC" w:eastAsia="PingFang SC" w:hAnsi="PingFang SC"/>
-          <w:b/>
-          <w:bCs/>
-          <w:color w:val="1C1A18"/>
-          <w:sz w:val="30"/>
-          <w:szCs w:val="30"/>
-        </w:rPr>
-        <w:t xml:space="preserve">7、架构：三条纪律</w:t>
-      </w:r>
-    </w:p>
-    <w:p>
-      <w:pPr>
-        <w:spacing w:after="160" w:line="340"/>
-      </w:pPr>
-      <w:r>
-        <w:rPr>
-          <w:rFonts w:ascii="PingFang SC" w:cs="PingFang SC" w:eastAsia="PingFang SC" w:hAnsi="PingFang SC"/>
-          <w:color w:val="1C1A18"/>
-          <w:sz w:val="22"/>
-          <w:szCs w:val="22"/>
-        </w:rPr>
-        <w:t xml:space="preserve">浅看源码结构：</w:t>
-      </w:r>
-    </w:p>
-    <w:p>
-      <w:pPr>
-        <w:shd w:fill="F5F4F0" w:val="clear"/>
-        <w:spacing w:after="60"/>
-        <w:ind w:left="360" w:right="360"/>
-      </w:pPr>
-    </w:p>
-    <w:p>
-      <w:pPr>
-        <w:shd w:fill="F5F4F0" w:val="clear"/>
-        <w:spacing w:after="0" w:line="280"/>
-        <w:ind w:left="360" w:right="360"/>
-      </w:pPr>
-      <w:r>
-        <w:rPr>
-          <w:rFonts w:ascii="SF Mono" w:cs="SF Mono" w:eastAsia="SF Mono" w:hAnsi="SF Mono"/>
-          <w:color w:val="333333"/>
-          <w:sz w:val="18"/>
-          <w:szCs w:val="18"/>
-        </w:rPr>
-        <w:t xml:space="preserve">ui/lib/domain-language.js        740 行   判据纯函数（词汇/断言/冲突/投影）</w:t>
-      </w:r>
-    </w:p>
-    <w:p>
-      <w:pPr>
-        <w:shd w:fill="F5F4F0" w:val="clear"/>
-        <w:spacing w:after="0" w:line="280"/>
-        <w:ind w:left="360" w:right="360"/>
-      </w:pPr>
-      <w:r>
-        <w:rPr>
-          <w:rFonts w:ascii="SF Mono" w:cs="SF Mono" w:eastAsia="SF Mono" w:hAnsi="SF Mono"/>
-          <w:color w:val="333333"/>
-          <w:sz w:val="18"/>
-          <w:szCs w:val="18"/>
-        </w:rPr>
-        <w:t xml:space="preserve">ui/lib/fold.js                  1971 行   事件折叠（44 个分支，纯函数）</w:t>
-      </w:r>
-    </w:p>
-    <w:p>
-      <w:pPr>
-        <w:shd w:fill="F5F4F0" w:val="clear"/>
-        <w:spacing w:after="0" w:line="280"/>
-        <w:ind w:left="360" w:right="360"/>
-      </w:pPr>
-      <w:r>
-        <w:rPr>
-          <w:rFonts w:ascii="SF Mono" w:cs="SF Mono" w:eastAsia="SF Mono" w:hAnsi="SF Mono"/>
-          <w:color w:val="333333"/>
-          <w:sz w:val="18"/>
-          <w:szCs w:val="18"/>
-        </w:rPr>
-        <w:t xml:space="preserve">ui/lib/client.js                3537 行   面板（React，只读投影）</w:t>
-      </w:r>
-    </w:p>
-    <w:p>
-      <w:pPr>
-        <w:shd w:fill="F5F4F0" w:val="clear"/>
-        <w:spacing w:after="0" w:line="280"/>
-        <w:ind w:left="360" w:right="360"/>
-      </w:pPr>
-      <w:r>
-        <w:rPr>
-          <w:rFonts w:ascii="SF Mono" w:cs="SF Mono" w:eastAsia="SF Mono" w:hAnsi="SF Mono"/>
-          <w:color w:val="333333"/>
-          <w:sz w:val="18"/>
-          <w:szCs w:val="18"/>
-        </w:rPr>
-        <w:t xml:space="preserve">preset/plugins/clearai-kernel.js  6694 行  内核（29 个意图工具 + 货架）</w:t>
-      </w:r>
-    </w:p>
-    <w:p>
-      <w:pPr>
-        <w:shd w:fill="F5F4F0" w:val="clear"/>
-        <w:spacing w:after="0" w:line="280"/>
-        <w:ind w:left="360" w:right="360"/>
-      </w:pPr>
-      <w:r>
-        <w:rPr>
-          <w:rFonts w:ascii="SF Mono" w:cs="SF Mono" w:eastAsia="SF Mono" w:hAnsi="SF Mono"/>
-          <w:color w:val="333333"/>
-          <w:sz w:val="18"/>
-          <w:szCs w:val="18"/>
-        </w:rPr>
-        <w:t xml:space="preserve">preset/plugins/prompts.js         370 行   提示词段（23 段在场）</w:t>
-      </w:r>
-    </w:p>
-    <w:p>
-      <w:pPr>
-        <w:shd w:fill="F5F4F0" w:val="clear"/>
-        <w:spacing w:after="160"/>
-        <w:ind w:left="360" w:right="360"/>
-      </w:pPr>
+        <w:t xml:space="preserve">本体格：图带（本体图|实体图切换）+ 本体货架 + 在验命题（已提出 / 验证中 / 已推翻）</w:t>
+      </w:r>
     </w:p>
     <w:p>
       <w:pPr>
@@ -3025,9 +2197,9 @@
       <w:r>
         <w:drawing>
           <wp:inline distT="0" distB="0" distL="0" distR="0">
-            <wp:extent cx="800" cy="533"/>
+            <wp:extent cx="880" cy="495"/>
             <wp:effectExtent t="0" r="0" b="0" l="0"/>
-            <wp:docPr id="1" name="docs/diagrams/loop-to-dsh-planes.zh-CN.png" descr="docs/diagrams/loop-to-dsh-planes.zh-CN.png" title="docs/diagrams/loop-to-dsh-planes.zh-CN.png"/>
+            <wp:docPr id="1" name="docs/diagrams/epistemic-loop-hero.zh-CN.png" descr="docs/diagrams/epistemic-loop-hero.zh-CN.png" title="docs/diagrams/epistemic-loop-hero.zh-CN.png"/>
             <wp:cNvGraphicFramePr>
               <a:graphicFrameLocks xmlns:a="http://schemas.openxmlformats.org/drawingml/2006/main" noChangeAspect="1"/>
             </wp:cNvGraphicFramePr>
@@ -3050,7 +2222,7 @@
                   <pic:spPr bwMode="auto">
                     <a:xfrm>
                       <a:off x="0" y="0"/>
-                      <a:ext cx="800" cy="533"/>
+                      <a:ext cx="880" cy="495"/>
                     </a:xfrm>
                     <a:prstGeom prst="rect">
                       <a:avLst/>
@@ -3075,162 +2247,7 @@
           <w:sz w:val="20"/>
           <w:szCs w:val="20"/>
         </w:rPr>
-        <w:t xml:space="preserve">ClearAI 在 DSH 中的位置：认识论层加在组合面上——宿主包 + agent 预设 + 客户端模块</w:t>
-      </w:r>
-    </w:p>
-    <w:p>
-      <w:pPr>
-        <w:spacing w:after="160" w:line="340"/>
-      </w:pPr>
-      <w:r>
-        <w:rPr>
-          <w:rFonts w:ascii="PingFang SC" w:cs="PingFang SC" w:eastAsia="PingFang SC" w:hAnsi="PingFang SC"/>
-          <w:color w:val="1C1A18"/>
-          <w:sz w:val="22"/>
-          <w:szCs w:val="22"/>
-        </w:rPr>
-        <w:t xml:space="preserve">总量 13,000 行出头。三条架构纪律挡住了大量复杂度：</w:t>
-      </w:r>
-    </w:p>
-    <w:p>
-      <w:pPr>
-        <w:pStyle w:val="Heading3"/>
-        <w:spacing w:after="140" w:before="300"/>
-      </w:pPr>
-      <w:r>
-        <w:rPr>
-          <w:rFonts w:ascii="PingFang SC" w:cs="PingFang SC" w:eastAsia="PingFang SC" w:hAnsi="PingFang SC"/>
-          <w:b/>
-          <w:bCs/>
-          <w:color w:val="1C1A18"/>
-          <w:sz w:val="25"/>
-          <w:szCs w:val="25"/>
-        </w:rPr>
-        <w:t xml:space="preserve">账本是唯一权威，面板只是投影</w:t>
-      </w:r>
-    </w:p>
-    <w:p>
-      <w:pPr>
-        <w:spacing w:after="160" w:line="340"/>
-      </w:pPr>
-      <w:r>
-        <w:rPr>
-          <w:rFonts w:ascii="PingFang SC" w:cs="PingFang SC" w:eastAsia="PingFang SC" w:hAnsi="PingFang SC"/>
-          <w:color w:val="1C1A18"/>
-          <w:sz w:val="22"/>
-          <w:szCs w:val="22"/>
-        </w:rPr>
-        <w:t xml:space="preserve">所有状态变更落成事件（event sourcing）。面板读的是投影——fold.js 从事件流算出当前状态的纯函数。没有第二份存储。你看到的每一个数字都是现场算出来的。状态可从零重放，审计就是读事件流。</w:t>
-      </w:r>
-    </w:p>
-    <w:p>
-      <w:pPr>
-        <w:spacing w:after="160" w:line="340"/>
-      </w:pPr>
-      <w:r>
-        <w:rPr>
-          <w:rFonts w:ascii="PingFang SC" w:cs="PingFang SC" w:eastAsia="PingFang SC" w:hAnsi="PingFang SC"/>
-          <w:color w:val="1C1A18"/>
-          <w:sz w:val="22"/>
-          <w:szCs w:val="22"/>
-        </w:rPr>
-        <w:t xml:space="preserve">这一条直接对应可信判据第三条：状态可以回放到零。</w:t>
-      </w:r>
-    </w:p>
-    <w:p>
-      <w:pPr>
-        <w:pStyle w:val="Heading3"/>
-        <w:spacing w:after="140" w:before="300"/>
-      </w:pPr>
-      <w:r>
-        <w:rPr>
-          <w:rFonts w:ascii="PingFang SC" w:cs="PingFang SC" w:eastAsia="PingFang SC" w:hAnsi="PingFang SC"/>
-          <w:b/>
-          <w:bCs/>
-          <w:color w:val="1C1A18"/>
-          <w:sz w:val="25"/>
-          <w:szCs w:val="25"/>
-        </w:rPr>
-        <w:t xml:space="preserve">DSH 引擎一行没改</w:t>
-      </w:r>
-    </w:p>
-    <w:p>
-      <w:pPr>
-        <w:spacing w:after="160" w:line="340"/>
-      </w:pPr>
-      <w:r>
-        <w:rPr>
-          <w:rFonts w:ascii="PingFang SC" w:cs="PingFang SC" w:eastAsia="PingFang SC" w:hAnsi="PingFang SC"/>
-          <w:color w:val="1C1A18"/>
-          <w:sz w:val="22"/>
-          <w:szCs w:val="22"/>
-        </w:rPr>
-        <w:t xml:space="preserve">ClearAI 跑在 DeepSeek Harness 的组合面上——宿主包 + agent 预设 + 客户端模块。没有 fork，没有 patch。</w:t>
-      </w:r>
-    </w:p>
-    <w:p>
-      <w:pPr>
-        <w:pStyle w:val="Heading3"/>
-        <w:spacing w:after="140" w:before="300"/>
-      </w:pPr>
-      <w:r>
-        <w:rPr>
-          <w:rFonts w:ascii="PingFang SC" w:cs="PingFang SC" w:eastAsia="PingFang SC" w:hAnsi="PingFang SC"/>
-          <w:b/>
-          <w:bCs/>
-          <w:color w:val="1C1A18"/>
-          <w:sz w:val="25"/>
-          <w:szCs w:val="25"/>
-        </w:rPr>
-        <w:t xml:space="preserve">判据只有一份</w:t>
-      </w:r>
-    </w:p>
-    <w:p>
-      <w:pPr>
-        <w:spacing w:after="160" w:line="340"/>
-      </w:pPr>
-      <w:r>
-        <w:rPr>
-          <w:rFonts w:ascii="PingFang SC" w:cs="PingFang SC" w:eastAsia="PingFang SC" w:hAnsi="PingFang SC"/>
-          <w:color w:val="1C1A18"/>
-          <w:sz w:val="22"/>
-          <w:szCs w:val="22"/>
-        </w:rPr>
-        <w:t xml:space="preserve">词汇校验、断言校验、值形态检查、冲突推导——全部在 domain-language.js 一个纯函数模块里。模型工具、人门动词（面板编辑）、折法三个面调同一份判据。</w:t>
-      </w:r>
-    </w:p>
-    <w:p>
-      <w:pPr>
-        <w:spacing w:after="160" w:line="340"/>
-      </w:pPr>
-      <w:r>
-        <w:rPr>
-          <w:rFonts w:ascii="PingFang SC" w:cs="PingFang SC" w:eastAsia="PingFang SC" w:hAnsi="PingFang SC"/>
-          <w:color w:val="1C1A18"/>
-          <w:sz w:val="22"/>
-          <w:szCs w:val="22"/>
-        </w:rPr>
-        <w:t xml:space="preserve">规则如果写在两处，一定漂移。漂移那一刻，</w:t>
-      </w:r>
-      <w:r>
-        <w:rPr>
-          <w:rFonts w:ascii="PingFang SC" w:cs="PingFang SC" w:eastAsia="PingFang SC" w:hAnsi="PingFang SC"/>
-          <w:b/>
-          <w:bCs/>
-          <w:color w:val="1C1A18"/>
-          <w:sz w:val="22"/>
-          <w:szCs w:val="22"/>
-        </w:rPr>
-        <w:t xml:space="preserve">可信承诺就塌了</w:t>
-      </w:r>
-      <w:r>
-        <w:rPr>
-          <w:rFonts w:ascii="PingFang SC" w:cs="PingFang SC" w:eastAsia="PingFang SC" w:hAnsi="PingFang SC"/>
-          <w:color w:val="1C1A18"/>
-          <w:sz w:val="22"/>
-          <w:szCs w:val="22"/>
-        </w:rPr>
-        <w:t xml:space="preserve">。</w:t>
+        <w:t xml:space="preserve">认识论循环的读数面：L0–L4 等级轴、事先登记的阈值虚线、五个带误差棒的观测——被支持的填实、被推翻的留在原位打斜杠</w:t>
       </w:r>
     </w:p>
     <w:p>
@@ -3250,750 +2267,580 @@
           <w:sz w:val="30"/>
           <w:szCs w:val="30"/>
         </w:rPr>
-        <w:t xml:space="preserve">8、和现有方案比什么</w:t>
-      </w:r>
-    </w:p>
-    <w:tbl>
-      <w:tblPr>
-        <w:tblW w:type="dxa" w:w="9936"/>
-        <w:tblBorders>
-          <w:top w:val="single" w:color="auto" w:sz="4"/>
-          <w:left w:val="single" w:color="auto" w:sz="4"/>
-          <w:bottom w:val="single" w:color="auto" w:sz="4"/>
-          <w:right w:val="single" w:color="auto" w:sz="4"/>
-          <w:insideH w:val="single" w:color="auto" w:sz="4"/>
-          <w:insideV w:val="single" w:color="auto" w:sz="4"/>
-        </w:tblBorders>
-      </w:tblPr>
-      <w:tblGrid>
-        <w:gridCol w:w="1800"/>
-        <w:gridCol w:w="2200"/>
-        <w:gridCol w:w="2000"/>
-        <w:gridCol w:w="3936"/>
-      </w:tblGrid>
-      <w:tr>
-        <w:tc>
-          <w:tcPr>
-            <w:tcW w:type="dxa" w:w="1800"/>
-            <w:tcBorders>
-              <w:top w:val="single" w:color="DDD9D3" w:sz="1"/>
-              <w:left w:val="single" w:color="DDD9D3" w:sz="1"/>
-              <w:bottom w:val="single" w:color="DDD9D3" w:sz="1"/>
-              <w:right w:val="single" w:color="DDD9D3" w:sz="1"/>
-            </w:tcBorders>
-            <w:shd w:fill="EAF1F8" w:val="clear"/>
-            <w:tcMar>
-              <w:top w:type="dxa" w:w="60"/>
-              <w:left w:type="dxa" w:w="100"/>
-              <w:bottom w:type="dxa" w:w="60"/>
-              <w:right w:type="dxa" w:w="100"/>
-            </w:tcMar>
-          </w:tcPr>
-          <w:p>
-            <w:r>
-              <w:rPr>
-                <w:rFonts w:ascii="PingFang SC" w:cs="PingFang SC" w:eastAsia="PingFang SC" w:hAnsi="PingFang SC"/>
-                <w:b/>
-                <w:bCs/>
-                <w:color w:val="1C1A18"/>
-                <w:sz w:val="22"/>
-                <w:szCs w:val="22"/>
-              </w:rPr>
-              <w:t xml:space="preserve">维度</w:t>
-            </w:r>
-          </w:p>
-        </w:tc>
-        <w:tc>
-          <w:tcPr>
-            <w:tcW w:type="dxa" w:w="2200"/>
-            <w:tcBorders>
-              <w:top w:val="single" w:color="DDD9D3" w:sz="1"/>
-              <w:left w:val="single" w:color="DDD9D3" w:sz="1"/>
-              <w:bottom w:val="single" w:color="DDD9D3" w:sz="1"/>
-              <w:right w:val="single" w:color="DDD9D3" w:sz="1"/>
-            </w:tcBorders>
-            <w:shd w:fill="EAF1F8" w:val="clear"/>
-            <w:tcMar>
-              <w:top w:type="dxa" w:w="60"/>
-              <w:left w:type="dxa" w:w="100"/>
-              <w:bottom w:type="dxa" w:w="60"/>
-              <w:right w:type="dxa" w:w="100"/>
-            </w:tcMar>
-          </w:tcPr>
-          <w:p>
-            <w:r>
-              <w:rPr>
-                <w:rFonts w:ascii="PingFang SC" w:cs="PingFang SC" w:eastAsia="PingFang SC" w:hAnsi="PingFang SC"/>
-                <w:b/>
-                <w:bCs/>
-                <w:color w:val="1C1A18"/>
-                <w:sz w:val="22"/>
-                <w:szCs w:val="22"/>
-              </w:rPr>
-              <w:t xml:space="preserve">抽取式图谱</w:t>
-            </w:r>
-          </w:p>
-        </w:tc>
-        <w:tc>
-          <w:tcPr>
-            <w:tcW w:type="dxa" w:w="2000"/>
-            <w:tcBorders>
-              <w:top w:val="single" w:color="DDD9D3" w:sz="1"/>
-              <w:left w:val="single" w:color="DDD9D3" w:sz="1"/>
-              <w:bottom w:val="single" w:color="DDD9D3" w:sz="1"/>
-              <w:right w:val="single" w:color="DDD9D3" w:sz="1"/>
-            </w:tcBorders>
-            <w:shd w:fill="EAF1F8" w:val="clear"/>
-            <w:tcMar>
-              <w:top w:type="dxa" w:w="60"/>
-              <w:left w:type="dxa" w:w="100"/>
-              <w:bottom w:type="dxa" w:w="60"/>
-              <w:right w:type="dxa" w:w="100"/>
-            </w:tcMar>
-          </w:tcPr>
-          <w:p>
-            <w:r>
-              <w:rPr>
-                <w:rFonts w:ascii="PingFang SC" w:cs="PingFang SC" w:eastAsia="PingFang SC" w:hAnsi="PingFang SC"/>
-                <w:b/>
-                <w:bCs/>
-                <w:color w:val="1C1A18"/>
-                <w:sz w:val="22"/>
-                <w:szCs w:val="22"/>
-              </w:rPr>
-              <w:t xml:space="preserve">手动本体</w:t>
-            </w:r>
-          </w:p>
-        </w:tc>
-        <w:tc>
-          <w:tcPr>
-            <w:tcW w:type="dxa" w:w="3936"/>
-            <w:tcBorders>
-              <w:top w:val="single" w:color="DDD9D3" w:sz="1"/>
-              <w:left w:val="single" w:color="DDD9D3" w:sz="1"/>
-              <w:bottom w:val="single" w:color="DDD9D3" w:sz="1"/>
-              <w:right w:val="single" w:color="DDD9D3" w:sz="1"/>
-            </w:tcBorders>
-            <w:shd w:fill="EAF1F8" w:val="clear"/>
-            <w:tcMar>
-              <w:top w:type="dxa" w:w="60"/>
-              <w:left w:type="dxa" w:w="100"/>
-              <w:bottom w:type="dxa" w:w="60"/>
-              <w:right w:type="dxa" w:w="100"/>
-            </w:tcMar>
-          </w:tcPr>
-          <w:p>
-            <w:r>
-              <w:rPr>
-                <w:rFonts w:ascii="PingFang SC" w:cs="PingFang SC" w:eastAsia="PingFang SC" w:hAnsi="PingFang SC"/>
-                <w:b/>
-                <w:bCs/>
-                <w:color w:val="1C1A18"/>
-                <w:sz w:val="22"/>
-                <w:szCs w:val="22"/>
-              </w:rPr>
-              <w:t xml:space="preserve">ClearAI</w:t>
-            </w:r>
-          </w:p>
-        </w:tc>
-      </w:tr>
-      <w:tr>
-        <w:tc>
-          <w:tcPr>
-            <w:tcW w:type="dxa" w:w="1800"/>
-            <w:tcBorders>
-              <w:top w:val="single" w:color="DDD9D3" w:sz="1"/>
-              <w:left w:val="single" w:color="DDD9D3" w:sz="1"/>
-              <w:bottom w:val="single" w:color="DDD9D3" w:sz="1"/>
-              <w:right w:val="single" w:color="DDD9D3" w:sz="1"/>
-            </w:tcBorders>
-            <w:tcMar>
-              <w:top w:type="dxa" w:w="60"/>
-              <w:left w:type="dxa" w:w="100"/>
-              <w:bottom w:type="dxa" w:w="60"/>
-              <w:right w:type="dxa" w:w="100"/>
-            </w:tcMar>
-          </w:tcPr>
-          <w:p>
-            <w:r>
-              <w:rPr>
-                <w:rFonts w:ascii="PingFang SC" w:cs="PingFang SC" w:eastAsia="PingFang SC" w:hAnsi="PingFang SC"/>
-                <w:color w:val="1C1A18"/>
-                <w:sz w:val="22"/>
-                <w:szCs w:val="22"/>
-              </w:rPr>
-              <w:t xml:space="preserve">边的来源</w:t>
-            </w:r>
-          </w:p>
-        </w:tc>
-        <w:tc>
-          <w:tcPr>
-            <w:tcW w:type="dxa" w:w="2200"/>
-            <w:tcBorders>
-              <w:top w:val="single" w:color="DDD9D3" w:sz="1"/>
-              <w:left w:val="single" w:color="DDD9D3" w:sz="1"/>
-              <w:bottom w:val="single" w:color="DDD9D3" w:sz="1"/>
-              <w:right w:val="single" w:color="DDD9D3" w:sz="1"/>
-            </w:tcBorders>
-            <w:tcMar>
-              <w:top w:type="dxa" w:w="60"/>
-              <w:left w:type="dxa" w:w="100"/>
-              <w:bottom w:type="dxa" w:w="60"/>
-              <w:right w:type="dxa" w:w="100"/>
-            </w:tcMar>
-          </w:tcPr>
-          <w:p>
-            <w:r>
-              <w:rPr>
-                <w:rFonts w:ascii="PingFang SC" w:cs="PingFang SC" w:eastAsia="PingFang SC" w:hAnsi="PingFang SC"/>
-                <w:color w:val="1C1A18"/>
-                <w:sz w:val="22"/>
-                <w:szCs w:val="22"/>
-              </w:rPr>
-              <w:t xml:space="preserve">模型抽取</w:t>
-            </w:r>
-          </w:p>
-        </w:tc>
-        <w:tc>
-          <w:tcPr>
-            <w:tcW w:type="dxa" w:w="2000"/>
-            <w:tcBorders>
-              <w:top w:val="single" w:color="DDD9D3" w:sz="1"/>
-              <w:left w:val="single" w:color="DDD9D3" w:sz="1"/>
-              <w:bottom w:val="single" w:color="DDD9D3" w:sz="1"/>
-              <w:right w:val="single" w:color="DDD9D3" w:sz="1"/>
-            </w:tcBorders>
-            <w:tcMar>
-              <w:top w:type="dxa" w:w="60"/>
-              <w:left w:type="dxa" w:w="100"/>
-              <w:bottom w:type="dxa" w:w="60"/>
-              <w:right w:type="dxa" w:w="100"/>
-            </w:tcMar>
-          </w:tcPr>
-          <w:p>
-            <w:r>
-              <w:rPr>
-                <w:rFonts w:ascii="PingFang SC" w:cs="PingFang SC" w:eastAsia="PingFang SC" w:hAnsi="PingFang SC"/>
-                <w:color w:val="1C1A18"/>
-                <w:sz w:val="22"/>
-                <w:szCs w:val="22"/>
-              </w:rPr>
-              <w:t xml:space="preserve">专家录入</w:t>
-            </w:r>
-          </w:p>
-        </w:tc>
-        <w:tc>
-          <w:tcPr>
-            <w:tcW w:type="dxa" w:w="3936"/>
-            <w:tcBorders>
-              <w:top w:val="single" w:color="DDD9D3" w:sz="1"/>
-              <w:left w:val="single" w:color="DDD9D3" w:sz="1"/>
-              <w:bottom w:val="single" w:color="DDD9D3" w:sz="1"/>
-              <w:right w:val="single" w:color="DDD9D3" w:sz="1"/>
-            </w:tcBorders>
-            <w:tcMar>
-              <w:top w:type="dxa" w:w="60"/>
-              <w:left w:type="dxa" w:w="100"/>
-              <w:bottom w:type="dxa" w:w="60"/>
-              <w:right w:type="dxa" w:w="100"/>
-            </w:tcMar>
-          </w:tcPr>
-          <w:p>
-            <w:r>
-              <w:rPr>
-                <w:rFonts w:ascii="PingFang SC" w:cs="PingFang SC" w:eastAsia="PingFang SC" w:hAnsi="PingFang SC"/>
-                <w:color w:val="1C1A18"/>
-                <w:sz w:val="22"/>
-                <w:szCs w:val="22"/>
-              </w:rPr>
-              <w:t xml:space="preserve">验证循环产出</w:t>
-            </w:r>
-          </w:p>
-        </w:tc>
-      </w:tr>
-      <w:tr>
-        <w:tc>
-          <w:tcPr>
-            <w:tcW w:type="dxa" w:w="1800"/>
-            <w:tcBorders>
-              <w:top w:val="single" w:color="DDD9D3" w:sz="1"/>
-              <w:left w:val="single" w:color="DDD9D3" w:sz="1"/>
-              <w:bottom w:val="single" w:color="DDD9D3" w:sz="1"/>
-              <w:right w:val="single" w:color="DDD9D3" w:sz="1"/>
-            </w:tcBorders>
-            <w:tcMar>
-              <w:top w:type="dxa" w:w="60"/>
-              <w:left w:type="dxa" w:w="100"/>
-              <w:bottom w:type="dxa" w:w="60"/>
-              <w:right w:type="dxa" w:w="100"/>
-            </w:tcMar>
-          </w:tcPr>
-          <w:p>
-            <w:r>
-              <w:rPr>
-                <w:rFonts w:ascii="PingFang SC" w:cs="PingFang SC" w:eastAsia="PingFang SC" w:hAnsi="PingFang SC"/>
-                <w:color w:val="1C1A18"/>
-                <w:sz w:val="22"/>
-                <w:szCs w:val="22"/>
-              </w:rPr>
-              <w:t xml:space="preserve">边的可信度</w:t>
-            </w:r>
-          </w:p>
-        </w:tc>
-        <w:tc>
-          <w:tcPr>
-            <w:tcW w:type="dxa" w:w="2200"/>
-            <w:tcBorders>
-              <w:top w:val="single" w:color="DDD9D3" w:sz="1"/>
-              <w:left w:val="single" w:color="DDD9D3" w:sz="1"/>
-              <w:bottom w:val="single" w:color="DDD9D3" w:sz="1"/>
-              <w:right w:val="single" w:color="DDD9D3" w:sz="1"/>
-            </w:tcBorders>
-            <w:tcMar>
-              <w:top w:type="dxa" w:w="60"/>
-              <w:left w:type="dxa" w:w="100"/>
-              <w:bottom w:type="dxa" w:w="60"/>
-              <w:right w:type="dxa" w:w="100"/>
-            </w:tcMar>
-          </w:tcPr>
-          <w:p>
-            <w:r>
-              <w:rPr>
-                <w:rFonts w:ascii="PingFang SC" w:cs="PingFang SC" w:eastAsia="PingFang SC" w:hAnsi="PingFang SC"/>
-                <w:color w:val="1C1A18"/>
-                <w:sz w:val="22"/>
-                <w:szCs w:val="22"/>
-              </w:rPr>
-              <w:t xml:space="preserve">无法保证</w:t>
-            </w:r>
-          </w:p>
-        </w:tc>
-        <w:tc>
-          <w:tcPr>
-            <w:tcW w:type="dxa" w:w="2000"/>
-            <w:tcBorders>
-              <w:top w:val="single" w:color="DDD9D3" w:sz="1"/>
-              <w:left w:val="single" w:color="DDD9D3" w:sz="1"/>
-              <w:bottom w:val="single" w:color="DDD9D3" w:sz="1"/>
-              <w:right w:val="single" w:color="DDD9D3" w:sz="1"/>
-            </w:tcBorders>
-            <w:tcMar>
-              <w:top w:type="dxa" w:w="60"/>
-              <w:left w:type="dxa" w:w="100"/>
-              <w:bottom w:type="dxa" w:w="60"/>
-              <w:right w:type="dxa" w:w="100"/>
-            </w:tcMar>
-          </w:tcPr>
-          <w:p>
-            <w:r>
-              <w:rPr>
-                <w:rFonts w:ascii="PingFang SC" w:cs="PingFang SC" w:eastAsia="PingFang SC" w:hAnsi="PingFang SC"/>
-                <w:color w:val="1C1A18"/>
-                <w:sz w:val="22"/>
-                <w:szCs w:val="22"/>
-              </w:rPr>
-              <w:t xml:space="preserve">依赖专家</w:t>
-            </w:r>
-          </w:p>
-        </w:tc>
-        <w:tc>
-          <w:tcPr>
-            <w:tcW w:type="dxa" w:w="3936"/>
-            <w:tcBorders>
-              <w:top w:val="single" w:color="DDD9D3" w:sz="1"/>
-              <w:left w:val="single" w:color="DDD9D3" w:sz="1"/>
-              <w:bottom w:val="single" w:color="DDD9D3" w:sz="1"/>
-              <w:right w:val="single" w:color="DDD9D3" w:sz="1"/>
-            </w:tcBorders>
-            <w:tcMar>
-              <w:top w:type="dxa" w:w="60"/>
-              <w:left w:type="dxa" w:w="100"/>
-              <w:bottom w:type="dxa" w:w="60"/>
-              <w:right w:type="dxa" w:w="100"/>
-            </w:tcMar>
-          </w:tcPr>
-          <w:p>
-            <w:r>
-              <w:rPr>
-                <w:rFonts w:ascii="PingFang SC" w:cs="PingFang SC" w:eastAsia="PingFang SC" w:hAnsi="PingFang SC"/>
-                <w:color w:val="1C1A18"/>
-                <w:sz w:val="22"/>
-                <w:szCs w:val="22"/>
-              </w:rPr>
-              <w:t xml:space="preserve">每条边带证据链（L0–L4）</w:t>
-            </w:r>
-          </w:p>
-        </w:tc>
-      </w:tr>
-      <w:tr>
-        <w:tc>
-          <w:tcPr>
-            <w:tcW w:type="dxa" w:w="1800"/>
-            <w:tcBorders>
-              <w:top w:val="single" w:color="DDD9D3" w:sz="1"/>
-              <w:left w:val="single" w:color="DDD9D3" w:sz="1"/>
-              <w:bottom w:val="single" w:color="DDD9D3" w:sz="1"/>
-              <w:right w:val="single" w:color="DDD9D3" w:sz="1"/>
-            </w:tcBorders>
-            <w:tcMar>
-              <w:top w:type="dxa" w:w="60"/>
-              <w:left w:type="dxa" w:w="100"/>
-              <w:bottom w:type="dxa" w:w="60"/>
-              <w:right w:type="dxa" w:w="100"/>
-            </w:tcMar>
-          </w:tcPr>
-          <w:p>
-            <w:r>
-              <w:rPr>
-                <w:rFonts w:ascii="PingFang SC" w:cs="PingFang SC" w:eastAsia="PingFang SC" w:hAnsi="PingFang SC"/>
-                <w:color w:val="1C1A18"/>
-                <w:sz w:val="22"/>
-                <w:szCs w:val="22"/>
-              </w:rPr>
-              <w:t xml:space="preserve">冲突检测</w:t>
-            </w:r>
-          </w:p>
-        </w:tc>
-        <w:tc>
-          <w:tcPr>
-            <w:tcW w:type="dxa" w:w="2200"/>
-            <w:tcBorders>
-              <w:top w:val="single" w:color="DDD9D3" w:sz="1"/>
-              <w:left w:val="single" w:color="DDD9D3" w:sz="1"/>
-              <w:bottom w:val="single" w:color="DDD9D3" w:sz="1"/>
-              <w:right w:val="single" w:color="DDD9D3" w:sz="1"/>
-            </w:tcBorders>
-            <w:tcMar>
-              <w:top w:type="dxa" w:w="60"/>
-              <w:left w:type="dxa" w:w="100"/>
-              <w:bottom w:type="dxa" w:w="60"/>
-              <w:right w:type="dxa" w:w="100"/>
-            </w:tcMar>
-          </w:tcPr>
-          <w:p>
-            <w:r>
-              <w:rPr>
-                <w:rFonts w:ascii="PingFang SC" w:cs="PingFang SC" w:eastAsia="PingFang SC" w:hAnsi="PingFang SC"/>
-                <w:color w:val="1C1A18"/>
-                <w:sz w:val="22"/>
-                <w:szCs w:val="22"/>
-              </w:rPr>
-              <w:t xml:space="preserve">不做</w:t>
-            </w:r>
-          </w:p>
-        </w:tc>
-        <w:tc>
-          <w:tcPr>
-            <w:tcW w:type="dxa" w:w="2000"/>
-            <w:tcBorders>
-              <w:top w:val="single" w:color="DDD9D3" w:sz="1"/>
-              <w:left w:val="single" w:color="DDD9D3" w:sz="1"/>
-              <w:bottom w:val="single" w:color="DDD9D3" w:sz="1"/>
-              <w:right w:val="single" w:color="DDD9D3" w:sz="1"/>
-            </w:tcBorders>
-            <w:tcMar>
-              <w:top w:type="dxa" w:w="60"/>
-              <w:left w:type="dxa" w:w="100"/>
-              <w:bottom w:type="dxa" w:w="60"/>
-              <w:right w:type="dxa" w:w="100"/>
-            </w:tcMar>
-          </w:tcPr>
-          <w:p>
-            <w:r>
-              <w:rPr>
-                <w:rFonts w:ascii="PingFang SC" w:cs="PingFang SC" w:eastAsia="PingFang SC" w:hAnsi="PingFang SC"/>
-                <w:color w:val="1C1A18"/>
-                <w:sz w:val="22"/>
-                <w:szCs w:val="22"/>
-              </w:rPr>
-              <w:t xml:space="preserve">需手动约束</w:t>
-            </w:r>
-          </w:p>
-        </w:tc>
-        <w:tc>
-          <w:tcPr>
-            <w:tcW w:type="dxa" w:w="3936"/>
-            <w:tcBorders>
-              <w:top w:val="single" w:color="DDD9D3" w:sz="1"/>
-              <w:left w:val="single" w:color="DDD9D3" w:sz="1"/>
-              <w:bottom w:val="single" w:color="DDD9D3" w:sz="1"/>
-              <w:right w:val="single" w:color="DDD9D3" w:sz="1"/>
-            </w:tcBorders>
-            <w:tcMar>
-              <w:top w:type="dxa" w:w="60"/>
-              <w:left w:type="dxa" w:w="100"/>
-              <w:bottom w:type="dxa" w:w="60"/>
-              <w:right w:type="dxa" w:w="100"/>
-            </w:tcMar>
-          </w:tcPr>
-          <w:p>
-            <w:r>
-              <w:rPr>
-                <w:rFonts w:ascii="PingFang SC" w:cs="PingFang SC" w:eastAsia="PingFang SC" w:hAnsi="PingFang SC"/>
-                <w:color w:val="1C1A18"/>
-                <w:sz w:val="22"/>
-                <w:szCs w:val="22"/>
-              </w:rPr>
-              <w:t xml:space="preserve">单值谓词违反自动报出</w:t>
-            </w:r>
-          </w:p>
-        </w:tc>
-      </w:tr>
-      <w:tr>
-        <w:tc>
-          <w:tcPr>
-            <w:tcW w:type="dxa" w:w="1800"/>
-            <w:tcBorders>
-              <w:top w:val="single" w:color="DDD9D3" w:sz="1"/>
-              <w:left w:val="single" w:color="DDD9D3" w:sz="1"/>
-              <w:bottom w:val="single" w:color="DDD9D3" w:sz="1"/>
-              <w:right w:val="single" w:color="DDD9D3" w:sz="1"/>
-            </w:tcBorders>
-            <w:tcMar>
-              <w:top w:type="dxa" w:w="60"/>
-              <w:left w:type="dxa" w:w="100"/>
-              <w:bottom w:type="dxa" w:w="60"/>
-              <w:right w:type="dxa" w:w="100"/>
-            </w:tcMar>
-          </w:tcPr>
-          <w:p>
-            <w:r>
-              <w:rPr>
-                <w:rFonts w:ascii="PingFang SC" w:cs="PingFang SC" w:eastAsia="PingFang SC" w:hAnsi="PingFang SC"/>
-                <w:color w:val="1C1A18"/>
-                <w:sz w:val="22"/>
-                <w:szCs w:val="22"/>
-              </w:rPr>
-              <w:t xml:space="preserve">负知识</w:t>
-            </w:r>
-          </w:p>
-        </w:tc>
-        <w:tc>
-          <w:tcPr>
-            <w:tcW w:type="dxa" w:w="2200"/>
-            <w:tcBorders>
-              <w:top w:val="single" w:color="DDD9D3" w:sz="1"/>
-              <w:left w:val="single" w:color="DDD9D3" w:sz="1"/>
-              <w:bottom w:val="single" w:color="DDD9D3" w:sz="1"/>
-              <w:right w:val="single" w:color="DDD9D3" w:sz="1"/>
-            </w:tcBorders>
-            <w:tcMar>
-              <w:top w:type="dxa" w:w="60"/>
-              <w:left w:type="dxa" w:w="100"/>
-              <w:bottom w:type="dxa" w:w="60"/>
-              <w:right w:type="dxa" w:w="100"/>
-            </w:tcMar>
-          </w:tcPr>
-          <w:p>
-            <w:r>
-              <w:rPr>
-                <w:rFonts w:ascii="PingFang SC" w:cs="PingFang SC" w:eastAsia="PingFang SC" w:hAnsi="PingFang SC"/>
-                <w:color w:val="1C1A18"/>
-                <w:sz w:val="22"/>
-                <w:szCs w:val="22"/>
-              </w:rPr>
-              <w:t xml:space="preserve">丢弃</w:t>
-            </w:r>
-          </w:p>
-        </w:tc>
-        <w:tc>
-          <w:tcPr>
-            <w:tcW w:type="dxa" w:w="2000"/>
-            <w:tcBorders>
-              <w:top w:val="single" w:color="DDD9D3" w:sz="1"/>
-              <w:left w:val="single" w:color="DDD9D3" w:sz="1"/>
-              <w:bottom w:val="single" w:color="DDD9D3" w:sz="1"/>
-              <w:right w:val="single" w:color="DDD9D3" w:sz="1"/>
-            </w:tcBorders>
-            <w:tcMar>
-              <w:top w:type="dxa" w:w="60"/>
-              <w:left w:type="dxa" w:w="100"/>
-              <w:bottom w:type="dxa" w:w="60"/>
-              <w:right w:type="dxa" w:w="100"/>
-            </w:tcMar>
-          </w:tcPr>
-          <w:p>
-            <w:r>
-              <w:rPr>
-                <w:rFonts w:ascii="PingFang SC" w:cs="PingFang SC" w:eastAsia="PingFang SC" w:hAnsi="PingFang SC"/>
-                <w:color w:val="1C1A18"/>
-                <w:sz w:val="22"/>
-                <w:szCs w:val="22"/>
-              </w:rPr>
-              <w:t xml:space="preserve">不存</w:t>
-            </w:r>
-          </w:p>
-        </w:tc>
-        <w:tc>
-          <w:tcPr>
-            <w:tcW w:type="dxa" w:w="3936"/>
-            <w:tcBorders>
-              <w:top w:val="single" w:color="DDD9D3" w:sz="1"/>
-              <w:left w:val="single" w:color="DDD9D3" w:sz="1"/>
-              <w:bottom w:val="single" w:color="DDD9D3" w:sz="1"/>
-              <w:right w:val="single" w:color="DDD9D3" w:sz="1"/>
-            </w:tcBorders>
-            <w:tcMar>
-              <w:top w:type="dxa" w:w="60"/>
-              <w:left w:type="dxa" w:w="100"/>
-              <w:bottom w:type="dxa" w:w="60"/>
-              <w:right w:type="dxa" w:w="100"/>
-            </w:tcMar>
-          </w:tcPr>
-          <w:p>
-            <w:r>
-              <w:rPr>
-                <w:rFonts w:ascii="PingFang SC" w:cs="PingFang SC" w:eastAsia="PingFang SC" w:hAnsi="PingFang SC"/>
-                <w:color w:val="1C1A18"/>
-                <w:sz w:val="22"/>
-                <w:szCs w:val="22"/>
-              </w:rPr>
-              <w:t xml:space="preserve">被推翻的留作本体的一部分</w:t>
-            </w:r>
-          </w:p>
-        </w:tc>
-      </w:tr>
-      <w:tr>
-        <w:tc>
-          <w:tcPr>
-            <w:tcW w:type="dxa" w:w="1800"/>
-            <w:tcBorders>
-              <w:top w:val="single" w:color="DDD9D3" w:sz="1"/>
-              <w:left w:val="single" w:color="DDD9D3" w:sz="1"/>
-              <w:bottom w:val="single" w:color="DDD9D3" w:sz="1"/>
-              <w:right w:val="single" w:color="DDD9D3" w:sz="1"/>
-            </w:tcBorders>
-            <w:tcMar>
-              <w:top w:type="dxa" w:w="60"/>
-              <w:left w:type="dxa" w:w="100"/>
-              <w:bottom w:type="dxa" w:w="60"/>
-              <w:right w:type="dxa" w:w="100"/>
-            </w:tcMar>
-          </w:tcPr>
-          <w:p>
-            <w:r>
-              <w:rPr>
-                <w:rFonts w:ascii="PingFang SC" w:cs="PingFang SC" w:eastAsia="PingFang SC" w:hAnsi="PingFang SC"/>
-                <w:color w:val="1C1A18"/>
-                <w:sz w:val="22"/>
-                <w:szCs w:val="22"/>
-              </w:rPr>
-              <w:t xml:space="preserve">可审计性</w:t>
-            </w:r>
-          </w:p>
-        </w:tc>
-        <w:tc>
-          <w:tcPr>
-            <w:tcW w:type="dxa" w:w="2200"/>
-            <w:tcBorders>
-              <w:top w:val="single" w:color="DDD9D3" w:sz="1"/>
-              <w:left w:val="single" w:color="DDD9D3" w:sz="1"/>
-              <w:bottom w:val="single" w:color="DDD9D3" w:sz="1"/>
-              <w:right w:val="single" w:color="DDD9D3" w:sz="1"/>
-            </w:tcBorders>
-            <w:tcMar>
-              <w:top w:type="dxa" w:w="60"/>
-              <w:left w:type="dxa" w:w="100"/>
-              <w:bottom w:type="dxa" w:w="60"/>
-              <w:right w:type="dxa" w:w="100"/>
-            </w:tcMar>
-          </w:tcPr>
-          <w:p>
-            <w:r>
-              <w:rPr>
-                <w:rFonts w:ascii="PingFang SC" w:cs="PingFang SC" w:eastAsia="PingFang SC" w:hAnsi="PingFang SC"/>
-                <w:color w:val="1C1A18"/>
-                <w:sz w:val="22"/>
-                <w:szCs w:val="22"/>
-              </w:rPr>
-              <w:t xml:space="preserve">不可审计</w:t>
-            </w:r>
-          </w:p>
-        </w:tc>
-        <w:tc>
-          <w:tcPr>
-            <w:tcW w:type="dxa" w:w="2000"/>
-            <w:tcBorders>
-              <w:top w:val="single" w:color="DDD9D3" w:sz="1"/>
-              <w:left w:val="single" w:color="DDD9D3" w:sz="1"/>
-              <w:bottom w:val="single" w:color="DDD9D3" w:sz="1"/>
-              <w:right w:val="single" w:color="DDD9D3" w:sz="1"/>
-            </w:tcBorders>
-            <w:tcMar>
-              <w:top w:type="dxa" w:w="60"/>
-              <w:left w:type="dxa" w:w="100"/>
-              <w:bottom w:type="dxa" w:w="60"/>
-              <w:right w:type="dxa" w:w="100"/>
-            </w:tcMar>
-          </w:tcPr>
-          <w:p>
-            <w:r>
-              <w:rPr>
-                <w:rFonts w:ascii="PingFang SC" w:cs="PingFang SC" w:eastAsia="PingFang SC" w:hAnsi="PingFang SC"/>
-                <w:color w:val="1C1A18"/>
-                <w:sz w:val="22"/>
-                <w:szCs w:val="22"/>
-              </w:rPr>
-              <w:t xml:space="preserve">部分可审计</w:t>
-            </w:r>
-          </w:p>
-        </w:tc>
-        <w:tc>
-          <w:tcPr>
-            <w:tcW w:type="dxa" w:w="3936"/>
-            <w:tcBorders>
-              <w:top w:val="single" w:color="DDD9D3" w:sz="1"/>
-              <w:left w:val="single" w:color="DDD9D3" w:sz="1"/>
-              <w:bottom w:val="single" w:color="DDD9D3" w:sz="1"/>
-              <w:right w:val="single" w:color="DDD9D3" w:sz="1"/>
-            </w:tcBorders>
-            <w:tcMar>
-              <w:top w:type="dxa" w:w="60"/>
-              <w:left w:type="dxa" w:w="100"/>
-              <w:bottom w:type="dxa" w:w="60"/>
-              <w:right w:type="dxa" w:w="100"/>
-            </w:tcMar>
-          </w:tcPr>
-          <w:p>
-            <w:r>
-              <w:rPr>
-                <w:rFonts w:ascii="PingFang SC" w:cs="PingFang SC" w:eastAsia="PingFang SC" w:hAnsi="PingFang SC"/>
-                <w:color w:val="1C1A18"/>
-                <w:sz w:val="22"/>
-                <w:szCs w:val="22"/>
-              </w:rPr>
-              <w:t xml:space="preserve">全量回放到零</w:t>
-            </w:r>
-          </w:p>
-        </w:tc>
-      </w:tr>
-    </w:tbl>
-    <w:p>
-      <w:pPr>
-        <w:spacing w:after="160" w:line="340"/>
-      </w:pPr>
-      <w:r>
-        <w:rPr>
-          <w:rFonts w:ascii="PingFang SC" w:cs="PingFang SC" w:eastAsia="PingFang SC" w:hAnsi="PingFang SC"/>
-          <w:color w:val="1C1A18"/>
-          <w:sz w:val="22"/>
-          <w:szCs w:val="22"/>
-        </w:rPr>
-        <w:t xml:space="preserve"/>
-      </w:r>
-    </w:p>
-    <w:p>
-      <w:pPr>
-        <w:spacing w:after="160" w:line="340"/>
-      </w:pPr>
-      <w:r>
-        <w:rPr>
-          <w:rFonts w:ascii="PingFang SC" w:cs="PingFang SC" w:eastAsia="PingFang SC" w:hAnsi="PingFang SC"/>
-          <w:color w:val="1C1A18"/>
-          <w:sz w:val="22"/>
-          <w:szCs w:val="22"/>
-        </w:rPr>
-        <w:t xml:space="preserve">ClearAI 的定位是在单个项目里，让 AI 产出的知识经过验证后沉淀为可信本体。抽取式图谱擅长广度覆盖，手动编辑器适合标准化委员会——它们和 ClearAI 解决的是不同层面的问题。</w:t>
+        <w:t xml:space="preserve">5、认识论：让每条边"挣"到位置的那套工艺</w:t>
+      </w:r>
+    </w:p>
+    <w:p>
+      <w:pPr>
+        <w:spacing w:after="160" w:line="340"/>
+      </w:pPr>
+      <w:r>
+        <w:rPr>
+          <w:rFonts w:ascii="PingFang SC" w:cs="PingFang SC" w:eastAsia="PingFang SC" w:hAnsi="PingFang SC"/>
+          <w:color w:val="1C1A18"/>
+          <w:sz w:val="22"/>
+          <w:szCs w:val="22"/>
+        </w:rPr>
+        <w:t xml:space="preserve">认识论循环在 ClearAI 里</w:t>
+      </w:r>
+      <w:r>
+        <w:rPr>
+          <w:rFonts w:ascii="PingFang SC" w:cs="PingFang SC" w:eastAsia="PingFang SC" w:hAnsi="PingFang SC"/>
+          <w:b/>
+          <w:bCs/>
+          <w:color w:val="1C1A18"/>
+          <w:sz w:val="22"/>
+          <w:szCs w:val="22"/>
+        </w:rPr>
+        <w:t xml:space="preserve">不是流程图，是写进工具 schema 的强制约束</w:t>
+      </w:r>
+      <w:r>
+        <w:rPr>
+          <w:rFonts w:ascii="PingFang SC" w:cs="PingFang SC" w:eastAsia="PingFang SC" w:hAnsi="PingFang SC"/>
+          <w:color w:val="1C1A18"/>
+          <w:sz w:val="22"/>
+          <w:szCs w:val="22"/>
+        </w:rPr>
+        <w:t xml:space="preserve">。</w:t>
+      </w:r>
+    </w:p>
+    <w:p>
+      <w:pPr>
+        <w:pStyle w:val="Heading3"/>
+        <w:spacing w:after="140" w:before="300"/>
+      </w:pPr>
+      <w:r>
+        <w:rPr>
+          <w:rFonts w:ascii="PingFang SC" w:cs="PingFang SC" w:eastAsia="PingFang SC" w:hAnsi="PingFang SC"/>
+          <w:b/>
+          <w:bCs/>
+          <w:color w:val="1C1A18"/>
+          <w:sz w:val="25"/>
+          <w:szCs w:val="25"/>
+        </w:rPr>
+        <w:t xml:space="preserve">判据先行（Pre-registration）</w:t>
+      </w:r>
+    </w:p>
+    <w:p>
+      <w:pPr>
+        <w:shd w:fill="F5F4F0" w:val="clear"/>
+        <w:spacing w:after="60"/>
+        <w:ind w:left="360" w:right="360"/>
+      </w:pPr>
+    </w:p>
+    <w:p>
+      <w:pPr>
+        <w:shd w:fill="F5F4F0" w:val="clear"/>
+        <w:spacing w:after="0" w:line="280"/>
+        <w:ind w:left="360" w:right="360"/>
+      </w:pPr>
+      <w:r>
+        <w:rPr>
+          <w:rFonts w:ascii="SF Mono" w:cs="SF Mono" w:eastAsia="SF Mono" w:hAnsi="SF Mono"/>
+          <w:color w:val="333333"/>
+          <w:sz w:val="18"/>
+          <w:szCs w:val="18"/>
+        </w:rPr>
+        <w:t xml:space="preserve">SetGoal({</w:t>
+      </w:r>
+    </w:p>
+    <w:p>
+      <w:pPr>
+        <w:shd w:fill="F5F4F0" w:val="clear"/>
+        <w:spacing w:after="0" w:line="280"/>
+        <w:ind w:left="360" w:right="360"/>
+      </w:pPr>
+      <w:r>
+        <w:rPr>
+          <w:rFonts w:ascii="SF Mono" w:cs="SF Mono" w:eastAsia="SF Mono" w:hAnsi="SF Mono"/>
+          <w:color w:val="333333"/>
+          <w:sz w:val="18"/>
+          <w:szCs w:val="18"/>
+        </w:rPr>
+        <w:t xml:space="preserve">  claim: "催化剂 A 的转化率优于 B",</w:t>
+      </w:r>
+    </w:p>
+    <w:p>
+      <w:pPr>
+        <w:shd w:fill="F5F4F0" w:val="clear"/>
+        <w:spacing w:after="0" w:line="280"/>
+        <w:ind w:left="360" w:right="360"/>
+      </w:pPr>
+      <w:r>
+        <w:rPr>
+          <w:rFonts w:ascii="SF Mono" w:cs="SF Mono" w:eastAsia="SF Mono" w:hAnsi="SF Mono"/>
+          <w:color w:val="333333"/>
+          <w:sz w:val="18"/>
+          <w:szCs w:val="18"/>
+        </w:rPr>
+        <w:t xml:space="preserve">  refute_when: "复测显示 A 的转化率低于 B",    // ← 必填</w:t>
+      </w:r>
+    </w:p>
+    <w:p>
+      <w:pPr>
+        <w:shd w:fill="F5F4F0" w:val="clear"/>
+        <w:spacing w:after="0" w:line="280"/>
+        <w:ind w:left="360" w:right="360"/>
+      </w:pPr>
+      <w:r>
+        <w:rPr>
+          <w:rFonts w:ascii="SF Mono" w:cs="SF Mono" w:eastAsia="SF Mono" w:hAnsi="SF Mono"/>
+          <w:color w:val="333333"/>
+          <w:sz w:val="18"/>
+          <w:szCs w:val="18"/>
+        </w:rPr>
+        <w:t xml:space="preserve">  done_criteria: "三次独立实验的均值差 &gt; 5%",   // ← 必填</w:t>
+      </w:r>
+    </w:p>
+    <w:p>
+      <w:pPr>
+        <w:shd w:fill="F5F4F0" w:val="clear"/>
+        <w:spacing w:after="0" w:line="280"/>
+        <w:ind w:left="360" w:right="360"/>
+      </w:pPr>
+      <w:r>
+        <w:rPr>
+          <w:rFonts w:ascii="SF Mono" w:cs="SF Mono" w:eastAsia="SF Mono" w:hAnsi="SF Mono"/>
+          <w:color w:val="333333"/>
+          <w:sz w:val="18"/>
+          <w:szCs w:val="18"/>
+        </w:rPr>
+        <w:t xml:space="preserve">  promote_at_level: "L3"                        // ← 至少过独立评估</w:t>
+      </w:r>
+    </w:p>
+    <w:p>
+      <w:pPr>
+        <w:shd w:fill="F5F4F0" w:val="clear"/>
+        <w:spacing w:after="0" w:line="280"/>
+        <w:ind w:left="360" w:right="360"/>
+      </w:pPr>
+      <w:r>
+        <w:rPr>
+          <w:rFonts w:ascii="SF Mono" w:cs="SF Mono" w:eastAsia="SF Mono" w:hAnsi="SF Mono"/>
+          <w:color w:val="333333"/>
+          <w:sz w:val="18"/>
+          <w:szCs w:val="18"/>
+        </w:rPr>
+        <w:t xml:space="preserve">})</w:t>
+      </w:r>
+    </w:p>
+    <w:p>
+      <w:pPr>
+        <w:shd w:fill="F5F4F0" w:val="clear"/>
+        <w:spacing w:after="160"/>
+        <w:ind w:left="360" w:right="360"/>
+      </w:pPr>
+    </w:p>
+    <w:p>
+      <w:pPr>
+        <w:spacing w:after="160" w:line="340"/>
+      </w:pPr>
+      <w:r>
+        <w:rPr>
+          <w:rFonts w:ascii="PingFang SC" w:cs="PingFang SC" w:eastAsia="PingFang SC" w:hAnsi="PingFang SC"/>
+          <w:color w:val="1C1A18"/>
+          <w:sz w:val="22"/>
+          <w:szCs w:val="22"/>
+        </w:rPr>
+        <w:t xml:space="preserve">refute_when 不填，schema 拒绝。你无法在看到结果之后再编一个恰好命中的判据。</w:t>
+      </w:r>
+    </w:p>
+    <w:p>
+      <w:pPr>
+        <w:spacing w:after="160" w:line="340"/>
+      </w:pPr>
+      <w:r>
+        <w:rPr>
+          <w:rFonts w:ascii="PingFang SC" w:cs="PingFang SC" w:eastAsia="PingFang SC" w:hAnsi="PingFang SC"/>
+          <w:color w:val="1C1A18"/>
+          <w:sz w:val="22"/>
+          <w:szCs w:val="22"/>
+        </w:rPr>
+        <w:t xml:space="preserve">在科学方法论里这叫 pre-registration，是防 HARKing 的金标准。临床试验、心理学预注册——凡是出过"可重复性危机"的领域，最后都走到这一步。</w:t>
+      </w:r>
+    </w:p>
+    <w:p>
+      <w:pPr>
+        <w:pStyle w:val="Heading3"/>
+        <w:spacing w:after="140" w:before="300"/>
+      </w:pPr>
+      <w:r>
+        <w:rPr>
+          <w:rFonts w:ascii="PingFang SC" w:cs="PingFang SC" w:eastAsia="PingFang SC" w:hAnsi="PingFang SC"/>
+          <w:b/>
+          <w:bCs/>
+          <w:color w:val="1C1A18"/>
+          <w:sz w:val="25"/>
+          <w:szCs w:val="25"/>
+        </w:rPr>
+        <w:t xml:space="preserve">模型没有"宣告完成"的字段</w:t>
+      </w:r>
+    </w:p>
+    <w:p>
+      <w:pPr>
+        <w:spacing w:after="160" w:line="340"/>
+      </w:pPr>
+      <w:r>
+        <w:rPr>
+          <w:rFonts w:ascii="PingFang SC" w:cs="PingFang SC" w:eastAsia="PingFang SC" w:hAnsi="PingFang SC"/>
+          <w:color w:val="1C1A18"/>
+          <w:sz w:val="22"/>
+          <w:szCs w:val="22"/>
+        </w:rPr>
+        <w:t xml:space="preserve">29 个意图工具里，没有任何一个接受 status: "done" 之类的参数。推进只经 AdvancePlan，它需要 evidenceId——指向一条已落盘的证据。</w:t>
+      </w:r>
+    </w:p>
+    <w:p>
+      <w:pPr>
+        <w:spacing w:after="160" w:line="340"/>
+      </w:pPr>
+      <w:r>
+        <w:rPr>
+          <w:rFonts w:ascii="PingFang SC" w:cs="PingFang SC" w:eastAsia="PingFang SC" w:hAnsi="PingFang SC"/>
+          <w:color w:val="1C1A18"/>
+          <w:sz w:val="22"/>
+          <w:szCs w:val="22"/>
+        </w:rPr>
+        <w:t xml:space="preserve">效果：</w:t>
+      </w:r>
+      <w:r>
+        <w:rPr>
+          <w:rFonts w:ascii="PingFang SC" w:cs="PingFang SC" w:eastAsia="PingFang SC" w:hAnsi="PingFang SC"/>
+          <w:b/>
+          <w:bCs/>
+          <w:color w:val="1C1A18"/>
+          <w:sz w:val="22"/>
+          <w:szCs w:val="22"/>
+        </w:rPr>
+        <w:t xml:space="preserve">模型没法"说它做完了"</w:t>
+      </w:r>
+      <w:r>
+        <w:rPr>
+          <w:rFonts w:ascii="PingFang SC" w:cs="PingFang SC" w:eastAsia="PingFang SC" w:hAnsi="PingFang SC"/>
+          <w:color w:val="1C1A18"/>
+          <w:sz w:val="22"/>
+          <w:szCs w:val="22"/>
+        </w:rPr>
+        <w:t xml:space="preserve">。要么交出证据，要么那步就还开着。</w:t>
+      </w:r>
+    </w:p>
+    <w:p>
+      <w:pPr>
+        <w:pStyle w:val="Heading3"/>
+        <w:spacing w:after="140" w:before="300"/>
+      </w:pPr>
+      <w:r>
+        <w:rPr>
+          <w:rFonts w:ascii="PingFang SC" w:cs="PingFang SC" w:eastAsia="PingFang SC" w:hAnsi="PingFang SC"/>
+          <w:b/>
+          <w:bCs/>
+          <w:color w:val="1C1A18"/>
+          <w:sz w:val="25"/>
+          <w:szCs w:val="25"/>
+        </w:rPr>
+        <w:t xml:space="preserve">高等级不能自判</w:t>
+      </w:r>
+    </w:p>
+    <w:p>
+      <w:pPr>
+        <w:spacing w:after="160" w:line="340"/>
+      </w:pPr>
+      <w:r>
+        <w:rPr>
+          <w:rFonts w:ascii="PingFang SC" w:cs="PingFang SC" w:eastAsia="PingFang SC" w:hAnsi="PingFang SC"/>
+          <w:color w:val="1C1A18"/>
+          <w:sz w:val="22"/>
+          <w:szCs w:val="22"/>
+        </w:rPr>
+        <w:t xml:space="preserve">结论分五级（L0–L4）。</w:t>
+      </w:r>
+      <w:r>
+        <w:rPr>
+          <w:rFonts w:ascii="PingFang SC" w:cs="PingFang SC" w:eastAsia="PingFang SC" w:hAnsi="PingFang SC"/>
+          <w:b/>
+          <w:bCs/>
+          <w:color w:val="1C1A18"/>
+          <w:sz w:val="22"/>
+          <w:szCs w:val="22"/>
+        </w:rPr>
+        <w:t xml:space="preserve">L3 以上必须有独立评估者</w:t>
+      </w:r>
+      <w:r>
+        <w:rPr>
+          <w:rFonts w:ascii="PingFang SC" w:cs="PingFang SC" w:eastAsia="PingFang SC" w:hAnsi="PingFang SC"/>
+          <w:color w:val="1C1A18"/>
+          <w:sz w:val="22"/>
+          <w:szCs w:val="22"/>
+        </w:rPr>
+        <w:t xml:space="preserve">——一个 fresh-context 子会话，只有只读工具面，看不到做这件事的模型的推理过程。做的人不判自己。</w:t>
+      </w:r>
+    </w:p>
+    <w:p>
+      <w:pPr>
+        <w:spacing w:after="160" w:line="340"/>
+      </w:pPr>
+      <w:r>
+        <w:rPr>
+          <w:rFonts w:ascii="PingFang SC" w:cs="PingFang SC" w:eastAsia="PingFang SC" w:hAnsi="PingFang SC"/>
+          <w:color w:val="1C1A18"/>
+          <w:sz w:val="22"/>
+          <w:szCs w:val="22"/>
+        </w:rPr>
+        <w:t xml:space="preserve">这在认识论里叫 inter-rater reliability。ClearAI 的实现：每个 L3+ 步骤自动派遣评估者子代理，它的裁决落在自己的证据链上。</w:t>
+      </w:r>
+    </w:p>
+    <w:p>
+      <w:pPr>
+        <w:pStyle w:val="Heading3"/>
+        <w:spacing w:after="140" w:before="300"/>
+      </w:pPr>
+      <w:r>
+        <w:rPr>
+          <w:rFonts w:ascii="PingFang SC" w:cs="PingFang SC" w:eastAsia="PingFang SC" w:hAnsi="PingFang SC"/>
+          <w:b/>
+          <w:bCs/>
+          <w:color w:val="1C1A18"/>
+          <w:sz w:val="25"/>
+          <w:szCs w:val="25"/>
+        </w:rPr>
+        <w:t xml:space="preserve">证伪保留</w:t>
+      </w:r>
+    </w:p>
+    <w:p>
+      <w:pPr>
+        <w:spacing w:after="160" w:line="340"/>
+      </w:pPr>
+      <w:r>
+        <w:rPr>
+          <w:rFonts w:ascii="PingFang SC" w:cs="PingFang SC" w:eastAsia="PingFang SC" w:hAnsi="PingFang SC"/>
+          <w:color w:val="1C1A18"/>
+          <w:sz w:val="22"/>
+          <w:szCs w:val="22"/>
+        </w:rPr>
+        <w:t xml:space="preserve">推翻 ≠ 删除。被推翻的假设留在原位，标"已推翻"，连同推翻它的证据一起展示。</w:t>
+      </w:r>
+    </w:p>
+    <w:p>
+      <w:pPr>
+        <w:spacing w:after="160" w:line="340"/>
+      </w:pPr>
+      <w:r>
+        <w:rPr>
+          <w:rFonts w:ascii="PingFang SC" w:cs="PingFang SC" w:eastAsia="PingFang SC" w:hAnsi="PingFang SC"/>
+          <w:color w:val="1C1A18"/>
+          <w:sz w:val="22"/>
+          <w:szCs w:val="22"/>
+        </w:rPr>
+        <w:t xml:space="preserve">波普尔说一个理论的价值在于它能被证伪。ClearAI 的实现：</w:t>
+      </w:r>
+      <w:r>
+        <w:rPr>
+          <w:rFonts w:ascii="PingFang SC" w:cs="PingFang SC" w:eastAsia="PingFang SC" w:hAnsi="PingFang SC"/>
+          <w:b/>
+          <w:bCs/>
+          <w:color w:val="1C1A18"/>
+          <w:sz w:val="22"/>
+          <w:szCs w:val="22"/>
+        </w:rPr>
+        <w:t xml:space="preserve">证伪了的结论也是知识</w:t>
+      </w:r>
+      <w:r>
+        <w:rPr>
+          <w:rFonts w:ascii="PingFang SC" w:cs="PingFang SC" w:eastAsia="PingFang SC" w:hAnsi="PingFang SC"/>
+          <w:color w:val="1C1A18"/>
+          <w:sz w:val="22"/>
+          <w:szCs w:val="22"/>
+        </w:rPr>
+        <w:t xml:space="preserve">——"哪条路不通"和"哪条路通"同样有价值。它们都留在本体里。</w:t>
+      </w:r>
+    </w:p>
+    <w:p>
+      <w:pPr>
+        <w:pStyle w:val="Heading3"/>
+        <w:spacing w:after="140" w:before="300"/>
+      </w:pPr>
+      <w:r>
+        <w:rPr>
+          <w:rFonts w:ascii="PingFang SC" w:cs="PingFang SC" w:eastAsia="PingFang SC" w:hAnsi="PingFang SC"/>
+          <w:b/>
+          <w:bCs/>
+          <w:color w:val="1C1A18"/>
+          <w:sz w:val="25"/>
+          <w:szCs w:val="25"/>
+        </w:rPr>
+        <w:t xml:space="preserve">知识任务是原生行为，不是另一个模式</w:t>
+      </w:r>
+    </w:p>
+    <w:p>
+      <w:pPr>
+        <w:spacing w:after="160" w:line="340"/>
+      </w:pPr>
+      <w:r>
+        <w:rPr>
+          <w:rFonts w:ascii="PingFang SC" w:cs="PingFang SC" w:eastAsia="PingFang SC" w:hAnsi="PingFang SC"/>
+          <w:color w:val="1C1A18"/>
+          <w:sz w:val="22"/>
+          <w:szCs w:val="22"/>
+        </w:rPr>
+        <w:t xml:space="preserve">本体、实体、认识论早就在仓库里，但普通研究的最短路径仍然是「检索 → 总结 → 写报告」——要建本体，得用户先想起来说一句。这不是能力缺口，是接线缺口。</w:t>
+      </w:r>
+    </w:p>
+    <w:p>
+      <w:pPr>
+        <w:spacing w:after="160" w:line="340"/>
+      </w:pPr>
+      <w:r>
+        <w:rPr>
+          <w:rFonts w:ascii="PingFang SC" w:cs="PingFang SC" w:eastAsia="PingFang SC" w:hAnsi="PingFang SC"/>
+          <w:color w:val="1C1A18"/>
+          <w:sz w:val="22"/>
+          <w:szCs w:val="22"/>
+        </w:rPr>
+        <w:t xml:space="preserve">修法不是多加一段提示词，而是把知识任务的判据做成</w:t>
+      </w:r>
+      <w:r>
+        <w:rPr>
+          <w:rFonts w:ascii="PingFang SC" w:cs="PingFang SC" w:eastAsia="PingFang SC" w:hAnsi="PingFang SC"/>
+          <w:b/>
+          <w:bCs/>
+          <w:color w:val="1C1A18"/>
+          <w:sz w:val="22"/>
+          <w:szCs w:val="22"/>
+        </w:rPr>
+        <w:t xml:space="preserve">结构的</w:t>
+      </w:r>
+      <w:r>
+        <w:rPr>
+          <w:rFonts w:ascii="PingFang SC" w:cs="PingFang SC" w:eastAsia="PingFang SC" w:hAnsi="PingFang SC"/>
+          <w:color w:val="1C1A18"/>
+          <w:sz w:val="22"/>
+          <w:szCs w:val="22"/>
+        </w:rPr>
+        <w:t xml:space="preserve">：目标还开着，并且带着登记过的假设——立约本身就是模型已经做出的承诺。满足这条，系统自己进入知识模式：</w:t>
+      </w:r>
+    </w:p>
+    <w:p>
+      <w:pPr>
+        <w:pStyle w:val="ListParagraph"/>
+        <w:numPr>
+          <w:ilvl w:val="0"/>
+          <w:numId w:val="1"/>
+        </w:numPr>
+        <w:spacing w:after="100" w:line="320"/>
+      </w:pPr>
+      <w:r>
+        <w:rPr>
+          <w:rFonts w:ascii="PingFang SC" w:cs="PingFang SC" w:eastAsia="PingFang SC" w:hAnsi="PingFang SC"/>
+          <w:b/>
+          <w:bCs/>
+          <w:color w:val="1C1A18"/>
+          <w:sz w:val="22"/>
+          <w:szCs w:val="22"/>
+        </w:rPr>
+        <w:t xml:space="preserve">知识预检</w:t>
+      </w:r>
+      <w:r>
+        <w:rPr>
+          <w:rFonts w:ascii="PingFang SC" w:cs="PingFang SC" w:eastAsia="PingFang SC" w:hAnsi="PingFang SC"/>
+          <w:color w:val="1C1A18"/>
+          <w:sz w:val="22"/>
+          <w:szCs w:val="22"/>
+        </w:rPr>
+        <w:t xml:space="preserve">（只读）：现在有哪些可以复用的已知？</w:t>
+      </w:r>
+    </w:p>
+    <w:p>
+      <w:pPr>
+        <w:pStyle w:val="ListParagraph"/>
+        <w:numPr>
+          <w:ilvl w:val="0"/>
+          <w:numId w:val="1"/>
+        </w:numPr>
+        <w:spacing w:after="100" w:line="320"/>
+      </w:pPr>
+      <w:r>
+        <w:rPr>
+          <w:rFonts w:ascii="PingFang SC" w:cs="PingFang SC" w:eastAsia="PingFang SC" w:hAnsi="PingFang SC"/>
+          <w:b/>
+          <w:bCs/>
+          <w:color w:val="1C1A18"/>
+          <w:sz w:val="22"/>
+          <w:szCs w:val="22"/>
+        </w:rPr>
+        <w:t xml:space="preserve">缺口</w:t>
+      </w:r>
+      <w:r>
+        <w:rPr>
+          <w:rFonts w:ascii="PingFang SC" w:cs="PingFang SC" w:eastAsia="PingFang SC" w:hAnsi="PingFang SC"/>
+          <w:color w:val="1C1A18"/>
+          <w:sz w:val="22"/>
+          <w:szCs w:val="22"/>
+        </w:rPr>
+        <w:t xml:space="preserve">（只读、算出来的）：还缺什么形态，每条指得出一个能补的动作；</w:t>
+      </w:r>
+    </w:p>
+    <w:p>
+      <w:pPr>
+        <w:pStyle w:val="ListParagraph"/>
+        <w:numPr>
+          <w:ilvl w:val="0"/>
+          <w:numId w:val="1"/>
+        </w:numPr>
+        <w:spacing w:after="100" w:line="320"/>
+      </w:pPr>
+      <w:r>
+        <w:rPr>
+          <w:rFonts w:ascii="PingFang SC" w:cs="PingFang SC" w:eastAsia="PingFang SC" w:hAnsi="PingFang SC"/>
+          <w:b/>
+          <w:bCs/>
+          <w:color w:val="1C1A18"/>
+          <w:sz w:val="22"/>
+          <w:szCs w:val="22"/>
+        </w:rPr>
+        <w:t xml:space="preserve">知识门</w:t>
+      </w:r>
+      <w:r>
+        <w:rPr>
+          <w:rFonts w:ascii="PingFang SC" w:cs="PingFang SC" w:eastAsia="PingFang SC" w:hAnsi="PingFang SC"/>
+          <w:color w:val="1C1A18"/>
+          <w:sz w:val="22"/>
+          <w:szCs w:val="22"/>
+        </w:rPr>
+        <w:t xml:space="preserve">（拦截）：结案之前、派评估者之前，拦住没有形态的核心结论。</w:t>
+      </w:r>
+    </w:p>
+    <w:p>
+      <w:pPr>
+        <w:spacing w:after="160" w:line="340"/>
+      </w:pPr>
+      <w:r>
+        <w:rPr>
+          <w:rFonts w:ascii="PingFang SC" w:cs="PingFang SC" w:eastAsia="PingFang SC" w:hAnsi="PingFang SC"/>
+          <w:color w:val="1C1A18"/>
+          <w:sz w:val="22"/>
+          <w:szCs w:val="22"/>
+        </w:rPr>
+        <w:t xml:space="preserve">普通问答从不立约，于是从不进这一档——</w:t>
+      </w:r>
+      <w:r>
+        <w:rPr>
+          <w:rFonts w:ascii="PingFang SC" w:cs="PingFang SC" w:eastAsia="PingFang SC" w:hAnsi="PingFang SC"/>
+          <w:b/>
+          <w:bCs/>
+          <w:color w:val="1C1A18"/>
+          <w:sz w:val="22"/>
+          <w:szCs w:val="22"/>
+        </w:rPr>
+        <w:t xml:space="preserve">零成本契约</w:t>
+      </w:r>
+      <w:r>
+        <w:rPr>
+          <w:rFonts w:ascii="PingFang SC" w:cs="PingFang SC" w:eastAsia="PingFang SC" w:hAnsi="PingFang SC"/>
+          <w:color w:val="1C1A18"/>
+          <w:sz w:val="22"/>
+          <w:szCs w:val="22"/>
+        </w:rPr>
+        <w:t xml:space="preserve">。真跑给了一个反直觉的结论：改变行为的其实是缺口的可见性，不是门。所以两者都留下：可见性负责让它想做，门负责不让它绕过。</w:t>
       </w:r>
     </w:p>
     <w:p>
@@ -4013,565 +2860,412 @@
           <w:sz w:val="30"/>
           <w:szCs w:val="30"/>
         </w:rPr>
-        <w:t xml:space="preserve">9、适合谁</w:t>
-      </w:r>
-    </w:p>
-    <w:tbl>
-      <w:tblPr>
-        <w:tblW w:type="dxa" w:w="9936"/>
-        <w:tblBorders>
-          <w:top w:val="single" w:color="auto" w:sz="4"/>
-          <w:left w:val="single" w:color="auto" w:sz="4"/>
-          <w:bottom w:val="single" w:color="auto" w:sz="4"/>
-          <w:right w:val="single" w:color="auto" w:sz="4"/>
-          <w:insideH w:val="single" w:color="auto" w:sz="4"/>
-          <w:insideV w:val="single" w:color="auto" w:sz="4"/>
-        </w:tblBorders>
-      </w:tblPr>
-      <w:tblGrid>
-        <w:gridCol w:w="2600"/>
-        <w:gridCol w:w="1400"/>
-        <w:gridCol w:w="5936"/>
-      </w:tblGrid>
-      <w:tr>
-        <w:tc>
-          <w:tcPr>
-            <w:tcW w:type="dxa" w:w="2600"/>
-            <w:tcBorders>
-              <w:top w:val="single" w:color="DDD9D3" w:sz="1"/>
-              <w:left w:val="single" w:color="DDD9D3" w:sz="1"/>
-              <w:bottom w:val="single" w:color="DDD9D3" w:sz="1"/>
-              <w:right w:val="single" w:color="DDD9D3" w:sz="1"/>
-            </w:tcBorders>
-            <w:shd w:fill="EAF1F8" w:val="clear"/>
-            <w:tcMar>
-              <w:top w:type="dxa" w:w="60"/>
-              <w:left w:type="dxa" w:w="100"/>
-              <w:bottom w:type="dxa" w:w="60"/>
-              <w:right w:type="dxa" w:w="100"/>
-            </w:tcMar>
-          </w:tcPr>
-          <w:p>
-            <w:r>
-              <w:rPr>
-                <w:rFonts w:ascii="PingFang SC" w:cs="PingFang SC" w:eastAsia="PingFang SC" w:hAnsi="PingFang SC"/>
-                <w:b/>
-                <w:bCs/>
-                <w:color w:val="1C1A18"/>
-                <w:sz w:val="22"/>
-                <w:szCs w:val="22"/>
-              </w:rPr>
-              <w:t xml:space="preserve">场景</w:t>
-            </w:r>
-          </w:p>
-        </w:tc>
-        <w:tc>
-          <w:tcPr>
-            <w:tcW w:type="dxa" w:w="1400"/>
-            <w:tcBorders>
-              <w:top w:val="single" w:color="DDD9D3" w:sz="1"/>
-              <w:left w:val="single" w:color="DDD9D3" w:sz="1"/>
-              <w:bottom w:val="single" w:color="DDD9D3" w:sz="1"/>
-              <w:right w:val="single" w:color="DDD9D3" w:sz="1"/>
-            </w:tcBorders>
-            <w:shd w:fill="EAF1F8" w:val="clear"/>
-            <w:tcMar>
-              <w:top w:type="dxa" w:w="60"/>
-              <w:left w:type="dxa" w:w="100"/>
-              <w:bottom w:type="dxa" w:w="60"/>
-              <w:right w:type="dxa" w:w="100"/>
-            </w:tcMar>
-          </w:tcPr>
-          <w:p>
-            <w:r>
-              <w:rPr>
-                <w:rFonts w:ascii="PingFang SC" w:cs="PingFang SC" w:eastAsia="PingFang SC" w:hAnsi="PingFang SC"/>
-                <w:b/>
-                <w:bCs/>
-                <w:color w:val="1C1A18"/>
-                <w:sz w:val="22"/>
-                <w:szCs w:val="22"/>
-              </w:rPr>
-              <w:t xml:space="preserve">适配度</w:t>
-            </w:r>
-          </w:p>
-        </w:tc>
-        <w:tc>
-          <w:tcPr>
-            <w:tcW w:type="dxa" w:w="5936"/>
-            <w:tcBorders>
-              <w:top w:val="single" w:color="DDD9D3" w:sz="1"/>
-              <w:left w:val="single" w:color="DDD9D3" w:sz="1"/>
-              <w:bottom w:val="single" w:color="DDD9D3" w:sz="1"/>
-              <w:right w:val="single" w:color="DDD9D3" w:sz="1"/>
-            </w:tcBorders>
-            <w:shd w:fill="EAF1F8" w:val="clear"/>
-            <w:tcMar>
-              <w:top w:type="dxa" w:w="60"/>
-              <w:left w:type="dxa" w:w="100"/>
-              <w:bottom w:type="dxa" w:w="60"/>
-              <w:right w:type="dxa" w:w="100"/>
-            </w:tcMar>
-          </w:tcPr>
-          <w:p>
-            <w:r>
-              <w:rPr>
-                <w:rFonts w:ascii="PingFang SC" w:cs="PingFang SC" w:eastAsia="PingFang SC" w:hAnsi="PingFang SC"/>
-                <w:b/>
-                <w:bCs/>
-                <w:color w:val="1C1A18"/>
-                <w:sz w:val="22"/>
-                <w:szCs w:val="22"/>
-              </w:rPr>
-              <w:t xml:space="preserve">价值</w:t>
-            </w:r>
-          </w:p>
-        </w:tc>
-      </w:tr>
-      <w:tr>
-        <w:tc>
-          <w:tcPr>
-            <w:tcW w:type="dxa" w:w="2600"/>
-            <w:tcBorders>
-              <w:top w:val="single" w:color="DDD9D3" w:sz="1"/>
-              <w:left w:val="single" w:color="DDD9D3" w:sz="1"/>
-              <w:bottom w:val="single" w:color="DDD9D3" w:sz="1"/>
-              <w:right w:val="single" w:color="DDD9D3" w:sz="1"/>
-            </w:tcBorders>
-            <w:tcMar>
-              <w:top w:type="dxa" w:w="60"/>
-              <w:left w:type="dxa" w:w="100"/>
-              <w:bottom w:type="dxa" w:w="60"/>
-              <w:right w:type="dxa" w:w="100"/>
-            </w:tcMar>
-          </w:tcPr>
-          <w:p>
-            <w:r>
-              <w:rPr>
-                <w:rFonts w:ascii="PingFang SC" w:cs="PingFang SC" w:eastAsia="PingFang SC" w:hAnsi="PingFang SC"/>
-                <w:color w:val="1C1A18"/>
-                <w:sz w:val="22"/>
-                <w:szCs w:val="22"/>
-              </w:rPr>
-              <w:t xml:space="preserve">科研探索</w:t>
-            </w:r>
-          </w:p>
-        </w:tc>
-        <w:tc>
-          <w:tcPr>
-            <w:tcW w:type="dxa" w:w="1400"/>
-            <w:tcBorders>
-              <w:top w:val="single" w:color="DDD9D3" w:sz="1"/>
-              <w:left w:val="single" w:color="DDD9D3" w:sz="1"/>
-              <w:bottom w:val="single" w:color="DDD9D3" w:sz="1"/>
-              <w:right w:val="single" w:color="DDD9D3" w:sz="1"/>
-            </w:tcBorders>
-            <w:tcMar>
-              <w:top w:type="dxa" w:w="60"/>
-              <w:left w:type="dxa" w:w="100"/>
-              <w:bottom w:type="dxa" w:w="60"/>
-              <w:right w:type="dxa" w:w="100"/>
-            </w:tcMar>
-          </w:tcPr>
-          <w:p>
-            <w:r>
-              <w:rPr>
-                <w:rFonts w:ascii="PingFang SC" w:cs="PingFang SC" w:eastAsia="PingFang SC" w:hAnsi="PingFang SC"/>
-                <w:color w:val="1C1A18"/>
-                <w:sz w:val="22"/>
-                <w:szCs w:val="22"/>
-              </w:rPr>
-              <w:t xml:space="preserve">极高</w:t>
-            </w:r>
-          </w:p>
-        </w:tc>
-        <w:tc>
-          <w:tcPr>
-            <w:tcW w:type="dxa" w:w="5936"/>
-            <w:tcBorders>
-              <w:top w:val="single" w:color="DDD9D3" w:sz="1"/>
-              <w:left w:val="single" w:color="DDD9D3" w:sz="1"/>
-              <w:bottom w:val="single" w:color="DDD9D3" w:sz="1"/>
-              <w:right w:val="single" w:color="DDD9D3" w:sz="1"/>
-            </w:tcBorders>
-            <w:tcMar>
-              <w:top w:type="dxa" w:w="60"/>
-              <w:left w:type="dxa" w:w="100"/>
-              <w:bottom w:type="dxa" w:w="60"/>
-              <w:right w:type="dxa" w:w="100"/>
-            </w:tcMar>
-          </w:tcPr>
-          <w:p>
-            <w:r>
-              <w:rPr>
-                <w:rFonts w:ascii="PingFang SC" w:cs="PingFang SC" w:eastAsia="PingFang SC" w:hAnsi="PingFang SC"/>
-                <w:color w:val="1C1A18"/>
-                <w:sz w:val="22"/>
-                <w:szCs w:val="22"/>
-              </w:rPr>
-              <w:t xml:space="preserve">事前登记判据 + 证据分级 + 结论按概念检索 + 负知识保留</w:t>
-            </w:r>
-          </w:p>
-        </w:tc>
-      </w:tr>
-      <w:tr>
-        <w:tc>
-          <w:tcPr>
-            <w:tcW w:type="dxa" w:w="2600"/>
-            <w:tcBorders>
-              <w:top w:val="single" w:color="DDD9D3" w:sz="1"/>
-              <w:left w:val="single" w:color="DDD9D3" w:sz="1"/>
-              <w:bottom w:val="single" w:color="DDD9D3" w:sz="1"/>
-              <w:right w:val="single" w:color="DDD9D3" w:sz="1"/>
-            </w:tcBorders>
-            <w:tcMar>
-              <w:top w:type="dxa" w:w="60"/>
-              <w:left w:type="dxa" w:w="100"/>
-              <w:bottom w:type="dxa" w:w="60"/>
-              <w:right w:type="dxa" w:w="100"/>
-            </w:tcMar>
-          </w:tcPr>
-          <w:p>
-            <w:r>
-              <w:rPr>
-                <w:rFonts w:ascii="PingFang SC" w:cs="PingFang SC" w:eastAsia="PingFang SC" w:hAnsi="PingFang SC"/>
-                <w:color w:val="1C1A18"/>
-                <w:sz w:val="22"/>
-                <w:szCs w:val="22"/>
-              </w:rPr>
-              <w:t xml:space="preserve">业务建模 / DDD</w:t>
-            </w:r>
-          </w:p>
-        </w:tc>
-        <w:tc>
-          <w:tcPr>
-            <w:tcW w:type="dxa" w:w="1400"/>
-            <w:tcBorders>
-              <w:top w:val="single" w:color="DDD9D3" w:sz="1"/>
-              <w:left w:val="single" w:color="DDD9D3" w:sz="1"/>
-              <w:bottom w:val="single" w:color="DDD9D3" w:sz="1"/>
-              <w:right w:val="single" w:color="DDD9D3" w:sz="1"/>
-            </w:tcBorders>
-            <w:tcMar>
-              <w:top w:type="dxa" w:w="60"/>
-              <w:left w:type="dxa" w:w="100"/>
-              <w:bottom w:type="dxa" w:w="60"/>
-              <w:right w:type="dxa" w:w="100"/>
-            </w:tcMar>
-          </w:tcPr>
-          <w:p>
-            <w:r>
-              <w:rPr>
-                <w:rFonts w:ascii="PingFang SC" w:cs="PingFang SC" w:eastAsia="PingFang SC" w:hAnsi="PingFang SC"/>
-                <w:color w:val="1C1A18"/>
-                <w:sz w:val="22"/>
-                <w:szCs w:val="22"/>
-              </w:rPr>
-              <w:t xml:space="preserve">高</w:t>
-            </w:r>
-          </w:p>
-        </w:tc>
-        <w:tc>
-          <w:tcPr>
-            <w:tcW w:type="dxa" w:w="5936"/>
-            <w:tcBorders>
-              <w:top w:val="single" w:color="DDD9D3" w:sz="1"/>
-              <w:left w:val="single" w:color="DDD9D3" w:sz="1"/>
-              <w:bottom w:val="single" w:color="DDD9D3" w:sz="1"/>
-              <w:right w:val="single" w:color="DDD9D3" w:sz="1"/>
-            </w:tcBorders>
-            <w:tcMar>
-              <w:top w:type="dxa" w:w="60"/>
-              <w:left w:type="dxa" w:w="100"/>
-              <w:bottom w:type="dxa" w:w="60"/>
-              <w:right w:type="dxa" w:w="100"/>
-            </w:tcMar>
-          </w:tcPr>
-          <w:p>
-            <w:r>
-              <w:rPr>
-                <w:rFonts w:ascii="PingFang SC" w:cs="PingFang SC" w:eastAsia="PingFang SC" w:hAnsi="PingFang SC"/>
-                <w:color w:val="1C1A18"/>
-                <w:sz w:val="22"/>
-                <w:szCs w:val="22"/>
-              </w:rPr>
-              <w:t xml:space="preserve">概念与谓词即业务契约 + 单值约束自动检冲突 + 本体图可视化</w:t>
-            </w:r>
-          </w:p>
-        </w:tc>
-      </w:tr>
-      <w:tr>
-        <w:tc>
-          <w:tcPr>
-            <w:tcW w:type="dxa" w:w="2600"/>
-            <w:tcBorders>
-              <w:top w:val="single" w:color="DDD9D3" w:sz="1"/>
-              <w:left w:val="single" w:color="DDD9D3" w:sz="1"/>
-              <w:bottom w:val="single" w:color="DDD9D3" w:sz="1"/>
-              <w:right w:val="single" w:color="DDD9D3" w:sz="1"/>
-            </w:tcBorders>
-            <w:tcMar>
-              <w:top w:type="dxa" w:w="60"/>
-              <w:left w:type="dxa" w:w="100"/>
-              <w:bottom w:type="dxa" w:w="60"/>
-              <w:right w:type="dxa" w:w="100"/>
-            </w:tcMar>
-          </w:tcPr>
-          <w:p>
-            <w:r>
-              <w:rPr>
-                <w:rFonts w:ascii="PingFang SC" w:cs="PingFang SC" w:eastAsia="PingFang SC" w:hAnsi="PingFang SC"/>
-                <w:color w:val="1C1A18"/>
-                <w:sz w:val="22"/>
-                <w:szCs w:val="22"/>
-              </w:rPr>
-              <w:t xml:space="preserve">技术调研 / 竞品分析</w:t>
-            </w:r>
-          </w:p>
-        </w:tc>
-        <w:tc>
-          <w:tcPr>
-            <w:tcW w:type="dxa" w:w="1400"/>
-            <w:tcBorders>
-              <w:top w:val="single" w:color="DDD9D3" w:sz="1"/>
-              <w:left w:val="single" w:color="DDD9D3" w:sz="1"/>
-              <w:bottom w:val="single" w:color="DDD9D3" w:sz="1"/>
-              <w:right w:val="single" w:color="DDD9D3" w:sz="1"/>
-            </w:tcBorders>
-            <w:tcMar>
-              <w:top w:type="dxa" w:w="60"/>
-              <w:left w:type="dxa" w:w="100"/>
-              <w:bottom w:type="dxa" w:w="60"/>
-              <w:right w:type="dxa" w:w="100"/>
-            </w:tcMar>
-          </w:tcPr>
-          <w:p>
-            <w:r>
-              <w:rPr>
-                <w:rFonts w:ascii="PingFang SC" w:cs="PingFang SC" w:eastAsia="PingFang SC" w:hAnsi="PingFang SC"/>
-                <w:color w:val="1C1A18"/>
-                <w:sz w:val="22"/>
-                <w:szCs w:val="22"/>
-              </w:rPr>
-              <w:t xml:space="preserve">高</w:t>
-            </w:r>
-          </w:p>
-        </w:tc>
-        <w:tc>
-          <w:tcPr>
-            <w:tcW w:type="dxa" w:w="5936"/>
-            <w:tcBorders>
-              <w:top w:val="single" w:color="DDD9D3" w:sz="1"/>
-              <w:left w:val="single" w:color="DDD9D3" w:sz="1"/>
-              <w:bottom w:val="single" w:color="DDD9D3" w:sz="1"/>
-              <w:right w:val="single" w:color="DDD9D3" w:sz="1"/>
-            </w:tcBorders>
-            <w:tcMar>
-              <w:top w:type="dxa" w:w="60"/>
-              <w:left w:type="dxa" w:w="100"/>
-              <w:bottom w:type="dxa" w:w="60"/>
-              <w:right w:type="dxa" w:w="100"/>
-            </w:tcMar>
-          </w:tcPr>
-          <w:p>
-            <w:r>
-              <w:rPr>
-                <w:rFonts w:ascii="PingFang SC" w:cs="PingFang SC" w:eastAsia="PingFang SC" w:hAnsi="PingFang SC"/>
-                <w:color w:val="1C1A18"/>
-                <w:sz w:val="22"/>
-                <w:szCs w:val="22"/>
-              </w:rPr>
-              <w:t xml:space="preserve">结论带出处 + 矛盾自动报出 + 多轮积累不丢失</w:t>
-            </w:r>
-          </w:p>
-        </w:tc>
-      </w:tr>
-      <w:tr>
-        <w:tc>
-          <w:tcPr>
-            <w:tcW w:type="dxa" w:w="2600"/>
-            <w:tcBorders>
-              <w:top w:val="single" w:color="DDD9D3" w:sz="1"/>
-              <w:left w:val="single" w:color="DDD9D3" w:sz="1"/>
-              <w:bottom w:val="single" w:color="DDD9D3" w:sz="1"/>
-              <w:right w:val="single" w:color="DDD9D3" w:sz="1"/>
-            </w:tcBorders>
-            <w:tcMar>
-              <w:top w:type="dxa" w:w="60"/>
-              <w:left w:type="dxa" w:w="100"/>
-              <w:bottom w:type="dxa" w:w="60"/>
-              <w:right w:type="dxa" w:w="100"/>
-            </w:tcMar>
-          </w:tcPr>
-          <w:p>
-            <w:r>
-              <w:rPr>
-                <w:rFonts w:ascii="PingFang SC" w:cs="PingFang SC" w:eastAsia="PingFang SC" w:hAnsi="PingFang SC"/>
-                <w:color w:val="1C1A18"/>
-                <w:sz w:val="22"/>
-                <w:szCs w:val="22"/>
-              </w:rPr>
-              <w:t xml:space="preserve">大规模知识图谱构建</w:t>
-            </w:r>
-          </w:p>
-        </w:tc>
-        <w:tc>
-          <w:tcPr>
-            <w:tcW w:type="dxa" w:w="1400"/>
-            <w:tcBorders>
-              <w:top w:val="single" w:color="DDD9D3" w:sz="1"/>
-              <w:left w:val="single" w:color="DDD9D3" w:sz="1"/>
-              <w:bottom w:val="single" w:color="DDD9D3" w:sz="1"/>
-              <w:right w:val="single" w:color="DDD9D3" w:sz="1"/>
-            </w:tcBorders>
-            <w:tcMar>
-              <w:top w:type="dxa" w:w="60"/>
-              <w:left w:type="dxa" w:w="100"/>
-              <w:bottom w:type="dxa" w:w="60"/>
-              <w:right w:type="dxa" w:w="100"/>
-            </w:tcMar>
-          </w:tcPr>
-          <w:p>
-            <w:r>
-              <w:rPr>
-                <w:rFonts w:ascii="PingFang SC" w:cs="PingFang SC" w:eastAsia="PingFang SC" w:hAnsi="PingFang SC"/>
-                <w:color w:val="1C1A18"/>
-                <w:sz w:val="22"/>
-                <w:szCs w:val="22"/>
-              </w:rPr>
-              <w:t xml:space="preserve">低</w:t>
-            </w:r>
-          </w:p>
-        </w:tc>
-        <w:tc>
-          <w:tcPr>
-            <w:tcW w:type="dxa" w:w="5936"/>
-            <w:tcBorders>
-              <w:top w:val="single" w:color="DDD9D3" w:sz="1"/>
-              <w:left w:val="single" w:color="DDD9D3" w:sz="1"/>
-              <w:bottom w:val="single" w:color="DDD9D3" w:sz="1"/>
-              <w:right w:val="single" w:color="DDD9D3" w:sz="1"/>
-            </w:tcBorders>
-            <w:tcMar>
-              <w:top w:type="dxa" w:w="60"/>
-              <w:left w:type="dxa" w:w="100"/>
-              <w:bottom w:type="dxa" w:w="60"/>
-              <w:right w:type="dxa" w:w="100"/>
-            </w:tcMar>
-          </w:tcPr>
-          <w:p>
-            <w:r>
-              <w:rPr>
-                <w:rFonts w:ascii="PingFang SC" w:cs="PingFang SC" w:eastAsia="PingFang SC" w:hAnsi="PingFang SC"/>
-                <w:color w:val="1C1A18"/>
-                <w:sz w:val="22"/>
-                <w:szCs w:val="22"/>
-              </w:rPr>
-              <w:t xml:space="preserve">这是项目级工具，不是基础设施</w:t>
-            </w:r>
-          </w:p>
-        </w:tc>
-      </w:tr>
-      <w:tr>
-        <w:tc>
-          <w:tcPr>
-            <w:tcW w:type="dxa" w:w="2600"/>
-            <w:tcBorders>
-              <w:top w:val="single" w:color="DDD9D3" w:sz="1"/>
-              <w:left w:val="single" w:color="DDD9D3" w:sz="1"/>
-              <w:bottom w:val="single" w:color="DDD9D3" w:sz="1"/>
-              <w:right w:val="single" w:color="DDD9D3" w:sz="1"/>
-            </w:tcBorders>
-            <w:tcMar>
-              <w:top w:type="dxa" w:w="60"/>
-              <w:left w:type="dxa" w:w="100"/>
-              <w:bottom w:type="dxa" w:w="60"/>
-              <w:right w:type="dxa" w:w="100"/>
-            </w:tcMar>
-          </w:tcPr>
-          <w:p>
-            <w:r>
-              <w:rPr>
-                <w:rFonts w:ascii="PingFang SC" w:cs="PingFang SC" w:eastAsia="PingFang SC" w:hAnsi="PingFang SC"/>
-                <w:color w:val="1C1A18"/>
-                <w:sz w:val="22"/>
-                <w:szCs w:val="22"/>
-              </w:rPr>
-              <w:t xml:space="preserve">日常代码生成</w:t>
-            </w:r>
-          </w:p>
-        </w:tc>
-        <w:tc>
-          <w:tcPr>
-            <w:tcW w:type="dxa" w:w="1400"/>
-            <w:tcBorders>
-              <w:top w:val="single" w:color="DDD9D3" w:sz="1"/>
-              <w:left w:val="single" w:color="DDD9D3" w:sz="1"/>
-              <w:bottom w:val="single" w:color="DDD9D3" w:sz="1"/>
-              <w:right w:val="single" w:color="DDD9D3" w:sz="1"/>
-            </w:tcBorders>
-            <w:tcMar>
-              <w:top w:type="dxa" w:w="60"/>
-              <w:left w:type="dxa" w:w="100"/>
-              <w:bottom w:type="dxa" w:w="60"/>
-              <w:right w:type="dxa" w:w="100"/>
-            </w:tcMar>
-          </w:tcPr>
-          <w:p>
-            <w:r>
-              <w:rPr>
-                <w:rFonts w:ascii="PingFang SC" w:cs="PingFang SC" w:eastAsia="PingFang SC" w:hAnsi="PingFang SC"/>
-                <w:color w:val="1C1A18"/>
-                <w:sz w:val="22"/>
-                <w:szCs w:val="22"/>
-              </w:rPr>
-              <w:t xml:space="preserve">不适用</w:t>
-            </w:r>
-          </w:p>
-        </w:tc>
-        <w:tc>
-          <w:tcPr>
-            <w:tcW w:type="dxa" w:w="5936"/>
-            <w:tcBorders>
-              <w:top w:val="single" w:color="DDD9D3" w:sz="1"/>
-              <w:left w:val="single" w:color="DDD9D3" w:sz="1"/>
-              <w:bottom w:val="single" w:color="DDD9D3" w:sz="1"/>
-              <w:right w:val="single" w:color="DDD9D3" w:sz="1"/>
-            </w:tcBorders>
-            <w:tcMar>
-              <w:top w:type="dxa" w:w="60"/>
-              <w:left w:type="dxa" w:w="100"/>
-              <w:bottom w:type="dxa" w:w="60"/>
-              <w:right w:type="dxa" w:w="100"/>
-            </w:tcMar>
-          </w:tcPr>
-          <w:p>
-            <w:r>
-              <w:rPr>
-                <w:rFonts w:ascii="PingFang SC" w:cs="PingFang SC" w:eastAsia="PingFang SC" w:hAnsi="PingFang SC"/>
-                <w:color w:val="1C1A18"/>
-                <w:sz w:val="22"/>
-                <w:szCs w:val="22"/>
-              </w:rPr>
-              <w:t xml:space="preserve">它是认识论工作台，Code Copilot 的活它不干</w:t>
-            </w:r>
-          </w:p>
-        </w:tc>
-      </w:tr>
-    </w:tbl>
-    <w:p>
-      <w:pPr>
-        <w:spacing w:after="160" w:line="340"/>
-      </w:pPr>
-      <w:r>
-        <w:rPr>
-          <w:rFonts w:ascii="PingFang SC" w:cs="PingFang SC" w:eastAsia="PingFang SC" w:hAnsi="PingFang SC"/>
-          <w:color w:val="1C1A18"/>
-          <w:sz w:val="22"/>
-          <w:szCs w:val="22"/>
-        </w:rPr>
-        <w:t xml:space="preserve"/>
-      </w:r>
+        <w:t xml:space="preserve">6、冲突：可信本体的试金石</w:t>
+      </w:r>
+    </w:p>
+    <w:p>
+      <w:pPr>
+        <w:spacing w:after="160" w:line="340"/>
+      </w:pPr>
+      <w:r>
+        <w:rPr>
+          <w:rFonts w:ascii="PingFang SC" w:cs="PingFang SC" w:eastAsia="PingFang SC" w:hAnsi="PingFang SC"/>
+          <w:color w:val="1C1A18"/>
+          <w:sz w:val="22"/>
+          <w:szCs w:val="22"/>
+        </w:rPr>
+        <w:t xml:space="preserve">说一个具体场景（虚构，机制输出是真实的）。</w:t>
+      </w:r>
+    </w:p>
+    <w:p>
+      <w:pPr>
+        <w:spacing w:after="160" w:line="340"/>
+      </w:pPr>
+      <w:r>
+        <w:rPr>
+          <w:rFonts w:ascii="PingFang SC" w:cs="PingFang SC" w:eastAsia="PingFang SC" w:hAnsi="PingFang SC"/>
+          <w:color w:val="1C1A18"/>
+          <w:sz w:val="22"/>
+          <w:szCs w:val="22"/>
+        </w:rPr>
+        <w:t xml:space="preserve">一个材料实验室在研究某个合金的热处理工艺。两个假设分别验证后升格成了事实：</w:t>
+      </w:r>
+    </w:p>
+    <w:p>
+      <w:pPr>
+        <w:pStyle w:val="ListParagraph"/>
+        <w:numPr>
+          <w:ilvl w:val="0"/>
+          <w:numId w:val="1"/>
+        </w:numPr>
+        <w:spacing w:after="100" w:line="320"/>
+      </w:pPr>
+      <w:r>
+        <w:rPr>
+          <w:rFonts w:ascii="PingFang SC" w:cs="PingFang SC" w:eastAsia="PingFang SC" w:hAnsi="PingFang SC"/>
+          <w:color w:val="1C1A18"/>
+          <w:sz w:val="22"/>
+          <w:szCs w:val="22"/>
+        </w:rPr>
+        <w:t xml:space="preserve">事实 f-001：quench_rate(specimen-3) = 45 °C/s（L2，两条证据）</w:t>
+      </w:r>
+    </w:p>
+    <w:p>
+      <w:pPr>
+        <w:pStyle w:val="ListParagraph"/>
+        <w:numPr>
+          <w:ilvl w:val="0"/>
+          <w:numId w:val="1"/>
+        </w:numPr>
+        <w:spacing w:after="100" w:line="320"/>
+      </w:pPr>
+      <w:r>
+        <w:rPr>
+          <w:rFonts w:ascii="PingFang SC" w:cs="PingFang SC" w:eastAsia="PingFang SC" w:hAnsi="PingFang SC"/>
+          <w:color w:val="1C1A18"/>
+          <w:sz w:val="22"/>
+          <w:szCs w:val="22"/>
+        </w:rPr>
+        <w:t xml:space="preserve">事实 f-002：quench_rate(specimen-3) = 62 °C/s（L3，独立评估者确认）</w:t>
+      </w:r>
+    </w:p>
+    <w:p>
+      <w:pPr>
+        <w:spacing w:after="160" w:line="340"/>
+      </w:pPr>
+      <w:r>
+        <w:rPr>
+          <w:rFonts w:ascii="PingFang SC" w:cs="PingFang SC" w:eastAsia="PingFang SC" w:hAnsi="PingFang SC"/>
+          <w:color w:val="1C1A18"/>
+          <w:sz w:val="22"/>
+          <w:szCs w:val="22"/>
+        </w:rPr>
+        <w:t xml:space="preserve">quench_rate 被登记为单值谓词——同一试样只有一个淬冷速率。两条事实同主体、同谓词、不同取值。</w:t>
+      </w:r>
+    </w:p>
+    <w:p>
+      <w:pPr>
+        <w:spacing w:after="160" w:line="340"/>
+      </w:pPr>
+      <w:r>
+        <w:rPr>
+          <w:rFonts w:ascii="PingFang SC" w:cs="PingFang SC" w:eastAsia="PingFang SC" w:hAnsi="PingFang SC"/>
+          <w:color w:val="1C1A18"/>
+          <w:sz w:val="22"/>
+          <w:szCs w:val="22"/>
+        </w:rPr>
+        <w:t xml:space="preserve">系统自动报出：</w:t>
+      </w:r>
+    </w:p>
+    <w:p>
+      <w:pPr>
+        <w:shd w:fill="F5F4F0" w:val="clear"/>
+        <w:spacing w:after="60"/>
+        <w:ind w:left="360" w:right="360"/>
+      </w:pPr>
+    </w:p>
+    <w:p>
+      <w:pPr>
+        <w:shd w:fill="F5F4F0" w:val="clear"/>
+        <w:spacing w:after="0" w:line="280"/>
+        <w:ind w:left="360" w:right="360"/>
+      </w:pPr>
+      <w:r>
+        <w:rPr>
+          <w:rFonts w:ascii="SF Mono" w:cs="SF Mono" w:eastAsia="SF Mono" w:hAnsi="SF Mono"/>
+          <w:color w:val="333333"/>
+          <w:sz w:val="18"/>
+          <w:szCs w:val="18"/>
+        </w:rPr>
+        <w:t xml:space="preserve">冲突 1 对</w:t>
+      </w:r>
+    </w:p>
+    <w:p>
+      <w:pPr>
+        <w:shd w:fill="F5F4F0" w:val="clear"/>
+        <w:spacing w:after="0" w:line="280"/>
+        <w:ind w:left="360" w:right="360"/>
+      </w:pPr>
+      <w:r>
+        <w:rPr>
+          <w:rFonts w:ascii="SF Mono" w:cs="SF Mono" w:eastAsia="SF Mono" w:hAnsi="SF Mono"/>
+          <w:color w:val="333333"/>
+          <w:sz w:val="18"/>
+          <w:szCs w:val="18"/>
+        </w:rPr>
+        <w:t xml:space="preserve">quench_rate · specimen-3:</w:t>
+      </w:r>
+    </w:p>
+    <w:p>
+      <w:pPr>
+        <w:shd w:fill="F5F4F0" w:val="clear"/>
+        <w:spacing w:after="0" w:line="280"/>
+        <w:ind w:left="360" w:right="360"/>
+      </w:pPr>
+      <w:r>
+        <w:rPr>
+          <w:rFonts w:ascii="SF Mono" w:cs="SF Mono" w:eastAsia="SF Mono" w:hAnsi="SF Mono"/>
+          <w:color w:val="333333"/>
+          <w:sz w:val="18"/>
+          <w:szCs w:val="18"/>
+        </w:rPr>
+        <w:t xml:space="preserve">  f-001 (quantity:45:°C/s)  L2</w:t>
+      </w:r>
+    </w:p>
+    <w:p>
+      <w:pPr>
+        <w:shd w:fill="F5F4F0" w:val="clear"/>
+        <w:spacing w:after="0" w:line="280"/>
+        <w:ind w:left="360" w:right="360"/>
+      </w:pPr>
+      <w:r>
+        <w:rPr>
+          <w:rFonts w:ascii="SF Mono" w:cs="SF Mono" w:eastAsia="SF Mono" w:hAnsi="SF Mono"/>
+          <w:color w:val="333333"/>
+          <w:sz w:val="18"/>
+          <w:szCs w:val="18"/>
+        </w:rPr>
+        <w:t xml:space="preserve">  f-002 (quantity:62:°C/s)  L3</w:t>
+      </w:r>
+    </w:p>
+    <w:p>
+      <w:pPr>
+        <w:shd w:fill="F5F4F0" w:val="clear"/>
+        <w:spacing w:after="0" w:line="280"/>
+        <w:ind w:left="360" w:right="360"/>
+      </w:pPr>
+      <w:r>
+        <w:rPr>
+          <w:rFonts w:ascii="SF Mono" w:cs="SF Mono" w:eastAsia="SF Mono" w:hAnsi="SF Mono"/>
+          <w:color w:val="333333"/>
+          <w:sz w:val="18"/>
+          <w:szCs w:val="18"/>
+        </w:rPr>
+        <w:t xml:space="preserve">—— 只暴露，不裁决；撤回或维持由人决定</w:t>
+      </w:r>
+    </w:p>
+    <w:p>
+      <w:pPr>
+        <w:shd w:fill="F5F4F0" w:val="clear"/>
+        <w:spacing w:after="160"/>
+        <w:ind w:left="360" w:right="360"/>
+      </w:pPr>
+    </w:p>
+    <w:p>
+      <w:pPr>
+        <w:spacing w:after="160" w:line="340"/>
+      </w:pPr>
+      <w:r>
+        <w:rPr>
+          <w:rFonts w:ascii="PingFang SC" w:cs="PingFang SC" w:eastAsia="PingFang SC" w:hAnsi="PingFang SC"/>
+          <w:color w:val="1C1A18"/>
+          <w:sz w:val="22"/>
+          <w:szCs w:val="22"/>
+        </w:rPr>
+        <w:t xml:space="preserve">系统</w:t>
+      </w:r>
+      <w:r>
+        <w:rPr>
+          <w:rFonts w:ascii="PingFang SC" w:cs="PingFang SC" w:eastAsia="PingFang SC" w:hAnsi="PingFang SC"/>
+          <w:b/>
+          <w:bCs/>
+          <w:color w:val="1C1A18"/>
+          <w:sz w:val="22"/>
+          <w:szCs w:val="22"/>
+        </w:rPr>
+        <w:t xml:space="preserve">不动任何一侧</w:t>
+      </w:r>
+      <w:r>
+        <w:rPr>
+          <w:rFonts w:ascii="PingFang SC" w:cs="PingFang SC" w:eastAsia="PingFang SC" w:hAnsi="PingFang SC"/>
+          <w:color w:val="1C1A18"/>
+          <w:sz w:val="22"/>
+          <w:szCs w:val="22"/>
+        </w:rPr>
+        <w:t xml:space="preserve">。因为系统没有能力裁决真值。也许 f-001 的测量方法有系统误差，也许 f-002 的试样其实不是同一块。判断需要人来做——但</w:t>
+      </w:r>
+      <w:r>
+        <w:rPr>
+          <w:rFonts w:ascii="PingFang SC" w:cs="PingFang SC" w:eastAsia="PingFang SC" w:hAnsi="PingFang SC"/>
+          <w:b/>
+          <w:bCs/>
+          <w:color w:val="1C1A18"/>
+          <w:sz w:val="22"/>
+          <w:szCs w:val="22"/>
+        </w:rPr>
+        <w:t xml:space="preserve">发现冲突不需要人来做，数学就够了</w:t>
+      </w:r>
+      <w:r>
+        <w:rPr>
+          <w:rFonts w:ascii="PingFang SC" w:cs="PingFang SC" w:eastAsia="PingFang SC" w:hAnsi="PingFang SC"/>
+          <w:color w:val="1C1A18"/>
+          <w:sz w:val="22"/>
+          <w:szCs w:val="22"/>
+        </w:rPr>
+        <w:t xml:space="preserve">。</w:t>
+      </w:r>
+    </w:p>
+    <w:p>
+      <w:pPr>
+        <w:spacing w:after="160" w:line="340"/>
+      </w:pPr>
+      <w:r>
+        <w:rPr>
+          <w:rFonts w:ascii="PingFang SC" w:cs="PingFang SC" w:eastAsia="PingFang SC" w:hAnsi="PingFang SC"/>
+          <w:color w:val="1C1A18"/>
+          <w:sz w:val="22"/>
+          <w:szCs w:val="22"/>
+        </w:rPr>
+        <w:t xml:space="preserve">注意：这件事的前提是谓词有 functional: true 的 schema 声明。</w:t>
+      </w:r>
+      <w:r>
+        <w:rPr>
+          <w:rFonts w:ascii="PingFang SC" w:cs="PingFang SC" w:eastAsia="PingFang SC" w:hAnsi="PingFang SC"/>
+          <w:b/>
+          <w:bCs/>
+          <w:color w:val="1C1A18"/>
+          <w:sz w:val="22"/>
+          <w:szCs w:val="22"/>
+        </w:rPr>
+        <w:t xml:space="preserve">抽取出来的图没有 schema</w:t>
+      </w:r>
+      <w:r>
+        <w:rPr>
+          <w:rFonts w:ascii="PingFang SC" w:cs="PingFang SC" w:eastAsia="PingFang SC" w:hAnsi="PingFang SC"/>
+          <w:color w:val="1C1A18"/>
+          <w:sz w:val="22"/>
+          <w:szCs w:val="22"/>
+        </w:rPr>
+        <w:t xml:space="preserve">——所以抽取式的知识图谱工具做不了这件事。这是"登记本体"和"抽取本体"的根本区别。</w:t>
+      </w:r>
+    </w:p>
+    <w:p>
+      <w:pPr>
+        <w:pStyle w:val="Heading2"/>
+        <w:pBdr>
+          <w:bottom w:val="single" w:color="2E75B6" w:sz="4" w:space="4"/>
+        </w:pBdr>
+        <w:spacing w:after="200" w:before="400"/>
+      </w:pPr>
+      <w:r>
+        <w:rPr>
+          <w:rFonts w:ascii="PingFang SC" w:cs="PingFang SC" w:eastAsia="PingFang SC" w:hAnsi="PingFang SC"/>
+          <w:b/>
+          <w:bCs/>
+          <w:color w:val="1C1A18"/>
+          <w:sz w:val="30"/>
+          <w:szCs w:val="30"/>
+        </w:rPr>
+        <w:t xml:space="preserve">7、架构：三条纪律</w:t>
+      </w:r>
+    </w:p>
+    <w:p>
+      <w:pPr>
+        <w:spacing w:after="160" w:line="340"/>
+      </w:pPr>
+      <w:r>
+        <w:rPr>
+          <w:rFonts w:ascii="PingFang SC" w:cs="PingFang SC" w:eastAsia="PingFang SC" w:hAnsi="PingFang SC"/>
+          <w:color w:val="1C1A18"/>
+          <w:sz w:val="22"/>
+          <w:szCs w:val="22"/>
+        </w:rPr>
+        <w:t xml:space="preserve">浅看源码结构：</w:t>
+      </w:r>
+    </w:p>
+    <w:p>
+      <w:pPr>
+        <w:shd w:fill="F5F4F0" w:val="clear"/>
+        <w:spacing w:after="60"/>
+        <w:ind w:left="360" w:right="360"/>
+      </w:pPr>
+    </w:p>
+    <w:p>
+      <w:pPr>
+        <w:shd w:fill="F5F4F0" w:val="clear"/>
+        <w:spacing w:after="0" w:line="280"/>
+        <w:ind w:left="360" w:right="360"/>
+      </w:pPr>
+      <w:r>
+        <w:rPr>
+          <w:rFonts w:ascii="SF Mono" w:cs="SF Mono" w:eastAsia="SF Mono" w:hAnsi="SF Mono"/>
+          <w:color w:val="333333"/>
+          <w:sz w:val="18"/>
+          <w:szCs w:val="18"/>
+        </w:rPr>
+        <w:t xml:space="preserve">ui/lib/domain-language.js        758 行   判据纯函数（词汇/断言/冲突/投影）</w:t>
+      </w:r>
+    </w:p>
+    <w:p>
+      <w:pPr>
+        <w:shd w:fill="F5F4F0" w:val="clear"/>
+        <w:spacing w:after="0" w:line="280"/>
+        <w:ind w:left="360" w:right="360"/>
+      </w:pPr>
+      <w:r>
+        <w:rPr>
+          <w:rFonts w:ascii="SF Mono" w:cs="SF Mono" w:eastAsia="SF Mono" w:hAnsi="SF Mono"/>
+          <w:color w:val="333333"/>
+          <w:sz w:val="18"/>
+          <w:szCs w:val="18"/>
+        </w:rPr>
+        <w:t xml:space="preserve">ui/lib/fold.js                  2675 行   事件折叠（50 个分支，纯函数）</w:t>
+      </w:r>
+    </w:p>
+    <w:p>
+      <w:pPr>
+        <w:shd w:fill="F5F4F0" w:val="clear"/>
+        <w:spacing w:after="0" w:line="280"/>
+        <w:ind w:left="360" w:right="360"/>
+      </w:pPr>
+      <w:r>
+        <w:rPr>
+          <w:rFonts w:ascii="SF Mono" w:cs="SF Mono" w:eastAsia="SF Mono" w:hAnsi="SF Mono"/>
+          <w:color w:val="333333"/>
+          <w:sz w:val="18"/>
+          <w:szCs w:val="18"/>
+        </w:rPr>
+        <w:t xml:space="preserve">ui/lib/client.js                3903 行   面板（React，只读投影）</w:t>
+      </w:r>
+    </w:p>
+    <w:p>
+      <w:pPr>
+        <w:shd w:fill="F5F4F0" w:val="clear"/>
+        <w:spacing w:after="0" w:line="280"/>
+        <w:ind w:left="360" w:right="360"/>
+      </w:pPr>
+      <w:r>
+        <w:rPr>
+          <w:rFonts w:ascii="SF Mono" w:cs="SF Mono" w:eastAsia="SF Mono" w:hAnsi="SF Mono"/>
+          <w:color w:val="333333"/>
+          <w:sz w:val="18"/>
+          <w:szCs w:val="18"/>
+        </w:rPr>
+        <w:t xml:space="preserve">preset/plugins/clearai-kernel.js  6808 行  内核（29 个意图工具 + 货架）</w:t>
+      </w:r>
+    </w:p>
+    <w:p>
+      <w:pPr>
+        <w:shd w:fill="F5F4F0" w:val="clear"/>
+        <w:spacing w:after="0" w:line="280"/>
+        <w:ind w:left="360" w:right="360"/>
+      </w:pPr>
+      <w:r>
+        <w:rPr>
+          <w:rFonts w:ascii="SF Mono" w:cs="SF Mono" w:eastAsia="SF Mono" w:hAnsi="SF Mono"/>
+          <w:color w:val="333333"/>
+          <w:sz w:val="18"/>
+          <w:szCs w:val="18"/>
+        </w:rPr>
+        <w:t xml:space="preserve">preset/plugins/prompts.js         385 行   提示词段（23 段在场）</w:t>
+      </w:r>
+    </w:p>
+    <w:p>
+      <w:pPr>
+        <w:shd w:fill="F5F4F0" w:val="clear"/>
+        <w:spacing w:after="160"/>
+        <w:ind w:left="360" w:right="360"/>
+      </w:pPr>
     </w:p>
     <w:p>
       <w:pPr>
@@ -4581,9 +3275,9 @@
       <w:r>
         <w:drawing>
           <wp:inline distT="0" distB="0" distL="0" distR="0">
-            <wp:extent cx="660" cy="520"/>
+            <wp:extent cx="800" cy="533"/>
             <wp:effectExtent t="0" r="0" b="0" l="0"/>
-            <wp:docPr id="1" name="docs/shots/zh/deliverables.png" descr="docs/shots/zh/deliverables.png" title="docs/shots/zh/deliverables.png"/>
+            <wp:docPr id="1" name="docs/diagrams/loop-to-dsh-planes.zh-CN.png" descr="docs/diagrams/loop-to-dsh-planes.zh-CN.png" title="docs/diagrams/loop-to-dsh-planes.zh-CN.png"/>
             <wp:cNvGraphicFramePr>
               <a:graphicFrameLocks xmlns:a="http://schemas.openxmlformats.org/drawingml/2006/main" noChangeAspect="1"/>
             </wp:cNvGraphicFramePr>
@@ -4606,7 +3300,7 @@
                   <pic:spPr bwMode="auto">
                     <a:xfrm>
                       <a:off x="0" y="0"/>
-                      <a:ext cx="660" cy="520"/>
+                      <a:ext cx="800" cy="533"/>
                     </a:xfrm>
                     <a:prstGeom prst="rect">
                       <a:avLst/>
@@ -4631,7 +3325,162 @@
           <w:sz w:val="20"/>
           <w:szCs w:val="20"/>
         </w:rPr>
-        <w:t xml:space="preserve">产物格：计划的声明交付与盘上真有的分开摆——按阶段排开，每步带判据</w:t>
+        <w:t xml:space="preserve">ClearAI 在 DSH 中的位置：认识论层加在组合面上——宿主包 + agent 预设 + 客户端模块</w:t>
+      </w:r>
+    </w:p>
+    <w:p>
+      <w:pPr>
+        <w:spacing w:after="160" w:line="340"/>
+      </w:pPr>
+      <w:r>
+        <w:rPr>
+          <w:rFonts w:ascii="PingFang SC" w:cs="PingFang SC" w:eastAsia="PingFang SC" w:hAnsi="PingFang SC"/>
+          <w:color w:val="1C1A18"/>
+          <w:sz w:val="22"/>
+          <w:szCs w:val="22"/>
+        </w:rPr>
+        <w:t xml:space="preserve">总量 14,500 行出头。三条架构纪律挡住了大量复杂度：</w:t>
+      </w:r>
+    </w:p>
+    <w:p>
+      <w:pPr>
+        <w:pStyle w:val="Heading3"/>
+        <w:spacing w:after="140" w:before="300"/>
+      </w:pPr>
+      <w:r>
+        <w:rPr>
+          <w:rFonts w:ascii="PingFang SC" w:cs="PingFang SC" w:eastAsia="PingFang SC" w:hAnsi="PingFang SC"/>
+          <w:b/>
+          <w:bCs/>
+          <w:color w:val="1C1A18"/>
+          <w:sz w:val="25"/>
+          <w:szCs w:val="25"/>
+        </w:rPr>
+        <w:t xml:space="preserve">账本是唯一权威，面板只是投影</w:t>
+      </w:r>
+    </w:p>
+    <w:p>
+      <w:pPr>
+        <w:spacing w:after="160" w:line="340"/>
+      </w:pPr>
+      <w:r>
+        <w:rPr>
+          <w:rFonts w:ascii="PingFang SC" w:cs="PingFang SC" w:eastAsia="PingFang SC" w:hAnsi="PingFang SC"/>
+          <w:color w:val="1C1A18"/>
+          <w:sz w:val="22"/>
+          <w:szCs w:val="22"/>
+        </w:rPr>
+        <w:t xml:space="preserve">所有状态变更落成事件（event sourcing）。面板读的是投影——fold.js 从事件流算出当前状态的纯函数。没有第二份存储。你看到的每一个数字都是现场算出来的。状态可从零重放，审计就是读事件流。</w:t>
+      </w:r>
+    </w:p>
+    <w:p>
+      <w:pPr>
+        <w:spacing w:after="160" w:line="340"/>
+      </w:pPr>
+      <w:r>
+        <w:rPr>
+          <w:rFonts w:ascii="PingFang SC" w:cs="PingFang SC" w:eastAsia="PingFang SC" w:hAnsi="PingFang SC"/>
+          <w:color w:val="1C1A18"/>
+          <w:sz w:val="22"/>
+          <w:szCs w:val="22"/>
+        </w:rPr>
+        <w:t xml:space="preserve">这一条直接对应可信判据第三条：状态可以回放到零。</w:t>
+      </w:r>
+    </w:p>
+    <w:p>
+      <w:pPr>
+        <w:pStyle w:val="Heading3"/>
+        <w:spacing w:after="140" w:before="300"/>
+      </w:pPr>
+      <w:r>
+        <w:rPr>
+          <w:rFonts w:ascii="PingFang SC" w:cs="PingFang SC" w:eastAsia="PingFang SC" w:hAnsi="PingFang SC"/>
+          <w:b/>
+          <w:bCs/>
+          <w:color w:val="1C1A18"/>
+          <w:sz w:val="25"/>
+          <w:szCs w:val="25"/>
+        </w:rPr>
+        <w:t xml:space="preserve">DSH 引擎一行没改</w:t>
+      </w:r>
+    </w:p>
+    <w:p>
+      <w:pPr>
+        <w:spacing w:after="160" w:line="340"/>
+      </w:pPr>
+      <w:r>
+        <w:rPr>
+          <w:rFonts w:ascii="PingFang SC" w:cs="PingFang SC" w:eastAsia="PingFang SC" w:hAnsi="PingFang SC"/>
+          <w:color w:val="1C1A18"/>
+          <w:sz w:val="22"/>
+          <w:szCs w:val="22"/>
+        </w:rPr>
+        <w:t xml:space="preserve">ClearAI 跑在 DeepSeek Harness 的组合面上——宿主包 + agent 预设 + 客户端模块。没有 fork，没有 patch。</w:t>
+      </w:r>
+    </w:p>
+    <w:p>
+      <w:pPr>
+        <w:pStyle w:val="Heading3"/>
+        <w:spacing w:after="140" w:before="300"/>
+      </w:pPr>
+      <w:r>
+        <w:rPr>
+          <w:rFonts w:ascii="PingFang SC" w:cs="PingFang SC" w:eastAsia="PingFang SC" w:hAnsi="PingFang SC"/>
+          <w:b/>
+          <w:bCs/>
+          <w:color w:val="1C1A18"/>
+          <w:sz w:val="25"/>
+          <w:szCs w:val="25"/>
+        </w:rPr>
+        <w:t xml:space="preserve">判据只有一份</w:t>
+      </w:r>
+    </w:p>
+    <w:p>
+      <w:pPr>
+        <w:spacing w:after="160" w:line="340"/>
+      </w:pPr>
+      <w:r>
+        <w:rPr>
+          <w:rFonts w:ascii="PingFang SC" w:cs="PingFang SC" w:eastAsia="PingFang SC" w:hAnsi="PingFang SC"/>
+          <w:color w:val="1C1A18"/>
+          <w:sz w:val="22"/>
+          <w:szCs w:val="22"/>
+        </w:rPr>
+        <w:t xml:space="preserve">词汇校验、断言校验、值形态检查、冲突推导——全部在 domain-language.js 一个纯函数模块里。模型工具、人门动词（面板编辑）、折法三个面调同一份判据。</w:t>
+      </w:r>
+    </w:p>
+    <w:p>
+      <w:pPr>
+        <w:spacing w:after="160" w:line="340"/>
+      </w:pPr>
+      <w:r>
+        <w:rPr>
+          <w:rFonts w:ascii="PingFang SC" w:cs="PingFang SC" w:eastAsia="PingFang SC" w:hAnsi="PingFang SC"/>
+          <w:color w:val="1C1A18"/>
+          <w:sz w:val="22"/>
+          <w:szCs w:val="22"/>
+        </w:rPr>
+        <w:t xml:space="preserve">规则如果写在两处，一定漂移。漂移那一刻，</w:t>
+      </w:r>
+      <w:r>
+        <w:rPr>
+          <w:rFonts w:ascii="PingFang SC" w:cs="PingFang SC" w:eastAsia="PingFang SC" w:hAnsi="PingFang SC"/>
+          <w:b/>
+          <w:bCs/>
+          <w:color w:val="1C1A18"/>
+          <w:sz w:val="22"/>
+          <w:szCs w:val="22"/>
+        </w:rPr>
+        <w:t xml:space="preserve">可信承诺就塌了</w:t>
+      </w:r>
+      <w:r>
+        <w:rPr>
+          <w:rFonts w:ascii="PingFang SC" w:cs="PingFang SC" w:eastAsia="PingFang SC" w:hAnsi="PingFang SC"/>
+          <w:color w:val="1C1A18"/>
+          <w:sz w:val="22"/>
+          <w:szCs w:val="22"/>
+        </w:rPr>
+        <w:t xml:space="preserve">。</w:t>
       </w:r>
     </w:p>
     <w:p>
@@ -4651,6 +3500,1407 @@
           <w:sz w:val="30"/>
           <w:szCs w:val="30"/>
         </w:rPr>
+        <w:t xml:space="preserve">8、和现有方案比什么</w:t>
+      </w:r>
+    </w:p>
+    <w:tbl>
+      <w:tblPr>
+        <w:tblW w:type="dxa" w:w="9936"/>
+        <w:tblBorders>
+          <w:top w:val="single" w:color="auto" w:sz="4"/>
+          <w:left w:val="single" w:color="auto" w:sz="4"/>
+          <w:bottom w:val="single" w:color="auto" w:sz="4"/>
+          <w:right w:val="single" w:color="auto" w:sz="4"/>
+          <w:insideH w:val="single" w:color="auto" w:sz="4"/>
+          <w:insideV w:val="single" w:color="auto" w:sz="4"/>
+        </w:tblBorders>
+      </w:tblPr>
+      <w:tblGrid>
+        <w:gridCol w:w="1800"/>
+        <w:gridCol w:w="2200"/>
+        <w:gridCol w:w="2000"/>
+        <w:gridCol w:w="3936"/>
+      </w:tblGrid>
+      <w:tr>
+        <w:tc>
+          <w:tcPr>
+            <w:tcW w:type="dxa" w:w="1800"/>
+            <w:tcBorders>
+              <w:top w:val="single" w:color="DDD9D3" w:sz="1"/>
+              <w:left w:val="single" w:color="DDD9D3" w:sz="1"/>
+              <w:bottom w:val="single" w:color="DDD9D3" w:sz="1"/>
+              <w:right w:val="single" w:color="DDD9D3" w:sz="1"/>
+            </w:tcBorders>
+            <w:shd w:fill="EAF1F8" w:val="clear"/>
+            <w:tcMar>
+              <w:top w:type="dxa" w:w="60"/>
+              <w:left w:type="dxa" w:w="100"/>
+              <w:bottom w:type="dxa" w:w="60"/>
+              <w:right w:type="dxa" w:w="100"/>
+            </w:tcMar>
+          </w:tcPr>
+          <w:p>
+            <w:r>
+              <w:rPr>
+                <w:rFonts w:ascii="PingFang SC" w:cs="PingFang SC" w:eastAsia="PingFang SC" w:hAnsi="PingFang SC"/>
+                <w:b/>
+                <w:bCs/>
+                <w:color w:val="1C1A18"/>
+                <w:sz w:val="22"/>
+                <w:szCs w:val="22"/>
+              </w:rPr>
+              <w:t xml:space="preserve">维度</w:t>
+            </w:r>
+          </w:p>
+        </w:tc>
+        <w:tc>
+          <w:tcPr>
+            <w:tcW w:type="dxa" w:w="2200"/>
+            <w:tcBorders>
+              <w:top w:val="single" w:color="DDD9D3" w:sz="1"/>
+              <w:left w:val="single" w:color="DDD9D3" w:sz="1"/>
+              <w:bottom w:val="single" w:color="DDD9D3" w:sz="1"/>
+              <w:right w:val="single" w:color="DDD9D3" w:sz="1"/>
+            </w:tcBorders>
+            <w:shd w:fill="EAF1F8" w:val="clear"/>
+            <w:tcMar>
+              <w:top w:type="dxa" w:w="60"/>
+              <w:left w:type="dxa" w:w="100"/>
+              <w:bottom w:type="dxa" w:w="60"/>
+              <w:right w:type="dxa" w:w="100"/>
+            </w:tcMar>
+          </w:tcPr>
+          <w:p>
+            <w:r>
+              <w:rPr>
+                <w:rFonts w:ascii="PingFang SC" w:cs="PingFang SC" w:eastAsia="PingFang SC" w:hAnsi="PingFang SC"/>
+                <w:b/>
+                <w:bCs/>
+                <w:color w:val="1C1A18"/>
+                <w:sz w:val="22"/>
+                <w:szCs w:val="22"/>
+              </w:rPr>
+              <w:t xml:space="preserve">抽取式图谱</w:t>
+            </w:r>
+          </w:p>
+        </w:tc>
+        <w:tc>
+          <w:tcPr>
+            <w:tcW w:type="dxa" w:w="2000"/>
+            <w:tcBorders>
+              <w:top w:val="single" w:color="DDD9D3" w:sz="1"/>
+              <w:left w:val="single" w:color="DDD9D3" w:sz="1"/>
+              <w:bottom w:val="single" w:color="DDD9D3" w:sz="1"/>
+              <w:right w:val="single" w:color="DDD9D3" w:sz="1"/>
+            </w:tcBorders>
+            <w:shd w:fill="EAF1F8" w:val="clear"/>
+            <w:tcMar>
+              <w:top w:type="dxa" w:w="60"/>
+              <w:left w:type="dxa" w:w="100"/>
+              <w:bottom w:type="dxa" w:w="60"/>
+              <w:right w:type="dxa" w:w="100"/>
+            </w:tcMar>
+          </w:tcPr>
+          <w:p>
+            <w:r>
+              <w:rPr>
+                <w:rFonts w:ascii="PingFang SC" w:cs="PingFang SC" w:eastAsia="PingFang SC" w:hAnsi="PingFang SC"/>
+                <w:b/>
+                <w:bCs/>
+                <w:color w:val="1C1A18"/>
+                <w:sz w:val="22"/>
+                <w:szCs w:val="22"/>
+              </w:rPr>
+              <w:t xml:space="preserve">手动本体</w:t>
+            </w:r>
+          </w:p>
+        </w:tc>
+        <w:tc>
+          <w:tcPr>
+            <w:tcW w:type="dxa" w:w="3936"/>
+            <w:tcBorders>
+              <w:top w:val="single" w:color="DDD9D3" w:sz="1"/>
+              <w:left w:val="single" w:color="DDD9D3" w:sz="1"/>
+              <w:bottom w:val="single" w:color="DDD9D3" w:sz="1"/>
+              <w:right w:val="single" w:color="DDD9D3" w:sz="1"/>
+            </w:tcBorders>
+            <w:shd w:fill="EAF1F8" w:val="clear"/>
+            <w:tcMar>
+              <w:top w:type="dxa" w:w="60"/>
+              <w:left w:type="dxa" w:w="100"/>
+              <w:bottom w:type="dxa" w:w="60"/>
+              <w:right w:type="dxa" w:w="100"/>
+            </w:tcMar>
+          </w:tcPr>
+          <w:p>
+            <w:r>
+              <w:rPr>
+                <w:rFonts w:ascii="PingFang SC" w:cs="PingFang SC" w:eastAsia="PingFang SC" w:hAnsi="PingFang SC"/>
+                <w:b/>
+                <w:bCs/>
+                <w:color w:val="1C1A18"/>
+                <w:sz w:val="22"/>
+                <w:szCs w:val="22"/>
+              </w:rPr>
+              <w:t xml:space="preserve">ClearAI</w:t>
+            </w:r>
+          </w:p>
+        </w:tc>
+      </w:tr>
+      <w:tr>
+        <w:tc>
+          <w:tcPr>
+            <w:tcW w:type="dxa" w:w="1800"/>
+            <w:tcBorders>
+              <w:top w:val="single" w:color="DDD9D3" w:sz="1"/>
+              <w:left w:val="single" w:color="DDD9D3" w:sz="1"/>
+              <w:bottom w:val="single" w:color="DDD9D3" w:sz="1"/>
+              <w:right w:val="single" w:color="DDD9D3" w:sz="1"/>
+            </w:tcBorders>
+            <w:tcMar>
+              <w:top w:type="dxa" w:w="60"/>
+              <w:left w:type="dxa" w:w="100"/>
+              <w:bottom w:type="dxa" w:w="60"/>
+              <w:right w:type="dxa" w:w="100"/>
+            </w:tcMar>
+          </w:tcPr>
+          <w:p>
+            <w:r>
+              <w:rPr>
+                <w:rFonts w:ascii="PingFang SC" w:cs="PingFang SC" w:eastAsia="PingFang SC" w:hAnsi="PingFang SC"/>
+                <w:color w:val="1C1A18"/>
+                <w:sz w:val="22"/>
+                <w:szCs w:val="22"/>
+              </w:rPr>
+              <w:t xml:space="preserve">边的来源</w:t>
+            </w:r>
+          </w:p>
+        </w:tc>
+        <w:tc>
+          <w:tcPr>
+            <w:tcW w:type="dxa" w:w="2200"/>
+            <w:tcBorders>
+              <w:top w:val="single" w:color="DDD9D3" w:sz="1"/>
+              <w:left w:val="single" w:color="DDD9D3" w:sz="1"/>
+              <w:bottom w:val="single" w:color="DDD9D3" w:sz="1"/>
+              <w:right w:val="single" w:color="DDD9D3" w:sz="1"/>
+            </w:tcBorders>
+            <w:tcMar>
+              <w:top w:type="dxa" w:w="60"/>
+              <w:left w:type="dxa" w:w="100"/>
+              <w:bottom w:type="dxa" w:w="60"/>
+              <w:right w:type="dxa" w:w="100"/>
+            </w:tcMar>
+          </w:tcPr>
+          <w:p>
+            <w:r>
+              <w:rPr>
+                <w:rFonts w:ascii="PingFang SC" w:cs="PingFang SC" w:eastAsia="PingFang SC" w:hAnsi="PingFang SC"/>
+                <w:color w:val="1C1A18"/>
+                <w:sz w:val="22"/>
+                <w:szCs w:val="22"/>
+              </w:rPr>
+              <w:t xml:space="preserve">模型抽取</w:t>
+            </w:r>
+          </w:p>
+        </w:tc>
+        <w:tc>
+          <w:tcPr>
+            <w:tcW w:type="dxa" w:w="2000"/>
+            <w:tcBorders>
+              <w:top w:val="single" w:color="DDD9D3" w:sz="1"/>
+              <w:left w:val="single" w:color="DDD9D3" w:sz="1"/>
+              <w:bottom w:val="single" w:color="DDD9D3" w:sz="1"/>
+              <w:right w:val="single" w:color="DDD9D3" w:sz="1"/>
+            </w:tcBorders>
+            <w:tcMar>
+              <w:top w:type="dxa" w:w="60"/>
+              <w:left w:type="dxa" w:w="100"/>
+              <w:bottom w:type="dxa" w:w="60"/>
+              <w:right w:type="dxa" w:w="100"/>
+            </w:tcMar>
+          </w:tcPr>
+          <w:p>
+            <w:r>
+              <w:rPr>
+                <w:rFonts w:ascii="PingFang SC" w:cs="PingFang SC" w:eastAsia="PingFang SC" w:hAnsi="PingFang SC"/>
+                <w:color w:val="1C1A18"/>
+                <w:sz w:val="22"/>
+                <w:szCs w:val="22"/>
+              </w:rPr>
+              <w:t xml:space="preserve">专家录入</w:t>
+            </w:r>
+          </w:p>
+        </w:tc>
+        <w:tc>
+          <w:tcPr>
+            <w:tcW w:type="dxa" w:w="3936"/>
+            <w:tcBorders>
+              <w:top w:val="single" w:color="DDD9D3" w:sz="1"/>
+              <w:left w:val="single" w:color="DDD9D3" w:sz="1"/>
+              <w:bottom w:val="single" w:color="DDD9D3" w:sz="1"/>
+              <w:right w:val="single" w:color="DDD9D3" w:sz="1"/>
+            </w:tcBorders>
+            <w:tcMar>
+              <w:top w:type="dxa" w:w="60"/>
+              <w:left w:type="dxa" w:w="100"/>
+              <w:bottom w:type="dxa" w:w="60"/>
+              <w:right w:type="dxa" w:w="100"/>
+            </w:tcMar>
+          </w:tcPr>
+          <w:p>
+            <w:r>
+              <w:rPr>
+                <w:rFonts w:ascii="PingFang SC" w:cs="PingFang SC" w:eastAsia="PingFang SC" w:hAnsi="PingFang SC"/>
+                <w:color w:val="1C1A18"/>
+                <w:sz w:val="22"/>
+                <w:szCs w:val="22"/>
+              </w:rPr>
+              <w:t xml:space="preserve">验证循环产出</w:t>
+            </w:r>
+          </w:p>
+        </w:tc>
+      </w:tr>
+      <w:tr>
+        <w:tc>
+          <w:tcPr>
+            <w:tcW w:type="dxa" w:w="1800"/>
+            <w:tcBorders>
+              <w:top w:val="single" w:color="DDD9D3" w:sz="1"/>
+              <w:left w:val="single" w:color="DDD9D3" w:sz="1"/>
+              <w:bottom w:val="single" w:color="DDD9D3" w:sz="1"/>
+              <w:right w:val="single" w:color="DDD9D3" w:sz="1"/>
+            </w:tcBorders>
+            <w:tcMar>
+              <w:top w:type="dxa" w:w="60"/>
+              <w:left w:type="dxa" w:w="100"/>
+              <w:bottom w:type="dxa" w:w="60"/>
+              <w:right w:type="dxa" w:w="100"/>
+            </w:tcMar>
+          </w:tcPr>
+          <w:p>
+            <w:r>
+              <w:rPr>
+                <w:rFonts w:ascii="PingFang SC" w:cs="PingFang SC" w:eastAsia="PingFang SC" w:hAnsi="PingFang SC"/>
+                <w:color w:val="1C1A18"/>
+                <w:sz w:val="22"/>
+                <w:szCs w:val="22"/>
+              </w:rPr>
+              <w:t xml:space="preserve">边的可信度</w:t>
+            </w:r>
+          </w:p>
+        </w:tc>
+        <w:tc>
+          <w:tcPr>
+            <w:tcW w:type="dxa" w:w="2200"/>
+            <w:tcBorders>
+              <w:top w:val="single" w:color="DDD9D3" w:sz="1"/>
+              <w:left w:val="single" w:color="DDD9D3" w:sz="1"/>
+              <w:bottom w:val="single" w:color="DDD9D3" w:sz="1"/>
+              <w:right w:val="single" w:color="DDD9D3" w:sz="1"/>
+            </w:tcBorders>
+            <w:tcMar>
+              <w:top w:type="dxa" w:w="60"/>
+              <w:left w:type="dxa" w:w="100"/>
+              <w:bottom w:type="dxa" w:w="60"/>
+              <w:right w:type="dxa" w:w="100"/>
+            </w:tcMar>
+          </w:tcPr>
+          <w:p>
+            <w:r>
+              <w:rPr>
+                <w:rFonts w:ascii="PingFang SC" w:cs="PingFang SC" w:eastAsia="PingFang SC" w:hAnsi="PingFang SC"/>
+                <w:color w:val="1C1A18"/>
+                <w:sz w:val="22"/>
+                <w:szCs w:val="22"/>
+              </w:rPr>
+              <w:t xml:space="preserve">无法保证</w:t>
+            </w:r>
+          </w:p>
+        </w:tc>
+        <w:tc>
+          <w:tcPr>
+            <w:tcW w:type="dxa" w:w="2000"/>
+            <w:tcBorders>
+              <w:top w:val="single" w:color="DDD9D3" w:sz="1"/>
+              <w:left w:val="single" w:color="DDD9D3" w:sz="1"/>
+              <w:bottom w:val="single" w:color="DDD9D3" w:sz="1"/>
+              <w:right w:val="single" w:color="DDD9D3" w:sz="1"/>
+            </w:tcBorders>
+            <w:tcMar>
+              <w:top w:type="dxa" w:w="60"/>
+              <w:left w:type="dxa" w:w="100"/>
+              <w:bottom w:type="dxa" w:w="60"/>
+              <w:right w:type="dxa" w:w="100"/>
+            </w:tcMar>
+          </w:tcPr>
+          <w:p>
+            <w:r>
+              <w:rPr>
+                <w:rFonts w:ascii="PingFang SC" w:cs="PingFang SC" w:eastAsia="PingFang SC" w:hAnsi="PingFang SC"/>
+                <w:color w:val="1C1A18"/>
+                <w:sz w:val="22"/>
+                <w:szCs w:val="22"/>
+              </w:rPr>
+              <w:t xml:space="preserve">依赖专家</w:t>
+            </w:r>
+          </w:p>
+        </w:tc>
+        <w:tc>
+          <w:tcPr>
+            <w:tcW w:type="dxa" w:w="3936"/>
+            <w:tcBorders>
+              <w:top w:val="single" w:color="DDD9D3" w:sz="1"/>
+              <w:left w:val="single" w:color="DDD9D3" w:sz="1"/>
+              <w:bottom w:val="single" w:color="DDD9D3" w:sz="1"/>
+              <w:right w:val="single" w:color="DDD9D3" w:sz="1"/>
+            </w:tcBorders>
+            <w:tcMar>
+              <w:top w:type="dxa" w:w="60"/>
+              <w:left w:type="dxa" w:w="100"/>
+              <w:bottom w:type="dxa" w:w="60"/>
+              <w:right w:type="dxa" w:w="100"/>
+            </w:tcMar>
+          </w:tcPr>
+          <w:p>
+            <w:r>
+              <w:rPr>
+                <w:rFonts w:ascii="PingFang SC" w:cs="PingFang SC" w:eastAsia="PingFang SC" w:hAnsi="PingFang SC"/>
+                <w:color w:val="1C1A18"/>
+                <w:sz w:val="22"/>
+                <w:szCs w:val="22"/>
+              </w:rPr>
+              <w:t xml:space="preserve">每条边带证据链（L0–L4）</w:t>
+            </w:r>
+          </w:p>
+        </w:tc>
+      </w:tr>
+      <w:tr>
+        <w:tc>
+          <w:tcPr>
+            <w:tcW w:type="dxa" w:w="1800"/>
+            <w:tcBorders>
+              <w:top w:val="single" w:color="DDD9D3" w:sz="1"/>
+              <w:left w:val="single" w:color="DDD9D3" w:sz="1"/>
+              <w:bottom w:val="single" w:color="DDD9D3" w:sz="1"/>
+              <w:right w:val="single" w:color="DDD9D3" w:sz="1"/>
+            </w:tcBorders>
+            <w:tcMar>
+              <w:top w:type="dxa" w:w="60"/>
+              <w:left w:type="dxa" w:w="100"/>
+              <w:bottom w:type="dxa" w:w="60"/>
+              <w:right w:type="dxa" w:w="100"/>
+            </w:tcMar>
+          </w:tcPr>
+          <w:p>
+            <w:r>
+              <w:rPr>
+                <w:rFonts w:ascii="PingFang SC" w:cs="PingFang SC" w:eastAsia="PingFang SC" w:hAnsi="PingFang SC"/>
+                <w:color w:val="1C1A18"/>
+                <w:sz w:val="22"/>
+                <w:szCs w:val="22"/>
+              </w:rPr>
+              <w:t xml:space="preserve">冲突检测</w:t>
+            </w:r>
+          </w:p>
+        </w:tc>
+        <w:tc>
+          <w:tcPr>
+            <w:tcW w:type="dxa" w:w="2200"/>
+            <w:tcBorders>
+              <w:top w:val="single" w:color="DDD9D3" w:sz="1"/>
+              <w:left w:val="single" w:color="DDD9D3" w:sz="1"/>
+              <w:bottom w:val="single" w:color="DDD9D3" w:sz="1"/>
+              <w:right w:val="single" w:color="DDD9D3" w:sz="1"/>
+            </w:tcBorders>
+            <w:tcMar>
+              <w:top w:type="dxa" w:w="60"/>
+              <w:left w:type="dxa" w:w="100"/>
+              <w:bottom w:type="dxa" w:w="60"/>
+              <w:right w:type="dxa" w:w="100"/>
+            </w:tcMar>
+          </w:tcPr>
+          <w:p>
+            <w:r>
+              <w:rPr>
+                <w:rFonts w:ascii="PingFang SC" w:cs="PingFang SC" w:eastAsia="PingFang SC" w:hAnsi="PingFang SC"/>
+                <w:color w:val="1C1A18"/>
+                <w:sz w:val="22"/>
+                <w:szCs w:val="22"/>
+              </w:rPr>
+              <w:t xml:space="preserve">不做</w:t>
+            </w:r>
+          </w:p>
+        </w:tc>
+        <w:tc>
+          <w:tcPr>
+            <w:tcW w:type="dxa" w:w="2000"/>
+            <w:tcBorders>
+              <w:top w:val="single" w:color="DDD9D3" w:sz="1"/>
+              <w:left w:val="single" w:color="DDD9D3" w:sz="1"/>
+              <w:bottom w:val="single" w:color="DDD9D3" w:sz="1"/>
+              <w:right w:val="single" w:color="DDD9D3" w:sz="1"/>
+            </w:tcBorders>
+            <w:tcMar>
+              <w:top w:type="dxa" w:w="60"/>
+              <w:left w:type="dxa" w:w="100"/>
+              <w:bottom w:type="dxa" w:w="60"/>
+              <w:right w:type="dxa" w:w="100"/>
+            </w:tcMar>
+          </w:tcPr>
+          <w:p>
+            <w:r>
+              <w:rPr>
+                <w:rFonts w:ascii="PingFang SC" w:cs="PingFang SC" w:eastAsia="PingFang SC" w:hAnsi="PingFang SC"/>
+                <w:color w:val="1C1A18"/>
+                <w:sz w:val="22"/>
+                <w:szCs w:val="22"/>
+              </w:rPr>
+              <w:t xml:space="preserve">需手动约束</w:t>
+            </w:r>
+          </w:p>
+        </w:tc>
+        <w:tc>
+          <w:tcPr>
+            <w:tcW w:type="dxa" w:w="3936"/>
+            <w:tcBorders>
+              <w:top w:val="single" w:color="DDD9D3" w:sz="1"/>
+              <w:left w:val="single" w:color="DDD9D3" w:sz="1"/>
+              <w:bottom w:val="single" w:color="DDD9D3" w:sz="1"/>
+              <w:right w:val="single" w:color="DDD9D3" w:sz="1"/>
+            </w:tcBorders>
+            <w:tcMar>
+              <w:top w:type="dxa" w:w="60"/>
+              <w:left w:type="dxa" w:w="100"/>
+              <w:bottom w:type="dxa" w:w="60"/>
+              <w:right w:type="dxa" w:w="100"/>
+            </w:tcMar>
+          </w:tcPr>
+          <w:p>
+            <w:r>
+              <w:rPr>
+                <w:rFonts w:ascii="PingFang SC" w:cs="PingFang SC" w:eastAsia="PingFang SC" w:hAnsi="PingFang SC"/>
+                <w:color w:val="1C1A18"/>
+                <w:sz w:val="22"/>
+                <w:szCs w:val="22"/>
+              </w:rPr>
+              <w:t xml:space="preserve">单值谓词违反自动报出</w:t>
+            </w:r>
+          </w:p>
+        </w:tc>
+      </w:tr>
+      <w:tr>
+        <w:tc>
+          <w:tcPr>
+            <w:tcW w:type="dxa" w:w="1800"/>
+            <w:tcBorders>
+              <w:top w:val="single" w:color="DDD9D3" w:sz="1"/>
+              <w:left w:val="single" w:color="DDD9D3" w:sz="1"/>
+              <w:bottom w:val="single" w:color="DDD9D3" w:sz="1"/>
+              <w:right w:val="single" w:color="DDD9D3" w:sz="1"/>
+            </w:tcBorders>
+            <w:tcMar>
+              <w:top w:type="dxa" w:w="60"/>
+              <w:left w:type="dxa" w:w="100"/>
+              <w:bottom w:type="dxa" w:w="60"/>
+              <w:right w:type="dxa" w:w="100"/>
+            </w:tcMar>
+          </w:tcPr>
+          <w:p>
+            <w:r>
+              <w:rPr>
+                <w:rFonts w:ascii="PingFang SC" w:cs="PingFang SC" w:eastAsia="PingFang SC" w:hAnsi="PingFang SC"/>
+                <w:color w:val="1C1A18"/>
+                <w:sz w:val="22"/>
+                <w:szCs w:val="22"/>
+              </w:rPr>
+              <w:t xml:space="preserve">负知识</w:t>
+            </w:r>
+          </w:p>
+        </w:tc>
+        <w:tc>
+          <w:tcPr>
+            <w:tcW w:type="dxa" w:w="2200"/>
+            <w:tcBorders>
+              <w:top w:val="single" w:color="DDD9D3" w:sz="1"/>
+              <w:left w:val="single" w:color="DDD9D3" w:sz="1"/>
+              <w:bottom w:val="single" w:color="DDD9D3" w:sz="1"/>
+              <w:right w:val="single" w:color="DDD9D3" w:sz="1"/>
+            </w:tcBorders>
+            <w:tcMar>
+              <w:top w:type="dxa" w:w="60"/>
+              <w:left w:type="dxa" w:w="100"/>
+              <w:bottom w:type="dxa" w:w="60"/>
+              <w:right w:type="dxa" w:w="100"/>
+            </w:tcMar>
+          </w:tcPr>
+          <w:p>
+            <w:r>
+              <w:rPr>
+                <w:rFonts w:ascii="PingFang SC" w:cs="PingFang SC" w:eastAsia="PingFang SC" w:hAnsi="PingFang SC"/>
+                <w:color w:val="1C1A18"/>
+                <w:sz w:val="22"/>
+                <w:szCs w:val="22"/>
+              </w:rPr>
+              <w:t xml:space="preserve">丢弃</w:t>
+            </w:r>
+          </w:p>
+        </w:tc>
+        <w:tc>
+          <w:tcPr>
+            <w:tcW w:type="dxa" w:w="2000"/>
+            <w:tcBorders>
+              <w:top w:val="single" w:color="DDD9D3" w:sz="1"/>
+              <w:left w:val="single" w:color="DDD9D3" w:sz="1"/>
+              <w:bottom w:val="single" w:color="DDD9D3" w:sz="1"/>
+              <w:right w:val="single" w:color="DDD9D3" w:sz="1"/>
+            </w:tcBorders>
+            <w:tcMar>
+              <w:top w:type="dxa" w:w="60"/>
+              <w:left w:type="dxa" w:w="100"/>
+              <w:bottom w:type="dxa" w:w="60"/>
+              <w:right w:type="dxa" w:w="100"/>
+            </w:tcMar>
+          </w:tcPr>
+          <w:p>
+            <w:r>
+              <w:rPr>
+                <w:rFonts w:ascii="PingFang SC" w:cs="PingFang SC" w:eastAsia="PingFang SC" w:hAnsi="PingFang SC"/>
+                <w:color w:val="1C1A18"/>
+                <w:sz w:val="22"/>
+                <w:szCs w:val="22"/>
+              </w:rPr>
+              <w:t xml:space="preserve">不存</w:t>
+            </w:r>
+          </w:p>
+        </w:tc>
+        <w:tc>
+          <w:tcPr>
+            <w:tcW w:type="dxa" w:w="3936"/>
+            <w:tcBorders>
+              <w:top w:val="single" w:color="DDD9D3" w:sz="1"/>
+              <w:left w:val="single" w:color="DDD9D3" w:sz="1"/>
+              <w:bottom w:val="single" w:color="DDD9D3" w:sz="1"/>
+              <w:right w:val="single" w:color="DDD9D3" w:sz="1"/>
+            </w:tcBorders>
+            <w:tcMar>
+              <w:top w:type="dxa" w:w="60"/>
+              <w:left w:type="dxa" w:w="100"/>
+              <w:bottom w:type="dxa" w:w="60"/>
+              <w:right w:type="dxa" w:w="100"/>
+            </w:tcMar>
+          </w:tcPr>
+          <w:p>
+            <w:r>
+              <w:rPr>
+                <w:rFonts w:ascii="PingFang SC" w:cs="PingFang SC" w:eastAsia="PingFang SC" w:hAnsi="PingFang SC"/>
+                <w:color w:val="1C1A18"/>
+                <w:sz w:val="22"/>
+                <w:szCs w:val="22"/>
+              </w:rPr>
+              <w:t xml:space="preserve">被推翻的留作本体的一部分</w:t>
+            </w:r>
+          </w:p>
+        </w:tc>
+      </w:tr>
+      <w:tr>
+        <w:tc>
+          <w:tcPr>
+            <w:tcW w:type="dxa" w:w="1800"/>
+            <w:tcBorders>
+              <w:top w:val="single" w:color="DDD9D3" w:sz="1"/>
+              <w:left w:val="single" w:color="DDD9D3" w:sz="1"/>
+              <w:bottom w:val="single" w:color="DDD9D3" w:sz="1"/>
+              <w:right w:val="single" w:color="DDD9D3" w:sz="1"/>
+            </w:tcBorders>
+            <w:tcMar>
+              <w:top w:type="dxa" w:w="60"/>
+              <w:left w:type="dxa" w:w="100"/>
+              <w:bottom w:type="dxa" w:w="60"/>
+              <w:right w:type="dxa" w:w="100"/>
+            </w:tcMar>
+          </w:tcPr>
+          <w:p>
+            <w:r>
+              <w:rPr>
+                <w:rFonts w:ascii="PingFang SC" w:cs="PingFang SC" w:eastAsia="PingFang SC" w:hAnsi="PingFang SC"/>
+                <w:color w:val="1C1A18"/>
+                <w:sz w:val="22"/>
+                <w:szCs w:val="22"/>
+              </w:rPr>
+              <w:t xml:space="preserve">可审计性</w:t>
+            </w:r>
+          </w:p>
+        </w:tc>
+        <w:tc>
+          <w:tcPr>
+            <w:tcW w:type="dxa" w:w="2200"/>
+            <w:tcBorders>
+              <w:top w:val="single" w:color="DDD9D3" w:sz="1"/>
+              <w:left w:val="single" w:color="DDD9D3" w:sz="1"/>
+              <w:bottom w:val="single" w:color="DDD9D3" w:sz="1"/>
+              <w:right w:val="single" w:color="DDD9D3" w:sz="1"/>
+            </w:tcBorders>
+            <w:tcMar>
+              <w:top w:type="dxa" w:w="60"/>
+              <w:left w:type="dxa" w:w="100"/>
+              <w:bottom w:type="dxa" w:w="60"/>
+              <w:right w:type="dxa" w:w="100"/>
+            </w:tcMar>
+          </w:tcPr>
+          <w:p>
+            <w:r>
+              <w:rPr>
+                <w:rFonts w:ascii="PingFang SC" w:cs="PingFang SC" w:eastAsia="PingFang SC" w:hAnsi="PingFang SC"/>
+                <w:color w:val="1C1A18"/>
+                <w:sz w:val="22"/>
+                <w:szCs w:val="22"/>
+              </w:rPr>
+              <w:t xml:space="preserve">不可审计</w:t>
+            </w:r>
+          </w:p>
+        </w:tc>
+        <w:tc>
+          <w:tcPr>
+            <w:tcW w:type="dxa" w:w="2000"/>
+            <w:tcBorders>
+              <w:top w:val="single" w:color="DDD9D3" w:sz="1"/>
+              <w:left w:val="single" w:color="DDD9D3" w:sz="1"/>
+              <w:bottom w:val="single" w:color="DDD9D3" w:sz="1"/>
+              <w:right w:val="single" w:color="DDD9D3" w:sz="1"/>
+            </w:tcBorders>
+            <w:tcMar>
+              <w:top w:type="dxa" w:w="60"/>
+              <w:left w:type="dxa" w:w="100"/>
+              <w:bottom w:type="dxa" w:w="60"/>
+              <w:right w:type="dxa" w:w="100"/>
+            </w:tcMar>
+          </w:tcPr>
+          <w:p>
+            <w:r>
+              <w:rPr>
+                <w:rFonts w:ascii="PingFang SC" w:cs="PingFang SC" w:eastAsia="PingFang SC" w:hAnsi="PingFang SC"/>
+                <w:color w:val="1C1A18"/>
+                <w:sz w:val="22"/>
+                <w:szCs w:val="22"/>
+              </w:rPr>
+              <w:t xml:space="preserve">部分可审计</w:t>
+            </w:r>
+          </w:p>
+        </w:tc>
+        <w:tc>
+          <w:tcPr>
+            <w:tcW w:type="dxa" w:w="3936"/>
+            <w:tcBorders>
+              <w:top w:val="single" w:color="DDD9D3" w:sz="1"/>
+              <w:left w:val="single" w:color="DDD9D3" w:sz="1"/>
+              <w:bottom w:val="single" w:color="DDD9D3" w:sz="1"/>
+              <w:right w:val="single" w:color="DDD9D3" w:sz="1"/>
+            </w:tcBorders>
+            <w:tcMar>
+              <w:top w:type="dxa" w:w="60"/>
+              <w:left w:type="dxa" w:w="100"/>
+              <w:bottom w:type="dxa" w:w="60"/>
+              <w:right w:type="dxa" w:w="100"/>
+            </w:tcMar>
+          </w:tcPr>
+          <w:p>
+            <w:r>
+              <w:rPr>
+                <w:rFonts w:ascii="PingFang SC" w:cs="PingFang SC" w:eastAsia="PingFang SC" w:hAnsi="PingFang SC"/>
+                <w:color w:val="1C1A18"/>
+                <w:sz w:val="22"/>
+                <w:szCs w:val="22"/>
+              </w:rPr>
+              <w:t xml:space="preserve">全量回放到零</w:t>
+            </w:r>
+          </w:p>
+        </w:tc>
+      </w:tr>
+    </w:tbl>
+    <w:p>
+      <w:pPr>
+        <w:spacing w:after="160" w:line="340"/>
+      </w:pPr>
+      <w:r>
+        <w:rPr>
+          <w:rFonts w:ascii="PingFang SC" w:cs="PingFang SC" w:eastAsia="PingFang SC" w:hAnsi="PingFang SC"/>
+          <w:color w:val="1C1A18"/>
+          <w:sz w:val="22"/>
+          <w:szCs w:val="22"/>
+        </w:rPr>
+        <w:t xml:space="preserve"/>
+      </w:r>
+    </w:p>
+    <w:p>
+      <w:pPr>
+        <w:spacing w:after="160" w:line="340"/>
+      </w:pPr>
+      <w:r>
+        <w:rPr>
+          <w:rFonts w:ascii="PingFang SC" w:cs="PingFang SC" w:eastAsia="PingFang SC" w:hAnsi="PingFang SC"/>
+          <w:color w:val="1C1A18"/>
+          <w:sz w:val="22"/>
+          <w:szCs w:val="22"/>
+        </w:rPr>
+        <w:t xml:space="preserve">ClearAI 的定位是在单个项目里，让 AI 产出的知识经过验证后沉淀为可信本体。抽取式图谱擅长广度覆盖，手动编辑器适合标准化委员会——它们和 ClearAI 解决的是不同层面的问题。</w:t>
+      </w:r>
+    </w:p>
+    <w:p>
+      <w:pPr>
+        <w:pStyle w:val="Heading2"/>
+        <w:pBdr>
+          <w:bottom w:val="single" w:color="2E75B6" w:sz="4" w:space="4"/>
+        </w:pBdr>
+        <w:spacing w:after="200" w:before="400"/>
+      </w:pPr>
+      <w:r>
+        <w:rPr>
+          <w:rFonts w:ascii="PingFang SC" w:cs="PingFang SC" w:eastAsia="PingFang SC" w:hAnsi="PingFang SC"/>
+          <w:b/>
+          <w:bCs/>
+          <w:color w:val="1C1A18"/>
+          <w:sz w:val="30"/>
+          <w:szCs w:val="30"/>
+        </w:rPr>
+        <w:t xml:space="preserve">9、适合谁</w:t>
+      </w:r>
+    </w:p>
+    <w:tbl>
+      <w:tblPr>
+        <w:tblW w:type="dxa" w:w="9936"/>
+        <w:tblBorders>
+          <w:top w:val="single" w:color="auto" w:sz="4"/>
+          <w:left w:val="single" w:color="auto" w:sz="4"/>
+          <w:bottom w:val="single" w:color="auto" w:sz="4"/>
+          <w:right w:val="single" w:color="auto" w:sz="4"/>
+          <w:insideH w:val="single" w:color="auto" w:sz="4"/>
+          <w:insideV w:val="single" w:color="auto" w:sz="4"/>
+        </w:tblBorders>
+      </w:tblPr>
+      <w:tblGrid>
+        <w:gridCol w:w="2600"/>
+        <w:gridCol w:w="1400"/>
+        <w:gridCol w:w="5936"/>
+      </w:tblGrid>
+      <w:tr>
+        <w:tc>
+          <w:tcPr>
+            <w:tcW w:type="dxa" w:w="2600"/>
+            <w:tcBorders>
+              <w:top w:val="single" w:color="DDD9D3" w:sz="1"/>
+              <w:left w:val="single" w:color="DDD9D3" w:sz="1"/>
+              <w:bottom w:val="single" w:color="DDD9D3" w:sz="1"/>
+              <w:right w:val="single" w:color="DDD9D3" w:sz="1"/>
+            </w:tcBorders>
+            <w:shd w:fill="EAF1F8" w:val="clear"/>
+            <w:tcMar>
+              <w:top w:type="dxa" w:w="60"/>
+              <w:left w:type="dxa" w:w="100"/>
+              <w:bottom w:type="dxa" w:w="60"/>
+              <w:right w:type="dxa" w:w="100"/>
+            </w:tcMar>
+          </w:tcPr>
+          <w:p>
+            <w:r>
+              <w:rPr>
+                <w:rFonts w:ascii="PingFang SC" w:cs="PingFang SC" w:eastAsia="PingFang SC" w:hAnsi="PingFang SC"/>
+                <w:b/>
+                <w:bCs/>
+                <w:color w:val="1C1A18"/>
+                <w:sz w:val="22"/>
+                <w:szCs w:val="22"/>
+              </w:rPr>
+              <w:t xml:space="preserve">场景</w:t>
+            </w:r>
+          </w:p>
+        </w:tc>
+        <w:tc>
+          <w:tcPr>
+            <w:tcW w:type="dxa" w:w="1400"/>
+            <w:tcBorders>
+              <w:top w:val="single" w:color="DDD9D3" w:sz="1"/>
+              <w:left w:val="single" w:color="DDD9D3" w:sz="1"/>
+              <w:bottom w:val="single" w:color="DDD9D3" w:sz="1"/>
+              <w:right w:val="single" w:color="DDD9D3" w:sz="1"/>
+            </w:tcBorders>
+            <w:shd w:fill="EAF1F8" w:val="clear"/>
+            <w:tcMar>
+              <w:top w:type="dxa" w:w="60"/>
+              <w:left w:type="dxa" w:w="100"/>
+              <w:bottom w:type="dxa" w:w="60"/>
+              <w:right w:type="dxa" w:w="100"/>
+            </w:tcMar>
+          </w:tcPr>
+          <w:p>
+            <w:r>
+              <w:rPr>
+                <w:rFonts w:ascii="PingFang SC" w:cs="PingFang SC" w:eastAsia="PingFang SC" w:hAnsi="PingFang SC"/>
+                <w:b/>
+                <w:bCs/>
+                <w:color w:val="1C1A18"/>
+                <w:sz w:val="22"/>
+                <w:szCs w:val="22"/>
+              </w:rPr>
+              <w:t xml:space="preserve">适配度</w:t>
+            </w:r>
+          </w:p>
+        </w:tc>
+        <w:tc>
+          <w:tcPr>
+            <w:tcW w:type="dxa" w:w="5936"/>
+            <w:tcBorders>
+              <w:top w:val="single" w:color="DDD9D3" w:sz="1"/>
+              <w:left w:val="single" w:color="DDD9D3" w:sz="1"/>
+              <w:bottom w:val="single" w:color="DDD9D3" w:sz="1"/>
+              <w:right w:val="single" w:color="DDD9D3" w:sz="1"/>
+            </w:tcBorders>
+            <w:shd w:fill="EAF1F8" w:val="clear"/>
+            <w:tcMar>
+              <w:top w:type="dxa" w:w="60"/>
+              <w:left w:type="dxa" w:w="100"/>
+              <w:bottom w:type="dxa" w:w="60"/>
+              <w:right w:type="dxa" w:w="100"/>
+            </w:tcMar>
+          </w:tcPr>
+          <w:p>
+            <w:r>
+              <w:rPr>
+                <w:rFonts w:ascii="PingFang SC" w:cs="PingFang SC" w:eastAsia="PingFang SC" w:hAnsi="PingFang SC"/>
+                <w:b/>
+                <w:bCs/>
+                <w:color w:val="1C1A18"/>
+                <w:sz w:val="22"/>
+                <w:szCs w:val="22"/>
+              </w:rPr>
+              <w:t xml:space="preserve">价值</w:t>
+            </w:r>
+          </w:p>
+        </w:tc>
+      </w:tr>
+      <w:tr>
+        <w:tc>
+          <w:tcPr>
+            <w:tcW w:type="dxa" w:w="2600"/>
+            <w:tcBorders>
+              <w:top w:val="single" w:color="DDD9D3" w:sz="1"/>
+              <w:left w:val="single" w:color="DDD9D3" w:sz="1"/>
+              <w:bottom w:val="single" w:color="DDD9D3" w:sz="1"/>
+              <w:right w:val="single" w:color="DDD9D3" w:sz="1"/>
+            </w:tcBorders>
+            <w:tcMar>
+              <w:top w:type="dxa" w:w="60"/>
+              <w:left w:type="dxa" w:w="100"/>
+              <w:bottom w:type="dxa" w:w="60"/>
+              <w:right w:type="dxa" w:w="100"/>
+            </w:tcMar>
+          </w:tcPr>
+          <w:p>
+            <w:r>
+              <w:rPr>
+                <w:rFonts w:ascii="PingFang SC" w:cs="PingFang SC" w:eastAsia="PingFang SC" w:hAnsi="PingFang SC"/>
+                <w:color w:val="1C1A18"/>
+                <w:sz w:val="22"/>
+                <w:szCs w:val="22"/>
+              </w:rPr>
+              <w:t xml:space="preserve">科研探索</w:t>
+            </w:r>
+          </w:p>
+        </w:tc>
+        <w:tc>
+          <w:tcPr>
+            <w:tcW w:type="dxa" w:w="1400"/>
+            <w:tcBorders>
+              <w:top w:val="single" w:color="DDD9D3" w:sz="1"/>
+              <w:left w:val="single" w:color="DDD9D3" w:sz="1"/>
+              <w:bottom w:val="single" w:color="DDD9D3" w:sz="1"/>
+              <w:right w:val="single" w:color="DDD9D3" w:sz="1"/>
+            </w:tcBorders>
+            <w:tcMar>
+              <w:top w:type="dxa" w:w="60"/>
+              <w:left w:type="dxa" w:w="100"/>
+              <w:bottom w:type="dxa" w:w="60"/>
+              <w:right w:type="dxa" w:w="100"/>
+            </w:tcMar>
+          </w:tcPr>
+          <w:p>
+            <w:r>
+              <w:rPr>
+                <w:rFonts w:ascii="PingFang SC" w:cs="PingFang SC" w:eastAsia="PingFang SC" w:hAnsi="PingFang SC"/>
+                <w:color w:val="1C1A18"/>
+                <w:sz w:val="22"/>
+                <w:szCs w:val="22"/>
+              </w:rPr>
+              <w:t xml:space="preserve">极高</w:t>
+            </w:r>
+          </w:p>
+        </w:tc>
+        <w:tc>
+          <w:tcPr>
+            <w:tcW w:type="dxa" w:w="5936"/>
+            <w:tcBorders>
+              <w:top w:val="single" w:color="DDD9D3" w:sz="1"/>
+              <w:left w:val="single" w:color="DDD9D3" w:sz="1"/>
+              <w:bottom w:val="single" w:color="DDD9D3" w:sz="1"/>
+              <w:right w:val="single" w:color="DDD9D3" w:sz="1"/>
+            </w:tcBorders>
+            <w:tcMar>
+              <w:top w:type="dxa" w:w="60"/>
+              <w:left w:type="dxa" w:w="100"/>
+              <w:bottom w:type="dxa" w:w="60"/>
+              <w:right w:type="dxa" w:w="100"/>
+            </w:tcMar>
+          </w:tcPr>
+          <w:p>
+            <w:r>
+              <w:rPr>
+                <w:rFonts w:ascii="PingFang SC" w:cs="PingFang SC" w:eastAsia="PingFang SC" w:hAnsi="PingFang SC"/>
+                <w:color w:val="1C1A18"/>
+                <w:sz w:val="22"/>
+                <w:szCs w:val="22"/>
+              </w:rPr>
+              <w:t xml:space="preserve">事前登记判据 + 证据分级 + 结论按概念检索 + 负知识保留</w:t>
+            </w:r>
+          </w:p>
+        </w:tc>
+      </w:tr>
+      <w:tr>
+        <w:tc>
+          <w:tcPr>
+            <w:tcW w:type="dxa" w:w="2600"/>
+            <w:tcBorders>
+              <w:top w:val="single" w:color="DDD9D3" w:sz="1"/>
+              <w:left w:val="single" w:color="DDD9D3" w:sz="1"/>
+              <w:bottom w:val="single" w:color="DDD9D3" w:sz="1"/>
+              <w:right w:val="single" w:color="DDD9D3" w:sz="1"/>
+            </w:tcBorders>
+            <w:tcMar>
+              <w:top w:type="dxa" w:w="60"/>
+              <w:left w:type="dxa" w:w="100"/>
+              <w:bottom w:type="dxa" w:w="60"/>
+              <w:right w:type="dxa" w:w="100"/>
+            </w:tcMar>
+          </w:tcPr>
+          <w:p>
+            <w:r>
+              <w:rPr>
+                <w:rFonts w:ascii="PingFang SC" w:cs="PingFang SC" w:eastAsia="PingFang SC" w:hAnsi="PingFang SC"/>
+                <w:color w:val="1C1A18"/>
+                <w:sz w:val="22"/>
+                <w:szCs w:val="22"/>
+              </w:rPr>
+              <w:t xml:space="preserve">业务建模 / DDD</w:t>
+            </w:r>
+          </w:p>
+        </w:tc>
+        <w:tc>
+          <w:tcPr>
+            <w:tcW w:type="dxa" w:w="1400"/>
+            <w:tcBorders>
+              <w:top w:val="single" w:color="DDD9D3" w:sz="1"/>
+              <w:left w:val="single" w:color="DDD9D3" w:sz="1"/>
+              <w:bottom w:val="single" w:color="DDD9D3" w:sz="1"/>
+              <w:right w:val="single" w:color="DDD9D3" w:sz="1"/>
+            </w:tcBorders>
+            <w:tcMar>
+              <w:top w:type="dxa" w:w="60"/>
+              <w:left w:type="dxa" w:w="100"/>
+              <w:bottom w:type="dxa" w:w="60"/>
+              <w:right w:type="dxa" w:w="100"/>
+            </w:tcMar>
+          </w:tcPr>
+          <w:p>
+            <w:r>
+              <w:rPr>
+                <w:rFonts w:ascii="PingFang SC" w:cs="PingFang SC" w:eastAsia="PingFang SC" w:hAnsi="PingFang SC"/>
+                <w:color w:val="1C1A18"/>
+                <w:sz w:val="22"/>
+                <w:szCs w:val="22"/>
+              </w:rPr>
+              <w:t xml:space="preserve">高</w:t>
+            </w:r>
+          </w:p>
+        </w:tc>
+        <w:tc>
+          <w:tcPr>
+            <w:tcW w:type="dxa" w:w="5936"/>
+            <w:tcBorders>
+              <w:top w:val="single" w:color="DDD9D3" w:sz="1"/>
+              <w:left w:val="single" w:color="DDD9D3" w:sz="1"/>
+              <w:bottom w:val="single" w:color="DDD9D3" w:sz="1"/>
+              <w:right w:val="single" w:color="DDD9D3" w:sz="1"/>
+            </w:tcBorders>
+            <w:tcMar>
+              <w:top w:type="dxa" w:w="60"/>
+              <w:left w:type="dxa" w:w="100"/>
+              <w:bottom w:type="dxa" w:w="60"/>
+              <w:right w:type="dxa" w:w="100"/>
+            </w:tcMar>
+          </w:tcPr>
+          <w:p>
+            <w:r>
+              <w:rPr>
+                <w:rFonts w:ascii="PingFang SC" w:cs="PingFang SC" w:eastAsia="PingFang SC" w:hAnsi="PingFang SC"/>
+                <w:color w:val="1C1A18"/>
+                <w:sz w:val="22"/>
+                <w:szCs w:val="22"/>
+              </w:rPr>
+              <w:t xml:space="preserve">概念与谓词即业务契约 + 单值约束自动检冲突 + 本体图可视化</w:t>
+            </w:r>
+          </w:p>
+        </w:tc>
+      </w:tr>
+      <w:tr>
+        <w:tc>
+          <w:tcPr>
+            <w:tcW w:type="dxa" w:w="2600"/>
+            <w:tcBorders>
+              <w:top w:val="single" w:color="DDD9D3" w:sz="1"/>
+              <w:left w:val="single" w:color="DDD9D3" w:sz="1"/>
+              <w:bottom w:val="single" w:color="DDD9D3" w:sz="1"/>
+              <w:right w:val="single" w:color="DDD9D3" w:sz="1"/>
+            </w:tcBorders>
+            <w:tcMar>
+              <w:top w:type="dxa" w:w="60"/>
+              <w:left w:type="dxa" w:w="100"/>
+              <w:bottom w:type="dxa" w:w="60"/>
+              <w:right w:type="dxa" w:w="100"/>
+            </w:tcMar>
+          </w:tcPr>
+          <w:p>
+            <w:r>
+              <w:rPr>
+                <w:rFonts w:ascii="PingFang SC" w:cs="PingFang SC" w:eastAsia="PingFang SC" w:hAnsi="PingFang SC"/>
+                <w:color w:val="1C1A18"/>
+                <w:sz w:val="22"/>
+                <w:szCs w:val="22"/>
+              </w:rPr>
+              <w:t xml:space="preserve">技术调研 / 竞品分析</w:t>
+            </w:r>
+          </w:p>
+        </w:tc>
+        <w:tc>
+          <w:tcPr>
+            <w:tcW w:type="dxa" w:w="1400"/>
+            <w:tcBorders>
+              <w:top w:val="single" w:color="DDD9D3" w:sz="1"/>
+              <w:left w:val="single" w:color="DDD9D3" w:sz="1"/>
+              <w:bottom w:val="single" w:color="DDD9D3" w:sz="1"/>
+              <w:right w:val="single" w:color="DDD9D3" w:sz="1"/>
+            </w:tcBorders>
+            <w:tcMar>
+              <w:top w:type="dxa" w:w="60"/>
+              <w:left w:type="dxa" w:w="100"/>
+              <w:bottom w:type="dxa" w:w="60"/>
+              <w:right w:type="dxa" w:w="100"/>
+            </w:tcMar>
+          </w:tcPr>
+          <w:p>
+            <w:r>
+              <w:rPr>
+                <w:rFonts w:ascii="PingFang SC" w:cs="PingFang SC" w:eastAsia="PingFang SC" w:hAnsi="PingFang SC"/>
+                <w:color w:val="1C1A18"/>
+                <w:sz w:val="22"/>
+                <w:szCs w:val="22"/>
+              </w:rPr>
+              <w:t xml:space="preserve">高</w:t>
+            </w:r>
+          </w:p>
+        </w:tc>
+        <w:tc>
+          <w:tcPr>
+            <w:tcW w:type="dxa" w:w="5936"/>
+            <w:tcBorders>
+              <w:top w:val="single" w:color="DDD9D3" w:sz="1"/>
+              <w:left w:val="single" w:color="DDD9D3" w:sz="1"/>
+              <w:bottom w:val="single" w:color="DDD9D3" w:sz="1"/>
+              <w:right w:val="single" w:color="DDD9D3" w:sz="1"/>
+            </w:tcBorders>
+            <w:tcMar>
+              <w:top w:type="dxa" w:w="60"/>
+              <w:left w:type="dxa" w:w="100"/>
+              <w:bottom w:type="dxa" w:w="60"/>
+              <w:right w:type="dxa" w:w="100"/>
+            </w:tcMar>
+          </w:tcPr>
+          <w:p>
+            <w:r>
+              <w:rPr>
+                <w:rFonts w:ascii="PingFang SC" w:cs="PingFang SC" w:eastAsia="PingFang SC" w:hAnsi="PingFang SC"/>
+                <w:color w:val="1C1A18"/>
+                <w:sz w:val="22"/>
+                <w:szCs w:val="22"/>
+              </w:rPr>
+              <w:t xml:space="preserve">结论带出处 + 矛盾自动报出 + 多轮积累不丢失</w:t>
+            </w:r>
+          </w:p>
+        </w:tc>
+      </w:tr>
+      <w:tr>
+        <w:tc>
+          <w:tcPr>
+            <w:tcW w:type="dxa" w:w="2600"/>
+            <w:tcBorders>
+              <w:top w:val="single" w:color="DDD9D3" w:sz="1"/>
+              <w:left w:val="single" w:color="DDD9D3" w:sz="1"/>
+              <w:bottom w:val="single" w:color="DDD9D3" w:sz="1"/>
+              <w:right w:val="single" w:color="DDD9D3" w:sz="1"/>
+            </w:tcBorders>
+            <w:tcMar>
+              <w:top w:type="dxa" w:w="60"/>
+              <w:left w:type="dxa" w:w="100"/>
+              <w:bottom w:type="dxa" w:w="60"/>
+              <w:right w:type="dxa" w:w="100"/>
+            </w:tcMar>
+          </w:tcPr>
+          <w:p>
+            <w:r>
+              <w:rPr>
+                <w:rFonts w:ascii="PingFang SC" w:cs="PingFang SC" w:eastAsia="PingFang SC" w:hAnsi="PingFang SC"/>
+                <w:color w:val="1C1A18"/>
+                <w:sz w:val="22"/>
+                <w:szCs w:val="22"/>
+              </w:rPr>
+              <w:t xml:space="preserve">大规模知识图谱构建</w:t>
+            </w:r>
+          </w:p>
+        </w:tc>
+        <w:tc>
+          <w:tcPr>
+            <w:tcW w:type="dxa" w:w="1400"/>
+            <w:tcBorders>
+              <w:top w:val="single" w:color="DDD9D3" w:sz="1"/>
+              <w:left w:val="single" w:color="DDD9D3" w:sz="1"/>
+              <w:bottom w:val="single" w:color="DDD9D3" w:sz="1"/>
+              <w:right w:val="single" w:color="DDD9D3" w:sz="1"/>
+            </w:tcBorders>
+            <w:tcMar>
+              <w:top w:type="dxa" w:w="60"/>
+              <w:left w:type="dxa" w:w="100"/>
+              <w:bottom w:type="dxa" w:w="60"/>
+              <w:right w:type="dxa" w:w="100"/>
+            </w:tcMar>
+          </w:tcPr>
+          <w:p>
+            <w:r>
+              <w:rPr>
+                <w:rFonts w:ascii="PingFang SC" w:cs="PingFang SC" w:eastAsia="PingFang SC" w:hAnsi="PingFang SC"/>
+                <w:color w:val="1C1A18"/>
+                <w:sz w:val="22"/>
+                <w:szCs w:val="22"/>
+              </w:rPr>
+              <w:t xml:space="preserve">低</w:t>
+            </w:r>
+          </w:p>
+        </w:tc>
+        <w:tc>
+          <w:tcPr>
+            <w:tcW w:type="dxa" w:w="5936"/>
+            <w:tcBorders>
+              <w:top w:val="single" w:color="DDD9D3" w:sz="1"/>
+              <w:left w:val="single" w:color="DDD9D3" w:sz="1"/>
+              <w:bottom w:val="single" w:color="DDD9D3" w:sz="1"/>
+              <w:right w:val="single" w:color="DDD9D3" w:sz="1"/>
+            </w:tcBorders>
+            <w:tcMar>
+              <w:top w:type="dxa" w:w="60"/>
+              <w:left w:type="dxa" w:w="100"/>
+              <w:bottom w:type="dxa" w:w="60"/>
+              <w:right w:type="dxa" w:w="100"/>
+            </w:tcMar>
+          </w:tcPr>
+          <w:p>
+            <w:r>
+              <w:rPr>
+                <w:rFonts w:ascii="PingFang SC" w:cs="PingFang SC" w:eastAsia="PingFang SC" w:hAnsi="PingFang SC"/>
+                <w:color w:val="1C1A18"/>
+                <w:sz w:val="22"/>
+                <w:szCs w:val="22"/>
+              </w:rPr>
+              <w:t xml:space="preserve">这是项目级工具，不是基础设施</w:t>
+            </w:r>
+          </w:p>
+        </w:tc>
+      </w:tr>
+      <w:tr>
+        <w:tc>
+          <w:tcPr>
+            <w:tcW w:type="dxa" w:w="2600"/>
+            <w:tcBorders>
+              <w:top w:val="single" w:color="DDD9D3" w:sz="1"/>
+              <w:left w:val="single" w:color="DDD9D3" w:sz="1"/>
+              <w:bottom w:val="single" w:color="DDD9D3" w:sz="1"/>
+              <w:right w:val="single" w:color="DDD9D3" w:sz="1"/>
+            </w:tcBorders>
+            <w:tcMar>
+              <w:top w:type="dxa" w:w="60"/>
+              <w:left w:type="dxa" w:w="100"/>
+              <w:bottom w:type="dxa" w:w="60"/>
+              <w:right w:type="dxa" w:w="100"/>
+            </w:tcMar>
+          </w:tcPr>
+          <w:p>
+            <w:r>
+              <w:rPr>
+                <w:rFonts w:ascii="PingFang SC" w:cs="PingFang SC" w:eastAsia="PingFang SC" w:hAnsi="PingFang SC"/>
+                <w:color w:val="1C1A18"/>
+                <w:sz w:val="22"/>
+                <w:szCs w:val="22"/>
+              </w:rPr>
+              <w:t xml:space="preserve">日常代码生成</w:t>
+            </w:r>
+          </w:p>
+        </w:tc>
+        <w:tc>
+          <w:tcPr>
+            <w:tcW w:type="dxa" w:w="1400"/>
+            <w:tcBorders>
+              <w:top w:val="single" w:color="DDD9D3" w:sz="1"/>
+              <w:left w:val="single" w:color="DDD9D3" w:sz="1"/>
+              <w:bottom w:val="single" w:color="DDD9D3" w:sz="1"/>
+              <w:right w:val="single" w:color="DDD9D3" w:sz="1"/>
+            </w:tcBorders>
+            <w:tcMar>
+              <w:top w:type="dxa" w:w="60"/>
+              <w:left w:type="dxa" w:w="100"/>
+              <w:bottom w:type="dxa" w:w="60"/>
+              <w:right w:type="dxa" w:w="100"/>
+            </w:tcMar>
+          </w:tcPr>
+          <w:p>
+            <w:r>
+              <w:rPr>
+                <w:rFonts w:ascii="PingFang SC" w:cs="PingFang SC" w:eastAsia="PingFang SC" w:hAnsi="PingFang SC"/>
+                <w:color w:val="1C1A18"/>
+                <w:sz w:val="22"/>
+                <w:szCs w:val="22"/>
+              </w:rPr>
+              <w:t xml:space="preserve">不适用</w:t>
+            </w:r>
+          </w:p>
+        </w:tc>
+        <w:tc>
+          <w:tcPr>
+            <w:tcW w:type="dxa" w:w="5936"/>
+            <w:tcBorders>
+              <w:top w:val="single" w:color="DDD9D3" w:sz="1"/>
+              <w:left w:val="single" w:color="DDD9D3" w:sz="1"/>
+              <w:bottom w:val="single" w:color="DDD9D3" w:sz="1"/>
+              <w:right w:val="single" w:color="DDD9D3" w:sz="1"/>
+            </w:tcBorders>
+            <w:tcMar>
+              <w:top w:type="dxa" w:w="60"/>
+              <w:left w:type="dxa" w:w="100"/>
+              <w:bottom w:type="dxa" w:w="60"/>
+              <w:right w:type="dxa" w:w="100"/>
+            </w:tcMar>
+          </w:tcPr>
+          <w:p>
+            <w:r>
+              <w:rPr>
+                <w:rFonts w:ascii="PingFang SC" w:cs="PingFang SC" w:eastAsia="PingFang SC" w:hAnsi="PingFang SC"/>
+                <w:color w:val="1C1A18"/>
+                <w:sz w:val="22"/>
+                <w:szCs w:val="22"/>
+              </w:rPr>
+              <w:t xml:space="preserve">它是认识论工作台，Code Copilot 的活它不干</w:t>
+            </w:r>
+          </w:p>
+        </w:tc>
+      </w:tr>
+    </w:tbl>
+    <w:p>
+      <w:pPr>
+        <w:spacing w:after="160" w:line="340"/>
+      </w:pPr>
+      <w:r>
+        <w:rPr>
+          <w:rFonts w:ascii="PingFang SC" w:cs="PingFang SC" w:eastAsia="PingFang SC" w:hAnsi="PingFang SC"/>
+          <w:color w:val="1C1A18"/>
+          <w:sz w:val="22"/>
+          <w:szCs w:val="22"/>
+        </w:rPr>
+        <w:t xml:space="preserve"/>
+      </w:r>
+    </w:p>
+    <w:p>
+      <w:pPr>
+        <w:spacing w:after="80" w:before="200"/>
+        <w:jc w:val="center"/>
+      </w:pPr>
+      <w:r>
+        <w:drawing>
+          <wp:inline distT="0" distB="0" distL="0" distR="0">
+            <wp:extent cx="620" cy="747"/>
+            <wp:effectExtent t="0" r="0" b="0" l="0"/>
+            <wp:docPr id="1" name="docs/marketing/zhihu/images/panel-worldlines.png" descr="docs/marketing/zhihu/images/panel-worldlines.png" title="docs/marketing/zhihu/images/panel-worldlines.png"/>
+            <wp:cNvGraphicFramePr>
+              <a:graphicFrameLocks xmlns:a="http://schemas.openxmlformats.org/drawingml/2006/main" noChangeAspect="1"/>
+            </wp:cNvGraphicFramePr>
+            <a:graphic xmlns:a="http://schemas.openxmlformats.org/drawingml/2006/main">
+              <a:graphicData uri="http://schemas.openxmlformats.org/drawingml/2006/picture">
+                <pic:pic xmlns:pic="http://schemas.openxmlformats.org/drawingml/2006/picture">
+                  <pic:nvPicPr>
+                    <pic:cNvPr id="0" name="" descr=""/>
+                    <pic:cNvPicPr>
+                      <a:picLocks noChangeAspect="1" noChangeArrowheads="1"/>
+                    </pic:cNvPicPr>
+                  </pic:nvPicPr>
+                  <pic:blipFill>
+                    <a:blip r:embed="rId16" cstate="none"/>
+                    <a:srcRect/>
+                    <a:stretch>
+                      <a:fillRect/>
+                    </a:stretch>
+                  </pic:blipFill>
+                  <pic:spPr bwMode="auto">
+                    <a:xfrm>
+                      <a:off x="0" y="0"/>
+                      <a:ext cx="620" cy="747"/>
+                    </a:xfrm>
+                    <a:prstGeom prst="rect">
+                      <a:avLst/>
+                    </a:prstGeom>
+                  </pic:spPr>
+                </pic:pic>
+              </a:graphicData>
+            </a:graphic>
+          </wp:inline>
+        </w:drawing>
+      </w:r>
+    </w:p>
+    <w:p>
+      <w:pPr>
+        <w:spacing w:after="240"/>
+        <w:jc w:val="center"/>
+      </w:pPr>
+      <w:r>
+        <w:rPr>
+          <w:rFonts w:ascii="PingFang SC" w:cs="PingFang SC" w:eastAsia="PingFang SC" w:hAnsi="PingFang SC"/>
+          <w:color w:val="6B6862"/>
+          <w:sz w:val="20"/>
+          <w:szCs w:val="20"/>
+        </w:rPr>
+        <w:t xml:space="preserve">世界树：计划的拓扑与闸门——脊柱步、叉开的车道、收敛点、要你拍板的那一下</w:t>
+      </w:r>
+    </w:p>
+    <w:p>
+      <w:pPr>
+        <w:pStyle w:val="Heading2"/>
+        <w:pBdr>
+          <w:bottom w:val="single" w:color="2E75B6" w:sz="4" w:space="4"/>
+        </w:pBdr>
+        <w:spacing w:after="200" w:before="400"/>
+      </w:pPr>
+      <w:r>
+        <w:rPr>
+          <w:rFonts w:ascii="PingFang SC" w:cs="PingFang SC" w:eastAsia="PingFang SC" w:hAnsi="PingFang SC"/>
+          <w:b/>
+          <w:bCs/>
+          <w:color w:val="1C1A18"/>
+          <w:sz w:val="30"/>
+          <w:szCs w:val="30"/>
+        </w:rPr>
         <w:t xml:space="preserve">10、五分钟上手</w:t>
       </w:r>
     </w:p>
@@ -4695,7 +4945,106 @@
           <w:sz w:val="22"/>
           <w:szCs w:val="22"/>
         </w:rPr>
-        <w:t xml:space="preserve">装完重启 dsh web（插件两半在运行中的进程里按 URL 缓存），新建会话选 ClearAI 预设。</w:t>
+        <w:t xml:space="preserve">装完重启 </w:t>
+      </w:r>
+      <w:r>
+        <w:rPr>
+          <w:rFonts w:ascii="PingFang SC" w:cs="PingFang SC" w:eastAsia="PingFang SC" w:hAnsi="PingFang SC"/>
+          <w:color w:val="1C1A18"/>
+          <w:sz w:val="22"/>
+          <w:szCs w:val="22"/>
+        </w:rPr>
+        <w:t xml:space="preserve">dsh web</w:t>
+      </w:r>
+      <w:r>
+        <w:rPr>
+          <w:rFonts w:ascii="PingFang SC" w:cs="PingFang SC" w:eastAsia="PingFang SC" w:hAnsi="PingFang SC"/>
+          <w:color w:val="1C1A18"/>
+          <w:sz w:val="22"/>
+          <w:szCs w:val="22"/>
+        </w:rPr>
+        <w:t xml:space="preserve">（插件两半在运行中的进程里按 URL 缓存）。然后</w:t>
+      </w:r>
+      <w:r>
+        <w:rPr>
+          <w:rFonts w:ascii="PingFang SC" w:cs="PingFang SC" w:eastAsia="PingFang SC" w:hAnsi="PingFang SC"/>
+          <w:b/>
+          <w:bCs/>
+          <w:color w:val="1C1A18"/>
+          <w:sz w:val="22"/>
+          <w:szCs w:val="22"/>
+        </w:rPr>
+        <w:t xml:space="preserve">新建会话，点顶部的模式名，在预设列表里切换到 ClearAI</w:t>
+      </w:r>
+      <w:r>
+        <w:rPr>
+          <w:rFonts w:ascii="PingFang SC" w:cs="PingFang SC" w:eastAsia="PingFang SC" w:hAnsi="PingFang SC"/>
+          <w:color w:val="1C1A18"/>
+          <w:sz w:val="22"/>
+          <w:szCs w:val="22"/>
+        </w:rPr>
+        <w:t xml:space="preserve">——这是关键一步：默认的「标准模式」不会挂载认识论循环。ClearAI 的卡片描述就一句：「利用认识论循环构建可信本体。Build a trustworthy ontology through the epistemic loop.」</w:t>
+      </w:r>
+    </w:p>
+    <w:p>
+      <w:pPr>
+        <w:spacing w:after="80" w:before="200"/>
+        <w:jc w:val="center"/>
+      </w:pPr>
+      <w:r>
+        <w:drawing>
+          <wp:inline distT="0" distB="0" distL="0" distR="0">
+            <wp:extent cx="880" cy="550"/>
+            <wp:effectExtent t="0" r="0" b="0" l="0"/>
+            <wp:docPr id="1" name="docs/marketing/zhihu/images/jepa-ontology.png" descr="docs/marketing/zhihu/images/jepa-ontology.png" title="docs/marketing/zhihu/images/jepa-ontology.png"/>
+            <wp:cNvGraphicFramePr>
+              <a:graphicFrameLocks xmlns:a="http://schemas.openxmlformats.org/drawingml/2006/main" noChangeAspect="1"/>
+            </wp:cNvGraphicFramePr>
+            <a:graphic xmlns:a="http://schemas.openxmlformats.org/drawingml/2006/main">
+              <a:graphicData uri="http://schemas.openxmlformats.org/drawingml/2006/picture">
+                <pic:pic xmlns:pic="http://schemas.openxmlformats.org/drawingml/2006/picture">
+                  <pic:nvPicPr>
+                    <pic:cNvPr id="0" name="" descr=""/>
+                    <pic:cNvPicPr>
+                      <a:picLocks noChangeAspect="1" noChangeArrowheads="1"/>
+                    </pic:cNvPicPr>
+                  </pic:nvPicPr>
+                  <pic:blipFill>
+                    <a:blip r:embed="rId11" cstate="none"/>
+                    <a:srcRect/>
+                    <a:stretch>
+                      <a:fillRect/>
+                    </a:stretch>
+                  </pic:blipFill>
+                  <pic:spPr bwMode="auto">
+                    <a:xfrm>
+                      <a:off x="0" y="0"/>
+                      <a:ext cx="880" cy="550"/>
+                    </a:xfrm>
+                    <a:prstGeom prst="rect">
+                      <a:avLst/>
+                    </a:prstGeom>
+                  </pic:spPr>
+                </pic:pic>
+              </a:graphicData>
+            </a:graphic>
+          </wp:inline>
+        </w:drawing>
+      </w:r>
+    </w:p>
+    <w:p>
+      <w:pPr>
+        <w:spacing w:after="240"/>
+        <w:jc w:val="center"/>
+      </w:pPr>
+      <w:r>
+        <w:rPr>
+          <w:rFonts w:ascii="PingFang SC" w:cs="PingFang SC" w:eastAsia="PingFang SC" w:hAnsi="PingFang SC"/>
+          <w:color w:val="6B6862"/>
+          <w:sz w:val="20"/>
+          <w:szCs w:val="20"/>
+        </w:rPr>
+        <w:t xml:space="preserve">切到 ClearAI 模式之后，研究会在循环里长出本体——这是真跑会话的投影（23 个节点、18 条边）</w:t>
       </w:r>
     </w:p>
     <w:p>
@@ -4710,6 +5059,67 @@
           <w:szCs w:val="22"/>
         </w:rPr>
         <w:t xml:space="preserve">发第一句话之前想好你的领域大概有哪几个概念。不用想全——词汇增量登记，漏了随时补。然后正常对话。该验证的时候系统走循环；该你裁决的时候（冲突、计划审阅），它在面板上等你。</w:t>
+      </w:r>
+    </w:p>
+    <w:p>
+      <w:pPr>
+        <w:spacing w:after="80" w:before="200"/>
+        <w:jc w:val="center"/>
+      </w:pPr>
+      <w:r>
+        <w:drawing>
+          <wp:inline distT="0" distB="0" distL="0" distR="0">
+            <wp:extent cx="620" cy="747"/>
+            <wp:effectExtent t="0" r="0" b="0" l="0"/>
+            <wp:docPr id="1" name="docs/marketing/zhihu/images/panel-deliverables.png" descr="docs/marketing/zhihu/images/panel-deliverables.png" title="docs/marketing/zhihu/images/panel-deliverables.png"/>
+            <wp:cNvGraphicFramePr>
+              <a:graphicFrameLocks xmlns:a="http://schemas.openxmlformats.org/drawingml/2006/main" noChangeAspect="1"/>
+            </wp:cNvGraphicFramePr>
+            <a:graphic xmlns:a="http://schemas.openxmlformats.org/drawingml/2006/main">
+              <a:graphicData uri="http://schemas.openxmlformats.org/drawingml/2006/picture">
+                <pic:pic xmlns:pic="http://schemas.openxmlformats.org/drawingml/2006/picture">
+                  <pic:nvPicPr>
+                    <pic:cNvPr id="0" name="" descr=""/>
+                    <pic:cNvPicPr>
+                      <a:picLocks noChangeAspect="1" noChangeArrowheads="1"/>
+                    </pic:cNvPicPr>
+                  </pic:nvPicPr>
+                  <pic:blipFill>
+                    <a:blip r:embed="rId17" cstate="none"/>
+                    <a:srcRect/>
+                    <a:stretch>
+                      <a:fillRect/>
+                    </a:stretch>
+                  </pic:blipFill>
+                  <pic:spPr bwMode="auto">
+                    <a:xfrm>
+                      <a:off x="0" y="0"/>
+                      <a:ext cx="620" cy="747"/>
+                    </a:xfrm>
+                    <a:prstGeom prst="rect">
+                      <a:avLst/>
+                    </a:prstGeom>
+                  </pic:spPr>
+                </pic:pic>
+              </a:graphicData>
+            </a:graphic>
+          </wp:inline>
+        </w:drawing>
+      </w:r>
+    </w:p>
+    <w:p>
+      <w:pPr>
+        <w:spacing w:after="240"/>
+        <w:jc w:val="center"/>
+      </w:pPr>
+      <w:r>
+        <w:rPr>
+          <w:rFonts w:ascii="PingFang SC" w:cs="PingFang SC" w:eastAsia="PingFang SC" w:hAnsi="PingFang SC"/>
+          <w:color w:val="6B6862"/>
+          <w:sz w:val="20"/>
+          <w:szCs w:val="20"/>
+        </w:rPr>
+        <w:t xml:space="preserve">产物格：计划的声明交付与盘上真有的分开摆——每份产物多少字节、由哪一步交的，一眼可查</w:t>
       </w:r>
     </w:p>
     <w:p>
@@ -4931,7 +5341,7 @@
           <w:sz w:val="22"/>
           <w:szCs w:val="22"/>
         </w:rPr>
-        <w:t xml:space="preserve">13,000 行代码。29 个工具。44 种事件。1372 条断言。每一行都在回答同一个问题：</w:t>
+        <w:t xml:space="preserve">14,500 行代码。29 个工具。50 种事件。1618 条断言。每一行都在回答同一个问题：</w:t>
       </w:r>
     </w:p>
     <w:p>
